--- a/Project/Documentation.docx
+++ b/Project/Documentation.docx
@@ -4965,21 +4965,7 @@
         <w:rPr>
           <w:rFonts w:ascii="Times New Roman" w:hAnsi="Times New Roman" w:cs="Times New Roman"/>
         </w:rPr>
-        <w:t xml:space="preserve">Start </w:t>
-      </w:r>
-      <w:proofErr w:type="gramStart"/>
-      <w:r>
-        <w:rPr>
-          <w:rFonts w:ascii="Times New Roman" w:hAnsi="Times New Roman" w:cs="Times New Roman"/>
-        </w:rPr>
-        <w:t>loop</w:t>
-      </w:r>
-      <w:proofErr w:type="gramEnd"/>
-      <w:r>
-        <w:rPr>
-          <w:rFonts w:ascii="Times New Roman" w:hAnsi="Times New Roman" w:cs="Times New Roman"/>
-        </w:rPr>
-        <w:t xml:space="preserve"> every 10 seconds:</w:t>
+        <w:t>Start loop every 10 seconds:</w:t>
       </w:r>
     </w:p>
     <w:p>
@@ -5298,37 +5284,8 @@
         <w:t>Model Architecture</w:t>
       </w:r>
       <w:r>
-        <w:t xml:space="preserve">: 2D input → </w:t>
-      </w:r>
-      <w:proofErr w:type="gramStart"/>
-      <w:r>
-        <w:t>Dense(</w:t>
-      </w:r>
-      <w:proofErr w:type="gramEnd"/>
-      <w:r>
-        <w:t xml:space="preserve">32) → Dropout → </w:t>
-      </w:r>
-      <w:proofErr w:type="gramStart"/>
-      <w:r>
-        <w:t>Dense(</w:t>
-      </w:r>
-      <w:proofErr w:type="gramEnd"/>
-      <w:r>
-        <w:t xml:space="preserve">16) → Dropout → </w:t>
-      </w:r>
-      <w:proofErr w:type="gramStart"/>
-      <w:r>
-        <w:t>Dense(</w:t>
-      </w:r>
-      <w:proofErr w:type="gramEnd"/>
-      <w:r>
-        <w:t>1, sigmoid</w:t>
-      </w:r>
-      <w:proofErr w:type="gramStart"/>
-      <w:r>
-        <w:t>)</w:t>
-      </w:r>
-      <w:proofErr w:type="gramEnd"/>
+        <w:t>: 2D input → Dense(32) → Dropout → Dense(16) → Dropout → Dense(1, sigmoid)</w:t>
+      </w:r>
     </w:p>
     <w:p>
       <w:pPr>
@@ -5364,13 +5321,8 @@
         </w:rPr>
         <w:t>Deployment</w:t>
       </w:r>
-      <w:proofErr w:type="gramStart"/>
-      <w:r>
-        <w:t>: .tflite</w:t>
-      </w:r>
-      <w:proofErr w:type="gramEnd"/>
-      <w:r>
-        <w:t xml:space="preserve"> → .h array using xxd tool.</w:t>
+      <w:r>
+        <w:t>: .tflite → .h array using xxd tool.</w:t>
       </w:r>
     </w:p>
     <w:p>
@@ -5704,17 +5656,8 @@
           <w:rFonts w:ascii="Times New Roman" w:hAnsi="Times New Roman" w:cs="Times New Roman"/>
           <w:lang w:val="en-PK"/>
         </w:rPr>
-        <w:t>const char* ssid = "NTU FSD</w:t>
-      </w:r>
-      <w:proofErr w:type="gramStart"/>
-      <w:r>
-        <w:rPr>
-          <w:rFonts w:ascii="Times New Roman" w:hAnsi="Times New Roman" w:cs="Times New Roman"/>
-          <w:lang w:val="en-PK"/>
-        </w:rPr>
-        <w:t>";</w:t>
-      </w:r>
-      <w:proofErr w:type="gramEnd"/>
+        <w:t>const char* ssid = "NTU FSD";</w:t>
+      </w:r>
     </w:p>
     <w:p>
       <w:pPr>
@@ -5729,17 +5672,8 @@
           <w:rFonts w:ascii="Times New Roman" w:hAnsi="Times New Roman" w:cs="Times New Roman"/>
           <w:lang w:val="en-PK"/>
         </w:rPr>
-        <w:t>const char* password = "</w:t>
-      </w:r>
-      <w:proofErr w:type="gramStart"/>
-      <w:r>
-        <w:rPr>
-          <w:rFonts w:ascii="Times New Roman" w:hAnsi="Times New Roman" w:cs="Times New Roman"/>
-          <w:lang w:val="en-PK"/>
-        </w:rPr>
-        <w:t>";</w:t>
-      </w:r>
-      <w:proofErr w:type="gramEnd"/>
+        <w:t>const char* password = "";</w:t>
+      </w:r>
     </w:p>
     <w:p>
       <w:pPr>
@@ -5754,17 +5688,8 @@
           <w:rFonts w:ascii="Times New Roman" w:hAnsi="Times New Roman" w:cs="Times New Roman"/>
           <w:lang w:val="en-PK"/>
         </w:rPr>
-        <w:t>const String USER_UID = "NN4WDAbitlXXPefpPi8BFmL0etV2</w:t>
-      </w:r>
-      <w:proofErr w:type="gramStart"/>
-      <w:r>
-        <w:rPr>
-          <w:rFonts w:ascii="Times New Roman" w:hAnsi="Times New Roman" w:cs="Times New Roman"/>
-          <w:lang w:val="en-PK"/>
-        </w:rPr>
-        <w:t>";</w:t>
-      </w:r>
-      <w:proofErr w:type="gramEnd"/>
+        <w:t>const String USER_UID = "NN4WDAbitlXXPefpPi8BFmL0etV2";</w:t>
+      </w:r>
     </w:p>
     <w:p>
       <w:pPr>
@@ -5804,17 +5729,8 @@
           <w:rFonts w:ascii="Times New Roman" w:hAnsi="Times New Roman" w:cs="Times New Roman"/>
           <w:lang w:val="en-PK"/>
         </w:rPr>
-        <w:t>const String FIREBASE_HOST = "senseai-db-a95b9-default-rtdb.firebaseio.com</w:t>
-      </w:r>
-      <w:proofErr w:type="gramStart"/>
-      <w:r>
-        <w:rPr>
-          <w:rFonts w:ascii="Times New Roman" w:hAnsi="Times New Roman" w:cs="Times New Roman"/>
-          <w:lang w:val="en-PK"/>
-        </w:rPr>
-        <w:t>";</w:t>
-      </w:r>
-      <w:proofErr w:type="gramEnd"/>
+        <w:t>const String FIREBASE_HOST = "senseai-db-a95b9-default-rtdb.firebaseio.com";</w:t>
+      </w:r>
     </w:p>
     <w:p>
       <w:pPr>
@@ -5829,17 +5745,8 @@
           <w:rFonts w:ascii="Times New Roman" w:hAnsi="Times New Roman" w:cs="Times New Roman"/>
           <w:lang w:val="en-PK"/>
         </w:rPr>
-        <w:t>const String FIREBASE_AUTH = "bpS289o5XH3TEcst0m4wIlaEbt4F95f6gRwxWIVI</w:t>
-      </w:r>
-      <w:proofErr w:type="gramStart"/>
-      <w:r>
-        <w:rPr>
-          <w:rFonts w:ascii="Times New Roman" w:hAnsi="Times New Roman" w:cs="Times New Roman"/>
-          <w:lang w:val="en-PK"/>
-        </w:rPr>
-        <w:t>";</w:t>
-      </w:r>
-      <w:proofErr w:type="gramEnd"/>
+        <w:t>const String FIREBASE_AUTH = "bpS289o5XH3TEcst0m4wIlaEbt4F95f6gRwxWIVI";</w:t>
+      </w:r>
     </w:p>
     <w:p>
       <w:pPr>
@@ -5854,17 +5761,8 @@
           <w:rFonts w:ascii="Times New Roman" w:hAnsi="Times New Roman" w:cs="Times New Roman"/>
           <w:lang w:val="en-PK"/>
         </w:rPr>
-        <w:t>const String FIREBASE_PATH = "/users/" + USER_UID + "/rawSensorData.json</w:t>
-      </w:r>
-      <w:proofErr w:type="gramStart"/>
-      <w:r>
-        <w:rPr>
-          <w:rFonts w:ascii="Times New Roman" w:hAnsi="Times New Roman" w:cs="Times New Roman"/>
-          <w:lang w:val="en-PK"/>
-        </w:rPr>
-        <w:t>";</w:t>
-      </w:r>
-      <w:proofErr w:type="gramEnd"/>
+        <w:t>const String FIREBASE_PATH = "/users/" + USER_UID + "/rawSensorData.json";</w:t>
+      </w:r>
     </w:p>
     <w:p>
       <w:pPr>
@@ -5961,17 +5859,8 @@
           <w:rFonts w:ascii="Times New Roman" w:hAnsi="Times New Roman" w:cs="Times New Roman"/>
           <w:lang w:val="en-PK"/>
         </w:rPr>
-        <w:t xml:space="preserve">MAX30105 </w:t>
-      </w:r>
-      <w:proofErr w:type="gramStart"/>
-      <w:r>
-        <w:rPr>
-          <w:rFonts w:ascii="Times New Roman" w:hAnsi="Times New Roman" w:cs="Times New Roman"/>
-          <w:lang w:val="en-PK"/>
-        </w:rPr>
-        <w:t>pulseSensor;</w:t>
-      </w:r>
-      <w:proofErr w:type="gramEnd"/>
+        <w:t>MAX30105 pulseSensor;</w:t>
+      </w:r>
     </w:p>
     <w:p>
       <w:pPr>
@@ -5986,33 +5875,8 @@
           <w:rFonts w:ascii="Times New Roman" w:hAnsi="Times New Roman" w:cs="Times New Roman"/>
           <w:lang w:val="en-PK"/>
         </w:rPr>
-        <w:t xml:space="preserve">Adafruit_ADXL345_Unified </w:t>
-      </w:r>
-      <w:proofErr w:type="gramStart"/>
-      <w:r>
-        <w:rPr>
-          <w:rFonts w:ascii="Times New Roman" w:hAnsi="Times New Roman" w:cs="Times New Roman"/>
-          <w:lang w:val="en-PK"/>
-        </w:rPr>
-        <w:t>accel(</w:t>
-      </w:r>
-      <w:proofErr w:type="gramEnd"/>
-      <w:r>
-        <w:rPr>
-          <w:rFonts w:ascii="Times New Roman" w:hAnsi="Times New Roman" w:cs="Times New Roman"/>
-          <w:lang w:val="en-PK"/>
-        </w:rPr>
-        <w:t>12345</w:t>
-      </w:r>
-      <w:proofErr w:type="gramStart"/>
-      <w:r>
-        <w:rPr>
-          <w:rFonts w:ascii="Times New Roman" w:hAnsi="Times New Roman" w:cs="Times New Roman"/>
-          <w:lang w:val="en-PK"/>
-        </w:rPr>
-        <w:t>);</w:t>
-      </w:r>
-      <w:proofErr w:type="gramEnd"/>
+        <w:t>Adafruit_ADXL345_Unified accel(12345);</w:t>
+      </w:r>
     </w:p>
     <w:p>
       <w:pPr>
@@ -6027,17 +5891,8 @@
           <w:rFonts w:ascii="Times New Roman" w:hAnsi="Times New Roman" w:cs="Times New Roman"/>
           <w:lang w:val="en-PK"/>
         </w:rPr>
-        <w:t xml:space="preserve">ClosedCube_MAX30205 </w:t>
-      </w:r>
-      <w:proofErr w:type="gramStart"/>
-      <w:r>
-        <w:rPr>
-          <w:rFonts w:ascii="Times New Roman" w:hAnsi="Times New Roman" w:cs="Times New Roman"/>
-          <w:lang w:val="en-PK"/>
-        </w:rPr>
-        <w:t>tempSensor;</w:t>
-      </w:r>
-      <w:proofErr w:type="gramEnd"/>
+        <w:t>ClosedCube_MAX30205 tempSensor;</w:t>
+      </w:r>
     </w:p>
     <w:p>
       <w:pPr>
@@ -6061,49 +5916,8 @@
           <w:rFonts w:ascii="Times New Roman" w:hAnsi="Times New Roman" w:cs="Times New Roman"/>
           <w:lang w:val="en-PK"/>
         </w:rPr>
-        <w:t xml:space="preserve">uint32_t </w:t>
-      </w:r>
-      <w:proofErr w:type="gramStart"/>
-      <w:r>
-        <w:rPr>
-          <w:rFonts w:ascii="Times New Roman" w:hAnsi="Times New Roman" w:cs="Times New Roman"/>
-          <w:lang w:val="en-PK"/>
-        </w:rPr>
-        <w:t>irBuf[</w:t>
-      </w:r>
-      <w:proofErr w:type="gramEnd"/>
-      <w:r>
-        <w:rPr>
-          <w:rFonts w:ascii="Times New Roman" w:hAnsi="Times New Roman" w:cs="Times New Roman"/>
-          <w:lang w:val="en-PK"/>
-        </w:rPr>
-        <w:t xml:space="preserve">BUFFER_SIZE], </w:t>
-      </w:r>
-      <w:proofErr w:type="gramStart"/>
-      <w:r>
-        <w:rPr>
-          <w:rFonts w:ascii="Times New Roman" w:hAnsi="Times New Roman" w:cs="Times New Roman"/>
-          <w:lang w:val="en-PK"/>
-        </w:rPr>
-        <w:t>redBuf[</w:t>
-      </w:r>
-      <w:proofErr w:type="gramEnd"/>
-      <w:r>
-        <w:rPr>
-          <w:rFonts w:ascii="Times New Roman" w:hAnsi="Times New Roman" w:cs="Times New Roman"/>
-          <w:lang w:val="en-PK"/>
-        </w:rPr>
-        <w:t>BUFFER_SIZE</w:t>
-      </w:r>
-      <w:proofErr w:type="gramStart"/>
-      <w:r>
-        <w:rPr>
-          <w:rFonts w:ascii="Times New Roman" w:hAnsi="Times New Roman" w:cs="Times New Roman"/>
-          <w:lang w:val="en-PK"/>
-        </w:rPr>
-        <w:t>];</w:t>
-      </w:r>
-      <w:proofErr w:type="gramEnd"/>
+        <w:t>uint32_t irBuf[BUFFER_SIZE], redBuf[BUFFER_SIZE];</w:t>
+      </w:r>
     </w:p>
     <w:p>
       <w:pPr>
@@ -6143,17 +5957,8 @@
           <w:rFonts w:ascii="Times New Roman" w:hAnsi="Times New Roman" w:cs="Times New Roman"/>
           <w:lang w:val="en-PK"/>
         </w:rPr>
-        <w:t xml:space="preserve">constexpr int kTensorArenaSize = 10 * </w:t>
-      </w:r>
-      <w:proofErr w:type="gramStart"/>
-      <w:r>
-        <w:rPr>
-          <w:rFonts w:ascii="Times New Roman" w:hAnsi="Times New Roman" w:cs="Times New Roman"/>
-          <w:lang w:val="en-PK"/>
-        </w:rPr>
-        <w:t>1024;</w:t>
-      </w:r>
-      <w:proofErr w:type="gramEnd"/>
+        <w:t>constexpr int kTensorArenaSize = 10 * 1024;</w:t>
+      </w:r>
     </w:p>
     <w:p>
       <w:pPr>
@@ -6168,17 +5973,8 @@
           <w:rFonts w:ascii="Times New Roman" w:hAnsi="Times New Roman" w:cs="Times New Roman"/>
           <w:lang w:val="en-PK"/>
         </w:rPr>
-        <w:t>uint8_t tensor_arena[kTensorArenaSize</w:t>
-      </w:r>
-      <w:proofErr w:type="gramStart"/>
-      <w:r>
-        <w:rPr>
-          <w:rFonts w:ascii="Times New Roman" w:hAnsi="Times New Roman" w:cs="Times New Roman"/>
-          <w:lang w:val="en-PK"/>
-        </w:rPr>
-        <w:t>];</w:t>
-      </w:r>
-      <w:proofErr w:type="gramEnd"/>
+        <w:t>uint8_t tensor_arena[kTensorArenaSize];</w:t>
+      </w:r>
     </w:p>
     <w:p>
       <w:pPr>
@@ -6202,33 +5998,8 @@
           <w:rFonts w:ascii="Times New Roman" w:hAnsi="Times New Roman" w:cs="Times New Roman"/>
           <w:lang w:val="en-PK"/>
         </w:rPr>
-        <w:t xml:space="preserve">const </w:t>
-      </w:r>
-      <w:proofErr w:type="gramStart"/>
-      <w:r>
-        <w:rPr>
-          <w:rFonts w:ascii="Times New Roman" w:hAnsi="Times New Roman" w:cs="Times New Roman"/>
-          <w:lang w:val="en-PK"/>
-        </w:rPr>
-        <w:t>tflite::</w:t>
-      </w:r>
-      <w:proofErr w:type="gramEnd"/>
-      <w:r>
-        <w:rPr>
-          <w:rFonts w:ascii="Times New Roman" w:hAnsi="Times New Roman" w:cs="Times New Roman"/>
-          <w:lang w:val="en-PK"/>
-        </w:rPr>
-        <w:t xml:space="preserve">Model* model = </w:t>
-      </w:r>
-      <w:proofErr w:type="gramStart"/>
-      <w:r>
-        <w:rPr>
-          <w:rFonts w:ascii="Times New Roman" w:hAnsi="Times New Roman" w:cs="Times New Roman"/>
-          <w:lang w:val="en-PK"/>
-        </w:rPr>
-        <w:t>nullptr;</w:t>
-      </w:r>
-      <w:proofErr w:type="gramEnd"/>
+        <w:t>const tflite::Model* model = nullptr;</w:t>
+      </w:r>
     </w:p>
     <w:p>
       <w:pPr>
@@ -6238,31 +6009,13 @@
           <w:lang w:val="en-PK"/>
         </w:rPr>
       </w:pPr>
-      <w:proofErr w:type="gramStart"/>
-      <w:r>
-        <w:rPr>
-          <w:rFonts w:ascii="Times New Roman" w:hAnsi="Times New Roman" w:cs="Times New Roman"/>
-          <w:lang w:val="en-PK"/>
-        </w:rPr>
-        <w:t>tflite::</w:t>
-      </w:r>
-      <w:proofErr w:type="gramEnd"/>
-      <w:r>
-        <w:rPr>
-          <w:rFonts w:ascii="Times New Roman" w:hAnsi="Times New Roman" w:cs="Times New Roman"/>
-          <w:lang w:val="en-PK"/>
-        </w:rPr>
-        <w:t xml:space="preserve">MicroInterpreter* interpreter = </w:t>
-      </w:r>
-      <w:proofErr w:type="gramStart"/>
-      <w:r>
-        <w:rPr>
-          <w:rFonts w:ascii="Times New Roman" w:hAnsi="Times New Roman" w:cs="Times New Roman"/>
-          <w:lang w:val="en-PK"/>
-        </w:rPr>
-        <w:t>nullptr;</w:t>
-      </w:r>
-      <w:proofErr w:type="gramEnd"/>
+      <w:r>
+        <w:rPr>
+          <w:rFonts w:ascii="Times New Roman" w:hAnsi="Times New Roman" w:cs="Times New Roman"/>
+          <w:lang w:val="en-PK"/>
+        </w:rPr>
+        <w:t>tflite::MicroInterpreter* interpreter = nullptr;</w:t>
+      </w:r>
     </w:p>
     <w:p>
       <w:pPr>
@@ -6272,31 +6025,13 @@
           <w:lang w:val="en-PK"/>
         </w:rPr>
       </w:pPr>
-      <w:proofErr w:type="gramStart"/>
-      <w:r>
-        <w:rPr>
-          <w:rFonts w:ascii="Times New Roman" w:hAnsi="Times New Roman" w:cs="Times New Roman"/>
-          <w:lang w:val="en-PK"/>
-        </w:rPr>
-        <w:t>tflite::</w:t>
-      </w:r>
-      <w:proofErr w:type="gramEnd"/>
-      <w:r>
-        <w:rPr>
-          <w:rFonts w:ascii="Times New Roman" w:hAnsi="Times New Roman" w:cs="Times New Roman"/>
-          <w:lang w:val="en-PK"/>
-        </w:rPr>
-        <w:t xml:space="preserve">MicroMutableOpResolver&lt;3&gt; </w:t>
-      </w:r>
-      <w:proofErr w:type="gramStart"/>
-      <w:r>
-        <w:rPr>
-          <w:rFonts w:ascii="Times New Roman" w:hAnsi="Times New Roman" w:cs="Times New Roman"/>
-          <w:lang w:val="en-PK"/>
-        </w:rPr>
-        <w:t>resolver;</w:t>
-      </w:r>
-      <w:proofErr w:type="gramEnd"/>
+      <w:r>
+        <w:rPr>
+          <w:rFonts w:ascii="Times New Roman" w:hAnsi="Times New Roman" w:cs="Times New Roman"/>
+          <w:lang w:val="en-PK"/>
+        </w:rPr>
+        <w:t>tflite::MicroMutableOpResolver&lt;3&gt; resolver;</w:t>
+      </w:r>
     </w:p>
     <w:p>
       <w:pPr>
@@ -6311,17 +6046,8 @@
           <w:rFonts w:ascii="Times New Roman" w:hAnsi="Times New Roman" w:cs="Times New Roman"/>
           <w:lang w:val="en-PK"/>
         </w:rPr>
-        <w:t xml:space="preserve">TfLiteTensor* input = </w:t>
-      </w:r>
-      <w:proofErr w:type="gramStart"/>
-      <w:r>
-        <w:rPr>
-          <w:rFonts w:ascii="Times New Roman" w:hAnsi="Times New Roman" w:cs="Times New Roman"/>
-          <w:lang w:val="en-PK"/>
-        </w:rPr>
-        <w:t>nullptr;</w:t>
-      </w:r>
-      <w:proofErr w:type="gramEnd"/>
+        <w:t>TfLiteTensor* input = nullptr;</w:t>
+      </w:r>
     </w:p>
     <w:p>
       <w:pPr>
@@ -6336,17 +6062,8 @@
           <w:rFonts w:ascii="Times New Roman" w:hAnsi="Times New Roman" w:cs="Times New Roman"/>
           <w:lang w:val="en-PK"/>
         </w:rPr>
-        <w:t xml:space="preserve">TfLiteTensor* output = </w:t>
-      </w:r>
-      <w:proofErr w:type="gramStart"/>
-      <w:r>
-        <w:rPr>
-          <w:rFonts w:ascii="Times New Roman" w:hAnsi="Times New Roman" w:cs="Times New Roman"/>
-          <w:lang w:val="en-PK"/>
-        </w:rPr>
-        <w:t>nullptr;</w:t>
-      </w:r>
-      <w:proofErr w:type="gramEnd"/>
+        <w:t>TfLiteTensor* output = nullptr;</w:t>
+      </w:r>
     </w:p>
     <w:p>
       <w:pPr>
@@ -6387,17 +6104,8 @@
           <w:rFonts w:ascii="Times New Roman" w:hAnsi="Times New Roman" w:cs="Times New Roman"/>
           <w:lang w:val="en-PK"/>
         </w:rPr>
-        <w:t xml:space="preserve">const unsigned long SEND_INTERVAL = </w:t>
-      </w:r>
-      <w:proofErr w:type="gramStart"/>
-      <w:r>
-        <w:rPr>
-          <w:rFonts w:ascii="Times New Roman" w:hAnsi="Times New Roman" w:cs="Times New Roman"/>
-          <w:lang w:val="en-PK"/>
-        </w:rPr>
-        <w:t>10000;</w:t>
-      </w:r>
-      <w:proofErr w:type="gramEnd"/>
+        <w:t>const unsigned long SEND_INTERVAL = 10000;</w:t>
+      </w:r>
     </w:p>
     <w:p>
       <w:pPr>
@@ -6412,17 +6120,8 @@
           <w:rFonts w:ascii="Times New Roman" w:hAnsi="Times New Roman" w:cs="Times New Roman"/>
           <w:lang w:val="en-PK"/>
         </w:rPr>
-        <w:t xml:space="preserve">unsigned long lastSendTime = </w:t>
-      </w:r>
-      <w:proofErr w:type="gramStart"/>
-      <w:r>
-        <w:rPr>
-          <w:rFonts w:ascii="Times New Roman" w:hAnsi="Times New Roman" w:cs="Times New Roman"/>
-          <w:lang w:val="en-PK"/>
-        </w:rPr>
-        <w:t>0;</w:t>
-      </w:r>
-      <w:proofErr w:type="gramEnd"/>
+        <w:t>unsigned long lastSendTime = 0;</w:t>
+      </w:r>
     </w:p>
     <w:p>
       <w:pPr>
@@ -6462,17 +6161,8 @@
           <w:rFonts w:ascii="Times New Roman" w:hAnsi="Times New Roman" w:cs="Times New Roman"/>
           <w:lang w:val="en-PK"/>
         </w:rPr>
-        <w:t xml:space="preserve">float X_MIN = -17.0, X_MAX = </w:t>
-      </w:r>
-      <w:proofErr w:type="gramStart"/>
-      <w:r>
-        <w:rPr>
-          <w:rFonts w:ascii="Times New Roman" w:hAnsi="Times New Roman" w:cs="Times New Roman"/>
-          <w:lang w:val="en-PK"/>
-        </w:rPr>
-        <w:t>17.0;</w:t>
-      </w:r>
-      <w:proofErr w:type="gramEnd"/>
+        <w:t>float X_MIN = -17.0, X_MAX = 17.0;</w:t>
+      </w:r>
     </w:p>
     <w:p>
       <w:pPr>
@@ -6487,17 +6177,8 @@
           <w:rFonts w:ascii="Times New Roman" w:hAnsi="Times New Roman" w:cs="Times New Roman"/>
           <w:lang w:val="en-PK"/>
         </w:rPr>
-        <w:t xml:space="preserve">float Y_MIN = -17.0, Y_MAX = </w:t>
-      </w:r>
-      <w:proofErr w:type="gramStart"/>
-      <w:r>
-        <w:rPr>
-          <w:rFonts w:ascii="Times New Roman" w:hAnsi="Times New Roman" w:cs="Times New Roman"/>
-          <w:lang w:val="en-PK"/>
-        </w:rPr>
-        <w:t>17.0;</w:t>
-      </w:r>
-      <w:proofErr w:type="gramEnd"/>
+        <w:t>float Y_MIN = -17.0, Y_MAX = 17.0;</w:t>
+      </w:r>
     </w:p>
     <w:p>
       <w:pPr>
@@ -6537,23 +6218,7 @@
           <w:rFonts w:ascii="Times New Roman" w:hAnsi="Times New Roman" w:cs="Times New Roman"/>
           <w:lang w:val="en-PK"/>
         </w:rPr>
-        <w:t xml:space="preserve">void </w:t>
-      </w:r>
-      <w:proofErr w:type="gramStart"/>
-      <w:r>
-        <w:rPr>
-          <w:rFonts w:ascii="Times New Roman" w:hAnsi="Times New Roman" w:cs="Times New Roman"/>
-          <w:lang w:val="en-PK"/>
-        </w:rPr>
-        <w:t>setup(</w:t>
-      </w:r>
-      <w:proofErr w:type="gramEnd"/>
-      <w:r>
-        <w:rPr>
-          <w:rFonts w:ascii="Times New Roman" w:hAnsi="Times New Roman" w:cs="Times New Roman"/>
-          <w:lang w:val="en-PK"/>
-        </w:rPr>
-        <w:t>) {</w:t>
+        <w:t>void setup() {</w:t>
       </w:r>
     </w:p>
     <w:p>
@@ -6569,17 +6234,8 @@
           <w:rFonts w:ascii="Times New Roman" w:hAnsi="Times New Roman" w:cs="Times New Roman"/>
           <w:lang w:val="en-PK"/>
         </w:rPr>
-        <w:t>  Serial.begin(115200</w:t>
-      </w:r>
-      <w:proofErr w:type="gramStart"/>
-      <w:r>
-        <w:rPr>
-          <w:rFonts w:ascii="Times New Roman" w:hAnsi="Times New Roman" w:cs="Times New Roman"/>
-          <w:lang w:val="en-PK"/>
-        </w:rPr>
-        <w:t>);</w:t>
-      </w:r>
-      <w:proofErr w:type="gramEnd"/>
+        <w:t>  Serial.begin(115200);</w:t>
+      </w:r>
     </w:p>
     <w:p>
       <w:pPr>
@@ -6594,17 +6250,8 @@
           <w:rFonts w:ascii="Times New Roman" w:hAnsi="Times New Roman" w:cs="Times New Roman"/>
           <w:lang w:val="en-PK"/>
         </w:rPr>
-        <w:t>  Wire.begin(SDA_PIN, SCL_PIN</w:t>
-      </w:r>
-      <w:proofErr w:type="gramStart"/>
-      <w:r>
-        <w:rPr>
-          <w:rFonts w:ascii="Times New Roman" w:hAnsi="Times New Roman" w:cs="Times New Roman"/>
-          <w:lang w:val="en-PK"/>
-        </w:rPr>
-        <w:t>);</w:t>
-      </w:r>
-      <w:proofErr w:type="gramEnd"/>
+        <w:t>  Wire.begin(SDA_PIN, SCL_PIN);</w:t>
+      </w:r>
     </w:p>
     <w:p>
       <w:pPr>
@@ -6619,17 +6266,8 @@
           <w:rFonts w:ascii="Times New Roman" w:hAnsi="Times New Roman" w:cs="Times New Roman"/>
           <w:lang w:val="en-PK"/>
         </w:rPr>
-        <w:t>  Wire.setClock(100000</w:t>
-      </w:r>
-      <w:proofErr w:type="gramStart"/>
-      <w:r>
-        <w:rPr>
-          <w:rFonts w:ascii="Times New Roman" w:hAnsi="Times New Roman" w:cs="Times New Roman"/>
-          <w:lang w:val="en-PK"/>
-        </w:rPr>
-        <w:t>);</w:t>
-      </w:r>
-      <w:proofErr w:type="gramEnd"/>
+        <w:t>  Wire.setClock(100000);</w:t>
+      </w:r>
     </w:p>
     <w:p>
       <w:pPr>
@@ -6653,17 +6291,2105 @@
           <w:rFonts w:ascii="Times New Roman" w:hAnsi="Times New Roman" w:cs="Times New Roman"/>
           <w:lang w:val="en-PK"/>
         </w:rPr>
+        <w:t>  connectWiFi();</w:t>
+      </w:r>
+    </w:p>
+    <w:p>
+      <w:pPr>
+        <w:spacing w:after="0" w:line="240" w:lineRule="auto"/>
+        <w:rPr>
+          <w:rFonts w:ascii="Times New Roman" w:hAnsi="Times New Roman" w:cs="Times New Roman"/>
+          <w:lang w:val="en-PK"/>
+        </w:rPr>
+      </w:pPr>
+      <w:r>
+        <w:rPr>
+          <w:rFonts w:ascii="Times New Roman" w:hAnsi="Times New Roman" w:cs="Times New Roman"/>
+          <w:lang w:val="en-PK"/>
+        </w:rPr>
+        <w:t>  configTime(18000, 0, "pool.ntp.org", "time.nist.gov");  // GMT+5</w:t>
+      </w:r>
+    </w:p>
+    <w:p>
+      <w:pPr>
+        <w:spacing w:after="0" w:line="240" w:lineRule="auto"/>
+        <w:rPr>
+          <w:rFonts w:ascii="Times New Roman" w:hAnsi="Times New Roman" w:cs="Times New Roman"/>
+          <w:lang w:val="en-PK"/>
+        </w:rPr>
+      </w:pPr>
+    </w:p>
+    <w:p>
+      <w:pPr>
+        <w:spacing w:after="0" w:line="240" w:lineRule="auto"/>
+        <w:rPr>
+          <w:rFonts w:ascii="Times New Roman" w:hAnsi="Times New Roman" w:cs="Times New Roman"/>
+          <w:lang w:val="en-PK"/>
+        </w:rPr>
+      </w:pPr>
+      <w:r>
+        <w:rPr>
+          <w:rFonts w:ascii="Times New Roman" w:hAnsi="Times New Roman" w:cs="Times New Roman"/>
+          <w:lang w:val="en-PK"/>
+        </w:rPr>
+        <w:t>  while (time(nullptr) &lt; 100000) delay(500);</w:t>
+      </w:r>
+    </w:p>
+    <w:p>
+      <w:pPr>
+        <w:spacing w:after="0" w:line="240" w:lineRule="auto"/>
+        <w:rPr>
+          <w:rFonts w:ascii="Times New Roman" w:hAnsi="Times New Roman" w:cs="Times New Roman"/>
+          <w:lang w:val="en-PK"/>
+        </w:rPr>
+      </w:pPr>
+      <w:r>
+        <w:rPr>
+          <w:rFonts w:ascii="Times New Roman" w:hAnsi="Times New Roman" w:cs="Times New Roman"/>
+          <w:lang w:val="en-PK"/>
+        </w:rPr>
+        <w:t>  Serial.println("Time synced!");</w:t>
+      </w:r>
+    </w:p>
+    <w:p>
+      <w:pPr>
+        <w:spacing w:after="0" w:line="240" w:lineRule="auto"/>
+        <w:rPr>
+          <w:rFonts w:ascii="Times New Roman" w:hAnsi="Times New Roman" w:cs="Times New Roman"/>
+          <w:lang w:val="en-PK"/>
+        </w:rPr>
+      </w:pPr>
+    </w:p>
+    <w:p>
+      <w:pPr>
+        <w:spacing w:after="0" w:line="240" w:lineRule="auto"/>
+        <w:rPr>
+          <w:rFonts w:ascii="Times New Roman" w:hAnsi="Times New Roman" w:cs="Times New Roman"/>
+          <w:lang w:val="en-PK"/>
+        </w:rPr>
+      </w:pPr>
+      <w:r>
+        <w:rPr>
+          <w:rFonts w:ascii="Times New Roman" w:hAnsi="Times New Roman" w:cs="Times New Roman"/>
+          <w:lang w:val="en-PK"/>
+        </w:rPr>
+        <w:t>  // Sensors Initialization</w:t>
+      </w:r>
+    </w:p>
+    <w:p>
+      <w:pPr>
+        <w:spacing w:after="0" w:line="240" w:lineRule="auto"/>
+        <w:rPr>
+          <w:rFonts w:ascii="Times New Roman" w:hAnsi="Times New Roman" w:cs="Times New Roman"/>
+          <w:lang w:val="en-PK"/>
+        </w:rPr>
+      </w:pPr>
+      <w:r>
+        <w:rPr>
+          <w:rFonts w:ascii="Times New Roman" w:hAnsi="Times New Roman" w:cs="Times New Roman"/>
+          <w:lang w:val="en-PK"/>
+        </w:rPr>
+        <w:t>  if (!pulseSensor.begin(Wire, I2C_SPEED_FAST)) while (1) Serial.println("MAX30102 not found!");</w:t>
+      </w:r>
+    </w:p>
+    <w:p>
+      <w:pPr>
+        <w:spacing w:after="0" w:line="240" w:lineRule="auto"/>
+        <w:rPr>
+          <w:rFonts w:ascii="Times New Roman" w:hAnsi="Times New Roman" w:cs="Times New Roman"/>
+          <w:lang w:val="en-PK"/>
+        </w:rPr>
+      </w:pPr>
+      <w:r>
+        <w:rPr>
+          <w:rFonts w:ascii="Times New Roman" w:hAnsi="Times New Roman" w:cs="Times New Roman"/>
+          <w:lang w:val="en-PK"/>
+        </w:rPr>
+        <w:t>  pulseSensor.setup(0x1F, 1, 2, 100, 411, 4096);</w:t>
+      </w:r>
+    </w:p>
+    <w:p>
+      <w:pPr>
+        <w:spacing w:after="0" w:line="240" w:lineRule="auto"/>
+        <w:rPr>
+          <w:rFonts w:ascii="Times New Roman" w:hAnsi="Times New Roman" w:cs="Times New Roman"/>
+          <w:lang w:val="en-PK"/>
+        </w:rPr>
+      </w:pPr>
+      <w:r>
+        <w:rPr>
+          <w:rFonts w:ascii="Times New Roman" w:hAnsi="Times New Roman" w:cs="Times New Roman"/>
+          <w:lang w:val="en-PK"/>
+        </w:rPr>
+        <w:t>  Serial.println("MAX30102 OK");</w:t>
+      </w:r>
+    </w:p>
+    <w:p>
+      <w:pPr>
+        <w:spacing w:after="0" w:line="240" w:lineRule="auto"/>
+        <w:rPr>
+          <w:rFonts w:ascii="Times New Roman" w:hAnsi="Times New Roman" w:cs="Times New Roman"/>
+          <w:lang w:val="en-PK"/>
+        </w:rPr>
+      </w:pPr>
+    </w:p>
+    <w:p>
+      <w:pPr>
+        <w:spacing w:after="0" w:line="240" w:lineRule="auto"/>
+        <w:rPr>
+          <w:rFonts w:ascii="Times New Roman" w:hAnsi="Times New Roman" w:cs="Times New Roman"/>
+          <w:lang w:val="en-PK"/>
+        </w:rPr>
+      </w:pPr>
+      <w:r>
+        <w:rPr>
+          <w:rFonts w:ascii="Times New Roman" w:hAnsi="Times New Roman" w:cs="Times New Roman"/>
+          <w:lang w:val="en-PK"/>
+        </w:rPr>
+        <w:t>  if (!accel.begin()) while (1) Serial.println("ADXL345 not found!");</w:t>
+      </w:r>
+    </w:p>
+    <w:p>
+      <w:pPr>
+        <w:spacing w:after="0" w:line="240" w:lineRule="auto"/>
+        <w:rPr>
+          <w:rFonts w:ascii="Times New Roman" w:hAnsi="Times New Roman" w:cs="Times New Roman"/>
+          <w:lang w:val="en-PK"/>
+        </w:rPr>
+      </w:pPr>
+      <w:r>
+        <w:rPr>
+          <w:rFonts w:ascii="Times New Roman" w:hAnsi="Times New Roman" w:cs="Times New Roman"/>
+          <w:lang w:val="en-PK"/>
+        </w:rPr>
+        <w:t>  accel.setRange(ADXL345_RANGE_16_G);</w:t>
+      </w:r>
+    </w:p>
+    <w:p>
+      <w:pPr>
+        <w:spacing w:after="0" w:line="240" w:lineRule="auto"/>
+        <w:rPr>
+          <w:rFonts w:ascii="Times New Roman" w:hAnsi="Times New Roman" w:cs="Times New Roman"/>
+          <w:lang w:val="en-PK"/>
+        </w:rPr>
+      </w:pPr>
+      <w:r>
+        <w:rPr>
+          <w:rFonts w:ascii="Times New Roman" w:hAnsi="Times New Roman" w:cs="Times New Roman"/>
+          <w:lang w:val="en-PK"/>
+        </w:rPr>
+        <w:t>  Serial.println("ADXL345 OK");</w:t>
+      </w:r>
+    </w:p>
+    <w:p>
+      <w:pPr>
+        <w:spacing w:after="0" w:line="240" w:lineRule="auto"/>
+        <w:rPr>
+          <w:rFonts w:ascii="Times New Roman" w:hAnsi="Times New Roman" w:cs="Times New Roman"/>
+          <w:lang w:val="en-PK"/>
+        </w:rPr>
+      </w:pPr>
+    </w:p>
+    <w:p>
+      <w:pPr>
+        <w:spacing w:after="0" w:line="240" w:lineRule="auto"/>
+        <w:rPr>
+          <w:rFonts w:ascii="Times New Roman" w:hAnsi="Times New Roman" w:cs="Times New Roman"/>
+          <w:lang w:val="en-PK"/>
+        </w:rPr>
+      </w:pPr>
+      <w:r>
+        <w:rPr>
+          <w:rFonts w:ascii="Times New Roman" w:hAnsi="Times New Roman" w:cs="Times New Roman"/>
+          <w:lang w:val="en-PK"/>
+        </w:rPr>
+        <w:t>  tempSensor.begin(0x48);</w:t>
+      </w:r>
+    </w:p>
+    <w:p>
+      <w:pPr>
+        <w:spacing w:after="0" w:line="240" w:lineRule="auto"/>
+        <w:rPr>
+          <w:rFonts w:ascii="Times New Roman" w:hAnsi="Times New Roman" w:cs="Times New Roman"/>
+          <w:lang w:val="en-PK"/>
+        </w:rPr>
+      </w:pPr>
+      <w:r>
+        <w:rPr>
+          <w:rFonts w:ascii="Times New Roman" w:hAnsi="Times New Roman" w:cs="Times New Roman"/>
+          <w:lang w:val="en-PK"/>
+        </w:rPr>
+        <w:t>  Serial.println("MAX30205 OK");</w:t>
+      </w:r>
+    </w:p>
+    <w:p>
+      <w:pPr>
+        <w:spacing w:after="0" w:line="240" w:lineRule="auto"/>
+        <w:rPr>
+          <w:rFonts w:ascii="Times New Roman" w:hAnsi="Times New Roman" w:cs="Times New Roman"/>
+          <w:lang w:val="en-PK"/>
+        </w:rPr>
+      </w:pPr>
+    </w:p>
+    <w:p>
+      <w:pPr>
+        <w:spacing w:after="0" w:line="240" w:lineRule="auto"/>
+        <w:rPr>
+          <w:rFonts w:ascii="Times New Roman" w:hAnsi="Times New Roman" w:cs="Times New Roman"/>
+          <w:lang w:val="en-PK"/>
+        </w:rPr>
+      </w:pPr>
+      <w:r>
+        <w:rPr>
+          <w:rFonts w:ascii="Times New Roman" w:hAnsi="Times New Roman" w:cs="Times New Roman"/>
+          <w:lang w:val="en-PK"/>
+        </w:rPr>
+        <w:t>  resetMAX30205();</w:t>
+      </w:r>
+    </w:p>
+    <w:p>
+      <w:pPr>
+        <w:spacing w:after="0" w:line="240" w:lineRule="auto"/>
+        <w:rPr>
+          <w:rFonts w:ascii="Times New Roman" w:hAnsi="Times New Roman" w:cs="Times New Roman"/>
+          <w:lang w:val="en-PK"/>
+        </w:rPr>
+      </w:pPr>
+    </w:p>
+    <w:p>
+      <w:pPr>
+        <w:spacing w:after="0" w:line="240" w:lineRule="auto"/>
+        <w:rPr>
+          <w:rFonts w:ascii="Times New Roman" w:hAnsi="Times New Roman" w:cs="Times New Roman"/>
+          <w:lang w:val="en-PK"/>
+        </w:rPr>
+      </w:pPr>
+      <w:r>
+        <w:rPr>
+          <w:rFonts w:ascii="Times New Roman" w:hAnsi="Times New Roman" w:cs="Times New Roman"/>
+          <w:lang w:val="en-PK"/>
+        </w:rPr>
+        <w:t>  // TensorFlow Lite setup</w:t>
+      </w:r>
+    </w:p>
+    <w:p>
+      <w:pPr>
+        <w:spacing w:after="0" w:line="240" w:lineRule="auto"/>
+        <w:rPr>
+          <w:rFonts w:ascii="Times New Roman" w:hAnsi="Times New Roman" w:cs="Times New Roman"/>
+          <w:lang w:val="en-PK"/>
+        </w:rPr>
+      </w:pPr>
+      <w:r>
+        <w:rPr>
+          <w:rFonts w:ascii="Times New Roman" w:hAnsi="Times New Roman" w:cs="Times New Roman"/>
+          <w:lang w:val="en-PK"/>
+        </w:rPr>
+        <w:t>  model = tflite::GetModel(model_tflite);</w:t>
+      </w:r>
+    </w:p>
+    <w:p>
+      <w:pPr>
+        <w:spacing w:after="0" w:line="240" w:lineRule="auto"/>
+        <w:rPr>
+          <w:rFonts w:ascii="Times New Roman" w:hAnsi="Times New Roman" w:cs="Times New Roman"/>
+          <w:lang w:val="en-PK"/>
+        </w:rPr>
+      </w:pPr>
+      <w:r>
+        <w:rPr>
+          <w:rFonts w:ascii="Times New Roman" w:hAnsi="Times New Roman" w:cs="Times New Roman"/>
+          <w:lang w:val="en-PK"/>
+        </w:rPr>
+        <w:t>  resolver.AddFullyConnected();</w:t>
+      </w:r>
+    </w:p>
+    <w:p>
+      <w:pPr>
+        <w:spacing w:after="0" w:line="240" w:lineRule="auto"/>
+        <w:rPr>
+          <w:rFonts w:ascii="Times New Roman" w:hAnsi="Times New Roman" w:cs="Times New Roman"/>
+          <w:lang w:val="en-PK"/>
+        </w:rPr>
+      </w:pPr>
+      <w:r>
+        <w:rPr>
+          <w:rFonts w:ascii="Times New Roman" w:hAnsi="Times New Roman" w:cs="Times New Roman"/>
+          <w:lang w:val="en-PK"/>
+        </w:rPr>
+        <w:t>  resolver.AddRelu();</w:t>
+      </w:r>
+    </w:p>
+    <w:p>
+      <w:pPr>
+        <w:spacing w:after="0" w:line="240" w:lineRule="auto"/>
+        <w:rPr>
+          <w:rFonts w:ascii="Times New Roman" w:hAnsi="Times New Roman" w:cs="Times New Roman"/>
+          <w:lang w:val="en-PK"/>
+        </w:rPr>
+      </w:pPr>
+      <w:r>
+        <w:rPr>
+          <w:rFonts w:ascii="Times New Roman" w:hAnsi="Times New Roman" w:cs="Times New Roman"/>
+          <w:lang w:val="en-PK"/>
+        </w:rPr>
+        <w:t>  resolver.AddLogistic();</w:t>
+      </w:r>
+    </w:p>
+    <w:p>
+      <w:pPr>
+        <w:spacing w:after="0" w:line="240" w:lineRule="auto"/>
+        <w:rPr>
+          <w:rFonts w:ascii="Times New Roman" w:hAnsi="Times New Roman" w:cs="Times New Roman"/>
+          <w:lang w:val="en-PK"/>
+        </w:rPr>
+      </w:pPr>
+    </w:p>
+    <w:p>
+      <w:pPr>
+        <w:spacing w:after="0" w:line="240" w:lineRule="auto"/>
+        <w:rPr>
+          <w:rFonts w:ascii="Times New Roman" w:hAnsi="Times New Roman" w:cs="Times New Roman"/>
+          <w:lang w:val="en-PK"/>
+        </w:rPr>
+      </w:pPr>
+      <w:r>
+        <w:rPr>
+          <w:rFonts w:ascii="Times New Roman" w:hAnsi="Times New Roman" w:cs="Times New Roman"/>
+          <w:lang w:val="en-PK"/>
+        </w:rPr>
+        <w:t>  static tflite::MicroInterpreter static_interpreter(model, resolver, tensor_arena, kTensorArenaSize);</w:t>
+      </w:r>
+    </w:p>
+    <w:p>
+      <w:pPr>
+        <w:spacing w:after="0" w:line="240" w:lineRule="auto"/>
+        <w:rPr>
+          <w:rFonts w:ascii="Times New Roman" w:hAnsi="Times New Roman" w:cs="Times New Roman"/>
+          <w:lang w:val="en-PK"/>
+        </w:rPr>
+      </w:pPr>
+      <w:r>
+        <w:rPr>
+          <w:rFonts w:ascii="Times New Roman" w:hAnsi="Times New Roman" w:cs="Times New Roman"/>
+          <w:lang w:val="en-PK"/>
+        </w:rPr>
+        <w:t>  interpreter = &amp;static_interpreter;</w:t>
+      </w:r>
+    </w:p>
+    <w:p>
+      <w:pPr>
+        <w:spacing w:after="0" w:line="240" w:lineRule="auto"/>
+        <w:rPr>
+          <w:rFonts w:ascii="Times New Roman" w:hAnsi="Times New Roman" w:cs="Times New Roman"/>
+          <w:lang w:val="en-PK"/>
+        </w:rPr>
+      </w:pPr>
+    </w:p>
+    <w:p>
+      <w:pPr>
+        <w:spacing w:after="0" w:line="240" w:lineRule="auto"/>
+        <w:rPr>
+          <w:rFonts w:ascii="Times New Roman" w:hAnsi="Times New Roman" w:cs="Times New Roman"/>
+          <w:lang w:val="en-PK"/>
+        </w:rPr>
+      </w:pPr>
+      <w:r>
+        <w:rPr>
+          <w:rFonts w:ascii="Times New Roman" w:hAnsi="Times New Roman" w:cs="Times New Roman"/>
+          <w:lang w:val="en-PK"/>
+        </w:rPr>
+        <w:t>  if (interpreter-&gt;AllocateTensors() != kTfLiteOk) {</w:t>
+      </w:r>
+    </w:p>
+    <w:p>
+      <w:pPr>
+        <w:spacing w:after="0" w:line="240" w:lineRule="auto"/>
+        <w:rPr>
+          <w:rFonts w:ascii="Times New Roman" w:hAnsi="Times New Roman" w:cs="Times New Roman"/>
+          <w:lang w:val="en-PK"/>
+        </w:rPr>
+      </w:pPr>
+      <w:r>
+        <w:rPr>
+          <w:rFonts w:ascii="Times New Roman" w:hAnsi="Times New Roman" w:cs="Times New Roman"/>
+          <w:lang w:val="en-PK"/>
+        </w:rPr>
+        <w:t>    Serial.println("Tensor allocation failed"); while (1);</w:t>
+      </w:r>
+    </w:p>
+    <w:p>
+      <w:pPr>
+        <w:spacing w:after="0" w:line="240" w:lineRule="auto"/>
+        <w:rPr>
+          <w:rFonts w:ascii="Times New Roman" w:hAnsi="Times New Roman" w:cs="Times New Roman"/>
+          <w:lang w:val="en-PK"/>
+        </w:rPr>
+      </w:pPr>
+      <w:r>
+        <w:rPr>
+          <w:rFonts w:ascii="Times New Roman" w:hAnsi="Times New Roman" w:cs="Times New Roman"/>
+          <w:lang w:val="en-PK"/>
+        </w:rPr>
+        <w:t>  }</w:t>
+      </w:r>
+    </w:p>
+    <w:p>
+      <w:pPr>
+        <w:spacing w:after="0" w:line="240" w:lineRule="auto"/>
+        <w:rPr>
+          <w:rFonts w:ascii="Times New Roman" w:hAnsi="Times New Roman" w:cs="Times New Roman"/>
+          <w:lang w:val="en-PK"/>
+        </w:rPr>
+      </w:pPr>
+      <w:r>
+        <w:rPr>
+          <w:rFonts w:ascii="Times New Roman" w:hAnsi="Times New Roman" w:cs="Times New Roman"/>
+          <w:lang w:val="en-PK"/>
+        </w:rPr>
+        <w:t>  input = interpreter-&gt;input(0);</w:t>
+      </w:r>
+    </w:p>
+    <w:p>
+      <w:pPr>
+        <w:spacing w:after="0" w:line="240" w:lineRule="auto"/>
+        <w:rPr>
+          <w:rFonts w:ascii="Times New Roman" w:hAnsi="Times New Roman" w:cs="Times New Roman"/>
+          <w:lang w:val="en-PK"/>
+        </w:rPr>
+      </w:pPr>
+      <w:r>
+        <w:rPr>
+          <w:rFonts w:ascii="Times New Roman" w:hAnsi="Times New Roman" w:cs="Times New Roman"/>
+          <w:lang w:val="en-PK"/>
+        </w:rPr>
+        <w:t>  output = interpreter-&gt;output(0);</w:t>
+      </w:r>
+    </w:p>
+    <w:p>
+      <w:pPr>
+        <w:spacing w:after="0" w:line="240" w:lineRule="auto"/>
+        <w:rPr>
+          <w:rFonts w:ascii="Times New Roman" w:hAnsi="Times New Roman" w:cs="Times New Roman"/>
+          <w:lang w:val="en-PK"/>
+        </w:rPr>
+      </w:pPr>
+    </w:p>
+    <w:p>
+      <w:pPr>
+        <w:spacing w:after="0" w:line="240" w:lineRule="auto"/>
+        <w:rPr>
+          <w:rFonts w:ascii="Times New Roman" w:hAnsi="Times New Roman" w:cs="Times New Roman"/>
+          <w:lang w:val="en-PK"/>
+        </w:rPr>
+      </w:pPr>
+      <w:r>
+        <w:rPr>
+          <w:rFonts w:ascii="Times New Roman" w:hAnsi="Times New Roman" w:cs="Times New Roman"/>
+          <w:lang w:val="en-PK"/>
+        </w:rPr>
+        <w:t>  Serial.println("Setup complete.");</w:t>
+      </w:r>
+    </w:p>
+    <w:p>
+      <w:pPr>
+        <w:spacing w:after="0" w:line="240" w:lineRule="auto"/>
+        <w:rPr>
+          <w:rFonts w:ascii="Times New Roman" w:hAnsi="Times New Roman" w:cs="Times New Roman"/>
+          <w:lang w:val="en-PK"/>
+        </w:rPr>
+      </w:pPr>
+      <w:r>
+        <w:rPr>
+          <w:rFonts w:ascii="Times New Roman" w:hAnsi="Times New Roman" w:cs="Times New Roman"/>
+          <w:lang w:val="en-PK"/>
+        </w:rPr>
+        <w:t>}</w:t>
+      </w:r>
+    </w:p>
+    <w:p>
+      <w:pPr>
+        <w:spacing w:after="0" w:line="240" w:lineRule="auto"/>
+        <w:rPr>
+          <w:rFonts w:ascii="Times New Roman" w:hAnsi="Times New Roman" w:cs="Times New Roman"/>
+          <w:lang w:val="en-PK"/>
+        </w:rPr>
+      </w:pPr>
+    </w:p>
+    <w:p>
+      <w:pPr>
+        <w:spacing w:after="0" w:line="240" w:lineRule="auto"/>
+        <w:rPr>
+          <w:rFonts w:ascii="Times New Roman" w:hAnsi="Times New Roman" w:cs="Times New Roman"/>
+          <w:lang w:val="en-PK"/>
+        </w:rPr>
+      </w:pPr>
+      <w:r>
+        <w:rPr>
+          <w:rFonts w:ascii="Times New Roman" w:hAnsi="Times New Roman" w:cs="Times New Roman"/>
+          <w:lang w:val="en-PK"/>
+        </w:rPr>
+        <w:t>// ==================== LOOP ==================== //</w:t>
+      </w:r>
+    </w:p>
+    <w:p>
+      <w:pPr>
+        <w:spacing w:after="0" w:line="240" w:lineRule="auto"/>
+        <w:rPr>
+          <w:rFonts w:ascii="Times New Roman" w:hAnsi="Times New Roman" w:cs="Times New Roman"/>
+          <w:lang w:val="en-PK"/>
+        </w:rPr>
+      </w:pPr>
+      <w:r>
+        <w:rPr>
+          <w:rFonts w:ascii="Times New Roman" w:hAnsi="Times New Roman" w:cs="Times New Roman"/>
+          <w:lang w:val="en-PK"/>
+        </w:rPr>
+        <w:t>void loop() {</w:t>
+      </w:r>
+    </w:p>
+    <w:p>
+      <w:pPr>
+        <w:spacing w:after="0" w:line="240" w:lineRule="auto"/>
+        <w:rPr>
+          <w:rFonts w:ascii="Times New Roman" w:hAnsi="Times New Roman" w:cs="Times New Roman"/>
+          <w:lang w:val="en-PK"/>
+        </w:rPr>
+      </w:pPr>
+      <w:r>
+        <w:rPr>
+          <w:rFonts w:ascii="Times New Roman" w:hAnsi="Times New Roman" w:cs="Times New Roman"/>
+          <w:lang w:val="en-PK"/>
+        </w:rPr>
+        <w:t>  if (millis() - lastSendTime &gt;= SEND_INTERVAL) {</w:t>
+      </w:r>
+    </w:p>
+    <w:p>
+      <w:pPr>
+        <w:spacing w:after="0" w:line="240" w:lineRule="auto"/>
+        <w:rPr>
+          <w:rFonts w:ascii="Times New Roman" w:hAnsi="Times New Roman" w:cs="Times New Roman"/>
+          <w:lang w:val="en-PK"/>
+        </w:rPr>
+      </w:pPr>
+      <w:r>
+        <w:rPr>
+          <w:rFonts w:ascii="Times New Roman" w:hAnsi="Times New Roman" w:cs="Times New Roman"/>
+          <w:lang w:val="en-PK"/>
+        </w:rPr>
+        <w:t>    uploadDataToFirebase();</w:t>
+      </w:r>
+    </w:p>
+    <w:p>
+      <w:pPr>
+        <w:spacing w:after="0" w:line="240" w:lineRule="auto"/>
+        <w:rPr>
+          <w:rFonts w:ascii="Times New Roman" w:hAnsi="Times New Roman" w:cs="Times New Roman"/>
+          <w:lang w:val="en-PK"/>
+        </w:rPr>
+      </w:pPr>
+      <w:r>
+        <w:rPr>
+          <w:rFonts w:ascii="Times New Roman" w:hAnsi="Times New Roman" w:cs="Times New Roman"/>
+          <w:lang w:val="en-PK"/>
+        </w:rPr>
+        <w:lastRenderedPageBreak/>
+        <w:t>    lastSendTime = millis();</w:t>
+      </w:r>
+    </w:p>
+    <w:p>
+      <w:pPr>
+        <w:spacing w:after="0" w:line="240" w:lineRule="auto"/>
+        <w:rPr>
+          <w:rFonts w:ascii="Times New Roman" w:hAnsi="Times New Roman" w:cs="Times New Roman"/>
+          <w:lang w:val="en-PK"/>
+        </w:rPr>
+      </w:pPr>
+      <w:r>
+        <w:rPr>
+          <w:rFonts w:ascii="Times New Roman" w:hAnsi="Times New Roman" w:cs="Times New Roman"/>
+          <w:lang w:val="en-PK"/>
+        </w:rPr>
+        <w:t>  }</w:t>
+      </w:r>
+    </w:p>
+    <w:p>
+      <w:pPr>
+        <w:spacing w:after="0" w:line="240" w:lineRule="auto"/>
+        <w:rPr>
+          <w:rFonts w:ascii="Times New Roman" w:hAnsi="Times New Roman" w:cs="Times New Roman"/>
+          <w:lang w:val="en-PK"/>
+        </w:rPr>
+      </w:pPr>
+      <w:r>
+        <w:rPr>
+          <w:rFonts w:ascii="Times New Roman" w:hAnsi="Times New Roman" w:cs="Times New Roman"/>
+          <w:lang w:val="en-PK"/>
+        </w:rPr>
+        <w:t>}</w:t>
+      </w:r>
+    </w:p>
+    <w:p>
+      <w:pPr>
+        <w:spacing w:after="0" w:line="240" w:lineRule="auto"/>
+        <w:rPr>
+          <w:rFonts w:ascii="Times New Roman" w:hAnsi="Times New Roman" w:cs="Times New Roman"/>
+          <w:lang w:val="en-PK"/>
+        </w:rPr>
+      </w:pPr>
+    </w:p>
+    <w:p>
+      <w:pPr>
+        <w:spacing w:after="0" w:line="240" w:lineRule="auto"/>
+        <w:rPr>
+          <w:rFonts w:ascii="Times New Roman" w:hAnsi="Times New Roman" w:cs="Times New Roman"/>
+          <w:lang w:val="en-PK"/>
+        </w:rPr>
+      </w:pPr>
+      <w:r>
+        <w:rPr>
+          <w:rFonts w:ascii="Times New Roman" w:hAnsi="Times New Roman" w:cs="Times New Roman"/>
+          <w:lang w:val="en-PK"/>
+        </w:rPr>
+        <w:t>// ==================== FUNCTIONS ==================== //</w:t>
+      </w:r>
+    </w:p>
+    <w:p>
+      <w:pPr>
+        <w:spacing w:after="0" w:line="240" w:lineRule="auto"/>
+        <w:rPr>
+          <w:rFonts w:ascii="Times New Roman" w:hAnsi="Times New Roman" w:cs="Times New Roman"/>
+          <w:lang w:val="en-PK"/>
+        </w:rPr>
+      </w:pPr>
+    </w:p>
+    <w:p>
+      <w:pPr>
+        <w:spacing w:after="0" w:line="240" w:lineRule="auto"/>
+        <w:rPr>
+          <w:rFonts w:ascii="Times New Roman" w:hAnsi="Times New Roman" w:cs="Times New Roman"/>
+          <w:lang w:val="en-PK"/>
+        </w:rPr>
+      </w:pPr>
+      <w:r>
+        <w:rPr>
+          <w:rFonts w:ascii="Times New Roman" w:hAnsi="Times New Roman" w:cs="Times New Roman"/>
+          <w:lang w:val="en-PK"/>
+        </w:rPr>
+        <w:t>void connectWiFi() {</w:t>
+      </w:r>
+    </w:p>
+    <w:p>
+      <w:pPr>
+        <w:spacing w:after="0" w:line="240" w:lineRule="auto"/>
+        <w:rPr>
+          <w:rFonts w:ascii="Times New Roman" w:hAnsi="Times New Roman" w:cs="Times New Roman"/>
+          <w:lang w:val="en-PK"/>
+        </w:rPr>
+      </w:pPr>
+      <w:r>
+        <w:rPr>
+          <w:rFonts w:ascii="Times New Roman" w:hAnsi="Times New Roman" w:cs="Times New Roman"/>
+          <w:lang w:val="en-PK"/>
+        </w:rPr>
+        <w:t>  WiFi.begin(ssid, password);</w:t>
+      </w:r>
+    </w:p>
+    <w:p>
+      <w:pPr>
+        <w:spacing w:after="0" w:line="240" w:lineRule="auto"/>
+        <w:rPr>
+          <w:rFonts w:ascii="Times New Roman" w:hAnsi="Times New Roman" w:cs="Times New Roman"/>
+          <w:lang w:val="en-PK"/>
+        </w:rPr>
+      </w:pPr>
+      <w:r>
+        <w:rPr>
+          <w:rFonts w:ascii="Times New Roman" w:hAnsi="Times New Roman" w:cs="Times New Roman"/>
+          <w:lang w:val="en-PK"/>
+        </w:rPr>
+        <w:t>  Serial.print("Connecting to WiFi");</w:t>
+      </w:r>
+    </w:p>
+    <w:p>
+      <w:pPr>
+        <w:spacing w:after="0" w:line="240" w:lineRule="auto"/>
+        <w:rPr>
+          <w:rFonts w:ascii="Times New Roman" w:hAnsi="Times New Roman" w:cs="Times New Roman"/>
+          <w:lang w:val="en-PK"/>
+        </w:rPr>
+      </w:pPr>
+      <w:r>
+        <w:rPr>
+          <w:rFonts w:ascii="Times New Roman" w:hAnsi="Times New Roman" w:cs="Times New Roman"/>
+          <w:lang w:val="en-PK"/>
+        </w:rPr>
+        <w:t>  while (WiFi.status() != WL_CONNECTED) {</w:t>
+      </w:r>
+    </w:p>
+    <w:p>
+      <w:pPr>
+        <w:spacing w:after="0" w:line="240" w:lineRule="auto"/>
+        <w:rPr>
+          <w:rFonts w:ascii="Times New Roman" w:hAnsi="Times New Roman" w:cs="Times New Roman"/>
+          <w:lang w:val="en-PK"/>
+        </w:rPr>
+      </w:pPr>
+      <w:r>
+        <w:rPr>
+          <w:rFonts w:ascii="Times New Roman" w:hAnsi="Times New Roman" w:cs="Times New Roman"/>
+          <w:lang w:val="en-PK"/>
+        </w:rPr>
+        <w:t>    delay(500);</w:t>
+      </w:r>
+    </w:p>
+    <w:p>
+      <w:pPr>
+        <w:spacing w:after="0" w:line="240" w:lineRule="auto"/>
+        <w:rPr>
+          <w:rFonts w:ascii="Times New Roman" w:hAnsi="Times New Roman" w:cs="Times New Roman"/>
+          <w:lang w:val="en-PK"/>
+        </w:rPr>
+      </w:pPr>
+      <w:r>
+        <w:rPr>
+          <w:rFonts w:ascii="Times New Roman" w:hAnsi="Times New Roman" w:cs="Times New Roman"/>
+          <w:lang w:val="en-PK"/>
+        </w:rPr>
+        <w:t>    Serial.print(".");</w:t>
+      </w:r>
+    </w:p>
+    <w:p>
+      <w:pPr>
+        <w:spacing w:after="0" w:line="240" w:lineRule="auto"/>
+        <w:rPr>
+          <w:rFonts w:ascii="Times New Roman" w:hAnsi="Times New Roman" w:cs="Times New Roman"/>
+          <w:lang w:val="en-PK"/>
+        </w:rPr>
+      </w:pPr>
+      <w:r>
+        <w:rPr>
+          <w:rFonts w:ascii="Times New Roman" w:hAnsi="Times New Roman" w:cs="Times New Roman"/>
+          <w:lang w:val="en-PK"/>
+        </w:rPr>
+        <w:t>  }</w:t>
+      </w:r>
+    </w:p>
+    <w:p>
+      <w:pPr>
+        <w:spacing w:after="0" w:line="240" w:lineRule="auto"/>
+        <w:rPr>
+          <w:rFonts w:ascii="Times New Roman" w:hAnsi="Times New Roman" w:cs="Times New Roman"/>
+          <w:lang w:val="en-PK"/>
+        </w:rPr>
+      </w:pPr>
+      <w:r>
+        <w:rPr>
+          <w:rFonts w:ascii="Times New Roman" w:hAnsi="Times New Roman" w:cs="Times New Roman"/>
+          <w:lang w:val="en-PK"/>
+        </w:rPr>
+        <w:t>  Serial.println("\nWiFi connected.");</w:t>
+      </w:r>
+    </w:p>
+    <w:p>
+      <w:pPr>
+        <w:spacing w:after="0" w:line="240" w:lineRule="auto"/>
+        <w:rPr>
+          <w:rFonts w:ascii="Times New Roman" w:hAnsi="Times New Roman" w:cs="Times New Roman"/>
+          <w:lang w:val="en-PK"/>
+        </w:rPr>
+      </w:pPr>
+      <w:r>
+        <w:rPr>
+          <w:rFonts w:ascii="Times New Roman" w:hAnsi="Times New Roman" w:cs="Times New Roman"/>
+          <w:lang w:val="en-PK"/>
+        </w:rPr>
+        <w:t>}</w:t>
+      </w:r>
+    </w:p>
+    <w:p>
+      <w:pPr>
+        <w:spacing w:after="0" w:line="240" w:lineRule="auto"/>
+        <w:rPr>
+          <w:rFonts w:ascii="Times New Roman" w:hAnsi="Times New Roman" w:cs="Times New Roman"/>
+          <w:lang w:val="en-PK"/>
+        </w:rPr>
+      </w:pPr>
+    </w:p>
+    <w:p>
+      <w:pPr>
+        <w:spacing w:after="0" w:line="240" w:lineRule="auto"/>
+        <w:rPr>
+          <w:rFonts w:ascii="Times New Roman" w:hAnsi="Times New Roman" w:cs="Times New Roman"/>
+          <w:lang w:val="en-PK"/>
+        </w:rPr>
+      </w:pPr>
+      <w:r>
+        <w:rPr>
+          <w:rFonts w:ascii="Times New Roman" w:hAnsi="Times New Roman" w:cs="Times New Roman"/>
+          <w:lang w:val="en-PK"/>
+        </w:rPr>
+        <w:t>void resetMAX30205() {</w:t>
+      </w:r>
+    </w:p>
+    <w:p>
+      <w:pPr>
+        <w:spacing w:after="0" w:line="240" w:lineRule="auto"/>
+        <w:rPr>
+          <w:rFonts w:ascii="Times New Roman" w:hAnsi="Times New Roman" w:cs="Times New Roman"/>
+          <w:lang w:val="en-PK"/>
+        </w:rPr>
+      </w:pPr>
+      <w:r>
+        <w:rPr>
+          <w:rFonts w:ascii="Times New Roman" w:hAnsi="Times New Roman" w:cs="Times New Roman"/>
+          <w:lang w:val="en-PK"/>
+        </w:rPr>
+        <w:t>  Wire.beginTransmission(0x48);</w:t>
+      </w:r>
+    </w:p>
+    <w:p>
+      <w:pPr>
+        <w:spacing w:after="0" w:line="240" w:lineRule="auto"/>
+        <w:rPr>
+          <w:rFonts w:ascii="Times New Roman" w:hAnsi="Times New Roman" w:cs="Times New Roman"/>
+          <w:lang w:val="en-PK"/>
+        </w:rPr>
+      </w:pPr>
+      <w:r>
+        <w:rPr>
+          <w:rFonts w:ascii="Times New Roman" w:hAnsi="Times New Roman" w:cs="Times New Roman"/>
+          <w:lang w:val="en-PK"/>
+        </w:rPr>
+        <w:t>  Wire.write(0x01);</w:t>
+      </w:r>
+    </w:p>
+    <w:p>
+      <w:pPr>
+        <w:spacing w:after="0" w:line="240" w:lineRule="auto"/>
+        <w:rPr>
+          <w:rFonts w:ascii="Times New Roman" w:hAnsi="Times New Roman" w:cs="Times New Roman"/>
+          <w:lang w:val="en-PK"/>
+        </w:rPr>
+      </w:pPr>
+      <w:r>
+        <w:rPr>
+          <w:rFonts w:ascii="Times New Roman" w:hAnsi="Times New Roman" w:cs="Times New Roman"/>
+          <w:lang w:val="en-PK"/>
+        </w:rPr>
+        <w:t>  Wire.write(0x80);</w:t>
+      </w:r>
+    </w:p>
+    <w:p>
+      <w:pPr>
+        <w:spacing w:after="0" w:line="240" w:lineRule="auto"/>
+        <w:rPr>
+          <w:rFonts w:ascii="Times New Roman" w:hAnsi="Times New Roman" w:cs="Times New Roman"/>
+          <w:lang w:val="en-PK"/>
+        </w:rPr>
+      </w:pPr>
+      <w:r>
+        <w:rPr>
+          <w:rFonts w:ascii="Times New Roman" w:hAnsi="Times New Roman" w:cs="Times New Roman"/>
+          <w:lang w:val="en-PK"/>
+        </w:rPr>
+        <w:t>  Wire.endTransmission();</w:t>
+      </w:r>
+    </w:p>
+    <w:p>
+      <w:pPr>
+        <w:spacing w:after="0" w:line="240" w:lineRule="auto"/>
+        <w:rPr>
+          <w:rFonts w:ascii="Times New Roman" w:hAnsi="Times New Roman" w:cs="Times New Roman"/>
+          <w:lang w:val="en-PK"/>
+        </w:rPr>
+      </w:pPr>
+      <w:r>
+        <w:rPr>
+          <w:rFonts w:ascii="Times New Roman" w:hAnsi="Times New Roman" w:cs="Times New Roman"/>
+          <w:lang w:val="en-PK"/>
+        </w:rPr>
+        <w:t>  delay(100);</w:t>
+      </w:r>
+    </w:p>
+    <w:p>
+      <w:pPr>
+        <w:spacing w:after="0" w:line="240" w:lineRule="auto"/>
+        <w:rPr>
+          <w:rFonts w:ascii="Times New Roman" w:hAnsi="Times New Roman" w:cs="Times New Roman"/>
+          <w:lang w:val="en-PK"/>
+        </w:rPr>
+      </w:pPr>
+      <w:r>
+        <w:rPr>
+          <w:rFonts w:ascii="Times New Roman" w:hAnsi="Times New Roman" w:cs="Times New Roman"/>
+          <w:lang w:val="en-PK"/>
+        </w:rPr>
+        <w:t>}</w:t>
+      </w:r>
+    </w:p>
+    <w:p>
+      <w:pPr>
+        <w:spacing w:after="0" w:line="240" w:lineRule="auto"/>
+        <w:rPr>
+          <w:rFonts w:ascii="Times New Roman" w:hAnsi="Times New Roman" w:cs="Times New Roman"/>
+          <w:lang w:val="en-PK"/>
+        </w:rPr>
+      </w:pPr>
+    </w:p>
+    <w:p>
+      <w:pPr>
+        <w:spacing w:after="0" w:line="240" w:lineRule="auto"/>
+        <w:rPr>
+          <w:rFonts w:ascii="Times New Roman" w:hAnsi="Times New Roman" w:cs="Times New Roman"/>
+          <w:lang w:val="en-PK"/>
+        </w:rPr>
+      </w:pPr>
+      <w:r>
+        <w:rPr>
+          <w:rFonts w:ascii="Times New Roman" w:hAnsi="Times New Roman" w:cs="Times New Roman"/>
+          <w:lang w:val="en-PK"/>
+        </w:rPr>
+        <w:t>String getFormattedTime() {</w:t>
+      </w:r>
+    </w:p>
+    <w:p>
+      <w:pPr>
+        <w:spacing w:after="0" w:line="240" w:lineRule="auto"/>
+        <w:rPr>
+          <w:rFonts w:ascii="Times New Roman" w:hAnsi="Times New Roman" w:cs="Times New Roman"/>
+          <w:lang w:val="en-PK"/>
+        </w:rPr>
+      </w:pPr>
+      <w:r>
+        <w:rPr>
+          <w:rFonts w:ascii="Times New Roman" w:hAnsi="Times New Roman" w:cs="Times New Roman"/>
+          <w:lang w:val="en-PK"/>
+        </w:rPr>
+        <w:t>  time_t now = time(nullptr);</w:t>
+      </w:r>
+    </w:p>
+    <w:p>
+      <w:pPr>
+        <w:spacing w:after="0" w:line="240" w:lineRule="auto"/>
+        <w:rPr>
+          <w:rFonts w:ascii="Times New Roman" w:hAnsi="Times New Roman" w:cs="Times New Roman"/>
+          <w:lang w:val="en-PK"/>
+        </w:rPr>
+      </w:pPr>
+      <w:r>
+        <w:rPr>
+          <w:rFonts w:ascii="Times New Roman" w:hAnsi="Times New Roman" w:cs="Times New Roman"/>
+          <w:lang w:val="en-PK"/>
+        </w:rPr>
+        <w:t>  struct tm* timeinfo = localtime(&amp;now);</w:t>
+      </w:r>
+    </w:p>
+    <w:p>
+      <w:pPr>
+        <w:spacing w:after="0" w:line="240" w:lineRule="auto"/>
+        <w:rPr>
+          <w:rFonts w:ascii="Times New Roman" w:hAnsi="Times New Roman" w:cs="Times New Roman"/>
+          <w:lang w:val="en-PK"/>
+        </w:rPr>
+      </w:pPr>
+      <w:r>
+        <w:rPr>
+          <w:rFonts w:ascii="Times New Roman" w:hAnsi="Times New Roman" w:cs="Times New Roman"/>
+          <w:lang w:val="en-PK"/>
+        </w:rPr>
+        <w:t>  char buffer[30];</w:t>
+      </w:r>
+    </w:p>
+    <w:p>
+      <w:pPr>
+        <w:spacing w:after="0" w:line="240" w:lineRule="auto"/>
+        <w:rPr>
+          <w:rFonts w:ascii="Times New Roman" w:hAnsi="Times New Roman" w:cs="Times New Roman"/>
+          <w:lang w:val="en-PK"/>
+        </w:rPr>
+      </w:pPr>
+      <w:r>
+        <w:rPr>
+          <w:rFonts w:ascii="Times New Roman" w:hAnsi="Times New Roman" w:cs="Times New Roman"/>
+          <w:lang w:val="en-PK"/>
+        </w:rPr>
+        <w:t>  strftime(buffer, sizeof(buffer), "%Y-%m-%d %H:%M:%S", timeinfo);</w:t>
+      </w:r>
+    </w:p>
+    <w:p>
+      <w:pPr>
+        <w:spacing w:after="0" w:line="240" w:lineRule="auto"/>
+        <w:rPr>
+          <w:rFonts w:ascii="Times New Roman" w:hAnsi="Times New Roman" w:cs="Times New Roman"/>
+          <w:lang w:val="en-PK"/>
+        </w:rPr>
+      </w:pPr>
+      <w:r>
+        <w:rPr>
+          <w:rFonts w:ascii="Times New Roman" w:hAnsi="Times New Roman" w:cs="Times New Roman"/>
+          <w:lang w:val="en-PK"/>
+        </w:rPr>
+        <w:t>  return String(buffer);</w:t>
+      </w:r>
+    </w:p>
+    <w:p>
+      <w:pPr>
+        <w:spacing w:after="0" w:line="240" w:lineRule="auto"/>
+        <w:rPr>
+          <w:rFonts w:ascii="Times New Roman" w:hAnsi="Times New Roman" w:cs="Times New Roman"/>
+          <w:lang w:val="en-PK"/>
+        </w:rPr>
+      </w:pPr>
+      <w:r>
+        <w:rPr>
+          <w:rFonts w:ascii="Times New Roman" w:hAnsi="Times New Roman" w:cs="Times New Roman"/>
+          <w:lang w:val="en-PK"/>
+        </w:rPr>
+        <w:t>}</w:t>
+      </w:r>
+    </w:p>
+    <w:p>
+      <w:pPr>
+        <w:spacing w:after="0" w:line="240" w:lineRule="auto"/>
+        <w:rPr>
+          <w:rFonts w:ascii="Times New Roman" w:hAnsi="Times New Roman" w:cs="Times New Roman"/>
+          <w:lang w:val="en-PK"/>
+        </w:rPr>
+      </w:pPr>
+    </w:p>
+    <w:p>
+      <w:pPr>
+        <w:spacing w:after="0" w:line="240" w:lineRule="auto"/>
+        <w:rPr>
+          <w:rFonts w:ascii="Times New Roman" w:hAnsi="Times New Roman" w:cs="Times New Roman"/>
+          <w:lang w:val="en-PK"/>
+        </w:rPr>
+      </w:pPr>
+      <w:r>
+        <w:rPr>
+          <w:rFonts w:ascii="Times New Roman" w:hAnsi="Times New Roman" w:cs="Times New Roman"/>
+          <w:lang w:val="en-PK"/>
+        </w:rPr>
+        <w:t>void uploadDataToFirebase() {</w:t>
+      </w:r>
+    </w:p>
+    <w:p>
+      <w:pPr>
+        <w:spacing w:after="0" w:line="240" w:lineRule="auto"/>
+        <w:rPr>
+          <w:rFonts w:ascii="Times New Roman" w:hAnsi="Times New Roman" w:cs="Times New Roman"/>
+          <w:lang w:val="en-PK"/>
+        </w:rPr>
+      </w:pPr>
+      <w:r>
+        <w:rPr>
+          <w:rFonts w:ascii="Times New Roman" w:hAnsi="Times New Roman" w:cs="Times New Roman"/>
+          <w:lang w:val="en-PK"/>
+        </w:rPr>
+        <w:t>  if (WiFi.status() != WL_CONNECTED) {</w:t>
+      </w:r>
+    </w:p>
+    <w:p>
+      <w:pPr>
+        <w:spacing w:after="0" w:line="240" w:lineRule="auto"/>
+        <w:rPr>
+          <w:rFonts w:ascii="Times New Roman" w:hAnsi="Times New Roman" w:cs="Times New Roman"/>
+          <w:lang w:val="en-PK"/>
+        </w:rPr>
+      </w:pPr>
+      <w:r>
+        <w:rPr>
+          <w:rFonts w:ascii="Times New Roman" w:hAnsi="Times New Roman" w:cs="Times New Roman"/>
+          <w:lang w:val="en-PK"/>
+        </w:rPr>
+        <w:t>    Serial.println("WiFi not connected!");</w:t>
+      </w:r>
+    </w:p>
+    <w:p>
+      <w:pPr>
+        <w:spacing w:after="0" w:line="240" w:lineRule="auto"/>
+        <w:rPr>
+          <w:rFonts w:ascii="Times New Roman" w:hAnsi="Times New Roman" w:cs="Times New Roman"/>
+          <w:lang w:val="en-PK"/>
+        </w:rPr>
+      </w:pPr>
+      <w:r>
+        <w:rPr>
+          <w:rFonts w:ascii="Times New Roman" w:hAnsi="Times New Roman" w:cs="Times New Roman"/>
+          <w:lang w:val="en-PK"/>
+        </w:rPr>
+        <w:t>    connectWiFi();</w:t>
+      </w:r>
+    </w:p>
+    <w:p>
+      <w:pPr>
+        <w:spacing w:after="0" w:line="240" w:lineRule="auto"/>
+        <w:rPr>
+          <w:rFonts w:ascii="Times New Roman" w:hAnsi="Times New Roman" w:cs="Times New Roman"/>
+          <w:lang w:val="en-PK"/>
+        </w:rPr>
+      </w:pPr>
+      <w:r>
+        <w:rPr>
+          <w:rFonts w:ascii="Times New Roman" w:hAnsi="Times New Roman" w:cs="Times New Roman"/>
+          <w:lang w:val="en-PK"/>
+        </w:rPr>
+        <w:t>    return;</w:t>
+      </w:r>
+    </w:p>
+    <w:p>
+      <w:pPr>
+        <w:spacing w:after="0" w:line="240" w:lineRule="auto"/>
+        <w:rPr>
+          <w:rFonts w:ascii="Times New Roman" w:hAnsi="Times New Roman" w:cs="Times New Roman"/>
+          <w:lang w:val="en-PK"/>
+        </w:rPr>
+      </w:pPr>
+      <w:r>
+        <w:rPr>
+          <w:rFonts w:ascii="Times New Roman" w:hAnsi="Times New Roman" w:cs="Times New Roman"/>
+          <w:lang w:val="en-PK"/>
+        </w:rPr>
+        <w:t>  }</w:t>
+      </w:r>
+    </w:p>
+    <w:p>
+      <w:pPr>
+        <w:spacing w:after="0" w:line="240" w:lineRule="auto"/>
+        <w:rPr>
+          <w:rFonts w:ascii="Times New Roman" w:hAnsi="Times New Roman" w:cs="Times New Roman"/>
+          <w:lang w:val="en-PK"/>
+        </w:rPr>
+      </w:pPr>
+    </w:p>
+    <w:p>
+      <w:pPr>
+        <w:spacing w:after="0" w:line="240" w:lineRule="auto"/>
+        <w:rPr>
+          <w:rFonts w:ascii="Times New Roman" w:hAnsi="Times New Roman" w:cs="Times New Roman"/>
+          <w:lang w:val="en-PK"/>
+        </w:rPr>
+      </w:pPr>
+      <w:r>
+        <w:rPr>
+          <w:rFonts w:ascii="Times New Roman" w:hAnsi="Times New Roman" w:cs="Times New Roman"/>
+          <w:lang w:val="en-PK"/>
+        </w:rPr>
+        <w:t>  // ==================== READ SENSORS ==================== //</w:t>
+      </w:r>
+    </w:p>
+    <w:p>
+      <w:pPr>
+        <w:spacing w:after="0" w:line="240" w:lineRule="auto"/>
+        <w:rPr>
+          <w:rFonts w:ascii="Times New Roman" w:hAnsi="Times New Roman" w:cs="Times New Roman"/>
+          <w:lang w:val="en-PK"/>
+        </w:rPr>
+      </w:pPr>
+      <w:r>
+        <w:rPr>
+          <w:rFonts w:ascii="Times New Roman" w:hAnsi="Times New Roman" w:cs="Times New Roman"/>
+          <w:lang w:val="en-PK"/>
+        </w:rPr>
+        <w:t>  float temperature = tempSensor.readTemperature();</w:t>
+      </w:r>
+    </w:p>
+    <w:p>
+      <w:pPr>
+        <w:spacing w:after="0" w:line="240" w:lineRule="auto"/>
+        <w:rPr>
+          <w:rFonts w:ascii="Times New Roman" w:hAnsi="Times New Roman" w:cs="Times New Roman"/>
+          <w:lang w:val="en-PK"/>
+        </w:rPr>
+      </w:pPr>
+      <w:r>
+        <w:rPr>
+          <w:rFonts w:ascii="Times New Roman" w:hAnsi="Times New Roman" w:cs="Times New Roman"/>
+          <w:lang w:val="en-PK"/>
+        </w:rPr>
+        <w:t>  if (temperature &lt; 10.0 || temperature &gt; 45.0) {</w:t>
+      </w:r>
+    </w:p>
+    <w:p>
+      <w:pPr>
+        <w:spacing w:after="0" w:line="240" w:lineRule="auto"/>
+        <w:rPr>
+          <w:rFonts w:ascii="Times New Roman" w:hAnsi="Times New Roman" w:cs="Times New Roman"/>
+          <w:lang w:val="en-PK"/>
+        </w:rPr>
+      </w:pPr>
+      <w:r>
+        <w:rPr>
+          <w:rFonts w:ascii="Times New Roman" w:hAnsi="Times New Roman" w:cs="Times New Roman"/>
+          <w:lang w:val="en-PK"/>
+        </w:rPr>
+        <w:t>    Serial.println("MAX30205 error! Retrying...");</w:t>
+      </w:r>
+    </w:p>
+    <w:p>
+      <w:pPr>
+        <w:spacing w:after="0" w:line="240" w:lineRule="auto"/>
+        <w:rPr>
+          <w:rFonts w:ascii="Times New Roman" w:hAnsi="Times New Roman" w:cs="Times New Roman"/>
+          <w:lang w:val="en-PK"/>
+        </w:rPr>
+      </w:pPr>
+      <w:r>
+        <w:rPr>
+          <w:rFonts w:ascii="Times New Roman" w:hAnsi="Times New Roman" w:cs="Times New Roman"/>
+          <w:lang w:val="en-PK"/>
+        </w:rPr>
+        <w:t xml:space="preserve">    </w:t>
+      </w:r>
+    </w:p>
+    <w:p>
+      <w:pPr>
+        <w:spacing w:after="0" w:line="240" w:lineRule="auto"/>
+        <w:rPr>
+          <w:rFonts w:ascii="Times New Roman" w:hAnsi="Times New Roman" w:cs="Times New Roman"/>
+          <w:lang w:val="en-PK"/>
+        </w:rPr>
+      </w:pPr>
+      <w:r>
+        <w:rPr>
+          <w:rFonts w:ascii="Times New Roman" w:hAnsi="Times New Roman" w:cs="Times New Roman"/>
+          <w:lang w:val="en-PK"/>
+        </w:rPr>
+        <w:t>    delay(100);</w:t>
+      </w:r>
+    </w:p>
+    <w:p>
+      <w:pPr>
+        <w:spacing w:after="0" w:line="240" w:lineRule="auto"/>
+        <w:rPr>
+          <w:rFonts w:ascii="Times New Roman" w:hAnsi="Times New Roman" w:cs="Times New Roman"/>
+          <w:lang w:val="en-PK"/>
+        </w:rPr>
+      </w:pPr>
+      <w:r>
+        <w:rPr>
+          <w:rFonts w:ascii="Times New Roman" w:hAnsi="Times New Roman" w:cs="Times New Roman"/>
+          <w:lang w:val="en-PK"/>
+        </w:rPr>
+        <w:t>    resetMAX30205();  // Reset sensor before retry</w:t>
+      </w:r>
+    </w:p>
+    <w:p>
+      <w:pPr>
+        <w:spacing w:after="0" w:line="240" w:lineRule="auto"/>
+        <w:rPr>
+          <w:rFonts w:ascii="Times New Roman" w:hAnsi="Times New Roman" w:cs="Times New Roman"/>
+          <w:lang w:val="en-PK"/>
+        </w:rPr>
+      </w:pPr>
+      <w:r>
+        <w:rPr>
+          <w:rFonts w:ascii="Times New Roman" w:hAnsi="Times New Roman" w:cs="Times New Roman"/>
+          <w:lang w:val="en-PK"/>
+        </w:rPr>
+        <w:t>    temperature = tempSensor.readTemperature();</w:t>
+      </w:r>
+    </w:p>
+    <w:p>
+      <w:pPr>
+        <w:spacing w:after="0" w:line="240" w:lineRule="auto"/>
+        <w:rPr>
+          <w:rFonts w:ascii="Times New Roman" w:hAnsi="Times New Roman" w:cs="Times New Roman"/>
+          <w:lang w:val="en-PK"/>
+        </w:rPr>
+      </w:pPr>
+      <w:r>
+        <w:rPr>
+          <w:rFonts w:ascii="Times New Roman" w:hAnsi="Times New Roman" w:cs="Times New Roman"/>
+          <w:lang w:val="en-PK"/>
+        </w:rPr>
+        <w:t xml:space="preserve">    </w:t>
+      </w:r>
+    </w:p>
+    <w:p>
+      <w:pPr>
+        <w:spacing w:after="0" w:line="240" w:lineRule="auto"/>
+        <w:rPr>
+          <w:rFonts w:ascii="Times New Roman" w:hAnsi="Times New Roman" w:cs="Times New Roman"/>
+          <w:lang w:val="en-PK"/>
+        </w:rPr>
+      </w:pPr>
+      <w:r>
+        <w:rPr>
+          <w:rFonts w:ascii="Times New Roman" w:hAnsi="Times New Roman" w:cs="Times New Roman"/>
+          <w:lang w:val="en-PK"/>
+        </w:rPr>
+        <w:t>    if (temperature &lt; 10.0 || temperature &gt; 45.0) {</w:t>
+      </w:r>
+    </w:p>
+    <w:p>
+      <w:pPr>
+        <w:spacing w:after="0" w:line="240" w:lineRule="auto"/>
+        <w:rPr>
+          <w:rFonts w:ascii="Times New Roman" w:hAnsi="Times New Roman" w:cs="Times New Roman"/>
+          <w:lang w:val="en-PK"/>
+        </w:rPr>
+      </w:pPr>
+      <w:r>
+        <w:rPr>
+          <w:rFonts w:ascii="Times New Roman" w:hAnsi="Times New Roman" w:cs="Times New Roman"/>
+          <w:lang w:val="en-PK"/>
+        </w:rPr>
+        <w:t>      Serial.println("MAX30205 failed after retry. Setting temperature=null.");</w:t>
+      </w:r>
+    </w:p>
+    <w:p>
+      <w:pPr>
+        <w:spacing w:after="0" w:line="240" w:lineRule="auto"/>
+        <w:rPr>
+          <w:rFonts w:ascii="Times New Roman" w:hAnsi="Times New Roman" w:cs="Times New Roman"/>
+          <w:lang w:val="en-PK"/>
+        </w:rPr>
+      </w:pPr>
+      <w:r>
+        <w:rPr>
+          <w:rFonts w:ascii="Times New Roman" w:hAnsi="Times New Roman" w:cs="Times New Roman"/>
+          <w:lang w:val="en-PK"/>
+        </w:rPr>
+        <w:t>      temperature = NAN;  // Mark as invalid</w:t>
+      </w:r>
+    </w:p>
+    <w:p>
+      <w:pPr>
+        <w:spacing w:after="0" w:line="240" w:lineRule="auto"/>
+        <w:rPr>
+          <w:rFonts w:ascii="Times New Roman" w:hAnsi="Times New Roman" w:cs="Times New Roman"/>
+          <w:lang w:val="en-PK"/>
+        </w:rPr>
+      </w:pPr>
+      <w:r>
+        <w:rPr>
+          <w:rFonts w:ascii="Times New Roman" w:hAnsi="Times New Roman" w:cs="Times New Roman"/>
+          <w:lang w:val="en-PK"/>
+        </w:rPr>
+        <w:t>    }</w:t>
+      </w:r>
+    </w:p>
+    <w:p>
+      <w:pPr>
+        <w:spacing w:after="0" w:line="240" w:lineRule="auto"/>
+        <w:rPr>
+          <w:rFonts w:ascii="Times New Roman" w:hAnsi="Times New Roman" w:cs="Times New Roman"/>
+          <w:lang w:val="en-PK"/>
+        </w:rPr>
+      </w:pPr>
+      <w:r>
+        <w:rPr>
+          <w:rFonts w:ascii="Times New Roman" w:hAnsi="Times New Roman" w:cs="Times New Roman"/>
+          <w:lang w:val="en-PK"/>
+        </w:rPr>
+        <w:t>  }</w:t>
+      </w:r>
+    </w:p>
+    <w:p>
+      <w:pPr>
+        <w:spacing w:after="0" w:line="240" w:lineRule="auto"/>
+        <w:rPr>
+          <w:rFonts w:ascii="Times New Roman" w:hAnsi="Times New Roman" w:cs="Times New Roman"/>
+          <w:lang w:val="en-PK"/>
+        </w:rPr>
+      </w:pPr>
+    </w:p>
+    <w:p>
+      <w:pPr>
+        <w:spacing w:after="0" w:line="240" w:lineRule="auto"/>
+        <w:rPr>
+          <w:rFonts w:ascii="Times New Roman" w:hAnsi="Times New Roman" w:cs="Times New Roman"/>
+          <w:lang w:val="en-PK"/>
+        </w:rPr>
+      </w:pPr>
+      <w:r>
+        <w:rPr>
+          <w:rFonts w:ascii="Times New Roman" w:hAnsi="Times New Roman" w:cs="Times New Roman"/>
+          <w:lang w:val="en-PK"/>
+        </w:rPr>
+        <w:t>  // 2. Accelerometer</w:t>
+      </w:r>
+    </w:p>
+    <w:p>
+      <w:pPr>
+        <w:spacing w:after="0" w:line="240" w:lineRule="auto"/>
+        <w:rPr>
+          <w:rFonts w:ascii="Times New Roman" w:hAnsi="Times New Roman" w:cs="Times New Roman"/>
+          <w:lang w:val="en-PK"/>
+        </w:rPr>
+      </w:pPr>
+      <w:r>
+        <w:rPr>
+          <w:rFonts w:ascii="Times New Roman" w:hAnsi="Times New Roman" w:cs="Times New Roman"/>
+          <w:lang w:val="en-PK"/>
+        </w:rPr>
+        <w:t>  sensors_event_t event;</w:t>
+      </w:r>
+    </w:p>
+    <w:p>
+      <w:pPr>
+        <w:spacing w:after="0" w:line="240" w:lineRule="auto"/>
+        <w:rPr>
+          <w:rFonts w:ascii="Times New Roman" w:hAnsi="Times New Roman" w:cs="Times New Roman"/>
+          <w:lang w:val="en-PK"/>
+        </w:rPr>
+      </w:pPr>
+      <w:r>
+        <w:rPr>
+          <w:rFonts w:ascii="Times New Roman" w:hAnsi="Times New Roman" w:cs="Times New Roman"/>
+          <w:lang w:val="en-PK"/>
+        </w:rPr>
+        <w:lastRenderedPageBreak/>
+        <w:t>  accel.getEvent(&amp;event);</w:t>
+      </w:r>
+    </w:p>
+    <w:p>
+      <w:pPr>
+        <w:spacing w:after="0" w:line="240" w:lineRule="auto"/>
+        <w:rPr>
+          <w:rFonts w:ascii="Times New Roman" w:hAnsi="Times New Roman" w:cs="Times New Roman"/>
+          <w:lang w:val="en-PK"/>
+        </w:rPr>
+      </w:pPr>
+      <w:r>
+        <w:rPr>
+          <w:rFonts w:ascii="Times New Roman" w:hAnsi="Times New Roman" w:cs="Times New Roman"/>
+          <w:lang w:val="en-PK"/>
+        </w:rPr>
+        <w:t>  float accel_x = event.acceleration.x;</w:t>
+      </w:r>
+    </w:p>
+    <w:p>
+      <w:pPr>
+        <w:spacing w:after="0" w:line="240" w:lineRule="auto"/>
+        <w:rPr>
+          <w:rFonts w:ascii="Times New Roman" w:hAnsi="Times New Roman" w:cs="Times New Roman"/>
+          <w:lang w:val="en-PK"/>
+        </w:rPr>
+      </w:pPr>
+      <w:r>
+        <w:rPr>
+          <w:rFonts w:ascii="Times New Roman" w:hAnsi="Times New Roman" w:cs="Times New Roman"/>
+          <w:lang w:val="en-PK"/>
+        </w:rPr>
+        <w:t>  float accel_y = event.acceleration.y;</w:t>
+      </w:r>
+    </w:p>
+    <w:p>
+      <w:pPr>
+        <w:spacing w:after="0" w:line="240" w:lineRule="auto"/>
+        <w:rPr>
+          <w:rFonts w:ascii="Times New Roman" w:hAnsi="Times New Roman" w:cs="Times New Roman"/>
+          <w:lang w:val="en-PK"/>
+        </w:rPr>
+      </w:pPr>
+    </w:p>
+    <w:p>
+      <w:pPr>
+        <w:spacing w:after="0" w:line="240" w:lineRule="auto"/>
+        <w:rPr>
+          <w:rFonts w:ascii="Times New Roman" w:hAnsi="Times New Roman" w:cs="Times New Roman"/>
+          <w:lang w:val="en-PK"/>
+        </w:rPr>
+      </w:pPr>
+      <w:r>
+        <w:rPr>
+          <w:rFonts w:ascii="Times New Roman" w:hAnsi="Times New Roman" w:cs="Times New Roman"/>
+          <w:lang w:val="en-PK"/>
+        </w:rPr>
+        <w:t>  // Normalize</w:t>
+      </w:r>
+    </w:p>
+    <w:p>
+      <w:pPr>
+        <w:spacing w:after="0" w:line="240" w:lineRule="auto"/>
+        <w:rPr>
+          <w:rFonts w:ascii="Times New Roman" w:hAnsi="Times New Roman" w:cs="Times New Roman"/>
+          <w:lang w:val="en-PK"/>
+        </w:rPr>
+      </w:pPr>
+      <w:r>
+        <w:rPr>
+          <w:rFonts w:ascii="Times New Roman" w:hAnsi="Times New Roman" w:cs="Times New Roman"/>
+          <w:lang w:val="en-PK"/>
+        </w:rPr>
+        <w:t>  input-&gt;data.f[0] = (accel_x - X_MIN) / (X_MAX - X_MIN);</w:t>
+      </w:r>
+    </w:p>
+    <w:p>
+      <w:pPr>
+        <w:spacing w:after="0" w:line="240" w:lineRule="auto"/>
+        <w:rPr>
+          <w:rFonts w:ascii="Times New Roman" w:hAnsi="Times New Roman" w:cs="Times New Roman"/>
+          <w:lang w:val="en-PK"/>
+        </w:rPr>
+      </w:pPr>
+      <w:r>
+        <w:rPr>
+          <w:rFonts w:ascii="Times New Roman" w:hAnsi="Times New Roman" w:cs="Times New Roman"/>
+          <w:lang w:val="en-PK"/>
+        </w:rPr>
+        <w:t>  input-&gt;data.f[1] = (accel_y - Y_MIN) / (Y_MAX - Y_MIN);</w:t>
+      </w:r>
+    </w:p>
+    <w:p>
+      <w:pPr>
+        <w:spacing w:after="0" w:line="240" w:lineRule="auto"/>
+        <w:rPr>
+          <w:rFonts w:ascii="Times New Roman" w:hAnsi="Times New Roman" w:cs="Times New Roman"/>
+          <w:lang w:val="en-PK"/>
+        </w:rPr>
+      </w:pPr>
+    </w:p>
+    <w:p>
+      <w:pPr>
+        <w:spacing w:after="0" w:line="240" w:lineRule="auto"/>
+        <w:rPr>
+          <w:rFonts w:ascii="Times New Roman" w:hAnsi="Times New Roman" w:cs="Times New Roman"/>
+          <w:lang w:val="en-PK"/>
+        </w:rPr>
+      </w:pPr>
+      <w:r>
+        <w:rPr>
+          <w:rFonts w:ascii="Times New Roman" w:hAnsi="Times New Roman" w:cs="Times New Roman"/>
+          <w:lang w:val="en-PK"/>
+        </w:rPr>
+        <w:t>  interpreter-&gt;Invoke();</w:t>
+      </w:r>
+    </w:p>
+    <w:p>
+      <w:pPr>
+        <w:spacing w:after="0" w:line="240" w:lineRule="auto"/>
+        <w:rPr>
+          <w:rFonts w:ascii="Times New Roman" w:hAnsi="Times New Roman" w:cs="Times New Roman"/>
+          <w:lang w:val="en-PK"/>
+        </w:rPr>
+      </w:pPr>
+      <w:r>
+        <w:rPr>
+          <w:rFonts w:ascii="Times New Roman" w:hAnsi="Times New Roman" w:cs="Times New Roman"/>
+          <w:lang w:val="en-PK"/>
+        </w:rPr>
+        <w:t>  float fall_probability = output-&gt;data.f[0];</w:t>
+      </w:r>
+    </w:p>
+    <w:p>
+      <w:pPr>
+        <w:spacing w:after="0" w:line="240" w:lineRule="auto"/>
+        <w:rPr>
+          <w:rFonts w:ascii="Times New Roman" w:hAnsi="Times New Roman" w:cs="Times New Roman"/>
+          <w:lang w:val="en-PK"/>
+        </w:rPr>
+      </w:pPr>
+      <w:r>
+        <w:rPr>
+          <w:rFonts w:ascii="Times New Roman" w:hAnsi="Times New Roman" w:cs="Times New Roman"/>
+          <w:lang w:val="en-PK"/>
+        </w:rPr>
+        <w:t>  String fall_status = (fall_probability &gt; 0.5) ? "Fall Detected" : "Stable";</w:t>
+      </w:r>
+    </w:p>
+    <w:p>
+      <w:pPr>
+        <w:spacing w:after="0" w:line="240" w:lineRule="auto"/>
+        <w:rPr>
+          <w:rFonts w:ascii="Times New Roman" w:hAnsi="Times New Roman" w:cs="Times New Roman"/>
+          <w:lang w:val="en-PK"/>
+        </w:rPr>
+      </w:pPr>
+    </w:p>
+    <w:p>
+      <w:pPr>
+        <w:spacing w:after="0" w:line="240" w:lineRule="auto"/>
+        <w:rPr>
+          <w:rFonts w:ascii="Times New Roman" w:hAnsi="Times New Roman" w:cs="Times New Roman"/>
+          <w:lang w:val="en-PK"/>
+        </w:rPr>
+      </w:pPr>
+      <w:r>
+        <w:rPr>
+          <w:rFonts w:ascii="Times New Roman" w:hAnsi="Times New Roman" w:cs="Times New Roman"/>
+          <w:lang w:val="en-PK"/>
+        </w:rPr>
+        <w:t>  // 3. MAX30102 Pulse Sensor</w:t>
+      </w:r>
+    </w:p>
+    <w:p>
+      <w:pPr>
+        <w:spacing w:after="0" w:line="240" w:lineRule="auto"/>
+        <w:rPr>
+          <w:rFonts w:ascii="Times New Roman" w:hAnsi="Times New Roman" w:cs="Times New Roman"/>
+          <w:lang w:val="en-PK"/>
+        </w:rPr>
+      </w:pPr>
+      <w:r>
+        <w:rPr>
+          <w:rFonts w:ascii="Times New Roman" w:hAnsi="Times New Roman" w:cs="Times New Roman"/>
+          <w:lang w:val="en-PK"/>
+        </w:rPr>
+        <w:t>  for (int i = 0; i &lt; BUFFER_SIZE; i++) {</w:t>
+      </w:r>
+    </w:p>
+    <w:p>
+      <w:pPr>
+        <w:spacing w:after="0" w:line="240" w:lineRule="auto"/>
+        <w:rPr>
+          <w:rFonts w:ascii="Times New Roman" w:hAnsi="Times New Roman" w:cs="Times New Roman"/>
+          <w:lang w:val="en-PK"/>
+        </w:rPr>
+      </w:pPr>
+      <w:r>
+        <w:rPr>
+          <w:rFonts w:ascii="Times New Roman" w:hAnsi="Times New Roman" w:cs="Times New Roman"/>
+          <w:lang w:val="en-PK"/>
+        </w:rPr>
+        <w:t>    while (!pulseSensor.available()) pulseSensor.check();</w:t>
+      </w:r>
+    </w:p>
+    <w:p>
+      <w:pPr>
+        <w:spacing w:after="0" w:line="240" w:lineRule="auto"/>
+        <w:rPr>
+          <w:rFonts w:ascii="Times New Roman" w:hAnsi="Times New Roman" w:cs="Times New Roman"/>
+          <w:lang w:val="en-PK"/>
+        </w:rPr>
+      </w:pPr>
+      <w:r>
+        <w:rPr>
+          <w:rFonts w:ascii="Times New Roman" w:hAnsi="Times New Roman" w:cs="Times New Roman"/>
+          <w:lang w:val="en-PK"/>
+        </w:rPr>
+        <w:t>    redBuf[i] = pulseSensor.getRed();</w:t>
+      </w:r>
+    </w:p>
+    <w:p>
+      <w:pPr>
+        <w:spacing w:after="0" w:line="240" w:lineRule="auto"/>
+        <w:rPr>
+          <w:rFonts w:ascii="Times New Roman" w:hAnsi="Times New Roman" w:cs="Times New Roman"/>
+          <w:lang w:val="en-PK"/>
+        </w:rPr>
+      </w:pPr>
+      <w:r>
+        <w:rPr>
+          <w:rFonts w:ascii="Times New Roman" w:hAnsi="Times New Roman" w:cs="Times New Roman"/>
+          <w:lang w:val="en-PK"/>
+        </w:rPr>
+        <w:t>    irBuf[i] = pulseSensor.getIR();</w:t>
+      </w:r>
+    </w:p>
+    <w:p>
+      <w:pPr>
+        <w:spacing w:after="0" w:line="240" w:lineRule="auto"/>
+        <w:rPr>
+          <w:rFonts w:ascii="Times New Roman" w:hAnsi="Times New Roman" w:cs="Times New Roman"/>
+          <w:lang w:val="en-PK"/>
+        </w:rPr>
+      </w:pPr>
+      <w:r>
+        <w:rPr>
+          <w:rFonts w:ascii="Times New Roman" w:hAnsi="Times New Roman" w:cs="Times New Roman"/>
+          <w:lang w:val="en-PK"/>
+        </w:rPr>
+        <w:t>    pulseSensor.nextSample();</w:t>
+      </w:r>
+    </w:p>
+    <w:p>
+      <w:pPr>
+        <w:spacing w:after="0" w:line="240" w:lineRule="auto"/>
+        <w:rPr>
+          <w:rFonts w:ascii="Times New Roman" w:hAnsi="Times New Roman" w:cs="Times New Roman"/>
+          <w:lang w:val="en-PK"/>
+        </w:rPr>
+      </w:pPr>
+      <w:r>
+        <w:rPr>
+          <w:rFonts w:ascii="Times New Roman" w:hAnsi="Times New Roman" w:cs="Times New Roman"/>
+          <w:lang w:val="en-PK"/>
+        </w:rPr>
+        <w:t>  }</w:t>
+      </w:r>
+    </w:p>
+    <w:p>
+      <w:pPr>
+        <w:spacing w:after="0" w:line="240" w:lineRule="auto"/>
+        <w:rPr>
+          <w:rFonts w:ascii="Times New Roman" w:hAnsi="Times New Roman" w:cs="Times New Roman"/>
+          <w:lang w:val="en-PK"/>
+        </w:rPr>
+      </w:pPr>
+    </w:p>
+    <w:p>
+      <w:pPr>
+        <w:spacing w:after="0" w:line="240" w:lineRule="auto"/>
+        <w:rPr>
+          <w:rFonts w:ascii="Times New Roman" w:hAnsi="Times New Roman" w:cs="Times New Roman"/>
+          <w:lang w:val="en-PK"/>
+        </w:rPr>
+      </w:pPr>
+      <w:r>
+        <w:rPr>
+          <w:rFonts w:ascii="Times New Roman" w:hAnsi="Times New Roman" w:cs="Times New Roman"/>
+          <w:lang w:val="en-PK"/>
+        </w:rPr>
+        <w:t>  int32_t spo2, hr;</w:t>
+      </w:r>
+    </w:p>
+    <w:p>
+      <w:pPr>
+        <w:spacing w:after="0" w:line="240" w:lineRule="auto"/>
+        <w:rPr>
+          <w:rFonts w:ascii="Times New Roman" w:hAnsi="Times New Roman" w:cs="Times New Roman"/>
+          <w:lang w:val="en-PK"/>
+        </w:rPr>
+      </w:pPr>
+      <w:r>
+        <w:rPr>
+          <w:rFonts w:ascii="Times New Roman" w:hAnsi="Times New Roman" w:cs="Times New Roman"/>
+          <w:lang w:val="en-PK"/>
+        </w:rPr>
+        <w:t>  int8_t spo2Valid, hrValid;</w:t>
+      </w:r>
+    </w:p>
+    <w:p>
+      <w:pPr>
+        <w:spacing w:after="0" w:line="240" w:lineRule="auto"/>
+        <w:rPr>
+          <w:rFonts w:ascii="Times New Roman" w:hAnsi="Times New Roman" w:cs="Times New Roman"/>
+          <w:lang w:val="en-PK"/>
+        </w:rPr>
+      </w:pPr>
+      <w:r>
+        <w:rPr>
+          <w:rFonts w:ascii="Times New Roman" w:hAnsi="Times New Roman" w:cs="Times New Roman"/>
+          <w:lang w:val="en-PK"/>
+        </w:rPr>
+        <w:t>  maxim_heart_rate_and_oxygen_saturation(irBuf, BUFFER_SIZE, redBuf, &amp;spo2, &amp;spo2Valid, &amp;hr, &amp;hrValid);</w:t>
+      </w:r>
+    </w:p>
+    <w:p>
+      <w:pPr>
+        <w:spacing w:after="0" w:line="240" w:lineRule="auto"/>
+        <w:rPr>
+          <w:rFonts w:ascii="Times New Roman" w:hAnsi="Times New Roman" w:cs="Times New Roman"/>
+          <w:lang w:val="en-PK"/>
+        </w:rPr>
+      </w:pPr>
+    </w:p>
+    <w:p>
+      <w:pPr>
+        <w:spacing w:after="0" w:line="240" w:lineRule="auto"/>
+        <w:rPr>
+          <w:rFonts w:ascii="Times New Roman" w:hAnsi="Times New Roman" w:cs="Times New Roman"/>
+          <w:lang w:val="en-PK"/>
+        </w:rPr>
+      </w:pPr>
+      <w:r>
+        <w:rPr>
+          <w:rFonts w:ascii="Times New Roman" w:hAnsi="Times New Roman" w:cs="Times New Roman"/>
+          <w:lang w:val="en-PK"/>
+        </w:rPr>
+        <w:t>  String timestamp = getFormattedTime();</w:t>
+      </w:r>
+    </w:p>
+    <w:p>
+      <w:pPr>
+        <w:spacing w:after="0" w:line="240" w:lineRule="auto"/>
+        <w:rPr>
+          <w:rFonts w:ascii="Times New Roman" w:hAnsi="Times New Roman" w:cs="Times New Roman"/>
+          <w:lang w:val="en-PK"/>
+        </w:rPr>
+      </w:pPr>
+    </w:p>
+    <w:p>
+      <w:pPr>
+        <w:spacing w:after="0" w:line="240" w:lineRule="auto"/>
+        <w:rPr>
+          <w:rFonts w:ascii="Times New Roman" w:hAnsi="Times New Roman" w:cs="Times New Roman"/>
+          <w:lang w:val="en-PK"/>
+        </w:rPr>
+      </w:pPr>
+      <w:r>
+        <w:rPr>
+          <w:rFonts w:ascii="Times New Roman" w:hAnsi="Times New Roman" w:cs="Times New Roman"/>
+          <w:lang w:val="en-PK"/>
+        </w:rPr>
+        <w:t>  // ==================== BUILD JSON ==================== //</w:t>
+      </w:r>
+    </w:p>
+    <w:p>
+      <w:pPr>
+        <w:spacing w:after="0" w:line="240" w:lineRule="auto"/>
+        <w:rPr>
+          <w:rFonts w:ascii="Times New Roman" w:hAnsi="Times New Roman" w:cs="Times New Roman"/>
+          <w:lang w:val="en-PK"/>
+        </w:rPr>
+      </w:pPr>
+      <w:r>
+        <w:rPr>
+          <w:rFonts w:ascii="Times New Roman" w:hAnsi="Times New Roman" w:cs="Times New Roman"/>
+          <w:lang w:val="en-PK"/>
+        </w:rPr>
+        <w:t>  String json = "{";</w:t>
+      </w:r>
+    </w:p>
+    <w:p>
+      <w:pPr>
+        <w:spacing w:after="0" w:line="240" w:lineRule="auto"/>
+        <w:rPr>
+          <w:rFonts w:ascii="Times New Roman" w:hAnsi="Times New Roman" w:cs="Times New Roman"/>
+          <w:lang w:val="en-PK"/>
+        </w:rPr>
+      </w:pPr>
+      <w:r>
+        <w:rPr>
+          <w:rFonts w:ascii="Times New Roman" w:hAnsi="Times New Roman" w:cs="Times New Roman"/>
+          <w:lang w:val="en-PK"/>
+        </w:rPr>
+        <w:t>  json += "\"temperature\":";</w:t>
+      </w:r>
+    </w:p>
+    <w:p>
+      <w:pPr>
+        <w:spacing w:after="0" w:line="240" w:lineRule="auto"/>
+        <w:rPr>
+          <w:rFonts w:ascii="Times New Roman" w:hAnsi="Times New Roman" w:cs="Times New Roman"/>
+          <w:lang w:val="en-PK"/>
+        </w:rPr>
+      </w:pPr>
+      <w:r>
+        <w:rPr>
+          <w:rFonts w:ascii="Times New Roman" w:hAnsi="Times New Roman" w:cs="Times New Roman"/>
+          <w:lang w:val="en-PK"/>
+        </w:rPr>
+        <w:t>  json += isnan(temperature) ? "null" : String(temperature, 2);</w:t>
+      </w:r>
+    </w:p>
+    <w:p>
+      <w:pPr>
+        <w:spacing w:after="0" w:line="240" w:lineRule="auto"/>
+        <w:rPr>
+          <w:rFonts w:ascii="Times New Roman" w:hAnsi="Times New Roman" w:cs="Times New Roman"/>
+          <w:lang w:val="en-PK"/>
+        </w:rPr>
+      </w:pPr>
+      <w:r>
+        <w:rPr>
+          <w:rFonts w:ascii="Times New Roman" w:hAnsi="Times New Roman" w:cs="Times New Roman"/>
+          <w:lang w:val="en-PK"/>
+        </w:rPr>
+        <w:t>  json += ",";</w:t>
+      </w:r>
+    </w:p>
+    <w:p>
+      <w:pPr>
+        <w:spacing w:after="0" w:line="240" w:lineRule="auto"/>
+        <w:rPr>
+          <w:rFonts w:ascii="Times New Roman" w:hAnsi="Times New Roman" w:cs="Times New Roman"/>
+          <w:lang w:val="en-PK"/>
+        </w:rPr>
+      </w:pPr>
+      <w:r>
+        <w:rPr>
+          <w:rFonts w:ascii="Times New Roman" w:hAnsi="Times New Roman" w:cs="Times New Roman"/>
+          <w:lang w:val="en-PK"/>
+        </w:rPr>
+        <w:t>  json += "\"accel_x\":" + String(accel_x, 2) + ",";</w:t>
+      </w:r>
+    </w:p>
+    <w:p>
+      <w:pPr>
+        <w:spacing w:after="0" w:line="240" w:lineRule="auto"/>
+        <w:rPr>
+          <w:rFonts w:ascii="Times New Roman" w:hAnsi="Times New Roman" w:cs="Times New Roman"/>
+          <w:lang w:val="en-PK"/>
+        </w:rPr>
+      </w:pPr>
+      <w:r>
+        <w:rPr>
+          <w:rFonts w:ascii="Times New Roman" w:hAnsi="Times New Roman" w:cs="Times New Roman"/>
+          <w:lang w:val="en-PK"/>
+        </w:rPr>
+        <w:t>  json += "\"accel_y\":" + String(accel_y, 2) + ",";</w:t>
+      </w:r>
+    </w:p>
+    <w:p>
+      <w:pPr>
+        <w:spacing w:after="0" w:line="240" w:lineRule="auto"/>
+        <w:rPr>
+          <w:rFonts w:ascii="Times New Roman" w:hAnsi="Times New Roman" w:cs="Times New Roman"/>
+          <w:lang w:val="en-PK"/>
+        </w:rPr>
+      </w:pPr>
+      <w:r>
+        <w:rPr>
+          <w:rFonts w:ascii="Times New Roman" w:hAnsi="Times New Roman" w:cs="Times New Roman"/>
+          <w:lang w:val="en-PK"/>
+        </w:rPr>
+        <w:t>  json += "\"fall_probability\":" + String(fall_probability, 4) + ",";</w:t>
+      </w:r>
+    </w:p>
+    <w:p>
+      <w:pPr>
+        <w:spacing w:after="0" w:line="240" w:lineRule="auto"/>
+        <w:rPr>
+          <w:rFonts w:ascii="Times New Roman" w:hAnsi="Times New Roman" w:cs="Times New Roman"/>
+          <w:lang w:val="en-PK"/>
+        </w:rPr>
+      </w:pPr>
+      <w:r>
+        <w:rPr>
+          <w:rFonts w:ascii="Times New Roman" w:hAnsi="Times New Roman" w:cs="Times New Roman"/>
+          <w:lang w:val="en-PK"/>
+        </w:rPr>
+        <w:t>  json += "\"fall_status\":\"" + fall_status + "\",";</w:t>
+      </w:r>
+    </w:p>
+    <w:p>
+      <w:pPr>
+        <w:spacing w:after="0" w:line="240" w:lineRule="auto"/>
+        <w:rPr>
+          <w:rFonts w:ascii="Times New Roman" w:hAnsi="Times New Roman" w:cs="Times New Roman"/>
+          <w:lang w:val="en-PK"/>
+        </w:rPr>
+      </w:pPr>
+      <w:r>
+        <w:rPr>
+          <w:rFonts w:ascii="Times New Roman" w:hAnsi="Times New Roman" w:cs="Times New Roman"/>
+          <w:lang w:val="en-PK"/>
+        </w:rPr>
+        <w:t>  json += "\"heartrate\":";</w:t>
+      </w:r>
+    </w:p>
+    <w:p>
+      <w:pPr>
+        <w:spacing w:after="0" w:line="240" w:lineRule="auto"/>
+        <w:rPr>
+          <w:rFonts w:ascii="Times New Roman" w:hAnsi="Times New Roman" w:cs="Times New Roman"/>
+          <w:lang w:val="en-PK"/>
+        </w:rPr>
+      </w:pPr>
+      <w:r>
+        <w:rPr>
+          <w:rFonts w:ascii="Times New Roman" w:hAnsi="Times New Roman" w:cs="Times New Roman"/>
+          <w:lang w:val="en-PK"/>
+        </w:rPr>
+        <w:t>  json += (hrValid) ? String(hr) : "null";</w:t>
+      </w:r>
+    </w:p>
+    <w:p>
+      <w:pPr>
+        <w:spacing w:after="0" w:line="240" w:lineRule="auto"/>
+        <w:rPr>
+          <w:rFonts w:ascii="Times New Roman" w:hAnsi="Times New Roman" w:cs="Times New Roman"/>
+          <w:lang w:val="en-PK"/>
+        </w:rPr>
+      </w:pPr>
+      <w:r>
+        <w:rPr>
+          <w:rFonts w:ascii="Times New Roman" w:hAnsi="Times New Roman" w:cs="Times New Roman"/>
+          <w:lang w:val="en-PK"/>
+        </w:rPr>
+        <w:t>  json += ",";</w:t>
+      </w:r>
+    </w:p>
+    <w:p>
+      <w:pPr>
+        <w:spacing w:after="0" w:line="240" w:lineRule="auto"/>
+        <w:rPr>
+          <w:rFonts w:ascii="Times New Roman" w:hAnsi="Times New Roman" w:cs="Times New Roman"/>
+          <w:lang w:val="en-PK"/>
+        </w:rPr>
+      </w:pPr>
+      <w:r>
+        <w:rPr>
+          <w:rFonts w:ascii="Times New Roman" w:hAnsi="Times New Roman" w:cs="Times New Roman"/>
+          <w:lang w:val="en-PK"/>
+        </w:rPr>
+        <w:t>  json += "\"spo2\":";</w:t>
+      </w:r>
+    </w:p>
+    <w:p>
+      <w:pPr>
+        <w:spacing w:after="0" w:line="240" w:lineRule="auto"/>
+        <w:rPr>
+          <w:rFonts w:ascii="Times New Roman" w:hAnsi="Times New Roman" w:cs="Times New Roman"/>
+          <w:lang w:val="en-PK"/>
+        </w:rPr>
+      </w:pPr>
+      <w:r>
+        <w:rPr>
+          <w:rFonts w:ascii="Times New Roman" w:hAnsi="Times New Roman" w:cs="Times New Roman"/>
+          <w:lang w:val="en-PK"/>
+        </w:rPr>
+        <w:t>  json += (spo2Valid) ? String(spo2) : "null";</w:t>
+      </w:r>
+    </w:p>
+    <w:p>
+      <w:pPr>
+        <w:spacing w:after="0" w:line="240" w:lineRule="auto"/>
+        <w:rPr>
+          <w:rFonts w:ascii="Times New Roman" w:hAnsi="Times New Roman" w:cs="Times New Roman"/>
+          <w:lang w:val="en-PK"/>
+        </w:rPr>
+      </w:pPr>
+      <w:r>
+        <w:rPr>
+          <w:rFonts w:ascii="Times New Roman" w:hAnsi="Times New Roman" w:cs="Times New Roman"/>
+          <w:lang w:val="en-PK"/>
+        </w:rPr>
+        <w:t>  json += ",";</w:t>
+      </w:r>
+    </w:p>
+    <w:p>
+      <w:pPr>
+        <w:spacing w:after="0" w:line="240" w:lineRule="auto"/>
+        <w:rPr>
+          <w:rFonts w:ascii="Times New Roman" w:hAnsi="Times New Roman" w:cs="Times New Roman"/>
+          <w:lang w:val="en-PK"/>
+        </w:rPr>
+      </w:pPr>
+      <w:r>
+        <w:rPr>
+          <w:rFonts w:ascii="Times New Roman" w:hAnsi="Times New Roman" w:cs="Times New Roman"/>
+          <w:lang w:val="en-PK"/>
+        </w:rPr>
+        <w:t>  json += "\"timestamp\":\"" + timestamp + "\"";</w:t>
+      </w:r>
+    </w:p>
+    <w:p>
+      <w:pPr>
+        <w:spacing w:after="0" w:line="240" w:lineRule="auto"/>
+        <w:rPr>
+          <w:rFonts w:ascii="Times New Roman" w:hAnsi="Times New Roman" w:cs="Times New Roman"/>
+          <w:lang w:val="en-PK"/>
+        </w:rPr>
+      </w:pPr>
+      <w:r>
+        <w:rPr>
+          <w:rFonts w:ascii="Times New Roman" w:hAnsi="Times New Roman" w:cs="Times New Roman"/>
+          <w:lang w:val="en-PK"/>
+        </w:rPr>
+        <w:t>  json += ",\"user_id\":\"" + USER_UID + "\"}";</w:t>
+      </w:r>
+    </w:p>
+    <w:p>
+      <w:pPr>
+        <w:spacing w:after="0" w:line="240" w:lineRule="auto"/>
+        <w:rPr>
+          <w:rFonts w:ascii="Times New Roman" w:hAnsi="Times New Roman" w:cs="Times New Roman"/>
+          <w:lang w:val="en-PK"/>
+        </w:rPr>
+      </w:pPr>
+      <w:r>
+        <w:rPr>
+          <w:rFonts w:ascii="Times New Roman" w:hAnsi="Times New Roman" w:cs="Times New Roman"/>
+          <w:lang w:val="en-PK"/>
+        </w:rPr>
         <w:t xml:space="preserve">  </w:t>
       </w:r>
-      <w:proofErr w:type="gramStart"/>
-      <w:r>
-        <w:rPr>
-          <w:rFonts w:ascii="Times New Roman" w:hAnsi="Times New Roman" w:cs="Times New Roman"/>
-          <w:lang w:val="en-PK"/>
-        </w:rPr>
-        <w:t>connectWiFi();</w:t>
-      </w:r>
-      <w:proofErr w:type="gramEnd"/>
     </w:p>
     <w:p>
       <w:pPr>
@@ -6678,39 +8404,7 @@
           <w:rFonts w:ascii="Times New Roman" w:hAnsi="Times New Roman" w:cs="Times New Roman"/>
           <w:lang w:val="en-PK"/>
         </w:rPr>
-        <w:t xml:space="preserve">  </w:t>
-      </w:r>
-      <w:proofErr w:type="gramStart"/>
-      <w:r>
-        <w:rPr>
-          <w:rFonts w:ascii="Times New Roman" w:hAnsi="Times New Roman" w:cs="Times New Roman"/>
-          <w:lang w:val="en-PK"/>
-        </w:rPr>
-        <w:t>configTime(</w:t>
-      </w:r>
-      <w:proofErr w:type="gramEnd"/>
-      <w:r>
-        <w:rPr>
-          <w:rFonts w:ascii="Times New Roman" w:hAnsi="Times New Roman" w:cs="Times New Roman"/>
-          <w:lang w:val="en-PK"/>
-        </w:rPr>
-        <w:t>18000, 0, "pool.ntp.org", "time.nist.gov"</w:t>
-      </w:r>
-      <w:proofErr w:type="gramStart"/>
-      <w:r>
-        <w:rPr>
-          <w:rFonts w:ascii="Times New Roman" w:hAnsi="Times New Roman" w:cs="Times New Roman"/>
-          <w:lang w:val="en-PK"/>
-        </w:rPr>
-        <w:t>);  /</w:t>
-      </w:r>
-      <w:proofErr w:type="gramEnd"/>
-      <w:r>
-        <w:rPr>
-          <w:rFonts w:ascii="Times New Roman" w:hAnsi="Times New Roman" w:cs="Times New Roman"/>
-          <w:lang w:val="en-PK"/>
-        </w:rPr>
-        <w:t>/ GMT+5</w:t>
+        <w:t>  Serial.println("Sending JSON:");</w:t>
       </w:r>
     </w:p>
     <w:p>
@@ -6721,6 +8415,13 @@
           <w:lang w:val="en-PK"/>
         </w:rPr>
       </w:pPr>
+      <w:r>
+        <w:rPr>
+          <w:rFonts w:ascii="Times New Roman" w:hAnsi="Times New Roman" w:cs="Times New Roman"/>
+          <w:lang w:val="en-PK"/>
+        </w:rPr>
+        <w:t>  Serial.println(json);</w:t>
+      </w:r>
     </w:p>
     <w:p>
       <w:pPr>
@@ -6730,38 +8431,6 @@
           <w:lang w:val="en-PK"/>
         </w:rPr>
       </w:pPr>
-      <w:r>
-        <w:rPr>
-          <w:rFonts w:ascii="Times New Roman" w:hAnsi="Times New Roman" w:cs="Times New Roman"/>
-          <w:lang w:val="en-PK"/>
-        </w:rPr>
-        <w:t xml:space="preserve">  while (time(nullptr) &lt; 100000) </w:t>
-      </w:r>
-      <w:proofErr w:type="gramStart"/>
-      <w:r>
-        <w:rPr>
-          <w:rFonts w:ascii="Times New Roman" w:hAnsi="Times New Roman" w:cs="Times New Roman"/>
-          <w:lang w:val="en-PK"/>
-        </w:rPr>
-        <w:t>delay(</w:t>
-      </w:r>
-      <w:proofErr w:type="gramEnd"/>
-      <w:r>
-        <w:rPr>
-          <w:rFonts w:ascii="Times New Roman" w:hAnsi="Times New Roman" w:cs="Times New Roman"/>
-          <w:lang w:val="en-PK"/>
-        </w:rPr>
-        <w:t>500</w:t>
-      </w:r>
-      <w:proofErr w:type="gramStart"/>
-      <w:r>
-        <w:rPr>
-          <w:rFonts w:ascii="Times New Roman" w:hAnsi="Times New Roman" w:cs="Times New Roman"/>
-          <w:lang w:val="en-PK"/>
-        </w:rPr>
-        <w:t>);</w:t>
-      </w:r>
-      <w:proofErr w:type="gramEnd"/>
     </w:p>
     <w:p>
       <w:pPr>
@@ -6776,17 +8445,8 @@
           <w:rFonts w:ascii="Times New Roman" w:hAnsi="Times New Roman" w:cs="Times New Roman"/>
           <w:lang w:val="en-PK"/>
         </w:rPr>
-        <w:t>  Serial.println("Time synced!"</w:t>
-      </w:r>
-      <w:proofErr w:type="gramStart"/>
-      <w:r>
-        <w:rPr>
-          <w:rFonts w:ascii="Times New Roman" w:hAnsi="Times New Roman" w:cs="Times New Roman"/>
-          <w:lang w:val="en-PK"/>
-        </w:rPr>
-        <w:t>);</w:t>
-      </w:r>
-      <w:proofErr w:type="gramEnd"/>
+        <w:t>  // ==================== SEND TO FIREBASE ==================== //</w:t>
+      </w:r>
     </w:p>
     <w:p>
       <w:pPr>
@@ -6796,6 +8456,13 @@
           <w:lang w:val="en-PK"/>
         </w:rPr>
       </w:pPr>
+      <w:r>
+        <w:rPr>
+          <w:rFonts w:ascii="Times New Roman" w:hAnsi="Times New Roman" w:cs="Times New Roman"/>
+          <w:lang w:val="en-PK"/>
+        </w:rPr>
+        <w:t>  HTTPClient http;</w:t>
+      </w:r>
     </w:p>
     <w:p>
       <w:pPr>
@@ -6810,7 +8477,7 @@
           <w:rFonts w:ascii="Times New Roman" w:hAnsi="Times New Roman" w:cs="Times New Roman"/>
           <w:lang w:val="en-PK"/>
         </w:rPr>
-        <w:t>  // Sensors Initialization</w:t>
+        <w:t>  String url = "https://" + FIREBASE_HOST + FIREBASE_PATH + "?auth=" + FIREBASE_AUTH;</w:t>
       </w:r>
     </w:p>
     <w:p>
@@ -6826,33 +8493,8 @@
           <w:rFonts w:ascii="Times New Roman" w:hAnsi="Times New Roman" w:cs="Times New Roman"/>
           <w:lang w:val="en-PK"/>
         </w:rPr>
-        <w:t xml:space="preserve">  if </w:t>
-      </w:r>
-      <w:proofErr w:type="gramStart"/>
-      <w:r>
-        <w:rPr>
-          <w:rFonts w:ascii="Times New Roman" w:hAnsi="Times New Roman" w:cs="Times New Roman"/>
-          <w:lang w:val="en-PK"/>
-        </w:rPr>
-        <w:t>(!pulseSensor.begin</w:t>
-      </w:r>
-      <w:proofErr w:type="gramEnd"/>
-      <w:r>
-        <w:rPr>
-          <w:rFonts w:ascii="Times New Roman" w:hAnsi="Times New Roman" w:cs="Times New Roman"/>
-          <w:lang w:val="en-PK"/>
-        </w:rPr>
-        <w:t>(Wire, I2C_SPEED_FAST)) while (1) Serial.println("MAX30102 not found!"</w:t>
-      </w:r>
-      <w:proofErr w:type="gramStart"/>
-      <w:r>
-        <w:rPr>
-          <w:rFonts w:ascii="Times New Roman" w:hAnsi="Times New Roman" w:cs="Times New Roman"/>
-          <w:lang w:val="en-PK"/>
-        </w:rPr>
-        <w:t>);</w:t>
-      </w:r>
-      <w:proofErr w:type="gramEnd"/>
+        <w:t>  http.begin(url);</w:t>
+      </w:r>
     </w:p>
     <w:p>
       <w:pPr>
@@ -6867,17 +8509,8 @@
           <w:rFonts w:ascii="Times New Roman" w:hAnsi="Times New Roman" w:cs="Times New Roman"/>
           <w:lang w:val="en-PK"/>
         </w:rPr>
-        <w:t>  pulseSensor.setup(0x1F, 1, 2, 100, 411, 4096</w:t>
-      </w:r>
-      <w:proofErr w:type="gramStart"/>
-      <w:r>
-        <w:rPr>
-          <w:rFonts w:ascii="Times New Roman" w:hAnsi="Times New Roman" w:cs="Times New Roman"/>
-          <w:lang w:val="en-PK"/>
-        </w:rPr>
-        <w:t>);</w:t>
-      </w:r>
-      <w:proofErr w:type="gramEnd"/>
+        <w:t>  http.addHeader("Content-Type", "application/json");</w:t>
+      </w:r>
     </w:p>
     <w:p>
       <w:pPr>
@@ -6887,22 +8520,6 @@
           <w:lang w:val="en-PK"/>
         </w:rPr>
       </w:pPr>
-      <w:r>
-        <w:rPr>
-          <w:rFonts w:ascii="Times New Roman" w:hAnsi="Times New Roman" w:cs="Times New Roman"/>
-          <w:lang w:val="en-PK"/>
-        </w:rPr>
-        <w:t>  Serial.println("MAX30102 OK"</w:t>
-      </w:r>
-      <w:proofErr w:type="gramStart"/>
-      <w:r>
-        <w:rPr>
-          <w:rFonts w:ascii="Times New Roman" w:hAnsi="Times New Roman" w:cs="Times New Roman"/>
-          <w:lang w:val="en-PK"/>
-        </w:rPr>
-        <w:t>);</w:t>
-      </w:r>
-      <w:proofErr w:type="gramEnd"/>
     </w:p>
     <w:p>
       <w:pPr>
@@ -6912,6 +8529,13 @@
           <w:lang w:val="en-PK"/>
         </w:rPr>
       </w:pPr>
+      <w:r>
+        <w:rPr>
+          <w:rFonts w:ascii="Times New Roman" w:hAnsi="Times New Roman" w:cs="Times New Roman"/>
+          <w:lang w:val="en-PK"/>
+        </w:rPr>
+        <w:t>  int httpCode = http.POST(json);</w:t>
+      </w:r>
     </w:p>
     <w:p>
       <w:pPr>
@@ -6926,49 +8550,8 @@
           <w:rFonts w:ascii="Times New Roman" w:hAnsi="Times New Roman" w:cs="Times New Roman"/>
           <w:lang w:val="en-PK"/>
         </w:rPr>
-        <w:t xml:space="preserve">  if </w:t>
-      </w:r>
-      <w:proofErr w:type="gramStart"/>
-      <w:r>
-        <w:rPr>
-          <w:rFonts w:ascii="Times New Roman" w:hAnsi="Times New Roman" w:cs="Times New Roman"/>
-          <w:lang w:val="en-PK"/>
-        </w:rPr>
-        <w:t>(!accel</w:t>
-      </w:r>
-      <w:proofErr w:type="gramEnd"/>
-      <w:r>
-        <w:rPr>
-          <w:rFonts w:ascii="Times New Roman" w:hAnsi="Times New Roman" w:cs="Times New Roman"/>
-          <w:lang w:val="en-PK"/>
-        </w:rPr>
-        <w:t>.</w:t>
-      </w:r>
-      <w:proofErr w:type="gramStart"/>
-      <w:r>
-        <w:rPr>
-          <w:rFonts w:ascii="Times New Roman" w:hAnsi="Times New Roman" w:cs="Times New Roman"/>
-          <w:lang w:val="en-PK"/>
-        </w:rPr>
-        <w:t>begin(</w:t>
-      </w:r>
-      <w:proofErr w:type="gramEnd"/>
-      <w:r>
-        <w:rPr>
-          <w:rFonts w:ascii="Times New Roman" w:hAnsi="Times New Roman" w:cs="Times New Roman"/>
-          <w:lang w:val="en-PK"/>
-        </w:rPr>
-        <w:t>)) while (1) Serial.println("ADXL345 not found!"</w:t>
-      </w:r>
-      <w:proofErr w:type="gramStart"/>
-      <w:r>
-        <w:rPr>
-          <w:rFonts w:ascii="Times New Roman" w:hAnsi="Times New Roman" w:cs="Times New Roman"/>
-          <w:lang w:val="en-PK"/>
-        </w:rPr>
-        <w:t>);</w:t>
-      </w:r>
-      <w:proofErr w:type="gramEnd"/>
+        <w:t>  if (httpCode == HTTP_CODE_OK || httpCode == HTTP_CODE_CREATED) {</w:t>
+      </w:r>
     </w:p>
     <w:p>
       <w:pPr>
@@ -6983,3682 +8566,8 @@
           <w:rFonts w:ascii="Times New Roman" w:hAnsi="Times New Roman" w:cs="Times New Roman"/>
           <w:lang w:val="en-PK"/>
         </w:rPr>
-        <w:t xml:space="preserve">  </w:t>
-      </w:r>
-      <w:proofErr w:type="gramStart"/>
-      <w:r>
-        <w:rPr>
-          <w:rFonts w:ascii="Times New Roman" w:hAnsi="Times New Roman" w:cs="Times New Roman"/>
-          <w:lang w:val="en-PK"/>
-        </w:rPr>
-        <w:t>accel.setRange</w:t>
-      </w:r>
-      <w:proofErr w:type="gramEnd"/>
-      <w:r>
-        <w:rPr>
-          <w:rFonts w:ascii="Times New Roman" w:hAnsi="Times New Roman" w:cs="Times New Roman"/>
-          <w:lang w:val="en-PK"/>
-        </w:rPr>
-        <w:t>(ADXL345_RANGE_16_G</w:t>
-      </w:r>
-      <w:proofErr w:type="gramStart"/>
-      <w:r>
-        <w:rPr>
-          <w:rFonts w:ascii="Times New Roman" w:hAnsi="Times New Roman" w:cs="Times New Roman"/>
-          <w:lang w:val="en-PK"/>
-        </w:rPr>
-        <w:t>);</w:t>
-      </w:r>
-      <w:proofErr w:type="gramEnd"/>
-    </w:p>
-    <w:p>
-      <w:pPr>
-        <w:spacing w:after="0" w:line="240" w:lineRule="auto"/>
-        <w:rPr>
-          <w:rFonts w:ascii="Times New Roman" w:hAnsi="Times New Roman" w:cs="Times New Roman"/>
-          <w:lang w:val="en-PK"/>
-        </w:rPr>
-      </w:pPr>
-      <w:r>
-        <w:rPr>
-          <w:rFonts w:ascii="Times New Roman" w:hAnsi="Times New Roman" w:cs="Times New Roman"/>
-          <w:lang w:val="en-PK"/>
-        </w:rPr>
-        <w:t>  Serial.println("ADXL345 OK"</w:t>
-      </w:r>
-      <w:proofErr w:type="gramStart"/>
-      <w:r>
-        <w:rPr>
-          <w:rFonts w:ascii="Times New Roman" w:hAnsi="Times New Roman" w:cs="Times New Roman"/>
-          <w:lang w:val="en-PK"/>
-        </w:rPr>
-        <w:t>);</w:t>
-      </w:r>
-      <w:proofErr w:type="gramEnd"/>
-    </w:p>
-    <w:p>
-      <w:pPr>
-        <w:spacing w:after="0" w:line="240" w:lineRule="auto"/>
-        <w:rPr>
-          <w:rFonts w:ascii="Times New Roman" w:hAnsi="Times New Roman" w:cs="Times New Roman"/>
-          <w:lang w:val="en-PK"/>
-        </w:rPr>
-      </w:pPr>
-    </w:p>
-    <w:p>
-      <w:pPr>
-        <w:spacing w:after="0" w:line="240" w:lineRule="auto"/>
-        <w:rPr>
-          <w:rFonts w:ascii="Times New Roman" w:hAnsi="Times New Roman" w:cs="Times New Roman"/>
-          <w:lang w:val="en-PK"/>
-        </w:rPr>
-      </w:pPr>
-      <w:r>
-        <w:rPr>
-          <w:rFonts w:ascii="Times New Roman" w:hAnsi="Times New Roman" w:cs="Times New Roman"/>
-          <w:lang w:val="en-PK"/>
-        </w:rPr>
-        <w:t>  tempSensor.begin(0x48</w:t>
-      </w:r>
-      <w:proofErr w:type="gramStart"/>
-      <w:r>
-        <w:rPr>
-          <w:rFonts w:ascii="Times New Roman" w:hAnsi="Times New Roman" w:cs="Times New Roman"/>
-          <w:lang w:val="en-PK"/>
-        </w:rPr>
-        <w:t>);</w:t>
-      </w:r>
-      <w:proofErr w:type="gramEnd"/>
-    </w:p>
-    <w:p>
-      <w:pPr>
-        <w:spacing w:after="0" w:line="240" w:lineRule="auto"/>
-        <w:rPr>
-          <w:rFonts w:ascii="Times New Roman" w:hAnsi="Times New Roman" w:cs="Times New Roman"/>
-          <w:lang w:val="en-PK"/>
-        </w:rPr>
-      </w:pPr>
-      <w:r>
-        <w:rPr>
-          <w:rFonts w:ascii="Times New Roman" w:hAnsi="Times New Roman" w:cs="Times New Roman"/>
-          <w:lang w:val="en-PK"/>
-        </w:rPr>
-        <w:t>  Serial.println("MAX30205 OK"</w:t>
-      </w:r>
-      <w:proofErr w:type="gramStart"/>
-      <w:r>
-        <w:rPr>
-          <w:rFonts w:ascii="Times New Roman" w:hAnsi="Times New Roman" w:cs="Times New Roman"/>
-          <w:lang w:val="en-PK"/>
-        </w:rPr>
-        <w:t>);</w:t>
-      </w:r>
-      <w:proofErr w:type="gramEnd"/>
-    </w:p>
-    <w:p>
-      <w:pPr>
-        <w:spacing w:after="0" w:line="240" w:lineRule="auto"/>
-        <w:rPr>
-          <w:rFonts w:ascii="Times New Roman" w:hAnsi="Times New Roman" w:cs="Times New Roman"/>
-          <w:lang w:val="en-PK"/>
-        </w:rPr>
-      </w:pPr>
-    </w:p>
-    <w:p>
-      <w:pPr>
-        <w:spacing w:after="0" w:line="240" w:lineRule="auto"/>
-        <w:rPr>
-          <w:rFonts w:ascii="Times New Roman" w:hAnsi="Times New Roman" w:cs="Times New Roman"/>
-          <w:lang w:val="en-PK"/>
-        </w:rPr>
-      </w:pPr>
-      <w:r>
-        <w:rPr>
-          <w:rFonts w:ascii="Times New Roman" w:hAnsi="Times New Roman" w:cs="Times New Roman"/>
-          <w:lang w:val="en-PK"/>
-        </w:rPr>
-        <w:t>  resetMAX30205(</w:t>
-      </w:r>
-      <w:proofErr w:type="gramStart"/>
-      <w:r>
-        <w:rPr>
-          <w:rFonts w:ascii="Times New Roman" w:hAnsi="Times New Roman" w:cs="Times New Roman"/>
-          <w:lang w:val="en-PK"/>
-        </w:rPr>
-        <w:t>);</w:t>
-      </w:r>
-      <w:proofErr w:type="gramEnd"/>
-    </w:p>
-    <w:p>
-      <w:pPr>
-        <w:spacing w:after="0" w:line="240" w:lineRule="auto"/>
-        <w:rPr>
-          <w:rFonts w:ascii="Times New Roman" w:hAnsi="Times New Roman" w:cs="Times New Roman"/>
-          <w:lang w:val="en-PK"/>
-        </w:rPr>
-      </w:pPr>
-    </w:p>
-    <w:p>
-      <w:pPr>
-        <w:spacing w:after="0" w:line="240" w:lineRule="auto"/>
-        <w:rPr>
-          <w:rFonts w:ascii="Times New Roman" w:hAnsi="Times New Roman" w:cs="Times New Roman"/>
-          <w:lang w:val="en-PK"/>
-        </w:rPr>
-      </w:pPr>
-      <w:r>
-        <w:rPr>
-          <w:rFonts w:ascii="Times New Roman" w:hAnsi="Times New Roman" w:cs="Times New Roman"/>
-          <w:lang w:val="en-PK"/>
-        </w:rPr>
-        <w:t>  // TensorFlow Lite setup</w:t>
-      </w:r>
-    </w:p>
-    <w:p>
-      <w:pPr>
-        <w:spacing w:after="0" w:line="240" w:lineRule="auto"/>
-        <w:rPr>
-          <w:rFonts w:ascii="Times New Roman" w:hAnsi="Times New Roman" w:cs="Times New Roman"/>
-          <w:lang w:val="en-PK"/>
-        </w:rPr>
-      </w:pPr>
-      <w:r>
-        <w:rPr>
-          <w:rFonts w:ascii="Times New Roman" w:hAnsi="Times New Roman" w:cs="Times New Roman"/>
-          <w:lang w:val="en-PK"/>
-        </w:rPr>
-        <w:t xml:space="preserve">  model = </w:t>
-      </w:r>
-      <w:proofErr w:type="gramStart"/>
-      <w:r>
-        <w:rPr>
-          <w:rFonts w:ascii="Times New Roman" w:hAnsi="Times New Roman" w:cs="Times New Roman"/>
-          <w:lang w:val="en-PK"/>
-        </w:rPr>
-        <w:t>tflite::</w:t>
-      </w:r>
-      <w:proofErr w:type="gramEnd"/>
-      <w:r>
-        <w:rPr>
-          <w:rFonts w:ascii="Times New Roman" w:hAnsi="Times New Roman" w:cs="Times New Roman"/>
-          <w:lang w:val="en-PK"/>
-        </w:rPr>
-        <w:t>GetModel(model_tflite</w:t>
-      </w:r>
-      <w:proofErr w:type="gramStart"/>
-      <w:r>
-        <w:rPr>
-          <w:rFonts w:ascii="Times New Roman" w:hAnsi="Times New Roman" w:cs="Times New Roman"/>
-          <w:lang w:val="en-PK"/>
-        </w:rPr>
-        <w:t>);</w:t>
-      </w:r>
-      <w:proofErr w:type="gramEnd"/>
-    </w:p>
-    <w:p>
-      <w:pPr>
-        <w:spacing w:after="0" w:line="240" w:lineRule="auto"/>
-        <w:rPr>
-          <w:rFonts w:ascii="Times New Roman" w:hAnsi="Times New Roman" w:cs="Times New Roman"/>
-          <w:lang w:val="en-PK"/>
-        </w:rPr>
-      </w:pPr>
-      <w:r>
-        <w:rPr>
-          <w:rFonts w:ascii="Times New Roman" w:hAnsi="Times New Roman" w:cs="Times New Roman"/>
-          <w:lang w:val="en-PK"/>
-        </w:rPr>
-        <w:t xml:space="preserve">  </w:t>
-      </w:r>
-      <w:proofErr w:type="gramStart"/>
-      <w:r>
-        <w:rPr>
-          <w:rFonts w:ascii="Times New Roman" w:hAnsi="Times New Roman" w:cs="Times New Roman"/>
-          <w:lang w:val="en-PK"/>
-        </w:rPr>
-        <w:t>resolver.AddFullyConnected</w:t>
-      </w:r>
-      <w:proofErr w:type="gramEnd"/>
-      <w:r>
-        <w:rPr>
-          <w:rFonts w:ascii="Times New Roman" w:hAnsi="Times New Roman" w:cs="Times New Roman"/>
-          <w:lang w:val="en-PK"/>
-        </w:rPr>
-        <w:t>(</w:t>
-      </w:r>
-      <w:proofErr w:type="gramStart"/>
-      <w:r>
-        <w:rPr>
-          <w:rFonts w:ascii="Times New Roman" w:hAnsi="Times New Roman" w:cs="Times New Roman"/>
-          <w:lang w:val="en-PK"/>
-        </w:rPr>
-        <w:t>);</w:t>
-      </w:r>
-      <w:proofErr w:type="gramEnd"/>
-    </w:p>
-    <w:p>
-      <w:pPr>
-        <w:spacing w:after="0" w:line="240" w:lineRule="auto"/>
-        <w:rPr>
-          <w:rFonts w:ascii="Times New Roman" w:hAnsi="Times New Roman" w:cs="Times New Roman"/>
-          <w:lang w:val="en-PK"/>
-        </w:rPr>
-      </w:pPr>
-      <w:r>
-        <w:rPr>
-          <w:rFonts w:ascii="Times New Roman" w:hAnsi="Times New Roman" w:cs="Times New Roman"/>
-          <w:lang w:val="en-PK"/>
-        </w:rPr>
-        <w:t xml:space="preserve">  </w:t>
-      </w:r>
-      <w:proofErr w:type="gramStart"/>
-      <w:r>
-        <w:rPr>
-          <w:rFonts w:ascii="Times New Roman" w:hAnsi="Times New Roman" w:cs="Times New Roman"/>
-          <w:lang w:val="en-PK"/>
-        </w:rPr>
-        <w:t>resolver.AddRelu</w:t>
-      </w:r>
-      <w:proofErr w:type="gramEnd"/>
-      <w:r>
-        <w:rPr>
-          <w:rFonts w:ascii="Times New Roman" w:hAnsi="Times New Roman" w:cs="Times New Roman"/>
-          <w:lang w:val="en-PK"/>
-        </w:rPr>
-        <w:t>(</w:t>
-      </w:r>
-      <w:proofErr w:type="gramStart"/>
-      <w:r>
-        <w:rPr>
-          <w:rFonts w:ascii="Times New Roman" w:hAnsi="Times New Roman" w:cs="Times New Roman"/>
-          <w:lang w:val="en-PK"/>
-        </w:rPr>
-        <w:t>);</w:t>
-      </w:r>
-      <w:proofErr w:type="gramEnd"/>
-    </w:p>
-    <w:p>
-      <w:pPr>
-        <w:spacing w:after="0" w:line="240" w:lineRule="auto"/>
-        <w:rPr>
-          <w:rFonts w:ascii="Times New Roman" w:hAnsi="Times New Roman" w:cs="Times New Roman"/>
-          <w:lang w:val="en-PK"/>
-        </w:rPr>
-      </w:pPr>
-      <w:r>
-        <w:rPr>
-          <w:rFonts w:ascii="Times New Roman" w:hAnsi="Times New Roman" w:cs="Times New Roman"/>
-          <w:lang w:val="en-PK"/>
-        </w:rPr>
-        <w:t xml:space="preserve">  </w:t>
-      </w:r>
-      <w:proofErr w:type="gramStart"/>
-      <w:r>
-        <w:rPr>
-          <w:rFonts w:ascii="Times New Roman" w:hAnsi="Times New Roman" w:cs="Times New Roman"/>
-          <w:lang w:val="en-PK"/>
-        </w:rPr>
-        <w:t>resolver.AddLogistic</w:t>
-      </w:r>
-      <w:proofErr w:type="gramEnd"/>
-      <w:r>
-        <w:rPr>
-          <w:rFonts w:ascii="Times New Roman" w:hAnsi="Times New Roman" w:cs="Times New Roman"/>
-          <w:lang w:val="en-PK"/>
-        </w:rPr>
-        <w:t>(</w:t>
-      </w:r>
-      <w:proofErr w:type="gramStart"/>
-      <w:r>
-        <w:rPr>
-          <w:rFonts w:ascii="Times New Roman" w:hAnsi="Times New Roman" w:cs="Times New Roman"/>
-          <w:lang w:val="en-PK"/>
-        </w:rPr>
-        <w:t>);</w:t>
-      </w:r>
-      <w:proofErr w:type="gramEnd"/>
-    </w:p>
-    <w:p>
-      <w:pPr>
-        <w:spacing w:after="0" w:line="240" w:lineRule="auto"/>
-        <w:rPr>
-          <w:rFonts w:ascii="Times New Roman" w:hAnsi="Times New Roman" w:cs="Times New Roman"/>
-          <w:lang w:val="en-PK"/>
-        </w:rPr>
-      </w:pPr>
-    </w:p>
-    <w:p>
-      <w:pPr>
-        <w:spacing w:after="0" w:line="240" w:lineRule="auto"/>
-        <w:rPr>
-          <w:rFonts w:ascii="Times New Roman" w:hAnsi="Times New Roman" w:cs="Times New Roman"/>
-          <w:lang w:val="en-PK"/>
-        </w:rPr>
-      </w:pPr>
-      <w:r>
-        <w:rPr>
-          <w:rFonts w:ascii="Times New Roman" w:hAnsi="Times New Roman" w:cs="Times New Roman"/>
-          <w:lang w:val="en-PK"/>
-        </w:rPr>
-        <w:t xml:space="preserve">  static </w:t>
-      </w:r>
-      <w:proofErr w:type="gramStart"/>
-      <w:r>
-        <w:rPr>
-          <w:rFonts w:ascii="Times New Roman" w:hAnsi="Times New Roman" w:cs="Times New Roman"/>
-          <w:lang w:val="en-PK"/>
-        </w:rPr>
-        <w:t>tflite::</w:t>
-      </w:r>
-      <w:proofErr w:type="gramEnd"/>
-      <w:r>
-        <w:rPr>
-          <w:rFonts w:ascii="Times New Roman" w:hAnsi="Times New Roman" w:cs="Times New Roman"/>
-          <w:lang w:val="en-PK"/>
-        </w:rPr>
-        <w:t>MicroInterpreter static_</w:t>
-      </w:r>
-      <w:proofErr w:type="gramStart"/>
-      <w:r>
-        <w:rPr>
-          <w:rFonts w:ascii="Times New Roman" w:hAnsi="Times New Roman" w:cs="Times New Roman"/>
-          <w:lang w:val="en-PK"/>
-        </w:rPr>
-        <w:t>interpreter(</w:t>
-      </w:r>
-      <w:proofErr w:type="gramEnd"/>
-      <w:r>
-        <w:rPr>
-          <w:rFonts w:ascii="Times New Roman" w:hAnsi="Times New Roman" w:cs="Times New Roman"/>
-          <w:lang w:val="en-PK"/>
-        </w:rPr>
-        <w:t>model, resolver, tensor_arena, kTensorArenaSize</w:t>
-      </w:r>
-      <w:proofErr w:type="gramStart"/>
-      <w:r>
-        <w:rPr>
-          <w:rFonts w:ascii="Times New Roman" w:hAnsi="Times New Roman" w:cs="Times New Roman"/>
-          <w:lang w:val="en-PK"/>
-        </w:rPr>
-        <w:t>);</w:t>
-      </w:r>
-      <w:proofErr w:type="gramEnd"/>
-    </w:p>
-    <w:p>
-      <w:pPr>
-        <w:spacing w:after="0" w:line="240" w:lineRule="auto"/>
-        <w:rPr>
-          <w:rFonts w:ascii="Times New Roman" w:hAnsi="Times New Roman" w:cs="Times New Roman"/>
-          <w:lang w:val="en-PK"/>
-        </w:rPr>
-      </w:pPr>
-      <w:r>
-        <w:rPr>
-          <w:rFonts w:ascii="Times New Roman" w:hAnsi="Times New Roman" w:cs="Times New Roman"/>
-          <w:lang w:val="en-PK"/>
-        </w:rPr>
-        <w:t>  interpreter = &amp;static_</w:t>
-      </w:r>
-      <w:proofErr w:type="gramStart"/>
-      <w:r>
-        <w:rPr>
-          <w:rFonts w:ascii="Times New Roman" w:hAnsi="Times New Roman" w:cs="Times New Roman"/>
-          <w:lang w:val="en-PK"/>
-        </w:rPr>
-        <w:t>interpreter;</w:t>
-      </w:r>
-      <w:proofErr w:type="gramEnd"/>
-    </w:p>
-    <w:p>
-      <w:pPr>
-        <w:spacing w:after="0" w:line="240" w:lineRule="auto"/>
-        <w:rPr>
-          <w:rFonts w:ascii="Times New Roman" w:hAnsi="Times New Roman" w:cs="Times New Roman"/>
-          <w:lang w:val="en-PK"/>
-        </w:rPr>
-      </w:pPr>
-    </w:p>
-    <w:p>
-      <w:pPr>
-        <w:spacing w:after="0" w:line="240" w:lineRule="auto"/>
-        <w:rPr>
-          <w:rFonts w:ascii="Times New Roman" w:hAnsi="Times New Roman" w:cs="Times New Roman"/>
-          <w:lang w:val="en-PK"/>
-        </w:rPr>
-      </w:pPr>
-      <w:r>
-        <w:rPr>
-          <w:rFonts w:ascii="Times New Roman" w:hAnsi="Times New Roman" w:cs="Times New Roman"/>
-          <w:lang w:val="en-PK"/>
-        </w:rPr>
-        <w:t>  if (interpreter-&gt;</w:t>
-      </w:r>
-      <w:proofErr w:type="gramStart"/>
-      <w:r>
-        <w:rPr>
-          <w:rFonts w:ascii="Times New Roman" w:hAnsi="Times New Roman" w:cs="Times New Roman"/>
-          <w:lang w:val="en-PK"/>
-        </w:rPr>
-        <w:t>AllocateTensors() !</w:t>
-      </w:r>
-      <w:proofErr w:type="gramEnd"/>
-      <w:r>
-        <w:rPr>
-          <w:rFonts w:ascii="Times New Roman" w:hAnsi="Times New Roman" w:cs="Times New Roman"/>
-          <w:lang w:val="en-PK"/>
-        </w:rPr>
-        <w:t>= kTfLiteOk) {</w:t>
-      </w:r>
-    </w:p>
-    <w:p>
-      <w:pPr>
-        <w:spacing w:after="0" w:line="240" w:lineRule="auto"/>
-        <w:rPr>
-          <w:rFonts w:ascii="Times New Roman" w:hAnsi="Times New Roman" w:cs="Times New Roman"/>
-          <w:lang w:val="en-PK"/>
-        </w:rPr>
-      </w:pPr>
-      <w:r>
-        <w:rPr>
-          <w:rFonts w:ascii="Times New Roman" w:hAnsi="Times New Roman" w:cs="Times New Roman"/>
-          <w:lang w:val="en-PK"/>
-        </w:rPr>
-        <w:t>    Serial.println("Tensor allocation failed"); while (1</w:t>
-      </w:r>
-      <w:proofErr w:type="gramStart"/>
-      <w:r>
-        <w:rPr>
-          <w:rFonts w:ascii="Times New Roman" w:hAnsi="Times New Roman" w:cs="Times New Roman"/>
-          <w:lang w:val="en-PK"/>
-        </w:rPr>
-        <w:t>);</w:t>
-      </w:r>
-      <w:proofErr w:type="gramEnd"/>
-    </w:p>
-    <w:p>
-      <w:pPr>
-        <w:spacing w:after="0" w:line="240" w:lineRule="auto"/>
-        <w:rPr>
-          <w:rFonts w:ascii="Times New Roman" w:hAnsi="Times New Roman" w:cs="Times New Roman"/>
-          <w:lang w:val="en-PK"/>
-        </w:rPr>
-      </w:pPr>
-      <w:r>
-        <w:rPr>
-          <w:rFonts w:ascii="Times New Roman" w:hAnsi="Times New Roman" w:cs="Times New Roman"/>
-          <w:lang w:val="en-PK"/>
-        </w:rPr>
-        <w:t>  }</w:t>
-      </w:r>
-    </w:p>
-    <w:p>
-      <w:pPr>
-        <w:spacing w:after="0" w:line="240" w:lineRule="auto"/>
-        <w:rPr>
-          <w:rFonts w:ascii="Times New Roman" w:hAnsi="Times New Roman" w:cs="Times New Roman"/>
-          <w:lang w:val="en-PK"/>
-        </w:rPr>
-      </w:pPr>
-      <w:r>
-        <w:rPr>
-          <w:rFonts w:ascii="Times New Roman" w:hAnsi="Times New Roman" w:cs="Times New Roman"/>
-          <w:lang w:val="en-PK"/>
-        </w:rPr>
-        <w:t>  input = interpreter-&gt;</w:t>
-      </w:r>
-      <w:proofErr w:type="gramStart"/>
-      <w:r>
-        <w:rPr>
-          <w:rFonts w:ascii="Times New Roman" w:hAnsi="Times New Roman" w:cs="Times New Roman"/>
-          <w:lang w:val="en-PK"/>
-        </w:rPr>
-        <w:t>input(</w:t>
-      </w:r>
-      <w:proofErr w:type="gramEnd"/>
-      <w:r>
-        <w:rPr>
-          <w:rFonts w:ascii="Times New Roman" w:hAnsi="Times New Roman" w:cs="Times New Roman"/>
-          <w:lang w:val="en-PK"/>
-        </w:rPr>
-        <w:t>0</w:t>
-      </w:r>
-      <w:proofErr w:type="gramStart"/>
-      <w:r>
-        <w:rPr>
-          <w:rFonts w:ascii="Times New Roman" w:hAnsi="Times New Roman" w:cs="Times New Roman"/>
-          <w:lang w:val="en-PK"/>
-        </w:rPr>
-        <w:t>);</w:t>
-      </w:r>
-      <w:proofErr w:type="gramEnd"/>
-    </w:p>
-    <w:p>
-      <w:pPr>
-        <w:spacing w:after="0" w:line="240" w:lineRule="auto"/>
-        <w:rPr>
-          <w:rFonts w:ascii="Times New Roman" w:hAnsi="Times New Roman" w:cs="Times New Roman"/>
-          <w:lang w:val="en-PK"/>
-        </w:rPr>
-      </w:pPr>
-      <w:r>
-        <w:rPr>
-          <w:rFonts w:ascii="Times New Roman" w:hAnsi="Times New Roman" w:cs="Times New Roman"/>
-          <w:lang w:val="en-PK"/>
-        </w:rPr>
-        <w:t>  output = interpreter-&gt;</w:t>
-      </w:r>
-      <w:proofErr w:type="gramStart"/>
-      <w:r>
-        <w:rPr>
-          <w:rFonts w:ascii="Times New Roman" w:hAnsi="Times New Roman" w:cs="Times New Roman"/>
-          <w:lang w:val="en-PK"/>
-        </w:rPr>
-        <w:t>output(</w:t>
-      </w:r>
-      <w:proofErr w:type="gramEnd"/>
-      <w:r>
-        <w:rPr>
-          <w:rFonts w:ascii="Times New Roman" w:hAnsi="Times New Roman" w:cs="Times New Roman"/>
-          <w:lang w:val="en-PK"/>
-        </w:rPr>
-        <w:t>0</w:t>
-      </w:r>
-      <w:proofErr w:type="gramStart"/>
-      <w:r>
-        <w:rPr>
-          <w:rFonts w:ascii="Times New Roman" w:hAnsi="Times New Roman" w:cs="Times New Roman"/>
-          <w:lang w:val="en-PK"/>
-        </w:rPr>
-        <w:t>);</w:t>
-      </w:r>
-      <w:proofErr w:type="gramEnd"/>
-    </w:p>
-    <w:p>
-      <w:pPr>
-        <w:spacing w:after="0" w:line="240" w:lineRule="auto"/>
-        <w:rPr>
-          <w:rFonts w:ascii="Times New Roman" w:hAnsi="Times New Roman" w:cs="Times New Roman"/>
-          <w:lang w:val="en-PK"/>
-        </w:rPr>
-      </w:pPr>
-    </w:p>
-    <w:p>
-      <w:pPr>
-        <w:spacing w:after="0" w:line="240" w:lineRule="auto"/>
-        <w:rPr>
-          <w:rFonts w:ascii="Times New Roman" w:hAnsi="Times New Roman" w:cs="Times New Roman"/>
-          <w:lang w:val="en-PK"/>
-        </w:rPr>
-      </w:pPr>
-      <w:r>
-        <w:rPr>
-          <w:rFonts w:ascii="Times New Roman" w:hAnsi="Times New Roman" w:cs="Times New Roman"/>
-          <w:lang w:val="en-PK"/>
-        </w:rPr>
-        <w:t>  Serial.println("Setup complete."</w:t>
-      </w:r>
-      <w:proofErr w:type="gramStart"/>
-      <w:r>
-        <w:rPr>
-          <w:rFonts w:ascii="Times New Roman" w:hAnsi="Times New Roman" w:cs="Times New Roman"/>
-          <w:lang w:val="en-PK"/>
-        </w:rPr>
-        <w:t>);</w:t>
-      </w:r>
-      <w:proofErr w:type="gramEnd"/>
-    </w:p>
-    <w:p>
-      <w:pPr>
-        <w:spacing w:after="0" w:line="240" w:lineRule="auto"/>
-        <w:rPr>
-          <w:rFonts w:ascii="Times New Roman" w:hAnsi="Times New Roman" w:cs="Times New Roman"/>
-          <w:lang w:val="en-PK"/>
-        </w:rPr>
-      </w:pPr>
-      <w:r>
-        <w:rPr>
-          <w:rFonts w:ascii="Times New Roman" w:hAnsi="Times New Roman" w:cs="Times New Roman"/>
-          <w:lang w:val="en-PK"/>
-        </w:rPr>
-        <w:t>}</w:t>
-      </w:r>
-    </w:p>
-    <w:p>
-      <w:pPr>
-        <w:spacing w:after="0" w:line="240" w:lineRule="auto"/>
-        <w:rPr>
-          <w:rFonts w:ascii="Times New Roman" w:hAnsi="Times New Roman" w:cs="Times New Roman"/>
-          <w:lang w:val="en-PK"/>
-        </w:rPr>
-      </w:pPr>
-    </w:p>
-    <w:p>
-      <w:pPr>
-        <w:spacing w:after="0" w:line="240" w:lineRule="auto"/>
-        <w:rPr>
-          <w:rFonts w:ascii="Times New Roman" w:hAnsi="Times New Roman" w:cs="Times New Roman"/>
-          <w:lang w:val="en-PK"/>
-        </w:rPr>
-      </w:pPr>
-      <w:r>
-        <w:rPr>
-          <w:rFonts w:ascii="Times New Roman" w:hAnsi="Times New Roman" w:cs="Times New Roman"/>
-          <w:lang w:val="en-PK"/>
-        </w:rPr>
-        <w:t>// ==================== LOOP ==================== //</w:t>
-      </w:r>
-    </w:p>
-    <w:p>
-      <w:pPr>
-        <w:spacing w:after="0" w:line="240" w:lineRule="auto"/>
-        <w:rPr>
-          <w:rFonts w:ascii="Times New Roman" w:hAnsi="Times New Roman" w:cs="Times New Roman"/>
-          <w:lang w:val="en-PK"/>
-        </w:rPr>
-      </w:pPr>
-      <w:r>
-        <w:rPr>
-          <w:rFonts w:ascii="Times New Roman" w:hAnsi="Times New Roman" w:cs="Times New Roman"/>
-          <w:lang w:val="en-PK"/>
-        </w:rPr>
-        <w:t xml:space="preserve">void </w:t>
-      </w:r>
-      <w:proofErr w:type="gramStart"/>
-      <w:r>
-        <w:rPr>
-          <w:rFonts w:ascii="Times New Roman" w:hAnsi="Times New Roman" w:cs="Times New Roman"/>
-          <w:lang w:val="en-PK"/>
-        </w:rPr>
-        <w:t>loop(</w:t>
-      </w:r>
-      <w:proofErr w:type="gramEnd"/>
-      <w:r>
-        <w:rPr>
-          <w:rFonts w:ascii="Times New Roman" w:hAnsi="Times New Roman" w:cs="Times New Roman"/>
-          <w:lang w:val="en-PK"/>
-        </w:rPr>
-        <w:t>) {</w:t>
-      </w:r>
-    </w:p>
-    <w:p>
-      <w:pPr>
-        <w:spacing w:after="0" w:line="240" w:lineRule="auto"/>
-        <w:rPr>
-          <w:rFonts w:ascii="Times New Roman" w:hAnsi="Times New Roman" w:cs="Times New Roman"/>
-          <w:lang w:val="en-PK"/>
-        </w:rPr>
-      </w:pPr>
-      <w:r>
-        <w:rPr>
-          <w:rFonts w:ascii="Times New Roman" w:hAnsi="Times New Roman" w:cs="Times New Roman"/>
-          <w:lang w:val="en-PK"/>
-        </w:rPr>
-        <w:t>  if (</w:t>
-      </w:r>
-      <w:proofErr w:type="gramStart"/>
-      <w:r>
-        <w:rPr>
-          <w:rFonts w:ascii="Times New Roman" w:hAnsi="Times New Roman" w:cs="Times New Roman"/>
-          <w:lang w:val="en-PK"/>
-        </w:rPr>
-        <w:t>millis(</w:t>
-      </w:r>
-      <w:proofErr w:type="gramEnd"/>
-      <w:r>
-        <w:rPr>
-          <w:rFonts w:ascii="Times New Roman" w:hAnsi="Times New Roman" w:cs="Times New Roman"/>
-          <w:lang w:val="en-PK"/>
-        </w:rPr>
-        <w:t>) - lastSendTime &gt;= SEND_INTERVAL) {</w:t>
-      </w:r>
-    </w:p>
-    <w:p>
-      <w:pPr>
-        <w:spacing w:after="0" w:line="240" w:lineRule="auto"/>
-        <w:rPr>
-          <w:rFonts w:ascii="Times New Roman" w:hAnsi="Times New Roman" w:cs="Times New Roman"/>
-          <w:lang w:val="en-PK"/>
-        </w:rPr>
-      </w:pPr>
-      <w:r>
-        <w:rPr>
-          <w:rFonts w:ascii="Times New Roman" w:hAnsi="Times New Roman" w:cs="Times New Roman"/>
-          <w:lang w:val="en-PK"/>
-        </w:rPr>
-        <w:t xml:space="preserve">    </w:t>
-      </w:r>
-      <w:proofErr w:type="gramStart"/>
-      <w:r>
-        <w:rPr>
-          <w:rFonts w:ascii="Times New Roman" w:hAnsi="Times New Roman" w:cs="Times New Roman"/>
-          <w:lang w:val="en-PK"/>
-        </w:rPr>
-        <w:t>uploadDataToFirebase();</w:t>
-      </w:r>
-      <w:proofErr w:type="gramEnd"/>
-    </w:p>
-    <w:p>
-      <w:pPr>
-        <w:spacing w:after="0" w:line="240" w:lineRule="auto"/>
-        <w:rPr>
-          <w:rFonts w:ascii="Times New Roman" w:hAnsi="Times New Roman" w:cs="Times New Roman"/>
-          <w:lang w:val="en-PK"/>
-        </w:rPr>
-      </w:pPr>
-      <w:r>
-        <w:rPr>
-          <w:rFonts w:ascii="Times New Roman" w:hAnsi="Times New Roman" w:cs="Times New Roman"/>
-          <w:lang w:val="en-PK"/>
-        </w:rPr>
-        <w:lastRenderedPageBreak/>
-        <w:t xml:space="preserve">    lastSendTime = </w:t>
-      </w:r>
-      <w:proofErr w:type="gramStart"/>
-      <w:r>
-        <w:rPr>
-          <w:rFonts w:ascii="Times New Roman" w:hAnsi="Times New Roman" w:cs="Times New Roman"/>
-          <w:lang w:val="en-PK"/>
-        </w:rPr>
-        <w:t>millis();</w:t>
-      </w:r>
-      <w:proofErr w:type="gramEnd"/>
-    </w:p>
-    <w:p>
-      <w:pPr>
-        <w:spacing w:after="0" w:line="240" w:lineRule="auto"/>
-        <w:rPr>
-          <w:rFonts w:ascii="Times New Roman" w:hAnsi="Times New Roman" w:cs="Times New Roman"/>
-          <w:lang w:val="en-PK"/>
-        </w:rPr>
-      </w:pPr>
-      <w:r>
-        <w:rPr>
-          <w:rFonts w:ascii="Times New Roman" w:hAnsi="Times New Roman" w:cs="Times New Roman"/>
-          <w:lang w:val="en-PK"/>
-        </w:rPr>
-        <w:t>  }</w:t>
-      </w:r>
-    </w:p>
-    <w:p>
-      <w:pPr>
-        <w:spacing w:after="0" w:line="240" w:lineRule="auto"/>
-        <w:rPr>
-          <w:rFonts w:ascii="Times New Roman" w:hAnsi="Times New Roman" w:cs="Times New Roman"/>
-          <w:lang w:val="en-PK"/>
-        </w:rPr>
-      </w:pPr>
-      <w:r>
-        <w:rPr>
-          <w:rFonts w:ascii="Times New Roman" w:hAnsi="Times New Roman" w:cs="Times New Roman"/>
-          <w:lang w:val="en-PK"/>
-        </w:rPr>
-        <w:t>}</w:t>
-      </w:r>
-    </w:p>
-    <w:p>
-      <w:pPr>
-        <w:spacing w:after="0" w:line="240" w:lineRule="auto"/>
-        <w:rPr>
-          <w:rFonts w:ascii="Times New Roman" w:hAnsi="Times New Roman" w:cs="Times New Roman"/>
-          <w:lang w:val="en-PK"/>
-        </w:rPr>
-      </w:pPr>
-    </w:p>
-    <w:p>
-      <w:pPr>
-        <w:spacing w:after="0" w:line="240" w:lineRule="auto"/>
-        <w:rPr>
-          <w:rFonts w:ascii="Times New Roman" w:hAnsi="Times New Roman" w:cs="Times New Roman"/>
-          <w:lang w:val="en-PK"/>
-        </w:rPr>
-      </w:pPr>
-      <w:r>
-        <w:rPr>
-          <w:rFonts w:ascii="Times New Roman" w:hAnsi="Times New Roman" w:cs="Times New Roman"/>
-          <w:lang w:val="en-PK"/>
-        </w:rPr>
-        <w:t>// ==================== FUNCTIONS ==================== //</w:t>
-      </w:r>
-    </w:p>
-    <w:p>
-      <w:pPr>
-        <w:spacing w:after="0" w:line="240" w:lineRule="auto"/>
-        <w:rPr>
-          <w:rFonts w:ascii="Times New Roman" w:hAnsi="Times New Roman" w:cs="Times New Roman"/>
-          <w:lang w:val="en-PK"/>
-        </w:rPr>
-      </w:pPr>
-    </w:p>
-    <w:p>
-      <w:pPr>
-        <w:spacing w:after="0" w:line="240" w:lineRule="auto"/>
-        <w:rPr>
-          <w:rFonts w:ascii="Times New Roman" w:hAnsi="Times New Roman" w:cs="Times New Roman"/>
-          <w:lang w:val="en-PK"/>
-        </w:rPr>
-      </w:pPr>
-      <w:r>
-        <w:rPr>
-          <w:rFonts w:ascii="Times New Roman" w:hAnsi="Times New Roman" w:cs="Times New Roman"/>
-          <w:lang w:val="en-PK"/>
-        </w:rPr>
-        <w:t xml:space="preserve">void </w:t>
-      </w:r>
-      <w:proofErr w:type="gramStart"/>
-      <w:r>
-        <w:rPr>
-          <w:rFonts w:ascii="Times New Roman" w:hAnsi="Times New Roman" w:cs="Times New Roman"/>
-          <w:lang w:val="en-PK"/>
-        </w:rPr>
-        <w:t>connectWiFi(</w:t>
-      </w:r>
-      <w:proofErr w:type="gramEnd"/>
-      <w:r>
-        <w:rPr>
-          <w:rFonts w:ascii="Times New Roman" w:hAnsi="Times New Roman" w:cs="Times New Roman"/>
-          <w:lang w:val="en-PK"/>
-        </w:rPr>
-        <w:t>) {</w:t>
-      </w:r>
-    </w:p>
-    <w:p>
-      <w:pPr>
-        <w:spacing w:after="0" w:line="240" w:lineRule="auto"/>
-        <w:rPr>
-          <w:rFonts w:ascii="Times New Roman" w:hAnsi="Times New Roman" w:cs="Times New Roman"/>
-          <w:lang w:val="en-PK"/>
-        </w:rPr>
-      </w:pPr>
-      <w:r>
-        <w:rPr>
-          <w:rFonts w:ascii="Times New Roman" w:hAnsi="Times New Roman" w:cs="Times New Roman"/>
-          <w:lang w:val="en-PK"/>
-        </w:rPr>
-        <w:t>  WiFi.begin(ssid, password</w:t>
-      </w:r>
-      <w:proofErr w:type="gramStart"/>
-      <w:r>
-        <w:rPr>
-          <w:rFonts w:ascii="Times New Roman" w:hAnsi="Times New Roman" w:cs="Times New Roman"/>
-          <w:lang w:val="en-PK"/>
-        </w:rPr>
-        <w:t>);</w:t>
-      </w:r>
-      <w:proofErr w:type="gramEnd"/>
-    </w:p>
-    <w:p>
-      <w:pPr>
-        <w:spacing w:after="0" w:line="240" w:lineRule="auto"/>
-        <w:rPr>
-          <w:rFonts w:ascii="Times New Roman" w:hAnsi="Times New Roman" w:cs="Times New Roman"/>
-          <w:lang w:val="en-PK"/>
-        </w:rPr>
-      </w:pPr>
-      <w:r>
-        <w:rPr>
-          <w:rFonts w:ascii="Times New Roman" w:hAnsi="Times New Roman" w:cs="Times New Roman"/>
-          <w:lang w:val="en-PK"/>
-        </w:rPr>
-        <w:t>  Serial.print("Connecting to WiFi"</w:t>
-      </w:r>
-      <w:proofErr w:type="gramStart"/>
-      <w:r>
-        <w:rPr>
-          <w:rFonts w:ascii="Times New Roman" w:hAnsi="Times New Roman" w:cs="Times New Roman"/>
-          <w:lang w:val="en-PK"/>
-        </w:rPr>
-        <w:t>);</w:t>
-      </w:r>
-      <w:proofErr w:type="gramEnd"/>
-    </w:p>
-    <w:p>
-      <w:pPr>
-        <w:spacing w:after="0" w:line="240" w:lineRule="auto"/>
-        <w:rPr>
-          <w:rFonts w:ascii="Times New Roman" w:hAnsi="Times New Roman" w:cs="Times New Roman"/>
-          <w:lang w:val="en-PK"/>
-        </w:rPr>
-      </w:pPr>
-      <w:r>
-        <w:rPr>
-          <w:rFonts w:ascii="Times New Roman" w:hAnsi="Times New Roman" w:cs="Times New Roman"/>
-          <w:lang w:val="en-PK"/>
-        </w:rPr>
-        <w:t>  while (WiFi.status(</w:t>
-      </w:r>
-      <w:proofErr w:type="gramStart"/>
-      <w:r>
-        <w:rPr>
-          <w:rFonts w:ascii="Times New Roman" w:hAnsi="Times New Roman" w:cs="Times New Roman"/>
-          <w:lang w:val="en-PK"/>
-        </w:rPr>
-        <w:t>) !</w:t>
-      </w:r>
-      <w:proofErr w:type="gramEnd"/>
-      <w:r>
-        <w:rPr>
-          <w:rFonts w:ascii="Times New Roman" w:hAnsi="Times New Roman" w:cs="Times New Roman"/>
-          <w:lang w:val="en-PK"/>
-        </w:rPr>
-        <w:t>= WL_CONNECTED) {</w:t>
-      </w:r>
-    </w:p>
-    <w:p>
-      <w:pPr>
-        <w:spacing w:after="0" w:line="240" w:lineRule="auto"/>
-        <w:rPr>
-          <w:rFonts w:ascii="Times New Roman" w:hAnsi="Times New Roman" w:cs="Times New Roman"/>
-          <w:lang w:val="en-PK"/>
-        </w:rPr>
-      </w:pPr>
-      <w:r>
-        <w:rPr>
-          <w:rFonts w:ascii="Times New Roman" w:hAnsi="Times New Roman" w:cs="Times New Roman"/>
-          <w:lang w:val="en-PK"/>
-        </w:rPr>
-        <w:t xml:space="preserve">    </w:t>
-      </w:r>
-      <w:proofErr w:type="gramStart"/>
-      <w:r>
-        <w:rPr>
-          <w:rFonts w:ascii="Times New Roman" w:hAnsi="Times New Roman" w:cs="Times New Roman"/>
-          <w:lang w:val="en-PK"/>
-        </w:rPr>
-        <w:t>delay(</w:t>
-      </w:r>
-      <w:proofErr w:type="gramEnd"/>
-      <w:r>
-        <w:rPr>
-          <w:rFonts w:ascii="Times New Roman" w:hAnsi="Times New Roman" w:cs="Times New Roman"/>
-          <w:lang w:val="en-PK"/>
-        </w:rPr>
-        <w:t>500</w:t>
-      </w:r>
-      <w:proofErr w:type="gramStart"/>
-      <w:r>
-        <w:rPr>
-          <w:rFonts w:ascii="Times New Roman" w:hAnsi="Times New Roman" w:cs="Times New Roman"/>
-          <w:lang w:val="en-PK"/>
-        </w:rPr>
-        <w:t>);</w:t>
-      </w:r>
-      <w:proofErr w:type="gramEnd"/>
-    </w:p>
-    <w:p>
-      <w:pPr>
-        <w:spacing w:after="0" w:line="240" w:lineRule="auto"/>
-        <w:rPr>
-          <w:rFonts w:ascii="Times New Roman" w:hAnsi="Times New Roman" w:cs="Times New Roman"/>
-          <w:lang w:val="en-PK"/>
-        </w:rPr>
-      </w:pPr>
-      <w:r>
-        <w:rPr>
-          <w:rFonts w:ascii="Times New Roman" w:hAnsi="Times New Roman" w:cs="Times New Roman"/>
-          <w:lang w:val="en-PK"/>
-        </w:rPr>
-        <w:t>    Serial.print("."</w:t>
-      </w:r>
-      <w:proofErr w:type="gramStart"/>
-      <w:r>
-        <w:rPr>
-          <w:rFonts w:ascii="Times New Roman" w:hAnsi="Times New Roman" w:cs="Times New Roman"/>
-          <w:lang w:val="en-PK"/>
-        </w:rPr>
-        <w:t>);</w:t>
-      </w:r>
-      <w:proofErr w:type="gramEnd"/>
-    </w:p>
-    <w:p>
-      <w:pPr>
-        <w:spacing w:after="0" w:line="240" w:lineRule="auto"/>
-        <w:rPr>
-          <w:rFonts w:ascii="Times New Roman" w:hAnsi="Times New Roman" w:cs="Times New Roman"/>
-          <w:lang w:val="en-PK"/>
-        </w:rPr>
-      </w:pPr>
-      <w:r>
-        <w:rPr>
-          <w:rFonts w:ascii="Times New Roman" w:hAnsi="Times New Roman" w:cs="Times New Roman"/>
-          <w:lang w:val="en-PK"/>
-        </w:rPr>
-        <w:t>  }</w:t>
-      </w:r>
-    </w:p>
-    <w:p>
-      <w:pPr>
-        <w:spacing w:after="0" w:line="240" w:lineRule="auto"/>
-        <w:rPr>
-          <w:rFonts w:ascii="Times New Roman" w:hAnsi="Times New Roman" w:cs="Times New Roman"/>
-          <w:lang w:val="en-PK"/>
-        </w:rPr>
-      </w:pPr>
-      <w:r>
-        <w:rPr>
-          <w:rFonts w:ascii="Times New Roman" w:hAnsi="Times New Roman" w:cs="Times New Roman"/>
-          <w:lang w:val="en-PK"/>
-        </w:rPr>
-        <w:t>  Serial.println("\nWiFi connected."</w:t>
-      </w:r>
-      <w:proofErr w:type="gramStart"/>
-      <w:r>
-        <w:rPr>
-          <w:rFonts w:ascii="Times New Roman" w:hAnsi="Times New Roman" w:cs="Times New Roman"/>
-          <w:lang w:val="en-PK"/>
-        </w:rPr>
-        <w:t>);</w:t>
-      </w:r>
-      <w:proofErr w:type="gramEnd"/>
-    </w:p>
-    <w:p>
-      <w:pPr>
-        <w:spacing w:after="0" w:line="240" w:lineRule="auto"/>
-        <w:rPr>
-          <w:rFonts w:ascii="Times New Roman" w:hAnsi="Times New Roman" w:cs="Times New Roman"/>
-          <w:lang w:val="en-PK"/>
-        </w:rPr>
-      </w:pPr>
-      <w:r>
-        <w:rPr>
-          <w:rFonts w:ascii="Times New Roman" w:hAnsi="Times New Roman" w:cs="Times New Roman"/>
-          <w:lang w:val="en-PK"/>
-        </w:rPr>
-        <w:t>}</w:t>
-      </w:r>
-    </w:p>
-    <w:p>
-      <w:pPr>
-        <w:spacing w:after="0" w:line="240" w:lineRule="auto"/>
-        <w:rPr>
-          <w:rFonts w:ascii="Times New Roman" w:hAnsi="Times New Roman" w:cs="Times New Roman"/>
-          <w:lang w:val="en-PK"/>
-        </w:rPr>
-      </w:pPr>
-    </w:p>
-    <w:p>
-      <w:pPr>
-        <w:spacing w:after="0" w:line="240" w:lineRule="auto"/>
-        <w:rPr>
-          <w:rFonts w:ascii="Times New Roman" w:hAnsi="Times New Roman" w:cs="Times New Roman"/>
-          <w:lang w:val="en-PK"/>
-        </w:rPr>
-      </w:pPr>
-      <w:r>
-        <w:rPr>
-          <w:rFonts w:ascii="Times New Roman" w:hAnsi="Times New Roman" w:cs="Times New Roman"/>
-          <w:lang w:val="en-PK"/>
-        </w:rPr>
-        <w:t>void resetMAX30205() {</w:t>
-      </w:r>
-    </w:p>
-    <w:p>
-      <w:pPr>
-        <w:spacing w:after="0" w:line="240" w:lineRule="auto"/>
-        <w:rPr>
-          <w:rFonts w:ascii="Times New Roman" w:hAnsi="Times New Roman" w:cs="Times New Roman"/>
-          <w:lang w:val="en-PK"/>
-        </w:rPr>
-      </w:pPr>
-      <w:r>
-        <w:rPr>
-          <w:rFonts w:ascii="Times New Roman" w:hAnsi="Times New Roman" w:cs="Times New Roman"/>
-          <w:lang w:val="en-PK"/>
-        </w:rPr>
-        <w:t>  Wire.beginTransmission(0x48</w:t>
-      </w:r>
-      <w:proofErr w:type="gramStart"/>
-      <w:r>
-        <w:rPr>
-          <w:rFonts w:ascii="Times New Roman" w:hAnsi="Times New Roman" w:cs="Times New Roman"/>
-          <w:lang w:val="en-PK"/>
-        </w:rPr>
-        <w:t>);</w:t>
-      </w:r>
-      <w:proofErr w:type="gramEnd"/>
-    </w:p>
-    <w:p>
-      <w:pPr>
-        <w:spacing w:after="0" w:line="240" w:lineRule="auto"/>
-        <w:rPr>
-          <w:rFonts w:ascii="Times New Roman" w:hAnsi="Times New Roman" w:cs="Times New Roman"/>
-          <w:lang w:val="en-PK"/>
-        </w:rPr>
-      </w:pPr>
-      <w:r>
-        <w:rPr>
-          <w:rFonts w:ascii="Times New Roman" w:hAnsi="Times New Roman" w:cs="Times New Roman"/>
-          <w:lang w:val="en-PK"/>
-        </w:rPr>
-        <w:t>  Wire.write(0x01</w:t>
-      </w:r>
-      <w:proofErr w:type="gramStart"/>
-      <w:r>
-        <w:rPr>
-          <w:rFonts w:ascii="Times New Roman" w:hAnsi="Times New Roman" w:cs="Times New Roman"/>
-          <w:lang w:val="en-PK"/>
-        </w:rPr>
-        <w:t>);</w:t>
-      </w:r>
-      <w:proofErr w:type="gramEnd"/>
-    </w:p>
-    <w:p>
-      <w:pPr>
-        <w:spacing w:after="0" w:line="240" w:lineRule="auto"/>
-        <w:rPr>
-          <w:rFonts w:ascii="Times New Roman" w:hAnsi="Times New Roman" w:cs="Times New Roman"/>
-          <w:lang w:val="en-PK"/>
-        </w:rPr>
-      </w:pPr>
-      <w:r>
-        <w:rPr>
-          <w:rFonts w:ascii="Times New Roman" w:hAnsi="Times New Roman" w:cs="Times New Roman"/>
-          <w:lang w:val="en-PK"/>
-        </w:rPr>
-        <w:t>  Wire.write(0x80</w:t>
-      </w:r>
-      <w:proofErr w:type="gramStart"/>
-      <w:r>
-        <w:rPr>
-          <w:rFonts w:ascii="Times New Roman" w:hAnsi="Times New Roman" w:cs="Times New Roman"/>
-          <w:lang w:val="en-PK"/>
-        </w:rPr>
-        <w:t>);</w:t>
-      </w:r>
-      <w:proofErr w:type="gramEnd"/>
-    </w:p>
-    <w:p>
-      <w:pPr>
-        <w:spacing w:after="0" w:line="240" w:lineRule="auto"/>
-        <w:rPr>
-          <w:rFonts w:ascii="Times New Roman" w:hAnsi="Times New Roman" w:cs="Times New Roman"/>
-          <w:lang w:val="en-PK"/>
-        </w:rPr>
-      </w:pPr>
-      <w:r>
-        <w:rPr>
-          <w:rFonts w:ascii="Times New Roman" w:hAnsi="Times New Roman" w:cs="Times New Roman"/>
-          <w:lang w:val="en-PK"/>
-        </w:rPr>
-        <w:t>  Wire.endTransmission(</w:t>
-      </w:r>
-      <w:proofErr w:type="gramStart"/>
-      <w:r>
-        <w:rPr>
-          <w:rFonts w:ascii="Times New Roman" w:hAnsi="Times New Roman" w:cs="Times New Roman"/>
-          <w:lang w:val="en-PK"/>
-        </w:rPr>
-        <w:t>);</w:t>
-      </w:r>
-      <w:proofErr w:type="gramEnd"/>
-    </w:p>
-    <w:p>
-      <w:pPr>
-        <w:spacing w:after="0" w:line="240" w:lineRule="auto"/>
-        <w:rPr>
-          <w:rFonts w:ascii="Times New Roman" w:hAnsi="Times New Roman" w:cs="Times New Roman"/>
-          <w:lang w:val="en-PK"/>
-        </w:rPr>
-      </w:pPr>
-      <w:r>
-        <w:rPr>
-          <w:rFonts w:ascii="Times New Roman" w:hAnsi="Times New Roman" w:cs="Times New Roman"/>
-          <w:lang w:val="en-PK"/>
-        </w:rPr>
-        <w:t xml:space="preserve">  </w:t>
-      </w:r>
-      <w:proofErr w:type="gramStart"/>
-      <w:r>
-        <w:rPr>
-          <w:rFonts w:ascii="Times New Roman" w:hAnsi="Times New Roman" w:cs="Times New Roman"/>
-          <w:lang w:val="en-PK"/>
-        </w:rPr>
-        <w:t>delay(</w:t>
-      </w:r>
-      <w:proofErr w:type="gramEnd"/>
-      <w:r>
-        <w:rPr>
-          <w:rFonts w:ascii="Times New Roman" w:hAnsi="Times New Roman" w:cs="Times New Roman"/>
-          <w:lang w:val="en-PK"/>
-        </w:rPr>
-        <w:t>100</w:t>
-      </w:r>
-      <w:proofErr w:type="gramStart"/>
-      <w:r>
-        <w:rPr>
-          <w:rFonts w:ascii="Times New Roman" w:hAnsi="Times New Roman" w:cs="Times New Roman"/>
-          <w:lang w:val="en-PK"/>
-        </w:rPr>
-        <w:t>);</w:t>
-      </w:r>
-      <w:proofErr w:type="gramEnd"/>
-    </w:p>
-    <w:p>
-      <w:pPr>
-        <w:spacing w:after="0" w:line="240" w:lineRule="auto"/>
-        <w:rPr>
-          <w:rFonts w:ascii="Times New Roman" w:hAnsi="Times New Roman" w:cs="Times New Roman"/>
-          <w:lang w:val="en-PK"/>
-        </w:rPr>
-      </w:pPr>
-      <w:r>
-        <w:rPr>
-          <w:rFonts w:ascii="Times New Roman" w:hAnsi="Times New Roman" w:cs="Times New Roman"/>
-          <w:lang w:val="en-PK"/>
-        </w:rPr>
-        <w:t>}</w:t>
-      </w:r>
-    </w:p>
-    <w:p>
-      <w:pPr>
-        <w:spacing w:after="0" w:line="240" w:lineRule="auto"/>
-        <w:rPr>
-          <w:rFonts w:ascii="Times New Roman" w:hAnsi="Times New Roman" w:cs="Times New Roman"/>
-          <w:lang w:val="en-PK"/>
-        </w:rPr>
-      </w:pPr>
-    </w:p>
-    <w:p>
-      <w:pPr>
-        <w:spacing w:after="0" w:line="240" w:lineRule="auto"/>
-        <w:rPr>
-          <w:rFonts w:ascii="Times New Roman" w:hAnsi="Times New Roman" w:cs="Times New Roman"/>
-          <w:lang w:val="en-PK"/>
-        </w:rPr>
-      </w:pPr>
-      <w:r>
-        <w:rPr>
-          <w:rFonts w:ascii="Times New Roman" w:hAnsi="Times New Roman" w:cs="Times New Roman"/>
-          <w:lang w:val="en-PK"/>
-        </w:rPr>
-        <w:t xml:space="preserve">String </w:t>
-      </w:r>
-      <w:proofErr w:type="gramStart"/>
-      <w:r>
-        <w:rPr>
-          <w:rFonts w:ascii="Times New Roman" w:hAnsi="Times New Roman" w:cs="Times New Roman"/>
-          <w:lang w:val="en-PK"/>
-        </w:rPr>
-        <w:t>getFormattedTime(</w:t>
-      </w:r>
-      <w:proofErr w:type="gramEnd"/>
-      <w:r>
-        <w:rPr>
-          <w:rFonts w:ascii="Times New Roman" w:hAnsi="Times New Roman" w:cs="Times New Roman"/>
-          <w:lang w:val="en-PK"/>
-        </w:rPr>
-        <w:t>) {</w:t>
-      </w:r>
-    </w:p>
-    <w:p>
-      <w:pPr>
-        <w:spacing w:after="0" w:line="240" w:lineRule="auto"/>
-        <w:rPr>
-          <w:rFonts w:ascii="Times New Roman" w:hAnsi="Times New Roman" w:cs="Times New Roman"/>
-          <w:lang w:val="en-PK"/>
-        </w:rPr>
-      </w:pPr>
-      <w:r>
-        <w:rPr>
-          <w:rFonts w:ascii="Times New Roman" w:hAnsi="Times New Roman" w:cs="Times New Roman"/>
-          <w:lang w:val="en-PK"/>
-        </w:rPr>
-        <w:t>  time_t now = time(nullptr</w:t>
-      </w:r>
-      <w:proofErr w:type="gramStart"/>
-      <w:r>
-        <w:rPr>
-          <w:rFonts w:ascii="Times New Roman" w:hAnsi="Times New Roman" w:cs="Times New Roman"/>
-          <w:lang w:val="en-PK"/>
-        </w:rPr>
-        <w:t>);</w:t>
-      </w:r>
-      <w:proofErr w:type="gramEnd"/>
-    </w:p>
-    <w:p>
-      <w:pPr>
-        <w:spacing w:after="0" w:line="240" w:lineRule="auto"/>
-        <w:rPr>
-          <w:rFonts w:ascii="Times New Roman" w:hAnsi="Times New Roman" w:cs="Times New Roman"/>
-          <w:lang w:val="en-PK"/>
-        </w:rPr>
-      </w:pPr>
-      <w:r>
-        <w:rPr>
-          <w:rFonts w:ascii="Times New Roman" w:hAnsi="Times New Roman" w:cs="Times New Roman"/>
-          <w:lang w:val="en-PK"/>
-        </w:rPr>
-        <w:t>  struct tm* timeinfo = localtime(&amp;now</w:t>
-      </w:r>
-      <w:proofErr w:type="gramStart"/>
-      <w:r>
-        <w:rPr>
-          <w:rFonts w:ascii="Times New Roman" w:hAnsi="Times New Roman" w:cs="Times New Roman"/>
-          <w:lang w:val="en-PK"/>
-        </w:rPr>
-        <w:t>);</w:t>
-      </w:r>
-      <w:proofErr w:type="gramEnd"/>
-    </w:p>
-    <w:p>
-      <w:pPr>
-        <w:spacing w:after="0" w:line="240" w:lineRule="auto"/>
-        <w:rPr>
-          <w:rFonts w:ascii="Times New Roman" w:hAnsi="Times New Roman" w:cs="Times New Roman"/>
-          <w:lang w:val="en-PK"/>
-        </w:rPr>
-      </w:pPr>
-      <w:r>
-        <w:rPr>
-          <w:rFonts w:ascii="Times New Roman" w:hAnsi="Times New Roman" w:cs="Times New Roman"/>
-          <w:lang w:val="en-PK"/>
-        </w:rPr>
-        <w:t xml:space="preserve">  char </w:t>
-      </w:r>
-      <w:proofErr w:type="gramStart"/>
-      <w:r>
-        <w:rPr>
-          <w:rFonts w:ascii="Times New Roman" w:hAnsi="Times New Roman" w:cs="Times New Roman"/>
-          <w:lang w:val="en-PK"/>
-        </w:rPr>
-        <w:t>buffer[</w:t>
-      </w:r>
-      <w:proofErr w:type="gramEnd"/>
-      <w:r>
-        <w:rPr>
-          <w:rFonts w:ascii="Times New Roman" w:hAnsi="Times New Roman" w:cs="Times New Roman"/>
-          <w:lang w:val="en-PK"/>
-        </w:rPr>
-        <w:t>30</w:t>
-      </w:r>
-      <w:proofErr w:type="gramStart"/>
-      <w:r>
-        <w:rPr>
-          <w:rFonts w:ascii="Times New Roman" w:hAnsi="Times New Roman" w:cs="Times New Roman"/>
-          <w:lang w:val="en-PK"/>
-        </w:rPr>
-        <w:t>];</w:t>
-      </w:r>
-      <w:proofErr w:type="gramEnd"/>
-    </w:p>
-    <w:p>
-      <w:pPr>
-        <w:spacing w:after="0" w:line="240" w:lineRule="auto"/>
-        <w:rPr>
-          <w:rFonts w:ascii="Times New Roman" w:hAnsi="Times New Roman" w:cs="Times New Roman"/>
-          <w:lang w:val="en-PK"/>
-        </w:rPr>
-      </w:pPr>
-      <w:r>
-        <w:rPr>
-          <w:rFonts w:ascii="Times New Roman" w:hAnsi="Times New Roman" w:cs="Times New Roman"/>
-          <w:lang w:val="en-PK"/>
-        </w:rPr>
-        <w:t xml:space="preserve">  </w:t>
-      </w:r>
-      <w:proofErr w:type="gramStart"/>
-      <w:r>
-        <w:rPr>
-          <w:rFonts w:ascii="Times New Roman" w:hAnsi="Times New Roman" w:cs="Times New Roman"/>
-          <w:lang w:val="en-PK"/>
-        </w:rPr>
-        <w:t>strftime(</w:t>
-      </w:r>
-      <w:proofErr w:type="gramEnd"/>
-      <w:r>
-        <w:rPr>
-          <w:rFonts w:ascii="Times New Roman" w:hAnsi="Times New Roman" w:cs="Times New Roman"/>
-          <w:lang w:val="en-PK"/>
-        </w:rPr>
-        <w:t>buffer, sizeof(buffer), "%Y-%m-%d %</w:t>
-      </w:r>
-      <w:proofErr w:type="gramStart"/>
-      <w:r>
-        <w:rPr>
-          <w:rFonts w:ascii="Times New Roman" w:hAnsi="Times New Roman" w:cs="Times New Roman"/>
-          <w:lang w:val="en-PK"/>
-        </w:rPr>
-        <w:t>H:%M:%</w:t>
-      </w:r>
-      <w:proofErr w:type="gramEnd"/>
-      <w:r>
-        <w:rPr>
-          <w:rFonts w:ascii="Times New Roman" w:hAnsi="Times New Roman" w:cs="Times New Roman"/>
-          <w:lang w:val="en-PK"/>
-        </w:rPr>
-        <w:t>S", timeinfo</w:t>
-      </w:r>
-      <w:proofErr w:type="gramStart"/>
-      <w:r>
-        <w:rPr>
-          <w:rFonts w:ascii="Times New Roman" w:hAnsi="Times New Roman" w:cs="Times New Roman"/>
-          <w:lang w:val="en-PK"/>
-        </w:rPr>
-        <w:t>);</w:t>
-      </w:r>
-      <w:proofErr w:type="gramEnd"/>
-    </w:p>
-    <w:p>
-      <w:pPr>
-        <w:spacing w:after="0" w:line="240" w:lineRule="auto"/>
-        <w:rPr>
-          <w:rFonts w:ascii="Times New Roman" w:hAnsi="Times New Roman" w:cs="Times New Roman"/>
-          <w:lang w:val="en-PK"/>
-        </w:rPr>
-      </w:pPr>
-      <w:r>
-        <w:rPr>
-          <w:rFonts w:ascii="Times New Roman" w:hAnsi="Times New Roman" w:cs="Times New Roman"/>
-          <w:lang w:val="en-PK"/>
-        </w:rPr>
-        <w:t>  return String(buffer</w:t>
-      </w:r>
-      <w:proofErr w:type="gramStart"/>
-      <w:r>
-        <w:rPr>
-          <w:rFonts w:ascii="Times New Roman" w:hAnsi="Times New Roman" w:cs="Times New Roman"/>
-          <w:lang w:val="en-PK"/>
-        </w:rPr>
-        <w:t>);</w:t>
-      </w:r>
-      <w:proofErr w:type="gramEnd"/>
-    </w:p>
-    <w:p>
-      <w:pPr>
-        <w:spacing w:after="0" w:line="240" w:lineRule="auto"/>
-        <w:rPr>
-          <w:rFonts w:ascii="Times New Roman" w:hAnsi="Times New Roman" w:cs="Times New Roman"/>
-          <w:lang w:val="en-PK"/>
-        </w:rPr>
-      </w:pPr>
-      <w:r>
-        <w:rPr>
-          <w:rFonts w:ascii="Times New Roman" w:hAnsi="Times New Roman" w:cs="Times New Roman"/>
-          <w:lang w:val="en-PK"/>
-        </w:rPr>
-        <w:t>}</w:t>
-      </w:r>
-    </w:p>
-    <w:p>
-      <w:pPr>
-        <w:spacing w:after="0" w:line="240" w:lineRule="auto"/>
-        <w:rPr>
-          <w:rFonts w:ascii="Times New Roman" w:hAnsi="Times New Roman" w:cs="Times New Roman"/>
-          <w:lang w:val="en-PK"/>
-        </w:rPr>
-      </w:pPr>
-    </w:p>
-    <w:p>
-      <w:pPr>
-        <w:spacing w:after="0" w:line="240" w:lineRule="auto"/>
-        <w:rPr>
-          <w:rFonts w:ascii="Times New Roman" w:hAnsi="Times New Roman" w:cs="Times New Roman"/>
-          <w:lang w:val="en-PK"/>
-        </w:rPr>
-      </w:pPr>
-      <w:r>
-        <w:rPr>
-          <w:rFonts w:ascii="Times New Roman" w:hAnsi="Times New Roman" w:cs="Times New Roman"/>
-          <w:lang w:val="en-PK"/>
-        </w:rPr>
-        <w:t xml:space="preserve">void </w:t>
-      </w:r>
-      <w:proofErr w:type="gramStart"/>
-      <w:r>
-        <w:rPr>
-          <w:rFonts w:ascii="Times New Roman" w:hAnsi="Times New Roman" w:cs="Times New Roman"/>
-          <w:lang w:val="en-PK"/>
-        </w:rPr>
-        <w:t>uploadDataToFirebase(</w:t>
-      </w:r>
-      <w:proofErr w:type="gramEnd"/>
-      <w:r>
-        <w:rPr>
-          <w:rFonts w:ascii="Times New Roman" w:hAnsi="Times New Roman" w:cs="Times New Roman"/>
-          <w:lang w:val="en-PK"/>
-        </w:rPr>
-        <w:t>) {</w:t>
-      </w:r>
-    </w:p>
-    <w:p>
-      <w:pPr>
-        <w:spacing w:after="0" w:line="240" w:lineRule="auto"/>
-        <w:rPr>
-          <w:rFonts w:ascii="Times New Roman" w:hAnsi="Times New Roman" w:cs="Times New Roman"/>
-          <w:lang w:val="en-PK"/>
-        </w:rPr>
-      </w:pPr>
-      <w:r>
-        <w:rPr>
-          <w:rFonts w:ascii="Times New Roman" w:hAnsi="Times New Roman" w:cs="Times New Roman"/>
-          <w:lang w:val="en-PK"/>
-        </w:rPr>
-        <w:t>  if (WiFi.status(</w:t>
-      </w:r>
-      <w:proofErr w:type="gramStart"/>
-      <w:r>
-        <w:rPr>
-          <w:rFonts w:ascii="Times New Roman" w:hAnsi="Times New Roman" w:cs="Times New Roman"/>
-          <w:lang w:val="en-PK"/>
-        </w:rPr>
-        <w:t>) !</w:t>
-      </w:r>
-      <w:proofErr w:type="gramEnd"/>
-      <w:r>
-        <w:rPr>
-          <w:rFonts w:ascii="Times New Roman" w:hAnsi="Times New Roman" w:cs="Times New Roman"/>
-          <w:lang w:val="en-PK"/>
-        </w:rPr>
-        <w:t>= WL_CONNECTED) {</w:t>
-      </w:r>
-    </w:p>
-    <w:p>
-      <w:pPr>
-        <w:spacing w:after="0" w:line="240" w:lineRule="auto"/>
-        <w:rPr>
-          <w:rFonts w:ascii="Times New Roman" w:hAnsi="Times New Roman" w:cs="Times New Roman"/>
-          <w:lang w:val="en-PK"/>
-        </w:rPr>
-      </w:pPr>
-      <w:r>
-        <w:rPr>
-          <w:rFonts w:ascii="Times New Roman" w:hAnsi="Times New Roman" w:cs="Times New Roman"/>
-          <w:lang w:val="en-PK"/>
-        </w:rPr>
-        <w:t>    Serial.println("WiFi not connected!"</w:t>
-      </w:r>
-      <w:proofErr w:type="gramStart"/>
-      <w:r>
-        <w:rPr>
-          <w:rFonts w:ascii="Times New Roman" w:hAnsi="Times New Roman" w:cs="Times New Roman"/>
-          <w:lang w:val="en-PK"/>
-        </w:rPr>
-        <w:t>);</w:t>
-      </w:r>
-      <w:proofErr w:type="gramEnd"/>
-    </w:p>
-    <w:p>
-      <w:pPr>
-        <w:spacing w:after="0" w:line="240" w:lineRule="auto"/>
-        <w:rPr>
-          <w:rFonts w:ascii="Times New Roman" w:hAnsi="Times New Roman" w:cs="Times New Roman"/>
-          <w:lang w:val="en-PK"/>
-        </w:rPr>
-      </w:pPr>
-      <w:r>
-        <w:rPr>
-          <w:rFonts w:ascii="Times New Roman" w:hAnsi="Times New Roman" w:cs="Times New Roman"/>
-          <w:lang w:val="en-PK"/>
-        </w:rPr>
-        <w:t xml:space="preserve">    </w:t>
-      </w:r>
-      <w:proofErr w:type="gramStart"/>
-      <w:r>
-        <w:rPr>
-          <w:rFonts w:ascii="Times New Roman" w:hAnsi="Times New Roman" w:cs="Times New Roman"/>
-          <w:lang w:val="en-PK"/>
-        </w:rPr>
-        <w:t>connectWiFi();</w:t>
-      </w:r>
-      <w:proofErr w:type="gramEnd"/>
-    </w:p>
-    <w:p>
-      <w:pPr>
-        <w:spacing w:after="0" w:line="240" w:lineRule="auto"/>
-        <w:rPr>
-          <w:rFonts w:ascii="Times New Roman" w:hAnsi="Times New Roman" w:cs="Times New Roman"/>
-          <w:lang w:val="en-PK"/>
-        </w:rPr>
-      </w:pPr>
-      <w:r>
-        <w:rPr>
-          <w:rFonts w:ascii="Times New Roman" w:hAnsi="Times New Roman" w:cs="Times New Roman"/>
-          <w:lang w:val="en-PK"/>
-        </w:rPr>
-        <w:t xml:space="preserve">    </w:t>
-      </w:r>
-      <w:proofErr w:type="gramStart"/>
-      <w:r>
-        <w:rPr>
-          <w:rFonts w:ascii="Times New Roman" w:hAnsi="Times New Roman" w:cs="Times New Roman"/>
-          <w:lang w:val="en-PK"/>
-        </w:rPr>
-        <w:t>return;</w:t>
-      </w:r>
-      <w:proofErr w:type="gramEnd"/>
-    </w:p>
-    <w:p>
-      <w:pPr>
-        <w:spacing w:after="0" w:line="240" w:lineRule="auto"/>
-        <w:rPr>
-          <w:rFonts w:ascii="Times New Roman" w:hAnsi="Times New Roman" w:cs="Times New Roman"/>
-          <w:lang w:val="en-PK"/>
-        </w:rPr>
-      </w:pPr>
-      <w:r>
-        <w:rPr>
-          <w:rFonts w:ascii="Times New Roman" w:hAnsi="Times New Roman" w:cs="Times New Roman"/>
-          <w:lang w:val="en-PK"/>
-        </w:rPr>
-        <w:t>  }</w:t>
-      </w:r>
-    </w:p>
-    <w:p>
-      <w:pPr>
-        <w:spacing w:after="0" w:line="240" w:lineRule="auto"/>
-        <w:rPr>
-          <w:rFonts w:ascii="Times New Roman" w:hAnsi="Times New Roman" w:cs="Times New Roman"/>
-          <w:lang w:val="en-PK"/>
-        </w:rPr>
-      </w:pPr>
-    </w:p>
-    <w:p>
-      <w:pPr>
-        <w:spacing w:after="0" w:line="240" w:lineRule="auto"/>
-        <w:rPr>
-          <w:rFonts w:ascii="Times New Roman" w:hAnsi="Times New Roman" w:cs="Times New Roman"/>
-          <w:lang w:val="en-PK"/>
-        </w:rPr>
-      </w:pPr>
-      <w:r>
-        <w:rPr>
-          <w:rFonts w:ascii="Times New Roman" w:hAnsi="Times New Roman" w:cs="Times New Roman"/>
-          <w:lang w:val="en-PK"/>
-        </w:rPr>
-        <w:t>  // ==================== READ SENSORS ==================== //</w:t>
-      </w:r>
-    </w:p>
-    <w:p>
-      <w:pPr>
-        <w:spacing w:after="0" w:line="240" w:lineRule="auto"/>
-        <w:rPr>
-          <w:rFonts w:ascii="Times New Roman" w:hAnsi="Times New Roman" w:cs="Times New Roman"/>
-          <w:lang w:val="en-PK"/>
-        </w:rPr>
-      </w:pPr>
-      <w:r>
-        <w:rPr>
-          <w:rFonts w:ascii="Times New Roman" w:hAnsi="Times New Roman" w:cs="Times New Roman"/>
-          <w:lang w:val="en-PK"/>
-        </w:rPr>
-        <w:t>  float temperature = tempSensor.readTemperature(</w:t>
-      </w:r>
-      <w:proofErr w:type="gramStart"/>
-      <w:r>
-        <w:rPr>
-          <w:rFonts w:ascii="Times New Roman" w:hAnsi="Times New Roman" w:cs="Times New Roman"/>
-          <w:lang w:val="en-PK"/>
-        </w:rPr>
-        <w:t>);</w:t>
-      </w:r>
-      <w:proofErr w:type="gramEnd"/>
-    </w:p>
-    <w:p>
-      <w:pPr>
-        <w:spacing w:after="0" w:line="240" w:lineRule="auto"/>
-        <w:rPr>
-          <w:rFonts w:ascii="Times New Roman" w:hAnsi="Times New Roman" w:cs="Times New Roman"/>
-          <w:lang w:val="en-PK"/>
-        </w:rPr>
-      </w:pPr>
-      <w:r>
-        <w:rPr>
-          <w:rFonts w:ascii="Times New Roman" w:hAnsi="Times New Roman" w:cs="Times New Roman"/>
-          <w:lang w:val="en-PK"/>
-        </w:rPr>
-        <w:t>  if (temperature &lt; 10.0 || temperature &gt; 45.0) {</w:t>
-      </w:r>
-    </w:p>
-    <w:p>
-      <w:pPr>
-        <w:spacing w:after="0" w:line="240" w:lineRule="auto"/>
-        <w:rPr>
-          <w:rFonts w:ascii="Times New Roman" w:hAnsi="Times New Roman" w:cs="Times New Roman"/>
-          <w:lang w:val="en-PK"/>
-        </w:rPr>
-      </w:pPr>
-      <w:r>
-        <w:rPr>
-          <w:rFonts w:ascii="Times New Roman" w:hAnsi="Times New Roman" w:cs="Times New Roman"/>
-          <w:lang w:val="en-PK"/>
-        </w:rPr>
-        <w:t>    Serial.println("MAX30205 error! Retrying..."</w:t>
-      </w:r>
-      <w:proofErr w:type="gramStart"/>
-      <w:r>
-        <w:rPr>
-          <w:rFonts w:ascii="Times New Roman" w:hAnsi="Times New Roman" w:cs="Times New Roman"/>
-          <w:lang w:val="en-PK"/>
-        </w:rPr>
-        <w:t>);</w:t>
-      </w:r>
-      <w:proofErr w:type="gramEnd"/>
-    </w:p>
-    <w:p>
-      <w:pPr>
-        <w:spacing w:after="0" w:line="240" w:lineRule="auto"/>
-        <w:rPr>
-          <w:rFonts w:ascii="Times New Roman" w:hAnsi="Times New Roman" w:cs="Times New Roman"/>
-          <w:lang w:val="en-PK"/>
-        </w:rPr>
-      </w:pPr>
-      <w:r>
-        <w:rPr>
-          <w:rFonts w:ascii="Times New Roman" w:hAnsi="Times New Roman" w:cs="Times New Roman"/>
-          <w:lang w:val="en-PK"/>
-        </w:rPr>
-        <w:t xml:space="preserve">    </w:t>
-      </w:r>
-    </w:p>
-    <w:p>
-      <w:pPr>
-        <w:spacing w:after="0" w:line="240" w:lineRule="auto"/>
-        <w:rPr>
-          <w:rFonts w:ascii="Times New Roman" w:hAnsi="Times New Roman" w:cs="Times New Roman"/>
-          <w:lang w:val="en-PK"/>
-        </w:rPr>
-      </w:pPr>
-      <w:r>
-        <w:rPr>
-          <w:rFonts w:ascii="Times New Roman" w:hAnsi="Times New Roman" w:cs="Times New Roman"/>
-          <w:lang w:val="en-PK"/>
-        </w:rPr>
-        <w:t xml:space="preserve">    </w:t>
-      </w:r>
-      <w:proofErr w:type="gramStart"/>
-      <w:r>
-        <w:rPr>
-          <w:rFonts w:ascii="Times New Roman" w:hAnsi="Times New Roman" w:cs="Times New Roman"/>
-          <w:lang w:val="en-PK"/>
-        </w:rPr>
-        <w:t>delay(</w:t>
-      </w:r>
-      <w:proofErr w:type="gramEnd"/>
-      <w:r>
-        <w:rPr>
-          <w:rFonts w:ascii="Times New Roman" w:hAnsi="Times New Roman" w:cs="Times New Roman"/>
-          <w:lang w:val="en-PK"/>
-        </w:rPr>
-        <w:t>100</w:t>
-      </w:r>
-      <w:proofErr w:type="gramStart"/>
-      <w:r>
-        <w:rPr>
-          <w:rFonts w:ascii="Times New Roman" w:hAnsi="Times New Roman" w:cs="Times New Roman"/>
-          <w:lang w:val="en-PK"/>
-        </w:rPr>
-        <w:t>);</w:t>
-      </w:r>
-      <w:proofErr w:type="gramEnd"/>
-    </w:p>
-    <w:p>
-      <w:pPr>
-        <w:spacing w:after="0" w:line="240" w:lineRule="auto"/>
-        <w:rPr>
-          <w:rFonts w:ascii="Times New Roman" w:hAnsi="Times New Roman" w:cs="Times New Roman"/>
-          <w:lang w:val="en-PK"/>
-        </w:rPr>
-      </w:pPr>
-      <w:r>
-        <w:rPr>
-          <w:rFonts w:ascii="Times New Roman" w:hAnsi="Times New Roman" w:cs="Times New Roman"/>
-          <w:lang w:val="en-PK"/>
-        </w:rPr>
-        <w:t>    resetMAX30205(</w:t>
-      </w:r>
-      <w:proofErr w:type="gramStart"/>
-      <w:r>
-        <w:rPr>
-          <w:rFonts w:ascii="Times New Roman" w:hAnsi="Times New Roman" w:cs="Times New Roman"/>
-          <w:lang w:val="en-PK"/>
-        </w:rPr>
-        <w:t>);  /</w:t>
-      </w:r>
-      <w:proofErr w:type="gramEnd"/>
-      <w:r>
-        <w:rPr>
-          <w:rFonts w:ascii="Times New Roman" w:hAnsi="Times New Roman" w:cs="Times New Roman"/>
-          <w:lang w:val="en-PK"/>
-        </w:rPr>
-        <w:t xml:space="preserve">/ Reset sensor before </w:t>
-      </w:r>
-      <w:proofErr w:type="gramStart"/>
-      <w:r>
-        <w:rPr>
-          <w:rFonts w:ascii="Times New Roman" w:hAnsi="Times New Roman" w:cs="Times New Roman"/>
-          <w:lang w:val="en-PK"/>
-        </w:rPr>
-        <w:t>retry</w:t>
-      </w:r>
-      <w:proofErr w:type="gramEnd"/>
-    </w:p>
-    <w:p>
-      <w:pPr>
-        <w:spacing w:after="0" w:line="240" w:lineRule="auto"/>
-        <w:rPr>
-          <w:rFonts w:ascii="Times New Roman" w:hAnsi="Times New Roman" w:cs="Times New Roman"/>
-          <w:lang w:val="en-PK"/>
-        </w:rPr>
-      </w:pPr>
-      <w:r>
-        <w:rPr>
-          <w:rFonts w:ascii="Times New Roman" w:hAnsi="Times New Roman" w:cs="Times New Roman"/>
-          <w:lang w:val="en-PK"/>
-        </w:rPr>
-        <w:t>    temperature = tempSensor.readTemperature(</w:t>
-      </w:r>
-      <w:proofErr w:type="gramStart"/>
-      <w:r>
-        <w:rPr>
-          <w:rFonts w:ascii="Times New Roman" w:hAnsi="Times New Roman" w:cs="Times New Roman"/>
-          <w:lang w:val="en-PK"/>
-        </w:rPr>
-        <w:t>);</w:t>
-      </w:r>
-      <w:proofErr w:type="gramEnd"/>
-    </w:p>
-    <w:p>
-      <w:pPr>
-        <w:spacing w:after="0" w:line="240" w:lineRule="auto"/>
-        <w:rPr>
-          <w:rFonts w:ascii="Times New Roman" w:hAnsi="Times New Roman" w:cs="Times New Roman"/>
-          <w:lang w:val="en-PK"/>
-        </w:rPr>
-      </w:pPr>
-      <w:r>
-        <w:rPr>
-          <w:rFonts w:ascii="Times New Roman" w:hAnsi="Times New Roman" w:cs="Times New Roman"/>
-          <w:lang w:val="en-PK"/>
-        </w:rPr>
-        <w:t xml:space="preserve">    </w:t>
-      </w:r>
-    </w:p>
-    <w:p>
-      <w:pPr>
-        <w:spacing w:after="0" w:line="240" w:lineRule="auto"/>
-        <w:rPr>
-          <w:rFonts w:ascii="Times New Roman" w:hAnsi="Times New Roman" w:cs="Times New Roman"/>
-          <w:lang w:val="en-PK"/>
-        </w:rPr>
-      </w:pPr>
-      <w:r>
-        <w:rPr>
-          <w:rFonts w:ascii="Times New Roman" w:hAnsi="Times New Roman" w:cs="Times New Roman"/>
-          <w:lang w:val="en-PK"/>
-        </w:rPr>
-        <w:t>    if (temperature &lt; 10.0 || temperature &gt; 45.0) {</w:t>
-      </w:r>
-    </w:p>
-    <w:p>
-      <w:pPr>
-        <w:spacing w:after="0" w:line="240" w:lineRule="auto"/>
-        <w:rPr>
-          <w:rFonts w:ascii="Times New Roman" w:hAnsi="Times New Roman" w:cs="Times New Roman"/>
-          <w:lang w:val="en-PK"/>
-        </w:rPr>
-      </w:pPr>
-      <w:r>
-        <w:rPr>
-          <w:rFonts w:ascii="Times New Roman" w:hAnsi="Times New Roman" w:cs="Times New Roman"/>
-          <w:lang w:val="en-PK"/>
-        </w:rPr>
-        <w:t xml:space="preserve">      Serial.println("MAX30205 failed after </w:t>
-      </w:r>
-      <w:proofErr w:type="gramStart"/>
-      <w:r>
-        <w:rPr>
-          <w:rFonts w:ascii="Times New Roman" w:hAnsi="Times New Roman" w:cs="Times New Roman"/>
-          <w:lang w:val="en-PK"/>
-        </w:rPr>
-        <w:t>retry</w:t>
-      </w:r>
-      <w:proofErr w:type="gramEnd"/>
-      <w:r>
-        <w:rPr>
-          <w:rFonts w:ascii="Times New Roman" w:hAnsi="Times New Roman" w:cs="Times New Roman"/>
-          <w:lang w:val="en-PK"/>
-        </w:rPr>
-        <w:t>. Setting temperature=null."</w:t>
-      </w:r>
-      <w:proofErr w:type="gramStart"/>
-      <w:r>
-        <w:rPr>
-          <w:rFonts w:ascii="Times New Roman" w:hAnsi="Times New Roman" w:cs="Times New Roman"/>
-          <w:lang w:val="en-PK"/>
-        </w:rPr>
-        <w:t>);</w:t>
-      </w:r>
-      <w:proofErr w:type="gramEnd"/>
-    </w:p>
-    <w:p>
-      <w:pPr>
-        <w:spacing w:after="0" w:line="240" w:lineRule="auto"/>
-        <w:rPr>
-          <w:rFonts w:ascii="Times New Roman" w:hAnsi="Times New Roman" w:cs="Times New Roman"/>
-          <w:lang w:val="en-PK"/>
-        </w:rPr>
-      </w:pPr>
-      <w:r>
-        <w:rPr>
-          <w:rFonts w:ascii="Times New Roman" w:hAnsi="Times New Roman" w:cs="Times New Roman"/>
-          <w:lang w:val="en-PK"/>
-        </w:rPr>
-        <w:t xml:space="preserve">      temperature = </w:t>
-      </w:r>
-      <w:proofErr w:type="gramStart"/>
-      <w:r>
-        <w:rPr>
-          <w:rFonts w:ascii="Times New Roman" w:hAnsi="Times New Roman" w:cs="Times New Roman"/>
-          <w:lang w:val="en-PK"/>
-        </w:rPr>
-        <w:t>NAN;  /</w:t>
-      </w:r>
-      <w:proofErr w:type="gramEnd"/>
-      <w:r>
-        <w:rPr>
-          <w:rFonts w:ascii="Times New Roman" w:hAnsi="Times New Roman" w:cs="Times New Roman"/>
-          <w:lang w:val="en-PK"/>
-        </w:rPr>
-        <w:t>/ Mark as invalid</w:t>
-      </w:r>
-    </w:p>
-    <w:p>
-      <w:pPr>
-        <w:spacing w:after="0" w:line="240" w:lineRule="auto"/>
-        <w:rPr>
-          <w:rFonts w:ascii="Times New Roman" w:hAnsi="Times New Roman" w:cs="Times New Roman"/>
-          <w:lang w:val="en-PK"/>
-        </w:rPr>
-      </w:pPr>
-      <w:r>
-        <w:rPr>
-          <w:rFonts w:ascii="Times New Roman" w:hAnsi="Times New Roman" w:cs="Times New Roman"/>
-          <w:lang w:val="en-PK"/>
-        </w:rPr>
-        <w:t>    }</w:t>
-      </w:r>
-    </w:p>
-    <w:p>
-      <w:pPr>
-        <w:spacing w:after="0" w:line="240" w:lineRule="auto"/>
-        <w:rPr>
-          <w:rFonts w:ascii="Times New Roman" w:hAnsi="Times New Roman" w:cs="Times New Roman"/>
-          <w:lang w:val="en-PK"/>
-        </w:rPr>
-      </w:pPr>
-      <w:r>
-        <w:rPr>
-          <w:rFonts w:ascii="Times New Roman" w:hAnsi="Times New Roman" w:cs="Times New Roman"/>
-          <w:lang w:val="en-PK"/>
-        </w:rPr>
-        <w:t>  }</w:t>
-      </w:r>
-    </w:p>
-    <w:p>
-      <w:pPr>
-        <w:spacing w:after="0" w:line="240" w:lineRule="auto"/>
-        <w:rPr>
-          <w:rFonts w:ascii="Times New Roman" w:hAnsi="Times New Roman" w:cs="Times New Roman"/>
-          <w:lang w:val="en-PK"/>
-        </w:rPr>
-      </w:pPr>
-    </w:p>
-    <w:p>
-      <w:pPr>
-        <w:spacing w:after="0" w:line="240" w:lineRule="auto"/>
-        <w:rPr>
-          <w:rFonts w:ascii="Times New Roman" w:hAnsi="Times New Roman" w:cs="Times New Roman"/>
-          <w:lang w:val="en-PK"/>
-        </w:rPr>
-      </w:pPr>
-      <w:r>
-        <w:rPr>
-          <w:rFonts w:ascii="Times New Roman" w:hAnsi="Times New Roman" w:cs="Times New Roman"/>
-          <w:lang w:val="en-PK"/>
-        </w:rPr>
-        <w:t>  // 2. Accelerometer</w:t>
-      </w:r>
-    </w:p>
-    <w:p>
-      <w:pPr>
-        <w:spacing w:after="0" w:line="240" w:lineRule="auto"/>
-        <w:rPr>
-          <w:rFonts w:ascii="Times New Roman" w:hAnsi="Times New Roman" w:cs="Times New Roman"/>
-          <w:lang w:val="en-PK"/>
-        </w:rPr>
-      </w:pPr>
-      <w:r>
-        <w:rPr>
-          <w:rFonts w:ascii="Times New Roman" w:hAnsi="Times New Roman" w:cs="Times New Roman"/>
-          <w:lang w:val="en-PK"/>
-        </w:rPr>
-        <w:t xml:space="preserve">  sensors_event_t </w:t>
-      </w:r>
-      <w:proofErr w:type="gramStart"/>
-      <w:r>
-        <w:rPr>
-          <w:rFonts w:ascii="Times New Roman" w:hAnsi="Times New Roman" w:cs="Times New Roman"/>
-          <w:lang w:val="en-PK"/>
-        </w:rPr>
-        <w:t>event;</w:t>
-      </w:r>
-      <w:proofErr w:type="gramEnd"/>
-    </w:p>
-    <w:p>
-      <w:pPr>
-        <w:spacing w:after="0" w:line="240" w:lineRule="auto"/>
-        <w:rPr>
-          <w:rFonts w:ascii="Times New Roman" w:hAnsi="Times New Roman" w:cs="Times New Roman"/>
-          <w:lang w:val="en-PK"/>
-        </w:rPr>
-      </w:pPr>
-      <w:r>
-        <w:rPr>
-          <w:rFonts w:ascii="Times New Roman" w:hAnsi="Times New Roman" w:cs="Times New Roman"/>
-          <w:lang w:val="en-PK"/>
-        </w:rPr>
-        <w:lastRenderedPageBreak/>
-        <w:t xml:space="preserve">  </w:t>
-      </w:r>
-      <w:proofErr w:type="gramStart"/>
-      <w:r>
-        <w:rPr>
-          <w:rFonts w:ascii="Times New Roman" w:hAnsi="Times New Roman" w:cs="Times New Roman"/>
-          <w:lang w:val="en-PK"/>
-        </w:rPr>
-        <w:t>accel.getEvent</w:t>
-      </w:r>
-      <w:proofErr w:type="gramEnd"/>
-      <w:r>
-        <w:rPr>
-          <w:rFonts w:ascii="Times New Roman" w:hAnsi="Times New Roman" w:cs="Times New Roman"/>
-          <w:lang w:val="en-PK"/>
-        </w:rPr>
-        <w:t>(&amp;event</w:t>
-      </w:r>
-      <w:proofErr w:type="gramStart"/>
-      <w:r>
-        <w:rPr>
-          <w:rFonts w:ascii="Times New Roman" w:hAnsi="Times New Roman" w:cs="Times New Roman"/>
-          <w:lang w:val="en-PK"/>
-        </w:rPr>
-        <w:t>);</w:t>
-      </w:r>
-      <w:proofErr w:type="gramEnd"/>
-    </w:p>
-    <w:p>
-      <w:pPr>
-        <w:spacing w:after="0" w:line="240" w:lineRule="auto"/>
-        <w:rPr>
-          <w:rFonts w:ascii="Times New Roman" w:hAnsi="Times New Roman" w:cs="Times New Roman"/>
-          <w:lang w:val="en-PK"/>
-        </w:rPr>
-      </w:pPr>
-      <w:r>
-        <w:rPr>
-          <w:rFonts w:ascii="Times New Roman" w:hAnsi="Times New Roman" w:cs="Times New Roman"/>
-          <w:lang w:val="en-PK"/>
-        </w:rPr>
-        <w:t xml:space="preserve">  float accel_x = </w:t>
-      </w:r>
-      <w:proofErr w:type="gramStart"/>
-      <w:r>
-        <w:rPr>
-          <w:rFonts w:ascii="Times New Roman" w:hAnsi="Times New Roman" w:cs="Times New Roman"/>
-          <w:lang w:val="en-PK"/>
-        </w:rPr>
-        <w:t>event.acceleration</w:t>
-      </w:r>
-      <w:proofErr w:type="gramEnd"/>
-      <w:r>
-        <w:rPr>
-          <w:rFonts w:ascii="Times New Roman" w:hAnsi="Times New Roman" w:cs="Times New Roman"/>
-          <w:lang w:val="en-PK"/>
-        </w:rPr>
-        <w:t>.</w:t>
-      </w:r>
-      <w:proofErr w:type="gramStart"/>
-      <w:r>
-        <w:rPr>
-          <w:rFonts w:ascii="Times New Roman" w:hAnsi="Times New Roman" w:cs="Times New Roman"/>
-          <w:lang w:val="en-PK"/>
-        </w:rPr>
-        <w:t>x;</w:t>
-      </w:r>
-      <w:proofErr w:type="gramEnd"/>
-    </w:p>
-    <w:p>
-      <w:pPr>
-        <w:spacing w:after="0" w:line="240" w:lineRule="auto"/>
-        <w:rPr>
-          <w:rFonts w:ascii="Times New Roman" w:hAnsi="Times New Roman" w:cs="Times New Roman"/>
-          <w:lang w:val="en-PK"/>
-        </w:rPr>
-      </w:pPr>
-      <w:r>
-        <w:rPr>
-          <w:rFonts w:ascii="Times New Roman" w:hAnsi="Times New Roman" w:cs="Times New Roman"/>
-          <w:lang w:val="en-PK"/>
-        </w:rPr>
-        <w:t xml:space="preserve">  float accel_y = </w:t>
-      </w:r>
-      <w:proofErr w:type="gramStart"/>
-      <w:r>
-        <w:rPr>
-          <w:rFonts w:ascii="Times New Roman" w:hAnsi="Times New Roman" w:cs="Times New Roman"/>
-          <w:lang w:val="en-PK"/>
-        </w:rPr>
-        <w:t>event.acceleration</w:t>
-      </w:r>
-      <w:proofErr w:type="gramEnd"/>
-      <w:r>
-        <w:rPr>
-          <w:rFonts w:ascii="Times New Roman" w:hAnsi="Times New Roman" w:cs="Times New Roman"/>
-          <w:lang w:val="en-PK"/>
-        </w:rPr>
-        <w:t>.</w:t>
-      </w:r>
-      <w:proofErr w:type="gramStart"/>
-      <w:r>
-        <w:rPr>
-          <w:rFonts w:ascii="Times New Roman" w:hAnsi="Times New Roman" w:cs="Times New Roman"/>
-          <w:lang w:val="en-PK"/>
-        </w:rPr>
-        <w:t>y;</w:t>
-      </w:r>
-      <w:proofErr w:type="gramEnd"/>
-    </w:p>
-    <w:p>
-      <w:pPr>
-        <w:spacing w:after="0" w:line="240" w:lineRule="auto"/>
-        <w:rPr>
-          <w:rFonts w:ascii="Times New Roman" w:hAnsi="Times New Roman" w:cs="Times New Roman"/>
-          <w:lang w:val="en-PK"/>
-        </w:rPr>
-      </w:pPr>
-    </w:p>
-    <w:p>
-      <w:pPr>
-        <w:spacing w:after="0" w:line="240" w:lineRule="auto"/>
-        <w:rPr>
-          <w:rFonts w:ascii="Times New Roman" w:hAnsi="Times New Roman" w:cs="Times New Roman"/>
-          <w:lang w:val="en-PK"/>
-        </w:rPr>
-      </w:pPr>
-      <w:r>
-        <w:rPr>
-          <w:rFonts w:ascii="Times New Roman" w:hAnsi="Times New Roman" w:cs="Times New Roman"/>
-          <w:lang w:val="en-PK"/>
-        </w:rPr>
-        <w:t>  // Normalize</w:t>
-      </w:r>
-    </w:p>
-    <w:p>
-      <w:pPr>
-        <w:spacing w:after="0" w:line="240" w:lineRule="auto"/>
-        <w:rPr>
-          <w:rFonts w:ascii="Times New Roman" w:hAnsi="Times New Roman" w:cs="Times New Roman"/>
-          <w:lang w:val="en-PK"/>
-        </w:rPr>
-      </w:pPr>
-      <w:r>
-        <w:rPr>
-          <w:rFonts w:ascii="Times New Roman" w:hAnsi="Times New Roman" w:cs="Times New Roman"/>
-          <w:lang w:val="en-PK"/>
-        </w:rPr>
-        <w:t>  input-&gt;</w:t>
-      </w:r>
-      <w:proofErr w:type="gramStart"/>
-      <w:r>
-        <w:rPr>
-          <w:rFonts w:ascii="Times New Roman" w:hAnsi="Times New Roman" w:cs="Times New Roman"/>
-          <w:lang w:val="en-PK"/>
-        </w:rPr>
-        <w:t>data.f</w:t>
-      </w:r>
-      <w:proofErr w:type="gramEnd"/>
-      <w:r>
-        <w:rPr>
-          <w:rFonts w:ascii="Times New Roman" w:hAnsi="Times New Roman" w:cs="Times New Roman"/>
-          <w:lang w:val="en-PK"/>
-        </w:rPr>
-        <w:t>[0] = (accel_x - X_MIN) / (X_MAX - X_MIN</w:t>
-      </w:r>
-      <w:proofErr w:type="gramStart"/>
-      <w:r>
-        <w:rPr>
-          <w:rFonts w:ascii="Times New Roman" w:hAnsi="Times New Roman" w:cs="Times New Roman"/>
-          <w:lang w:val="en-PK"/>
-        </w:rPr>
-        <w:t>);</w:t>
-      </w:r>
-      <w:proofErr w:type="gramEnd"/>
-    </w:p>
-    <w:p>
-      <w:pPr>
-        <w:spacing w:after="0" w:line="240" w:lineRule="auto"/>
-        <w:rPr>
-          <w:rFonts w:ascii="Times New Roman" w:hAnsi="Times New Roman" w:cs="Times New Roman"/>
-          <w:lang w:val="en-PK"/>
-        </w:rPr>
-      </w:pPr>
-      <w:r>
-        <w:rPr>
-          <w:rFonts w:ascii="Times New Roman" w:hAnsi="Times New Roman" w:cs="Times New Roman"/>
-          <w:lang w:val="en-PK"/>
-        </w:rPr>
-        <w:t>  input-&gt;</w:t>
-      </w:r>
-      <w:proofErr w:type="gramStart"/>
-      <w:r>
-        <w:rPr>
-          <w:rFonts w:ascii="Times New Roman" w:hAnsi="Times New Roman" w:cs="Times New Roman"/>
-          <w:lang w:val="en-PK"/>
-        </w:rPr>
-        <w:t>data.f</w:t>
-      </w:r>
-      <w:proofErr w:type="gramEnd"/>
-      <w:r>
-        <w:rPr>
-          <w:rFonts w:ascii="Times New Roman" w:hAnsi="Times New Roman" w:cs="Times New Roman"/>
-          <w:lang w:val="en-PK"/>
-        </w:rPr>
-        <w:t>[1] = (accel_y - Y_MIN) / (Y_MAX - Y_MIN</w:t>
-      </w:r>
-      <w:proofErr w:type="gramStart"/>
-      <w:r>
-        <w:rPr>
-          <w:rFonts w:ascii="Times New Roman" w:hAnsi="Times New Roman" w:cs="Times New Roman"/>
-          <w:lang w:val="en-PK"/>
-        </w:rPr>
-        <w:t>);</w:t>
-      </w:r>
-      <w:proofErr w:type="gramEnd"/>
-    </w:p>
-    <w:p>
-      <w:pPr>
-        <w:spacing w:after="0" w:line="240" w:lineRule="auto"/>
-        <w:rPr>
-          <w:rFonts w:ascii="Times New Roman" w:hAnsi="Times New Roman" w:cs="Times New Roman"/>
-          <w:lang w:val="en-PK"/>
-        </w:rPr>
-      </w:pPr>
-    </w:p>
-    <w:p>
-      <w:pPr>
-        <w:spacing w:after="0" w:line="240" w:lineRule="auto"/>
-        <w:rPr>
-          <w:rFonts w:ascii="Times New Roman" w:hAnsi="Times New Roman" w:cs="Times New Roman"/>
-          <w:lang w:val="en-PK"/>
-        </w:rPr>
-      </w:pPr>
-      <w:r>
-        <w:rPr>
-          <w:rFonts w:ascii="Times New Roman" w:hAnsi="Times New Roman" w:cs="Times New Roman"/>
-          <w:lang w:val="en-PK"/>
-        </w:rPr>
-        <w:t>  interpreter-&gt;</w:t>
-      </w:r>
-      <w:proofErr w:type="gramStart"/>
-      <w:r>
-        <w:rPr>
-          <w:rFonts w:ascii="Times New Roman" w:hAnsi="Times New Roman" w:cs="Times New Roman"/>
-          <w:lang w:val="en-PK"/>
-        </w:rPr>
-        <w:t>Invoke();</w:t>
-      </w:r>
-      <w:proofErr w:type="gramEnd"/>
-    </w:p>
-    <w:p>
-      <w:pPr>
-        <w:spacing w:after="0" w:line="240" w:lineRule="auto"/>
-        <w:rPr>
-          <w:rFonts w:ascii="Times New Roman" w:hAnsi="Times New Roman" w:cs="Times New Roman"/>
-          <w:lang w:val="en-PK"/>
-        </w:rPr>
-      </w:pPr>
-      <w:r>
-        <w:rPr>
-          <w:rFonts w:ascii="Times New Roman" w:hAnsi="Times New Roman" w:cs="Times New Roman"/>
-          <w:lang w:val="en-PK"/>
-        </w:rPr>
-        <w:t>  float fall_probability = output-&gt;</w:t>
-      </w:r>
-      <w:proofErr w:type="gramStart"/>
-      <w:r>
-        <w:rPr>
-          <w:rFonts w:ascii="Times New Roman" w:hAnsi="Times New Roman" w:cs="Times New Roman"/>
-          <w:lang w:val="en-PK"/>
-        </w:rPr>
-        <w:t>data.f</w:t>
-      </w:r>
-      <w:proofErr w:type="gramEnd"/>
-      <w:r>
-        <w:rPr>
-          <w:rFonts w:ascii="Times New Roman" w:hAnsi="Times New Roman" w:cs="Times New Roman"/>
-          <w:lang w:val="en-PK"/>
-        </w:rPr>
-        <w:t>[0</w:t>
-      </w:r>
-      <w:proofErr w:type="gramStart"/>
-      <w:r>
-        <w:rPr>
-          <w:rFonts w:ascii="Times New Roman" w:hAnsi="Times New Roman" w:cs="Times New Roman"/>
-          <w:lang w:val="en-PK"/>
-        </w:rPr>
-        <w:t>];</w:t>
-      </w:r>
-      <w:proofErr w:type="gramEnd"/>
-    </w:p>
-    <w:p>
-      <w:pPr>
-        <w:spacing w:after="0" w:line="240" w:lineRule="auto"/>
-        <w:rPr>
-          <w:rFonts w:ascii="Times New Roman" w:hAnsi="Times New Roman" w:cs="Times New Roman"/>
-          <w:lang w:val="en-PK"/>
-        </w:rPr>
-      </w:pPr>
-      <w:r>
-        <w:rPr>
-          <w:rFonts w:ascii="Times New Roman" w:hAnsi="Times New Roman" w:cs="Times New Roman"/>
-          <w:lang w:val="en-PK"/>
-        </w:rPr>
-        <w:t>  String fall_status = (fall_probability &gt; 0.5</w:t>
-      </w:r>
-      <w:proofErr w:type="gramStart"/>
-      <w:r>
-        <w:rPr>
-          <w:rFonts w:ascii="Times New Roman" w:hAnsi="Times New Roman" w:cs="Times New Roman"/>
-          <w:lang w:val="en-PK"/>
-        </w:rPr>
-        <w:t>) ?</w:t>
-      </w:r>
-      <w:proofErr w:type="gramEnd"/>
-      <w:r>
-        <w:rPr>
-          <w:rFonts w:ascii="Times New Roman" w:hAnsi="Times New Roman" w:cs="Times New Roman"/>
-          <w:lang w:val="en-PK"/>
-        </w:rPr>
-        <w:t xml:space="preserve"> "Fall Detected</w:t>
-      </w:r>
-      <w:proofErr w:type="gramStart"/>
-      <w:r>
-        <w:rPr>
-          <w:rFonts w:ascii="Times New Roman" w:hAnsi="Times New Roman" w:cs="Times New Roman"/>
-          <w:lang w:val="en-PK"/>
-        </w:rPr>
-        <w:t>" :</w:t>
-      </w:r>
-      <w:proofErr w:type="gramEnd"/>
-      <w:r>
-        <w:rPr>
-          <w:rFonts w:ascii="Times New Roman" w:hAnsi="Times New Roman" w:cs="Times New Roman"/>
-          <w:lang w:val="en-PK"/>
-        </w:rPr>
-        <w:t xml:space="preserve"> "Stable</w:t>
-      </w:r>
-      <w:proofErr w:type="gramStart"/>
-      <w:r>
-        <w:rPr>
-          <w:rFonts w:ascii="Times New Roman" w:hAnsi="Times New Roman" w:cs="Times New Roman"/>
-          <w:lang w:val="en-PK"/>
-        </w:rPr>
-        <w:t>";</w:t>
-      </w:r>
-      <w:proofErr w:type="gramEnd"/>
-    </w:p>
-    <w:p>
-      <w:pPr>
-        <w:spacing w:after="0" w:line="240" w:lineRule="auto"/>
-        <w:rPr>
-          <w:rFonts w:ascii="Times New Roman" w:hAnsi="Times New Roman" w:cs="Times New Roman"/>
-          <w:lang w:val="en-PK"/>
-        </w:rPr>
-      </w:pPr>
-    </w:p>
-    <w:p>
-      <w:pPr>
-        <w:spacing w:after="0" w:line="240" w:lineRule="auto"/>
-        <w:rPr>
-          <w:rFonts w:ascii="Times New Roman" w:hAnsi="Times New Roman" w:cs="Times New Roman"/>
-          <w:lang w:val="en-PK"/>
-        </w:rPr>
-      </w:pPr>
-      <w:r>
-        <w:rPr>
-          <w:rFonts w:ascii="Times New Roman" w:hAnsi="Times New Roman" w:cs="Times New Roman"/>
-          <w:lang w:val="en-PK"/>
-        </w:rPr>
-        <w:t>  // 3. MAX30102 Pulse Sensor</w:t>
-      </w:r>
-    </w:p>
-    <w:p>
-      <w:pPr>
-        <w:spacing w:after="0" w:line="240" w:lineRule="auto"/>
-        <w:rPr>
-          <w:rFonts w:ascii="Times New Roman" w:hAnsi="Times New Roman" w:cs="Times New Roman"/>
-          <w:lang w:val="en-PK"/>
-        </w:rPr>
-      </w:pPr>
-      <w:r>
-        <w:rPr>
-          <w:rFonts w:ascii="Times New Roman" w:hAnsi="Times New Roman" w:cs="Times New Roman"/>
-          <w:lang w:val="en-PK"/>
-        </w:rPr>
-        <w:t>  for (int i = 0; i &lt; BUFFER_SIZE; i++) {</w:t>
-      </w:r>
-    </w:p>
-    <w:p>
-      <w:pPr>
-        <w:spacing w:after="0" w:line="240" w:lineRule="auto"/>
-        <w:rPr>
-          <w:rFonts w:ascii="Times New Roman" w:hAnsi="Times New Roman" w:cs="Times New Roman"/>
-          <w:lang w:val="en-PK"/>
-        </w:rPr>
-      </w:pPr>
-      <w:r>
-        <w:rPr>
-          <w:rFonts w:ascii="Times New Roman" w:hAnsi="Times New Roman" w:cs="Times New Roman"/>
-          <w:lang w:val="en-PK"/>
-        </w:rPr>
-        <w:t xml:space="preserve">    while </w:t>
-      </w:r>
-      <w:proofErr w:type="gramStart"/>
-      <w:r>
-        <w:rPr>
-          <w:rFonts w:ascii="Times New Roman" w:hAnsi="Times New Roman" w:cs="Times New Roman"/>
-          <w:lang w:val="en-PK"/>
-        </w:rPr>
-        <w:t>(!pulseSensor.available</w:t>
-      </w:r>
-      <w:proofErr w:type="gramEnd"/>
-      <w:r>
-        <w:rPr>
-          <w:rFonts w:ascii="Times New Roman" w:hAnsi="Times New Roman" w:cs="Times New Roman"/>
-          <w:lang w:val="en-PK"/>
-        </w:rPr>
-        <w:t>()) pulseSensor.check(</w:t>
-      </w:r>
-      <w:proofErr w:type="gramStart"/>
-      <w:r>
-        <w:rPr>
-          <w:rFonts w:ascii="Times New Roman" w:hAnsi="Times New Roman" w:cs="Times New Roman"/>
-          <w:lang w:val="en-PK"/>
-        </w:rPr>
-        <w:t>);</w:t>
-      </w:r>
-      <w:proofErr w:type="gramEnd"/>
-    </w:p>
-    <w:p>
-      <w:pPr>
-        <w:spacing w:after="0" w:line="240" w:lineRule="auto"/>
-        <w:rPr>
-          <w:rFonts w:ascii="Times New Roman" w:hAnsi="Times New Roman" w:cs="Times New Roman"/>
-          <w:lang w:val="en-PK"/>
-        </w:rPr>
-      </w:pPr>
-      <w:r>
-        <w:rPr>
-          <w:rFonts w:ascii="Times New Roman" w:hAnsi="Times New Roman" w:cs="Times New Roman"/>
-          <w:lang w:val="en-PK"/>
-        </w:rPr>
-        <w:t>    redBuf[i] = pulseSensor.getRed(</w:t>
-      </w:r>
-      <w:proofErr w:type="gramStart"/>
-      <w:r>
-        <w:rPr>
-          <w:rFonts w:ascii="Times New Roman" w:hAnsi="Times New Roman" w:cs="Times New Roman"/>
-          <w:lang w:val="en-PK"/>
-        </w:rPr>
-        <w:t>);</w:t>
-      </w:r>
-      <w:proofErr w:type="gramEnd"/>
-    </w:p>
-    <w:p>
-      <w:pPr>
-        <w:spacing w:after="0" w:line="240" w:lineRule="auto"/>
-        <w:rPr>
-          <w:rFonts w:ascii="Times New Roman" w:hAnsi="Times New Roman" w:cs="Times New Roman"/>
-          <w:lang w:val="en-PK"/>
-        </w:rPr>
-      </w:pPr>
-      <w:r>
-        <w:rPr>
-          <w:rFonts w:ascii="Times New Roman" w:hAnsi="Times New Roman" w:cs="Times New Roman"/>
-          <w:lang w:val="en-PK"/>
-        </w:rPr>
-        <w:t>    irBuf[i] = pulseSensor.getIR(</w:t>
-      </w:r>
-      <w:proofErr w:type="gramStart"/>
-      <w:r>
-        <w:rPr>
-          <w:rFonts w:ascii="Times New Roman" w:hAnsi="Times New Roman" w:cs="Times New Roman"/>
-          <w:lang w:val="en-PK"/>
-        </w:rPr>
-        <w:t>);</w:t>
-      </w:r>
-      <w:proofErr w:type="gramEnd"/>
-    </w:p>
-    <w:p>
-      <w:pPr>
-        <w:spacing w:after="0" w:line="240" w:lineRule="auto"/>
-        <w:rPr>
-          <w:rFonts w:ascii="Times New Roman" w:hAnsi="Times New Roman" w:cs="Times New Roman"/>
-          <w:lang w:val="en-PK"/>
-        </w:rPr>
-      </w:pPr>
-      <w:r>
-        <w:rPr>
-          <w:rFonts w:ascii="Times New Roman" w:hAnsi="Times New Roman" w:cs="Times New Roman"/>
-          <w:lang w:val="en-PK"/>
-        </w:rPr>
-        <w:t>    pulseSensor.nextSample(</w:t>
-      </w:r>
-      <w:proofErr w:type="gramStart"/>
-      <w:r>
-        <w:rPr>
-          <w:rFonts w:ascii="Times New Roman" w:hAnsi="Times New Roman" w:cs="Times New Roman"/>
-          <w:lang w:val="en-PK"/>
-        </w:rPr>
-        <w:t>);</w:t>
-      </w:r>
-      <w:proofErr w:type="gramEnd"/>
-    </w:p>
-    <w:p>
-      <w:pPr>
-        <w:spacing w:after="0" w:line="240" w:lineRule="auto"/>
-        <w:rPr>
-          <w:rFonts w:ascii="Times New Roman" w:hAnsi="Times New Roman" w:cs="Times New Roman"/>
-          <w:lang w:val="en-PK"/>
-        </w:rPr>
-      </w:pPr>
-      <w:r>
-        <w:rPr>
-          <w:rFonts w:ascii="Times New Roman" w:hAnsi="Times New Roman" w:cs="Times New Roman"/>
-          <w:lang w:val="en-PK"/>
-        </w:rPr>
-        <w:t>  }</w:t>
-      </w:r>
-    </w:p>
-    <w:p>
-      <w:pPr>
-        <w:spacing w:after="0" w:line="240" w:lineRule="auto"/>
-        <w:rPr>
-          <w:rFonts w:ascii="Times New Roman" w:hAnsi="Times New Roman" w:cs="Times New Roman"/>
-          <w:lang w:val="en-PK"/>
-        </w:rPr>
-      </w:pPr>
-    </w:p>
-    <w:p>
-      <w:pPr>
-        <w:spacing w:after="0" w:line="240" w:lineRule="auto"/>
-        <w:rPr>
-          <w:rFonts w:ascii="Times New Roman" w:hAnsi="Times New Roman" w:cs="Times New Roman"/>
-          <w:lang w:val="en-PK"/>
-        </w:rPr>
-      </w:pPr>
-      <w:r>
-        <w:rPr>
-          <w:rFonts w:ascii="Times New Roman" w:hAnsi="Times New Roman" w:cs="Times New Roman"/>
-          <w:lang w:val="en-PK"/>
-        </w:rPr>
-        <w:t xml:space="preserve">  int32_t spo2, </w:t>
-      </w:r>
-      <w:proofErr w:type="gramStart"/>
-      <w:r>
-        <w:rPr>
-          <w:rFonts w:ascii="Times New Roman" w:hAnsi="Times New Roman" w:cs="Times New Roman"/>
-          <w:lang w:val="en-PK"/>
-        </w:rPr>
-        <w:t>hr;</w:t>
-      </w:r>
-      <w:proofErr w:type="gramEnd"/>
-    </w:p>
-    <w:p>
-      <w:pPr>
-        <w:spacing w:after="0" w:line="240" w:lineRule="auto"/>
-        <w:rPr>
-          <w:rFonts w:ascii="Times New Roman" w:hAnsi="Times New Roman" w:cs="Times New Roman"/>
-          <w:lang w:val="en-PK"/>
-        </w:rPr>
-      </w:pPr>
-      <w:r>
-        <w:rPr>
-          <w:rFonts w:ascii="Times New Roman" w:hAnsi="Times New Roman" w:cs="Times New Roman"/>
-          <w:lang w:val="en-PK"/>
-        </w:rPr>
-        <w:t xml:space="preserve">  int8_t spo2Valid, </w:t>
-      </w:r>
-      <w:proofErr w:type="gramStart"/>
-      <w:r>
-        <w:rPr>
-          <w:rFonts w:ascii="Times New Roman" w:hAnsi="Times New Roman" w:cs="Times New Roman"/>
-          <w:lang w:val="en-PK"/>
-        </w:rPr>
-        <w:t>hrValid;</w:t>
-      </w:r>
-      <w:proofErr w:type="gramEnd"/>
-    </w:p>
-    <w:p>
-      <w:pPr>
-        <w:spacing w:after="0" w:line="240" w:lineRule="auto"/>
-        <w:rPr>
-          <w:rFonts w:ascii="Times New Roman" w:hAnsi="Times New Roman" w:cs="Times New Roman"/>
-          <w:lang w:val="en-PK"/>
-        </w:rPr>
-      </w:pPr>
-      <w:r>
-        <w:rPr>
-          <w:rFonts w:ascii="Times New Roman" w:hAnsi="Times New Roman" w:cs="Times New Roman"/>
-          <w:lang w:val="en-PK"/>
-        </w:rPr>
-        <w:t>  maxim_heart_rate_and_oxygen_</w:t>
-      </w:r>
-      <w:proofErr w:type="gramStart"/>
-      <w:r>
-        <w:rPr>
-          <w:rFonts w:ascii="Times New Roman" w:hAnsi="Times New Roman" w:cs="Times New Roman"/>
-          <w:lang w:val="en-PK"/>
-        </w:rPr>
-        <w:t>saturation(</w:t>
-      </w:r>
-      <w:proofErr w:type="gramEnd"/>
-      <w:r>
-        <w:rPr>
-          <w:rFonts w:ascii="Times New Roman" w:hAnsi="Times New Roman" w:cs="Times New Roman"/>
-          <w:lang w:val="en-PK"/>
-        </w:rPr>
-        <w:t>irBuf, BUFFER_SIZE, redBuf, &amp;spo2, &amp;spo2Valid, &amp;hr, &amp;hrValid</w:t>
-      </w:r>
-      <w:proofErr w:type="gramStart"/>
-      <w:r>
-        <w:rPr>
-          <w:rFonts w:ascii="Times New Roman" w:hAnsi="Times New Roman" w:cs="Times New Roman"/>
-          <w:lang w:val="en-PK"/>
-        </w:rPr>
-        <w:t>);</w:t>
-      </w:r>
-      <w:proofErr w:type="gramEnd"/>
-    </w:p>
-    <w:p>
-      <w:pPr>
-        <w:spacing w:after="0" w:line="240" w:lineRule="auto"/>
-        <w:rPr>
-          <w:rFonts w:ascii="Times New Roman" w:hAnsi="Times New Roman" w:cs="Times New Roman"/>
-          <w:lang w:val="en-PK"/>
-        </w:rPr>
-      </w:pPr>
-    </w:p>
-    <w:p>
-      <w:pPr>
-        <w:spacing w:after="0" w:line="240" w:lineRule="auto"/>
-        <w:rPr>
-          <w:rFonts w:ascii="Times New Roman" w:hAnsi="Times New Roman" w:cs="Times New Roman"/>
-          <w:lang w:val="en-PK"/>
-        </w:rPr>
-      </w:pPr>
-      <w:r>
-        <w:rPr>
-          <w:rFonts w:ascii="Times New Roman" w:hAnsi="Times New Roman" w:cs="Times New Roman"/>
-          <w:lang w:val="en-PK"/>
-        </w:rPr>
-        <w:t xml:space="preserve">  String timestamp = </w:t>
-      </w:r>
-      <w:proofErr w:type="gramStart"/>
-      <w:r>
-        <w:rPr>
-          <w:rFonts w:ascii="Times New Roman" w:hAnsi="Times New Roman" w:cs="Times New Roman"/>
-          <w:lang w:val="en-PK"/>
-        </w:rPr>
-        <w:t>getFormattedTime();</w:t>
-      </w:r>
-      <w:proofErr w:type="gramEnd"/>
-    </w:p>
-    <w:p>
-      <w:pPr>
-        <w:spacing w:after="0" w:line="240" w:lineRule="auto"/>
-        <w:rPr>
-          <w:rFonts w:ascii="Times New Roman" w:hAnsi="Times New Roman" w:cs="Times New Roman"/>
-          <w:lang w:val="en-PK"/>
-        </w:rPr>
-      </w:pPr>
-    </w:p>
-    <w:p>
-      <w:pPr>
-        <w:spacing w:after="0" w:line="240" w:lineRule="auto"/>
-        <w:rPr>
-          <w:rFonts w:ascii="Times New Roman" w:hAnsi="Times New Roman" w:cs="Times New Roman"/>
-          <w:lang w:val="en-PK"/>
-        </w:rPr>
-      </w:pPr>
-      <w:r>
-        <w:rPr>
-          <w:rFonts w:ascii="Times New Roman" w:hAnsi="Times New Roman" w:cs="Times New Roman"/>
-          <w:lang w:val="en-PK"/>
-        </w:rPr>
-        <w:t>  // ==================== BUILD JSON ==================== //</w:t>
-      </w:r>
-    </w:p>
-    <w:p>
-      <w:pPr>
-        <w:spacing w:after="0" w:line="240" w:lineRule="auto"/>
-        <w:rPr>
-          <w:rFonts w:ascii="Times New Roman" w:hAnsi="Times New Roman" w:cs="Times New Roman"/>
-          <w:lang w:val="en-PK"/>
-        </w:rPr>
-      </w:pPr>
-      <w:r>
-        <w:rPr>
-          <w:rFonts w:ascii="Times New Roman" w:hAnsi="Times New Roman" w:cs="Times New Roman"/>
-          <w:lang w:val="en-PK"/>
-        </w:rPr>
-        <w:t>  String json = "{</w:t>
-      </w:r>
-      <w:proofErr w:type="gramStart"/>
-      <w:r>
-        <w:rPr>
-          <w:rFonts w:ascii="Times New Roman" w:hAnsi="Times New Roman" w:cs="Times New Roman"/>
-          <w:lang w:val="en-PK"/>
-        </w:rPr>
-        <w:t>";</w:t>
-      </w:r>
-      <w:proofErr w:type="gramEnd"/>
-    </w:p>
-    <w:p>
-      <w:pPr>
-        <w:spacing w:after="0" w:line="240" w:lineRule="auto"/>
-        <w:rPr>
-          <w:rFonts w:ascii="Times New Roman" w:hAnsi="Times New Roman" w:cs="Times New Roman"/>
-          <w:lang w:val="en-PK"/>
-        </w:rPr>
-      </w:pPr>
-      <w:r>
-        <w:rPr>
-          <w:rFonts w:ascii="Times New Roman" w:hAnsi="Times New Roman" w:cs="Times New Roman"/>
-          <w:lang w:val="en-PK"/>
-        </w:rPr>
-        <w:t>  json += "\"temperature\":</w:t>
-      </w:r>
-      <w:proofErr w:type="gramStart"/>
-      <w:r>
-        <w:rPr>
-          <w:rFonts w:ascii="Times New Roman" w:hAnsi="Times New Roman" w:cs="Times New Roman"/>
-          <w:lang w:val="en-PK"/>
-        </w:rPr>
-        <w:t>";</w:t>
-      </w:r>
-      <w:proofErr w:type="gramEnd"/>
-    </w:p>
-    <w:p>
-      <w:pPr>
-        <w:spacing w:after="0" w:line="240" w:lineRule="auto"/>
-        <w:rPr>
-          <w:rFonts w:ascii="Times New Roman" w:hAnsi="Times New Roman" w:cs="Times New Roman"/>
-          <w:lang w:val="en-PK"/>
-        </w:rPr>
-      </w:pPr>
-      <w:r>
-        <w:rPr>
-          <w:rFonts w:ascii="Times New Roman" w:hAnsi="Times New Roman" w:cs="Times New Roman"/>
-          <w:lang w:val="en-PK"/>
-        </w:rPr>
-        <w:t>  json += isnan(temperature</w:t>
-      </w:r>
-      <w:proofErr w:type="gramStart"/>
-      <w:r>
-        <w:rPr>
-          <w:rFonts w:ascii="Times New Roman" w:hAnsi="Times New Roman" w:cs="Times New Roman"/>
-          <w:lang w:val="en-PK"/>
-        </w:rPr>
-        <w:t>) ?</w:t>
-      </w:r>
-      <w:proofErr w:type="gramEnd"/>
-      <w:r>
-        <w:rPr>
-          <w:rFonts w:ascii="Times New Roman" w:hAnsi="Times New Roman" w:cs="Times New Roman"/>
-          <w:lang w:val="en-PK"/>
-        </w:rPr>
-        <w:t xml:space="preserve"> "null</w:t>
-      </w:r>
-      <w:proofErr w:type="gramStart"/>
-      <w:r>
-        <w:rPr>
-          <w:rFonts w:ascii="Times New Roman" w:hAnsi="Times New Roman" w:cs="Times New Roman"/>
-          <w:lang w:val="en-PK"/>
-        </w:rPr>
-        <w:t>" :</w:t>
-      </w:r>
-      <w:proofErr w:type="gramEnd"/>
-      <w:r>
-        <w:rPr>
-          <w:rFonts w:ascii="Times New Roman" w:hAnsi="Times New Roman" w:cs="Times New Roman"/>
-          <w:lang w:val="en-PK"/>
-        </w:rPr>
-        <w:t xml:space="preserve"> </w:t>
-      </w:r>
-      <w:proofErr w:type="gramStart"/>
-      <w:r>
-        <w:rPr>
-          <w:rFonts w:ascii="Times New Roman" w:hAnsi="Times New Roman" w:cs="Times New Roman"/>
-          <w:lang w:val="en-PK"/>
-        </w:rPr>
-        <w:t>String(</w:t>
-      </w:r>
-      <w:proofErr w:type="gramEnd"/>
-      <w:r>
-        <w:rPr>
-          <w:rFonts w:ascii="Times New Roman" w:hAnsi="Times New Roman" w:cs="Times New Roman"/>
-          <w:lang w:val="en-PK"/>
-        </w:rPr>
-        <w:t>temperature, 2</w:t>
-      </w:r>
-      <w:proofErr w:type="gramStart"/>
-      <w:r>
-        <w:rPr>
-          <w:rFonts w:ascii="Times New Roman" w:hAnsi="Times New Roman" w:cs="Times New Roman"/>
-          <w:lang w:val="en-PK"/>
-        </w:rPr>
-        <w:t>);</w:t>
-      </w:r>
-      <w:proofErr w:type="gramEnd"/>
-    </w:p>
-    <w:p>
-      <w:pPr>
-        <w:spacing w:after="0" w:line="240" w:lineRule="auto"/>
-        <w:rPr>
-          <w:rFonts w:ascii="Times New Roman" w:hAnsi="Times New Roman" w:cs="Times New Roman"/>
-          <w:lang w:val="en-PK"/>
-        </w:rPr>
-      </w:pPr>
-      <w:r>
-        <w:rPr>
-          <w:rFonts w:ascii="Times New Roman" w:hAnsi="Times New Roman" w:cs="Times New Roman"/>
-          <w:lang w:val="en-PK"/>
-        </w:rPr>
-        <w:t>  json += ",</w:t>
-      </w:r>
-      <w:proofErr w:type="gramStart"/>
-      <w:r>
-        <w:rPr>
-          <w:rFonts w:ascii="Times New Roman" w:hAnsi="Times New Roman" w:cs="Times New Roman"/>
-          <w:lang w:val="en-PK"/>
-        </w:rPr>
-        <w:t>";</w:t>
-      </w:r>
-      <w:proofErr w:type="gramEnd"/>
-    </w:p>
-    <w:p>
-      <w:pPr>
-        <w:spacing w:after="0" w:line="240" w:lineRule="auto"/>
-        <w:rPr>
-          <w:rFonts w:ascii="Times New Roman" w:hAnsi="Times New Roman" w:cs="Times New Roman"/>
-          <w:lang w:val="en-PK"/>
-        </w:rPr>
-      </w:pPr>
-      <w:r>
-        <w:rPr>
-          <w:rFonts w:ascii="Times New Roman" w:hAnsi="Times New Roman" w:cs="Times New Roman"/>
-          <w:lang w:val="en-PK"/>
-        </w:rPr>
-        <w:t xml:space="preserve">  json += "\"accel_x\":" + </w:t>
-      </w:r>
-      <w:proofErr w:type="gramStart"/>
-      <w:r>
-        <w:rPr>
-          <w:rFonts w:ascii="Times New Roman" w:hAnsi="Times New Roman" w:cs="Times New Roman"/>
-          <w:lang w:val="en-PK"/>
-        </w:rPr>
-        <w:t>String(</w:t>
-      </w:r>
-      <w:proofErr w:type="gramEnd"/>
-      <w:r>
-        <w:rPr>
-          <w:rFonts w:ascii="Times New Roman" w:hAnsi="Times New Roman" w:cs="Times New Roman"/>
-          <w:lang w:val="en-PK"/>
-        </w:rPr>
-        <w:t>accel_x, 2) + ",</w:t>
-      </w:r>
-      <w:proofErr w:type="gramStart"/>
-      <w:r>
-        <w:rPr>
-          <w:rFonts w:ascii="Times New Roman" w:hAnsi="Times New Roman" w:cs="Times New Roman"/>
-          <w:lang w:val="en-PK"/>
-        </w:rPr>
-        <w:t>";</w:t>
-      </w:r>
-      <w:proofErr w:type="gramEnd"/>
-    </w:p>
-    <w:p>
-      <w:pPr>
-        <w:spacing w:after="0" w:line="240" w:lineRule="auto"/>
-        <w:rPr>
-          <w:rFonts w:ascii="Times New Roman" w:hAnsi="Times New Roman" w:cs="Times New Roman"/>
-          <w:lang w:val="en-PK"/>
-        </w:rPr>
-      </w:pPr>
-      <w:r>
-        <w:rPr>
-          <w:rFonts w:ascii="Times New Roman" w:hAnsi="Times New Roman" w:cs="Times New Roman"/>
-          <w:lang w:val="en-PK"/>
-        </w:rPr>
-        <w:t xml:space="preserve">  json += "\"accel_y\":" + </w:t>
-      </w:r>
-      <w:proofErr w:type="gramStart"/>
-      <w:r>
-        <w:rPr>
-          <w:rFonts w:ascii="Times New Roman" w:hAnsi="Times New Roman" w:cs="Times New Roman"/>
-          <w:lang w:val="en-PK"/>
-        </w:rPr>
-        <w:t>String(</w:t>
-      </w:r>
-      <w:proofErr w:type="gramEnd"/>
-      <w:r>
-        <w:rPr>
-          <w:rFonts w:ascii="Times New Roman" w:hAnsi="Times New Roman" w:cs="Times New Roman"/>
-          <w:lang w:val="en-PK"/>
-        </w:rPr>
-        <w:t>accel_y, 2) + ",</w:t>
-      </w:r>
-      <w:proofErr w:type="gramStart"/>
-      <w:r>
-        <w:rPr>
-          <w:rFonts w:ascii="Times New Roman" w:hAnsi="Times New Roman" w:cs="Times New Roman"/>
-          <w:lang w:val="en-PK"/>
-        </w:rPr>
-        <w:t>";</w:t>
-      </w:r>
-      <w:proofErr w:type="gramEnd"/>
-    </w:p>
-    <w:p>
-      <w:pPr>
-        <w:spacing w:after="0" w:line="240" w:lineRule="auto"/>
-        <w:rPr>
-          <w:rFonts w:ascii="Times New Roman" w:hAnsi="Times New Roman" w:cs="Times New Roman"/>
-          <w:lang w:val="en-PK"/>
-        </w:rPr>
-      </w:pPr>
-      <w:r>
-        <w:rPr>
-          <w:rFonts w:ascii="Times New Roman" w:hAnsi="Times New Roman" w:cs="Times New Roman"/>
-          <w:lang w:val="en-PK"/>
-        </w:rPr>
-        <w:t xml:space="preserve">  json += "\"fall_probability\":" + </w:t>
-      </w:r>
-      <w:proofErr w:type="gramStart"/>
-      <w:r>
-        <w:rPr>
-          <w:rFonts w:ascii="Times New Roman" w:hAnsi="Times New Roman" w:cs="Times New Roman"/>
-          <w:lang w:val="en-PK"/>
-        </w:rPr>
-        <w:t>String(</w:t>
-      </w:r>
-      <w:proofErr w:type="gramEnd"/>
-      <w:r>
-        <w:rPr>
-          <w:rFonts w:ascii="Times New Roman" w:hAnsi="Times New Roman" w:cs="Times New Roman"/>
-          <w:lang w:val="en-PK"/>
-        </w:rPr>
-        <w:t>fall_probability, 4) + ",</w:t>
-      </w:r>
-      <w:proofErr w:type="gramStart"/>
-      <w:r>
-        <w:rPr>
-          <w:rFonts w:ascii="Times New Roman" w:hAnsi="Times New Roman" w:cs="Times New Roman"/>
-          <w:lang w:val="en-PK"/>
-        </w:rPr>
-        <w:t>";</w:t>
-      </w:r>
-      <w:proofErr w:type="gramEnd"/>
-    </w:p>
-    <w:p>
-      <w:pPr>
-        <w:spacing w:after="0" w:line="240" w:lineRule="auto"/>
-        <w:rPr>
-          <w:rFonts w:ascii="Times New Roman" w:hAnsi="Times New Roman" w:cs="Times New Roman"/>
-          <w:lang w:val="en-PK"/>
-        </w:rPr>
-      </w:pPr>
-      <w:r>
-        <w:rPr>
-          <w:rFonts w:ascii="Times New Roman" w:hAnsi="Times New Roman" w:cs="Times New Roman"/>
-          <w:lang w:val="en-PK"/>
-        </w:rPr>
-        <w:t>  json += "\"fall_status\</w:t>
-      </w:r>
-      <w:proofErr w:type="gramStart"/>
-      <w:r>
-        <w:rPr>
-          <w:rFonts w:ascii="Times New Roman" w:hAnsi="Times New Roman" w:cs="Times New Roman"/>
-          <w:lang w:val="en-PK"/>
-        </w:rPr>
-        <w:t>":\</w:t>
-      </w:r>
-      <w:proofErr w:type="gramEnd"/>
-      <w:r>
-        <w:rPr>
-          <w:rFonts w:ascii="Times New Roman" w:hAnsi="Times New Roman" w:cs="Times New Roman"/>
-          <w:lang w:val="en-PK"/>
-        </w:rPr>
-        <w:t>"" + fall_status + "\",</w:t>
-      </w:r>
-      <w:proofErr w:type="gramStart"/>
-      <w:r>
-        <w:rPr>
-          <w:rFonts w:ascii="Times New Roman" w:hAnsi="Times New Roman" w:cs="Times New Roman"/>
-          <w:lang w:val="en-PK"/>
-        </w:rPr>
-        <w:t>";</w:t>
-      </w:r>
-      <w:proofErr w:type="gramEnd"/>
-    </w:p>
-    <w:p>
-      <w:pPr>
-        <w:spacing w:after="0" w:line="240" w:lineRule="auto"/>
-        <w:rPr>
-          <w:rFonts w:ascii="Times New Roman" w:hAnsi="Times New Roman" w:cs="Times New Roman"/>
-          <w:lang w:val="en-PK"/>
-        </w:rPr>
-      </w:pPr>
-      <w:r>
-        <w:rPr>
-          <w:rFonts w:ascii="Times New Roman" w:hAnsi="Times New Roman" w:cs="Times New Roman"/>
-          <w:lang w:val="en-PK"/>
-        </w:rPr>
-        <w:t>  json += "\"heartrate\":</w:t>
-      </w:r>
-      <w:proofErr w:type="gramStart"/>
-      <w:r>
-        <w:rPr>
-          <w:rFonts w:ascii="Times New Roman" w:hAnsi="Times New Roman" w:cs="Times New Roman"/>
-          <w:lang w:val="en-PK"/>
-        </w:rPr>
-        <w:t>";</w:t>
-      </w:r>
-      <w:proofErr w:type="gramEnd"/>
-    </w:p>
-    <w:p>
-      <w:pPr>
-        <w:spacing w:after="0" w:line="240" w:lineRule="auto"/>
-        <w:rPr>
-          <w:rFonts w:ascii="Times New Roman" w:hAnsi="Times New Roman" w:cs="Times New Roman"/>
-          <w:lang w:val="en-PK"/>
-        </w:rPr>
-      </w:pPr>
-      <w:r>
-        <w:rPr>
-          <w:rFonts w:ascii="Times New Roman" w:hAnsi="Times New Roman" w:cs="Times New Roman"/>
-          <w:lang w:val="en-PK"/>
-        </w:rPr>
-        <w:t>  json += (hrValid</w:t>
-      </w:r>
-      <w:proofErr w:type="gramStart"/>
-      <w:r>
-        <w:rPr>
-          <w:rFonts w:ascii="Times New Roman" w:hAnsi="Times New Roman" w:cs="Times New Roman"/>
-          <w:lang w:val="en-PK"/>
-        </w:rPr>
-        <w:t>) ?</w:t>
-      </w:r>
-      <w:proofErr w:type="gramEnd"/>
-      <w:r>
-        <w:rPr>
-          <w:rFonts w:ascii="Times New Roman" w:hAnsi="Times New Roman" w:cs="Times New Roman"/>
-          <w:lang w:val="en-PK"/>
-        </w:rPr>
-        <w:t xml:space="preserve"> String(hr</w:t>
-      </w:r>
-      <w:proofErr w:type="gramStart"/>
-      <w:r>
-        <w:rPr>
-          <w:rFonts w:ascii="Times New Roman" w:hAnsi="Times New Roman" w:cs="Times New Roman"/>
-          <w:lang w:val="en-PK"/>
-        </w:rPr>
-        <w:t>) :</w:t>
-      </w:r>
-      <w:proofErr w:type="gramEnd"/>
-      <w:r>
-        <w:rPr>
-          <w:rFonts w:ascii="Times New Roman" w:hAnsi="Times New Roman" w:cs="Times New Roman"/>
-          <w:lang w:val="en-PK"/>
-        </w:rPr>
-        <w:t xml:space="preserve"> "null</w:t>
-      </w:r>
-      <w:proofErr w:type="gramStart"/>
-      <w:r>
-        <w:rPr>
-          <w:rFonts w:ascii="Times New Roman" w:hAnsi="Times New Roman" w:cs="Times New Roman"/>
-          <w:lang w:val="en-PK"/>
-        </w:rPr>
-        <w:t>";</w:t>
-      </w:r>
-      <w:proofErr w:type="gramEnd"/>
-    </w:p>
-    <w:p>
-      <w:pPr>
-        <w:spacing w:after="0" w:line="240" w:lineRule="auto"/>
-        <w:rPr>
-          <w:rFonts w:ascii="Times New Roman" w:hAnsi="Times New Roman" w:cs="Times New Roman"/>
-          <w:lang w:val="en-PK"/>
-        </w:rPr>
-      </w:pPr>
-      <w:r>
-        <w:rPr>
-          <w:rFonts w:ascii="Times New Roman" w:hAnsi="Times New Roman" w:cs="Times New Roman"/>
-          <w:lang w:val="en-PK"/>
-        </w:rPr>
-        <w:t>  json += ",</w:t>
-      </w:r>
-      <w:proofErr w:type="gramStart"/>
-      <w:r>
-        <w:rPr>
-          <w:rFonts w:ascii="Times New Roman" w:hAnsi="Times New Roman" w:cs="Times New Roman"/>
-          <w:lang w:val="en-PK"/>
-        </w:rPr>
-        <w:t>";</w:t>
-      </w:r>
-      <w:proofErr w:type="gramEnd"/>
-    </w:p>
-    <w:p>
-      <w:pPr>
-        <w:spacing w:after="0" w:line="240" w:lineRule="auto"/>
-        <w:rPr>
-          <w:rFonts w:ascii="Times New Roman" w:hAnsi="Times New Roman" w:cs="Times New Roman"/>
-          <w:lang w:val="en-PK"/>
-        </w:rPr>
-      </w:pPr>
-      <w:r>
-        <w:rPr>
-          <w:rFonts w:ascii="Times New Roman" w:hAnsi="Times New Roman" w:cs="Times New Roman"/>
-          <w:lang w:val="en-PK"/>
-        </w:rPr>
-        <w:t>  json += "\"spo2\":</w:t>
-      </w:r>
-      <w:proofErr w:type="gramStart"/>
-      <w:r>
-        <w:rPr>
-          <w:rFonts w:ascii="Times New Roman" w:hAnsi="Times New Roman" w:cs="Times New Roman"/>
-          <w:lang w:val="en-PK"/>
-        </w:rPr>
-        <w:t>";</w:t>
-      </w:r>
-      <w:proofErr w:type="gramEnd"/>
-    </w:p>
-    <w:p>
-      <w:pPr>
-        <w:spacing w:after="0" w:line="240" w:lineRule="auto"/>
-        <w:rPr>
-          <w:rFonts w:ascii="Times New Roman" w:hAnsi="Times New Roman" w:cs="Times New Roman"/>
-          <w:lang w:val="en-PK"/>
-        </w:rPr>
-      </w:pPr>
-      <w:r>
-        <w:rPr>
-          <w:rFonts w:ascii="Times New Roman" w:hAnsi="Times New Roman" w:cs="Times New Roman"/>
-          <w:lang w:val="en-PK"/>
-        </w:rPr>
-        <w:t>  json += (spo2Valid</w:t>
-      </w:r>
-      <w:proofErr w:type="gramStart"/>
-      <w:r>
-        <w:rPr>
-          <w:rFonts w:ascii="Times New Roman" w:hAnsi="Times New Roman" w:cs="Times New Roman"/>
-          <w:lang w:val="en-PK"/>
-        </w:rPr>
-        <w:t>) ?</w:t>
-      </w:r>
-      <w:proofErr w:type="gramEnd"/>
-      <w:r>
-        <w:rPr>
-          <w:rFonts w:ascii="Times New Roman" w:hAnsi="Times New Roman" w:cs="Times New Roman"/>
-          <w:lang w:val="en-PK"/>
-        </w:rPr>
-        <w:t xml:space="preserve"> String(spo2</w:t>
-      </w:r>
-      <w:proofErr w:type="gramStart"/>
-      <w:r>
-        <w:rPr>
-          <w:rFonts w:ascii="Times New Roman" w:hAnsi="Times New Roman" w:cs="Times New Roman"/>
-          <w:lang w:val="en-PK"/>
-        </w:rPr>
-        <w:t>) :</w:t>
-      </w:r>
-      <w:proofErr w:type="gramEnd"/>
-      <w:r>
-        <w:rPr>
-          <w:rFonts w:ascii="Times New Roman" w:hAnsi="Times New Roman" w:cs="Times New Roman"/>
-          <w:lang w:val="en-PK"/>
-        </w:rPr>
-        <w:t xml:space="preserve"> "null</w:t>
-      </w:r>
-      <w:proofErr w:type="gramStart"/>
-      <w:r>
-        <w:rPr>
-          <w:rFonts w:ascii="Times New Roman" w:hAnsi="Times New Roman" w:cs="Times New Roman"/>
-          <w:lang w:val="en-PK"/>
-        </w:rPr>
-        <w:t>";</w:t>
-      </w:r>
-      <w:proofErr w:type="gramEnd"/>
-    </w:p>
-    <w:p>
-      <w:pPr>
-        <w:spacing w:after="0" w:line="240" w:lineRule="auto"/>
-        <w:rPr>
-          <w:rFonts w:ascii="Times New Roman" w:hAnsi="Times New Roman" w:cs="Times New Roman"/>
-          <w:lang w:val="en-PK"/>
-        </w:rPr>
-      </w:pPr>
-      <w:r>
-        <w:rPr>
-          <w:rFonts w:ascii="Times New Roman" w:hAnsi="Times New Roman" w:cs="Times New Roman"/>
-          <w:lang w:val="en-PK"/>
-        </w:rPr>
-        <w:t>  json += ",</w:t>
-      </w:r>
-      <w:proofErr w:type="gramStart"/>
-      <w:r>
-        <w:rPr>
-          <w:rFonts w:ascii="Times New Roman" w:hAnsi="Times New Roman" w:cs="Times New Roman"/>
-          <w:lang w:val="en-PK"/>
-        </w:rPr>
-        <w:t>";</w:t>
-      </w:r>
-      <w:proofErr w:type="gramEnd"/>
-    </w:p>
-    <w:p>
-      <w:pPr>
-        <w:spacing w:after="0" w:line="240" w:lineRule="auto"/>
-        <w:rPr>
-          <w:rFonts w:ascii="Times New Roman" w:hAnsi="Times New Roman" w:cs="Times New Roman"/>
-          <w:lang w:val="en-PK"/>
-        </w:rPr>
-      </w:pPr>
-      <w:r>
-        <w:rPr>
-          <w:rFonts w:ascii="Times New Roman" w:hAnsi="Times New Roman" w:cs="Times New Roman"/>
-          <w:lang w:val="en-PK"/>
-        </w:rPr>
-        <w:t>  json += "\"timestamp\</w:t>
-      </w:r>
-      <w:proofErr w:type="gramStart"/>
-      <w:r>
-        <w:rPr>
-          <w:rFonts w:ascii="Times New Roman" w:hAnsi="Times New Roman" w:cs="Times New Roman"/>
-          <w:lang w:val="en-PK"/>
-        </w:rPr>
-        <w:t>":\</w:t>
-      </w:r>
-      <w:proofErr w:type="gramEnd"/>
-      <w:r>
-        <w:rPr>
-          <w:rFonts w:ascii="Times New Roman" w:hAnsi="Times New Roman" w:cs="Times New Roman"/>
-          <w:lang w:val="en-PK"/>
-        </w:rPr>
-        <w:t>"" + timestamp + "\"</w:t>
-      </w:r>
-      <w:proofErr w:type="gramStart"/>
-      <w:r>
-        <w:rPr>
-          <w:rFonts w:ascii="Times New Roman" w:hAnsi="Times New Roman" w:cs="Times New Roman"/>
-          <w:lang w:val="en-PK"/>
-        </w:rPr>
-        <w:t>";</w:t>
-      </w:r>
-      <w:proofErr w:type="gramEnd"/>
-    </w:p>
-    <w:p>
-      <w:pPr>
-        <w:spacing w:after="0" w:line="240" w:lineRule="auto"/>
-        <w:rPr>
-          <w:rFonts w:ascii="Times New Roman" w:hAnsi="Times New Roman" w:cs="Times New Roman"/>
-          <w:lang w:val="en-PK"/>
-        </w:rPr>
-      </w:pPr>
-      <w:r>
-        <w:rPr>
-          <w:rFonts w:ascii="Times New Roman" w:hAnsi="Times New Roman" w:cs="Times New Roman"/>
-          <w:lang w:val="en-PK"/>
-        </w:rPr>
-        <w:t xml:space="preserve">  json += </w:t>
-      </w:r>
-      <w:proofErr w:type="gramStart"/>
-      <w:r>
-        <w:rPr>
-          <w:rFonts w:ascii="Times New Roman" w:hAnsi="Times New Roman" w:cs="Times New Roman"/>
-          <w:lang w:val="en-PK"/>
-        </w:rPr>
-        <w:t>",\</w:t>
-      </w:r>
-      <w:proofErr w:type="gramEnd"/>
-      <w:r>
-        <w:rPr>
-          <w:rFonts w:ascii="Times New Roman" w:hAnsi="Times New Roman" w:cs="Times New Roman"/>
-          <w:lang w:val="en-PK"/>
-        </w:rPr>
-        <w:t>"user_id\</w:t>
-      </w:r>
-      <w:proofErr w:type="gramStart"/>
-      <w:r>
-        <w:rPr>
-          <w:rFonts w:ascii="Times New Roman" w:hAnsi="Times New Roman" w:cs="Times New Roman"/>
-          <w:lang w:val="en-PK"/>
-        </w:rPr>
-        <w:t>":\</w:t>
-      </w:r>
-      <w:proofErr w:type="gramEnd"/>
-      <w:r>
-        <w:rPr>
-          <w:rFonts w:ascii="Times New Roman" w:hAnsi="Times New Roman" w:cs="Times New Roman"/>
-          <w:lang w:val="en-PK"/>
-        </w:rPr>
-        <w:t>"" + USER_UID + "\"}</w:t>
-      </w:r>
-      <w:proofErr w:type="gramStart"/>
-      <w:r>
-        <w:rPr>
-          <w:rFonts w:ascii="Times New Roman" w:hAnsi="Times New Roman" w:cs="Times New Roman"/>
-          <w:lang w:val="en-PK"/>
-        </w:rPr>
-        <w:t>";</w:t>
-      </w:r>
-      <w:proofErr w:type="gramEnd"/>
-    </w:p>
-    <w:p>
-      <w:pPr>
-        <w:spacing w:after="0" w:line="240" w:lineRule="auto"/>
-        <w:rPr>
-          <w:rFonts w:ascii="Times New Roman" w:hAnsi="Times New Roman" w:cs="Times New Roman"/>
-          <w:lang w:val="en-PK"/>
-        </w:rPr>
-      </w:pPr>
-      <w:r>
-        <w:rPr>
-          <w:rFonts w:ascii="Times New Roman" w:hAnsi="Times New Roman" w:cs="Times New Roman"/>
-          <w:lang w:val="en-PK"/>
-        </w:rPr>
-        <w:t xml:space="preserve">  </w:t>
-      </w:r>
-    </w:p>
-    <w:p>
-      <w:pPr>
-        <w:spacing w:after="0" w:line="240" w:lineRule="auto"/>
-        <w:rPr>
-          <w:rFonts w:ascii="Times New Roman" w:hAnsi="Times New Roman" w:cs="Times New Roman"/>
-          <w:lang w:val="en-PK"/>
-        </w:rPr>
-      </w:pPr>
-      <w:r>
-        <w:rPr>
-          <w:rFonts w:ascii="Times New Roman" w:hAnsi="Times New Roman" w:cs="Times New Roman"/>
-          <w:lang w:val="en-PK"/>
-        </w:rPr>
-        <w:t>  Serial.println("Sending JSON:"</w:t>
-      </w:r>
-      <w:proofErr w:type="gramStart"/>
-      <w:r>
-        <w:rPr>
-          <w:rFonts w:ascii="Times New Roman" w:hAnsi="Times New Roman" w:cs="Times New Roman"/>
-          <w:lang w:val="en-PK"/>
-        </w:rPr>
-        <w:t>);</w:t>
-      </w:r>
-      <w:proofErr w:type="gramEnd"/>
-    </w:p>
-    <w:p>
-      <w:pPr>
-        <w:spacing w:after="0" w:line="240" w:lineRule="auto"/>
-        <w:rPr>
-          <w:rFonts w:ascii="Times New Roman" w:hAnsi="Times New Roman" w:cs="Times New Roman"/>
-          <w:lang w:val="en-PK"/>
-        </w:rPr>
-      </w:pPr>
-      <w:r>
-        <w:rPr>
-          <w:rFonts w:ascii="Times New Roman" w:hAnsi="Times New Roman" w:cs="Times New Roman"/>
-          <w:lang w:val="en-PK"/>
-        </w:rPr>
-        <w:t>  Serial.println(json</w:t>
-      </w:r>
-      <w:proofErr w:type="gramStart"/>
-      <w:r>
-        <w:rPr>
-          <w:rFonts w:ascii="Times New Roman" w:hAnsi="Times New Roman" w:cs="Times New Roman"/>
-          <w:lang w:val="en-PK"/>
-        </w:rPr>
-        <w:t>);</w:t>
-      </w:r>
-      <w:proofErr w:type="gramEnd"/>
-    </w:p>
-    <w:p>
-      <w:pPr>
-        <w:spacing w:after="0" w:line="240" w:lineRule="auto"/>
-        <w:rPr>
-          <w:rFonts w:ascii="Times New Roman" w:hAnsi="Times New Roman" w:cs="Times New Roman"/>
-          <w:lang w:val="en-PK"/>
-        </w:rPr>
-      </w:pPr>
-    </w:p>
-    <w:p>
-      <w:pPr>
-        <w:spacing w:after="0" w:line="240" w:lineRule="auto"/>
-        <w:rPr>
-          <w:rFonts w:ascii="Times New Roman" w:hAnsi="Times New Roman" w:cs="Times New Roman"/>
-          <w:lang w:val="en-PK"/>
-        </w:rPr>
-      </w:pPr>
-      <w:r>
-        <w:rPr>
-          <w:rFonts w:ascii="Times New Roman" w:hAnsi="Times New Roman" w:cs="Times New Roman"/>
-          <w:lang w:val="en-PK"/>
-        </w:rPr>
-        <w:t>  // ==================== SEND TO FIREBASE ==================== //</w:t>
-      </w:r>
-    </w:p>
-    <w:p>
-      <w:pPr>
-        <w:spacing w:after="0" w:line="240" w:lineRule="auto"/>
-        <w:rPr>
-          <w:rFonts w:ascii="Times New Roman" w:hAnsi="Times New Roman" w:cs="Times New Roman"/>
-          <w:lang w:val="en-PK"/>
-        </w:rPr>
-      </w:pPr>
-      <w:r>
-        <w:rPr>
-          <w:rFonts w:ascii="Times New Roman" w:hAnsi="Times New Roman" w:cs="Times New Roman"/>
-          <w:lang w:val="en-PK"/>
-        </w:rPr>
-        <w:t xml:space="preserve">  HTTPClient </w:t>
-      </w:r>
-      <w:proofErr w:type="gramStart"/>
-      <w:r>
-        <w:rPr>
-          <w:rFonts w:ascii="Times New Roman" w:hAnsi="Times New Roman" w:cs="Times New Roman"/>
-          <w:lang w:val="en-PK"/>
-        </w:rPr>
-        <w:t>http;</w:t>
-      </w:r>
-      <w:proofErr w:type="gramEnd"/>
-    </w:p>
-    <w:p>
-      <w:pPr>
-        <w:spacing w:after="0" w:line="240" w:lineRule="auto"/>
-        <w:rPr>
-          <w:rFonts w:ascii="Times New Roman" w:hAnsi="Times New Roman" w:cs="Times New Roman"/>
-          <w:lang w:val="en-PK"/>
-        </w:rPr>
-      </w:pPr>
-      <w:r>
-        <w:rPr>
-          <w:rFonts w:ascii="Times New Roman" w:hAnsi="Times New Roman" w:cs="Times New Roman"/>
-          <w:lang w:val="en-PK"/>
-        </w:rPr>
-        <w:t>  String url = "https://" + FIREBASE_HOST + FIREBASE_PATH + "?auth=" + FIREBASE_</w:t>
-      </w:r>
-      <w:proofErr w:type="gramStart"/>
-      <w:r>
-        <w:rPr>
-          <w:rFonts w:ascii="Times New Roman" w:hAnsi="Times New Roman" w:cs="Times New Roman"/>
-          <w:lang w:val="en-PK"/>
-        </w:rPr>
-        <w:t>AUTH;</w:t>
-      </w:r>
-      <w:proofErr w:type="gramEnd"/>
-    </w:p>
-    <w:p>
-      <w:pPr>
-        <w:spacing w:after="0" w:line="240" w:lineRule="auto"/>
-        <w:rPr>
-          <w:rFonts w:ascii="Times New Roman" w:hAnsi="Times New Roman" w:cs="Times New Roman"/>
-          <w:lang w:val="en-PK"/>
-        </w:rPr>
-      </w:pPr>
-      <w:r>
-        <w:rPr>
-          <w:rFonts w:ascii="Times New Roman" w:hAnsi="Times New Roman" w:cs="Times New Roman"/>
-          <w:lang w:val="en-PK"/>
-        </w:rPr>
-        <w:t xml:space="preserve">  </w:t>
-      </w:r>
-      <w:proofErr w:type="gramStart"/>
-      <w:r>
-        <w:rPr>
-          <w:rFonts w:ascii="Times New Roman" w:hAnsi="Times New Roman" w:cs="Times New Roman"/>
-          <w:lang w:val="en-PK"/>
-        </w:rPr>
-        <w:t>http.begin</w:t>
-      </w:r>
-      <w:proofErr w:type="gramEnd"/>
-      <w:r>
-        <w:rPr>
-          <w:rFonts w:ascii="Times New Roman" w:hAnsi="Times New Roman" w:cs="Times New Roman"/>
-          <w:lang w:val="en-PK"/>
-        </w:rPr>
-        <w:t>(url</w:t>
-      </w:r>
-      <w:proofErr w:type="gramStart"/>
-      <w:r>
-        <w:rPr>
-          <w:rFonts w:ascii="Times New Roman" w:hAnsi="Times New Roman" w:cs="Times New Roman"/>
-          <w:lang w:val="en-PK"/>
-        </w:rPr>
-        <w:t>);</w:t>
-      </w:r>
-      <w:proofErr w:type="gramEnd"/>
-    </w:p>
-    <w:p>
-      <w:pPr>
-        <w:spacing w:after="0" w:line="240" w:lineRule="auto"/>
-        <w:rPr>
-          <w:rFonts w:ascii="Times New Roman" w:hAnsi="Times New Roman" w:cs="Times New Roman"/>
-          <w:lang w:val="en-PK"/>
-        </w:rPr>
-      </w:pPr>
-      <w:r>
-        <w:rPr>
-          <w:rFonts w:ascii="Times New Roman" w:hAnsi="Times New Roman" w:cs="Times New Roman"/>
-          <w:lang w:val="en-PK"/>
-        </w:rPr>
-        <w:t xml:space="preserve">  </w:t>
-      </w:r>
-      <w:proofErr w:type="gramStart"/>
-      <w:r>
-        <w:rPr>
-          <w:rFonts w:ascii="Times New Roman" w:hAnsi="Times New Roman" w:cs="Times New Roman"/>
-          <w:lang w:val="en-PK"/>
-        </w:rPr>
-        <w:t>http.addHeader</w:t>
-      </w:r>
-      <w:proofErr w:type="gramEnd"/>
-      <w:r>
-        <w:rPr>
-          <w:rFonts w:ascii="Times New Roman" w:hAnsi="Times New Roman" w:cs="Times New Roman"/>
-          <w:lang w:val="en-PK"/>
-        </w:rPr>
-        <w:t>("Content-Type", "application/json"</w:t>
-      </w:r>
-      <w:proofErr w:type="gramStart"/>
-      <w:r>
-        <w:rPr>
-          <w:rFonts w:ascii="Times New Roman" w:hAnsi="Times New Roman" w:cs="Times New Roman"/>
-          <w:lang w:val="en-PK"/>
-        </w:rPr>
-        <w:t>);</w:t>
-      </w:r>
-      <w:proofErr w:type="gramEnd"/>
-    </w:p>
-    <w:p>
-      <w:pPr>
-        <w:spacing w:after="0" w:line="240" w:lineRule="auto"/>
-        <w:rPr>
-          <w:rFonts w:ascii="Times New Roman" w:hAnsi="Times New Roman" w:cs="Times New Roman"/>
-          <w:lang w:val="en-PK"/>
-        </w:rPr>
-      </w:pPr>
-    </w:p>
-    <w:p>
-      <w:pPr>
-        <w:spacing w:after="0" w:line="240" w:lineRule="auto"/>
-        <w:rPr>
-          <w:rFonts w:ascii="Times New Roman" w:hAnsi="Times New Roman" w:cs="Times New Roman"/>
-          <w:lang w:val="en-PK"/>
-        </w:rPr>
-      </w:pPr>
-      <w:r>
-        <w:rPr>
-          <w:rFonts w:ascii="Times New Roman" w:hAnsi="Times New Roman" w:cs="Times New Roman"/>
-          <w:lang w:val="en-PK"/>
-        </w:rPr>
-        <w:t>  int httpCode = http.POST(json</w:t>
-      </w:r>
-      <w:proofErr w:type="gramStart"/>
-      <w:r>
-        <w:rPr>
-          <w:rFonts w:ascii="Times New Roman" w:hAnsi="Times New Roman" w:cs="Times New Roman"/>
-          <w:lang w:val="en-PK"/>
-        </w:rPr>
-        <w:t>);</w:t>
-      </w:r>
-      <w:proofErr w:type="gramEnd"/>
-    </w:p>
-    <w:p>
-      <w:pPr>
-        <w:spacing w:after="0" w:line="240" w:lineRule="auto"/>
-        <w:rPr>
-          <w:rFonts w:ascii="Times New Roman" w:hAnsi="Times New Roman" w:cs="Times New Roman"/>
-          <w:lang w:val="en-PK"/>
-        </w:rPr>
-      </w:pPr>
-      <w:r>
-        <w:rPr>
-          <w:rFonts w:ascii="Times New Roman" w:hAnsi="Times New Roman" w:cs="Times New Roman"/>
-          <w:lang w:val="en-PK"/>
-        </w:rPr>
-        <w:t>  if (httpCode == HTTP_CODE_OK || httpCode == HTTP_CODE_CREATED) {</w:t>
-      </w:r>
-    </w:p>
-    <w:p>
-      <w:pPr>
-        <w:spacing w:after="0" w:line="240" w:lineRule="auto"/>
-        <w:rPr>
-          <w:rFonts w:ascii="Times New Roman" w:hAnsi="Times New Roman" w:cs="Times New Roman"/>
-          <w:lang w:val="en-PK"/>
-        </w:rPr>
-      </w:pPr>
-      <w:r>
-        <w:rPr>
-          <w:rFonts w:ascii="Times New Roman" w:hAnsi="Times New Roman" w:cs="Times New Roman"/>
-          <w:lang w:val="en-PK"/>
-        </w:rPr>
-        <w:t>    Serial.println("Data sent to Firebase successfully."</w:t>
-      </w:r>
-      <w:proofErr w:type="gramStart"/>
-      <w:r>
-        <w:rPr>
-          <w:rFonts w:ascii="Times New Roman" w:hAnsi="Times New Roman" w:cs="Times New Roman"/>
-          <w:lang w:val="en-PK"/>
-        </w:rPr>
-        <w:t>);</w:t>
-      </w:r>
-      <w:proofErr w:type="gramEnd"/>
+        <w:t>    Serial.println("Data sent to Firebase successfully.");</w:t>
+      </w:r>
     </w:p>
     <w:p>
       <w:pPr>
@@ -10690,17 +8599,8 @@
           <w:rFonts w:ascii="Times New Roman" w:hAnsi="Times New Roman" w:cs="Times New Roman"/>
           <w:lang w:val="en-PK"/>
         </w:rPr>
-        <w:t>    Serial.printf("Firebase Error. Code: %d\n", httpCode</w:t>
-      </w:r>
-      <w:proofErr w:type="gramStart"/>
-      <w:r>
-        <w:rPr>
-          <w:rFonts w:ascii="Times New Roman" w:hAnsi="Times New Roman" w:cs="Times New Roman"/>
-          <w:lang w:val="en-PK"/>
-        </w:rPr>
-        <w:t>);</w:t>
-      </w:r>
-      <w:proofErr w:type="gramEnd"/>
+        <w:t>    Serial.printf("Firebase Error. Code: %d\n", httpCode);</w:t>
+      </w:r>
     </w:p>
     <w:p>
       <w:pPr>
@@ -10731,17 +8631,8 @@
           <w:rFonts w:ascii="Times New Roman" w:hAnsi="Times New Roman" w:cs="Times New Roman"/>
           <w:lang w:val="en-PK"/>
         </w:rPr>
-        <w:t xml:space="preserve">  </w:t>
-      </w:r>
-      <w:proofErr w:type="gramStart"/>
-      <w:r>
-        <w:rPr>
-          <w:rFonts w:ascii="Times New Roman" w:hAnsi="Times New Roman" w:cs="Times New Roman"/>
-          <w:lang w:val="en-PK"/>
-        </w:rPr>
-        <w:t>http.end();</w:t>
-      </w:r>
-      <w:proofErr w:type="gramEnd"/>
+        <w:t>  http.end();</w:t>
+      </w:r>
     </w:p>
     <w:p>
       <w:pPr>
@@ -11069,23 +8960,7 @@
         <w:jc w:val="both"/>
       </w:pPr>
       <w:r>
-        <w:t xml:space="preserve">Real-time </w:t>
-      </w:r>
-      <w:proofErr w:type="gramStart"/>
-      <w:r>
-        <w:t>status</w:t>
-      </w:r>
-      <w:proofErr w:type="gramEnd"/>
-      <w:r>
-        <w:t xml:space="preserve"> "Fall Detected" or "Stable</w:t>
-      </w:r>
-      <w:proofErr w:type="gramStart"/>
-      <w:r>
-        <w:t>" displayed</w:t>
-      </w:r>
-      <w:proofErr w:type="gramEnd"/>
-      <w:r>
-        <w:t>.</w:t>
+        <w:t>Real-time status "Fall Detected" or "Stable" displayed.</w:t>
       </w:r>
     </w:p>
     <w:p>
@@ -11093,6 +8968,9 @@
         <w:jc w:val="center"/>
       </w:pPr>
       <w:r>
+        <w:rPr>
+          <w:noProof/>
+        </w:rPr>
         <w:drawing>
           <wp:inline distT="0" distB="0" distL="0" distR="0" wp14:anchorId="418FEA67" wp14:editId="75E5C0CD">
             <wp:extent cx="3324689" cy="1676634"/>
@@ -11384,6 +9262,9 @@
         <w:jc w:val="center"/>
       </w:pPr>
       <w:r>
+        <w:rPr>
+          <w:noProof/>
+        </w:rPr>
         <w:drawing>
           <wp:inline distT="0" distB="0" distL="0" distR="0" wp14:anchorId="634D9488" wp14:editId="13781EF0">
             <wp:extent cx="5918033" cy="5052060"/>
@@ -11723,15 +9604,7 @@
         <w:jc w:val="both"/>
       </w:pPr>
       <w:r>
-        <w:t xml:space="preserve">SenseAI SmartFit demonstrates the potential of combining embedded health sensors, edge computing, cloud data infrastructure, and a responsive frontend in one unified system. The successful integration of all project modules </w:t>
-      </w:r>
-      <w:proofErr w:type="gramStart"/>
-      <w:r>
-        <w:t>showcases</w:t>
-      </w:r>
-      <w:proofErr w:type="gramEnd"/>
-      <w:r>
-        <w:t xml:space="preserve"> a practical and customizable solution for personal health monitoring.</w:t>
+        <w:t>SenseAI SmartFit demonstrates the potential of combining embedded health sensors, edge computing, cloud data infrastructure, and a responsive frontend in one unified system. The successful integration of all project modules showcases a practical and customizable solution for personal health monitoring.</w:t>
       </w:r>
     </w:p>
     <w:p>
@@ -12000,14 +9873,9 @@
       <w:r>
         <w:t xml:space="preserve"> </w:t>
       </w:r>
-      <w:hyperlink r:id="rId26" w:history="1">
-        <w:r>
-          <w:rPr>
-            <w:rStyle w:val="Hyperlink"/>
-          </w:rPr>
-          <w:t>https://github.com/team-senseai/smartfit</w:t>
-        </w:r>
-      </w:hyperlink>
+      <w:r>
+        <w:t>https://github.com/HassaanRazaX/IoT_Labs/tree/main/Project</w:t>
+      </w:r>
     </w:p>
     <w:p>
       <w:pPr>
@@ -12030,7 +9898,7 @@
         <w:jc w:val="both"/>
       </w:pPr>
       <w:r>
-        <w:t>Fsfs</w:t>
+        <w:t>https://github.com/KanzaKashaf/IOT-Labs-1350</w:t>
       </w:r>
     </w:p>
     <w:p>
@@ -12053,6 +9921,9 @@
         </w:numPr>
         <w:jc w:val="both"/>
       </w:pPr>
+      <w:r>
+        <w:t>https://github.com/mfaaizi/Project_final_6th</w:t>
+      </w:r>
     </w:p>
     <w:p>
       <w:pPr>
@@ -12078,7 +9949,7 @@
     </w:p>
     <w:p/>
     <w:sectPr>
-      <w:footerReference w:type="default" r:id="rId27"/>
+      <w:footerReference w:type="default" r:id="rId26"/>
       <w:pgSz w:w="12240" w:h="15840"/>
       <w:pgMar w:top="360" w:right="990" w:bottom="540" w:left="630" w:header="720" w:footer="114" w:gutter="0"/>
       <w:cols w:space="720"/>
@@ -16078,6 +13949,7 @@
   <w:style w:type="character" w:default="1" w:styleId="DefaultParagraphFont">
     <w:name w:val="Default Paragraph Font"/>
     <w:uiPriority w:val="1"/>
+    <w:semiHidden/>
     <w:unhideWhenUsed/>
   </w:style>
   <w:style w:type="table" w:default="1" w:styleId="TableNormal">
@@ -27617,6 +25489,10 @@
 </file>
 
 <file path=customXml/item1.xml><?xml version="1.0" encoding="utf-8"?>
+<b:Sources xmlns:b="http://schemas.openxmlformats.org/officeDocument/2006/bibliography" xmlns="http://schemas.openxmlformats.org/officeDocument/2006/bibliography" SelectedStyle="/APA.XSL" StyleName="APA"/>
+</file>
+
+<file path=customXml/item2.xml><?xml version="1.0" encoding="utf-8"?>
 <ct:contentTypeSchema xmlns:ct="http://schemas.microsoft.com/office/2006/metadata/contentType" xmlns:ma="http://schemas.microsoft.com/office/2006/metadata/properties/metaAttributes" ct:_="" ma:_="" ma:contentTypeName="Document" ma:contentTypeID="0x01010054AE07F49185494C91D5B3F5465B0C28" ma:contentTypeVersion="9" ma:contentTypeDescription="Create a new document." ma:contentTypeScope="" ma:versionID="8a9012d496cb4b92671709e0e38b0432">
   <xsd:schema xmlns:xsd="http://www.w3.org/2001/XMLSchema" xmlns:xs="http://www.w3.org/2001/XMLSchema" xmlns:p="http://schemas.microsoft.com/office/2006/metadata/properties" xmlns:ns2="bbb09517-a8cb-4935-bf01-172afc5f6427" targetNamespace="http://schemas.microsoft.com/office/2006/metadata/properties" ma:root="true" ma:fieldsID="5195f3e6d44d7d5f5cd261a6925fbad1" ns2:_="">
     <xsd:import namespace="bbb09517-a8cb-4935-bf01-172afc5f6427"/>
@@ -27790,19 +25666,7 @@
 </ct:contentTypeSchema>
 </file>
 
-<file path=customXml/item2.xml><?xml version="1.0" encoding="utf-8"?>
-<b:Sources xmlns:b="http://schemas.openxmlformats.org/officeDocument/2006/bibliography" xmlns="http://schemas.openxmlformats.org/officeDocument/2006/bibliography" SelectedStyle="/APA.XSL" StyleName="APA"/>
-</file>
-
 <file path=customXml/item3.xml><?xml version="1.0" encoding="utf-8"?>
-<p:properties xmlns:p="http://schemas.microsoft.com/office/2006/metadata/properties" xmlns:xsi="http://www.w3.org/2001/XMLSchema-instance" xmlns:pc="http://schemas.microsoft.com/office/infopath/2007/PartnerControls">
-  <documentManagement>
-    <ReferenceId xmlns="bbb09517-a8cb-4935-bf01-172afc5f6427" xsi:nil="true"/>
-  </documentManagement>
-</p:properties>
-</file>
-
-<file path=customXml/item4.xml><?xml version="1.0" encoding="utf-8"?>
 <?mso-contentType ?>
 <FormTemplates xmlns="http://schemas.microsoft.com/sharepoint/v3/contenttype/forms">
   <Display>DocumentLibraryForm</Display>
@@ -27811,7 +25675,23 @@
 </FormTemplates>
 </file>
 
+<file path=customXml/item4.xml><?xml version="1.0" encoding="utf-8"?>
+<p:properties xmlns:p="http://schemas.microsoft.com/office/2006/metadata/properties" xmlns:xsi="http://www.w3.org/2001/XMLSchema-instance" xmlns:pc="http://schemas.microsoft.com/office/infopath/2007/PartnerControls">
+  <documentManagement>
+    <ReferenceId xmlns="bbb09517-a8cb-4935-bf01-172afc5f6427" xsi:nil="true"/>
+  </documentManagement>
+</p:properties>
+</file>
+
 <file path=customXml/itemProps1.xml><?xml version="1.0" encoding="utf-8"?>
+<ds:datastoreItem xmlns:ds="http://schemas.openxmlformats.org/officeDocument/2006/customXml" ds:itemID="{EF278816-EC6F-A645-907D-7F25AECB1D4A}">
+  <ds:schemaRefs>
+    <ds:schemaRef ds:uri="http://schemas.openxmlformats.org/officeDocument/2006/bibliography"/>
+  </ds:schemaRefs>
+</ds:datastoreItem>
+</file>
+
+<file path=customXml/itemProps2.xml><?xml version="1.0" encoding="utf-8"?>
 <ds:datastoreItem xmlns:ds="http://schemas.openxmlformats.org/officeDocument/2006/customXml" ds:itemID="{C7463807-C30C-4F58-98FE-1F0B63973C24}">
   <ds:schemaRefs>
     <ds:schemaRef ds:uri="http://schemas.microsoft.com/office/2006/metadata/contentType"/>
@@ -27829,15 +25709,15 @@
 </ds:datastoreItem>
 </file>
 
-<file path=customXml/itemProps2.xml><?xml version="1.0" encoding="utf-8"?>
-<ds:datastoreItem xmlns:ds="http://schemas.openxmlformats.org/officeDocument/2006/customXml" ds:itemID="{EF278816-EC6F-A645-907D-7F25AECB1D4A}">
+<file path=customXml/itemProps3.xml><?xml version="1.0" encoding="utf-8"?>
+<ds:datastoreItem xmlns:ds="http://schemas.openxmlformats.org/officeDocument/2006/customXml" ds:itemID="{18145709-D581-4939-A230-A849E7150C7B}">
   <ds:schemaRefs>
-    <ds:schemaRef ds:uri="http://schemas.openxmlformats.org/officeDocument/2006/bibliography"/>
+    <ds:schemaRef ds:uri="http://schemas.microsoft.com/sharepoint/v3/contenttype/forms"/>
   </ds:schemaRefs>
 </ds:datastoreItem>
 </file>
 
-<file path=customXml/itemProps3.xml><?xml version="1.0" encoding="utf-8"?>
+<file path=customXml/itemProps4.xml><?xml version="1.0" encoding="utf-8"?>
 <ds:datastoreItem xmlns:ds="http://schemas.openxmlformats.org/officeDocument/2006/customXml" ds:itemID="{BBD6143E-D518-4A22-A97A-D2D72D219A30}">
   <ds:schemaRefs>
     <ds:schemaRef ds:uri="http://schemas.microsoft.com/office/2006/metadata/properties"/>
@@ -27845,12 +25725,4 @@
     <ds:schemaRef ds:uri="bbb09517-a8cb-4935-bf01-172afc5f6427"/>
   </ds:schemaRefs>
 </ds:datastoreItem>
-</file>
-
-<file path=customXml/itemProps4.xml><?xml version="1.0" encoding="utf-8"?>
-<ds:datastoreItem xmlns:ds="http://schemas.openxmlformats.org/officeDocument/2006/customXml" ds:itemID="{18145709-D581-4939-A230-A849E7150C7B}">
-  <ds:schemaRefs>
-    <ds:schemaRef ds:uri="http://schemas.microsoft.com/sharepoint/v3/contenttype/forms"/>
-  </ds:schemaRefs>
-</ds:datastoreItem>
 </file>
--- a/Project/Documentation.docx
+++ b/Project/Documentation.docx
@@ -50,7 +50,15 @@
         <w:t>th</w:t>
       </w:r>
       <w:r>
-        <w:t xml:space="preserve"> Smester SP-25</w:t>
+        <w:t xml:space="preserve"> </w:t>
+      </w:r>
+      <w:proofErr w:type="spellStart"/>
+      <w:r>
+        <w:t>Smester</w:t>
+      </w:r>
+      <w:proofErr w:type="spellEnd"/>
+      <w:r>
+        <w:t xml:space="preserve"> SP-25</w:t>
       </w:r>
       <w:r>
         <w:t xml:space="preserve"> (AIE-3079)</w:t>
@@ -86,12 +94,37 @@
           <w:bCs/>
         </w:rPr>
       </w:pPr>
+      <w:proofErr w:type="spellStart"/>
       <w:r>
         <w:rPr>
           <w:b/>
           <w:bCs/>
         </w:rPr>
-        <w:t>SenseAI SmartFit: An IoT-Based Smart Health Wristband with Real-Time Web Monitoring</w:t>
+        <w:t>SenseAI</w:t>
+      </w:r>
+      <w:proofErr w:type="spellEnd"/>
+      <w:r>
+        <w:rPr>
+          <w:b/>
+          <w:bCs/>
+        </w:rPr>
+        <w:t xml:space="preserve"> </w:t>
+      </w:r>
+      <w:proofErr w:type="spellStart"/>
+      <w:r>
+        <w:rPr>
+          <w:b/>
+          <w:bCs/>
+        </w:rPr>
+        <w:t>SmartFit</w:t>
+      </w:r>
+      <w:proofErr w:type="spellEnd"/>
+      <w:r>
+        <w:rPr>
+          <w:b/>
+          <w:bCs/>
+        </w:rPr>
+        <w:t>: An IoT-Based Smart Health Wristband with Real-Time Web Monitoring</w:t>
       </w:r>
     </w:p>
     <w:p/>
@@ -2194,8 +2227,17 @@
                 <w:rFonts w:ascii="Calibri" w:eastAsia="Times New Roman" w:hAnsi="Calibri" w:cs="Calibri"/>
                 <w:color w:val="000000"/>
               </w:rPr>
-              <w:t>Hardware Integeration</w:t>
+              <w:t xml:space="preserve">Hardware </w:t>
             </w:r>
+            <w:proofErr w:type="spellStart"/>
+            <w:r>
+              <w:rPr>
+                <w:rFonts w:ascii="Calibri" w:eastAsia="Times New Roman" w:hAnsi="Calibri" w:cs="Calibri"/>
+                <w:color w:val="000000"/>
+              </w:rPr>
+              <w:t>Integeration</w:t>
+            </w:r>
+            <w:proofErr w:type="spellEnd"/>
           </w:p>
         </w:tc>
         <w:tc>
@@ -3515,37 +3557,41 @@
           <w:szCs w:val="24"/>
         </w:rPr>
       </w:pPr>
+      <w:proofErr w:type="spellStart"/>
       <w:r>
         <w:rPr>
           <w:rFonts w:ascii="Times New Roman" w:hAnsi="Times New Roman" w:cs="Times New Roman"/>
           <w:sz w:val="24"/>
           <w:szCs w:val="24"/>
         </w:rPr>
-        <w:t xml:space="preserve">SenseAI SmartFit is a comprehensive IoT-based smart health monitoring solution that combines embedded sensor hardware, edge AI processing, and cloud-based visualization into a compact wearable wristband. The project focuses on enhancing personal healthcare through real-time data acquisition and interpretation of vital signs including body temperature, heart rate, SpO₂ levels, and motion-based fall detection. The system is powered by the </w:t>
-      </w:r>
+        <w:t>SenseAI</w:t>
+      </w:r>
+      <w:proofErr w:type="spellEnd"/>
       <w:r>
         <w:rPr>
           <w:rFonts w:ascii="Times New Roman" w:hAnsi="Times New Roman" w:cs="Times New Roman"/>
           <w:sz w:val="24"/>
           <w:szCs w:val="24"/>
         </w:rPr>
-        <w:t>ESP32-C3 SUPER MINI</w:t>
-      </w:r>
+        <w:t xml:space="preserve"> </w:t>
+      </w:r>
+      <w:proofErr w:type="spellStart"/>
       <w:r>
         <w:rPr>
           <w:rFonts w:ascii="Times New Roman" w:hAnsi="Times New Roman" w:cs="Times New Roman"/>
           <w:sz w:val="24"/>
           <w:szCs w:val="24"/>
         </w:rPr>
-        <w:t xml:space="preserve"> SuperMini </w:t>
-      </w:r>
+        <w:t>SmartFit</w:t>
+      </w:r>
+      <w:proofErr w:type="spellEnd"/>
       <w:r>
         <w:rPr>
           <w:rFonts w:ascii="Times New Roman" w:hAnsi="Times New Roman" w:cs="Times New Roman"/>
           <w:sz w:val="24"/>
           <w:szCs w:val="24"/>
         </w:rPr>
-        <w:t>microcontroller,</w:t>
+        <w:t xml:space="preserve"> is a comprehensive IoT-based smart health monitoring solution that combines embedded sensor hardware, edge AI processing, and cloud-based visualization into a compact wearable wristband. The project focuses on enhancing personal healthcare through real-time data acquisition and interpretation of vital signs including body temperature, heart rate, SpO₂ levels, and motion-based fall detection. The system is powered by the </w:t>
       </w:r>
       <w:r>
         <w:rPr>
@@ -3553,6 +3599,48 @@
           <w:sz w:val="24"/>
           <w:szCs w:val="24"/>
         </w:rPr>
+        <w:t>ESP32-C3 SUPER MINI</w:t>
+      </w:r>
+      <w:r>
+        <w:rPr>
+          <w:rFonts w:ascii="Times New Roman" w:hAnsi="Times New Roman" w:cs="Times New Roman"/>
+          <w:sz w:val="24"/>
+          <w:szCs w:val="24"/>
+        </w:rPr>
+        <w:t xml:space="preserve"> </w:t>
+      </w:r>
+      <w:proofErr w:type="spellStart"/>
+      <w:r>
+        <w:rPr>
+          <w:rFonts w:ascii="Times New Roman" w:hAnsi="Times New Roman" w:cs="Times New Roman"/>
+          <w:sz w:val="24"/>
+          <w:szCs w:val="24"/>
+        </w:rPr>
+        <w:t>SuperMini</w:t>
+      </w:r>
+      <w:proofErr w:type="spellEnd"/>
+      <w:r>
+        <w:rPr>
+          <w:rFonts w:ascii="Times New Roman" w:hAnsi="Times New Roman" w:cs="Times New Roman"/>
+          <w:sz w:val="24"/>
+          <w:szCs w:val="24"/>
+        </w:rPr>
+        <w:t xml:space="preserve"> </w:t>
+      </w:r>
+      <w:r>
+        <w:rPr>
+          <w:rFonts w:ascii="Times New Roman" w:hAnsi="Times New Roman" w:cs="Times New Roman"/>
+          <w:sz w:val="24"/>
+          <w:szCs w:val="24"/>
+        </w:rPr>
+        <w:t>microcontroller,</w:t>
+      </w:r>
+      <w:r>
+        <w:rPr>
+          <w:rFonts w:ascii="Times New Roman" w:hAnsi="Times New Roman" w:cs="Times New Roman"/>
+          <w:sz w:val="24"/>
+          <w:szCs w:val="24"/>
+        </w:rPr>
         <w:t xml:space="preserve"> which is lightweight, low-power, and supports both Wi-Fi and BLE communication. On-device AI inference using TensorFlow Lite Micro makes the system edge-capable, minimizing latency and reducing dependence on continuous cloud interaction. The integrated web dashboard is built using Next.js and Firebase, offering intuitive visualization and secure user management. This solution is scalable and modular, allowing future enhancements like GPS integration, offline sync, and advanced health analytics.</w:t>
       </w:r>
     </w:p>
@@ -3675,7 +3763,23 @@
         <w:jc w:val="both"/>
       </w:pPr>
       <w:r>
-        <w:t>With healthcare rapidly shifting towards remote and preventative paradigms, wearable technology has emerged as a cornerstone of modern health infrastructure. The convergence of IoT, AI, and cloud computing allows for intelligent, real-time, and proactive monitoring. In particular, the rising elderly population, increased prevalence of lifestyle-related diseases, and demand for smart diagnostics have made wearable health monitors highly relevant. SenseAI SmartFit addresses this need by offering a modular and extensible health tracking solution.</w:t>
+        <w:t xml:space="preserve">With healthcare rapidly shifting towards remote and preventative paradigms, wearable technology has emerged as a cornerstone of modern health infrastructure. The convergence of IoT, AI, and cloud computing allows for intelligent, real-time, and proactive monitoring. In particular, the rising elderly population, increased prevalence of lifestyle-related diseases, and demand for smart diagnostics have made wearable health monitors highly relevant. </w:t>
+      </w:r>
+      <w:proofErr w:type="spellStart"/>
+      <w:r>
+        <w:t>SenseAI</w:t>
+      </w:r>
+      <w:proofErr w:type="spellEnd"/>
+      <w:r>
+        <w:t xml:space="preserve"> </w:t>
+      </w:r>
+      <w:proofErr w:type="spellStart"/>
+      <w:r>
+        <w:t>SmartFit</w:t>
+      </w:r>
+      <w:proofErr w:type="spellEnd"/>
+      <w:r>
+        <w:t xml:space="preserve"> addresses this need by offering a modular and extensible health tracking solution.</w:t>
       </w:r>
     </w:p>
     <w:p>
@@ -3691,7 +3795,23 @@
         <w:jc w:val="both"/>
       </w:pPr>
       <w:r>
-        <w:t>Traditional methods of health monitoring are often limited by accessibility, manual data logging, and delayed anomaly detection. Additionally, many commercial wearables restrict customization and control over the data. There is a significant gap in the market for an open, programmable, AI-powered wearable that combines edge intelligence, secure storage, and real-time access. SenseAI SmartFit aims to fill this gap by integrating hardware, embedded software, cloud connectivity, and frontend interfaces into a single project.</w:t>
+        <w:t xml:space="preserve">Traditional methods of health monitoring are often limited by accessibility, manual data logging, and delayed anomaly detection. Additionally, many commercial wearables restrict customization and control over the data. There is a significant gap in the market for an open, programmable, AI-powered wearable that combines edge intelligence, secure storage, and real-time access. </w:t>
+      </w:r>
+      <w:proofErr w:type="spellStart"/>
+      <w:r>
+        <w:t>SenseAI</w:t>
+      </w:r>
+      <w:proofErr w:type="spellEnd"/>
+      <w:r>
+        <w:t xml:space="preserve"> </w:t>
+      </w:r>
+      <w:proofErr w:type="spellStart"/>
+      <w:r>
+        <w:t>SmartFit</w:t>
+      </w:r>
+      <w:proofErr w:type="spellEnd"/>
+      <w:r>
+        <w:t xml:space="preserve"> aims to fill this gap by integrating hardware, embedded software, cloud connectivity, and frontend interfaces into a single project.</w:t>
       </w:r>
     </w:p>
     <w:p>
@@ -3942,12 +4062,21 @@
         </w:numPr>
         <w:jc w:val="both"/>
       </w:pPr>
+      <w:proofErr w:type="spellStart"/>
       <w:r>
         <w:rPr>
           <w:b/>
           <w:bCs/>
         </w:rPr>
-        <w:t>HealthPatch MD</w:t>
+        <w:t>HealthPatch</w:t>
+      </w:r>
+      <w:proofErr w:type="spellEnd"/>
+      <w:r>
+        <w:rPr>
+          <w:b/>
+          <w:bCs/>
+        </w:rPr>
+        <w:t xml:space="preserve"> MD</w:t>
       </w:r>
       <w:r>
         <w:t>: Clinical-grade wearable with high accuracy, but very expensive.</w:t>
@@ -3977,7 +4106,23 @@
         <w:jc w:val="both"/>
       </w:pPr>
       <w:r>
-        <w:t>These limitations reinforce the need for a complete, customizable open-source wearable system like SenseAI SmartFit.</w:t>
+        <w:t xml:space="preserve">These limitations reinforce the need for a complete, customizable open-source wearable system like </w:t>
+      </w:r>
+      <w:proofErr w:type="spellStart"/>
+      <w:r>
+        <w:t>SenseAI</w:t>
+      </w:r>
+      <w:proofErr w:type="spellEnd"/>
+      <w:r>
+        <w:t xml:space="preserve"> </w:t>
+      </w:r>
+      <w:proofErr w:type="spellStart"/>
+      <w:r>
+        <w:t>SmartFit</w:t>
+      </w:r>
+      <w:proofErr w:type="spellEnd"/>
+      <w:r>
+        <w:t>.</w:t>
       </w:r>
     </w:p>
     <w:p>
@@ -4163,9 +4308,19 @@
               <w:spacing w:after="200" w:line="276" w:lineRule="auto"/>
               <w:cnfStyle w:val="000000100000" w:firstRow="0" w:lastRow="0" w:firstColumn="0" w:lastColumn="0" w:oddVBand="0" w:evenVBand="0" w:oddHBand="1" w:evenHBand="0" w:firstRowFirstColumn="0" w:firstRowLastColumn="0" w:lastRowFirstColumn="0" w:lastRowLastColumn="0"/>
             </w:pPr>
+            <w:proofErr w:type="spellStart"/>
             <w:r>
-              <w:t>WiFi.h, HTTPClient.h</w:t>
+              <w:t>WiFi.h</w:t>
             </w:r>
+            <w:proofErr w:type="spellEnd"/>
+            <w:r>
+              <w:t xml:space="preserve">, </w:t>
+            </w:r>
+            <w:proofErr w:type="spellStart"/>
+            <w:r>
+              <w:t>HTTPClient.h</w:t>
+            </w:r>
+            <w:proofErr w:type="spellEnd"/>
           </w:p>
         </w:tc>
       </w:tr>
@@ -4290,8 +4445,13 @@
               <w:spacing w:after="200" w:line="276" w:lineRule="auto"/>
               <w:cnfStyle w:val="000000100000" w:firstRow="0" w:lastRow="0" w:firstColumn="0" w:lastColumn="0" w:oddVBand="0" w:evenVBand="0" w:oddHBand="1" w:evenHBand="0" w:firstRowFirstColumn="0" w:firstRowLastColumn="0" w:lastRowFirstColumn="0" w:lastRowLastColumn="0"/>
             </w:pPr>
+            <w:proofErr w:type="spellStart"/>
             <w:r>
-              <w:t>SparkFun MAX3010x</w:t>
+              <w:t>SparkFun</w:t>
+            </w:r>
+            <w:proofErr w:type="spellEnd"/>
+            <w:r>
+              <w:t xml:space="preserve"> MAX3010x</w:t>
             </w:r>
           </w:p>
         </w:tc>
@@ -4417,9 +4577,11 @@
               <w:spacing w:after="200" w:line="276" w:lineRule="auto"/>
               <w:cnfStyle w:val="000000100000" w:firstRow="0" w:lastRow="0" w:firstColumn="0" w:lastColumn="0" w:oddVBand="0" w:evenVBand="0" w:oddHBand="1" w:evenHBand="0" w:firstRowFirstColumn="0" w:firstRowLastColumn="0" w:lastRowFirstColumn="0" w:lastRowLastColumn="0"/>
             </w:pPr>
+            <w:proofErr w:type="spellStart"/>
             <w:r>
               <w:t>Adafruit_DHT</w:t>
             </w:r>
+            <w:proofErr w:type="spellEnd"/>
           </w:p>
         </w:tc>
       </w:tr>
@@ -4629,7 +4791,15 @@
         <w:pStyle w:val="Heading3"/>
       </w:pPr>
       <w:r>
-        <w:t>Libraries/tools used (Arduino IDE, PlatformIO, MQTT, etc.)</w:t>
+        <w:t xml:space="preserve">Libraries/tools used (Arduino IDE, </w:t>
+      </w:r>
+      <w:proofErr w:type="spellStart"/>
+      <w:r>
+        <w:t>PlatformIO</w:t>
+      </w:r>
+      <w:proofErr w:type="spellEnd"/>
+      <w:r>
+        <w:t>, MQTT, etc.)</w:t>
       </w:r>
     </w:p>
     <w:p>
@@ -4668,12 +4838,21 @@
           <w:bCs/>
         </w:rPr>
       </w:pPr>
+      <w:proofErr w:type="spellStart"/>
       <w:r>
         <w:rPr>
           <w:b/>
           <w:bCs/>
         </w:rPr>
-        <w:t>WiFi.h – to connect ESP32 to the internet</w:t>
+        <w:t>WiFi.h</w:t>
+      </w:r>
+      <w:proofErr w:type="spellEnd"/>
+      <w:r>
+        <w:rPr>
+          <w:b/>
+          <w:bCs/>
+        </w:rPr>
+        <w:t xml:space="preserve"> – to connect ESP32 to the internet</w:t>
       </w:r>
     </w:p>
     <w:p>
@@ -4691,12 +4870,21 @@
           <w:bCs/>
         </w:rPr>
       </w:pPr>
+      <w:proofErr w:type="spellStart"/>
       <w:r>
         <w:rPr>
           <w:b/>
           <w:bCs/>
         </w:rPr>
-        <w:t>HTTPClient.h – to send data via HTTP</w:t>
+        <w:t>HTTPClient.h</w:t>
+      </w:r>
+      <w:proofErr w:type="spellEnd"/>
+      <w:r>
+        <w:rPr>
+          <w:b/>
+          <w:bCs/>
+        </w:rPr>
+        <w:t xml:space="preserve"> – to send data via HTTP</w:t>
       </w:r>
     </w:p>
     <w:p>
@@ -4714,12 +4902,21 @@
           <w:bCs/>
         </w:rPr>
       </w:pPr>
+      <w:proofErr w:type="spellStart"/>
       <w:r>
         <w:rPr>
           <w:b/>
           <w:bCs/>
         </w:rPr>
-        <w:t>Wire.h – for I2C sensor communication</w:t>
+        <w:t>Wire.h</w:t>
+      </w:r>
+      <w:proofErr w:type="spellEnd"/>
+      <w:r>
+        <w:rPr>
+          <w:b/>
+          <w:bCs/>
+        </w:rPr>
+        <w:t xml:space="preserve"> – for I2C sensor communication</w:t>
       </w:r>
     </w:p>
     <w:p>
@@ -4783,12 +4980,21 @@
           <w:bCs/>
         </w:rPr>
       </w:pPr>
+      <w:proofErr w:type="spellStart"/>
       <w:r>
         <w:rPr>
           <w:b/>
           <w:bCs/>
         </w:rPr>
-        <w:t>tensorflow/lite/... – for Edge AI inference</w:t>
+        <w:t>tensorflow</w:t>
+      </w:r>
+      <w:proofErr w:type="spellEnd"/>
+      <w:r>
+        <w:rPr>
+          <w:b/>
+          <w:bCs/>
+        </w:rPr>
+        <w:t>/lite/... – for Edge AI inference</w:t>
       </w:r>
     </w:p>
     <w:p>
@@ -4806,12 +5012,21 @@
           <w:bCs/>
         </w:rPr>
       </w:pPr>
+      <w:proofErr w:type="spellStart"/>
       <w:r>
         <w:rPr>
           <w:b/>
           <w:bCs/>
         </w:rPr>
-        <w:t>PlatformIO / Arduino IDE – development environment for uploading code</w:t>
+        <w:t>PlatformIO</w:t>
+      </w:r>
+      <w:proofErr w:type="spellEnd"/>
+      <w:r>
+        <w:rPr>
+          <w:b/>
+          <w:bCs/>
+        </w:rPr>
+        <w:t xml:space="preserve"> / Arduino IDE – development environment for uploading code</w:t>
       </w:r>
     </w:p>
     <w:p>
@@ -4965,7 +5180,21 @@
         <w:rPr>
           <w:rFonts w:ascii="Times New Roman" w:hAnsi="Times New Roman" w:cs="Times New Roman"/>
         </w:rPr>
-        <w:t>Start loop every 10 seconds:</w:t>
+        <w:t xml:space="preserve">Start </w:t>
+      </w:r>
+      <w:proofErr w:type="gramStart"/>
+      <w:r>
+        <w:rPr>
+          <w:rFonts w:ascii="Times New Roman" w:hAnsi="Times New Roman" w:cs="Times New Roman"/>
+        </w:rPr>
+        <w:t>loop</w:t>
+      </w:r>
+      <w:proofErr w:type="gramEnd"/>
+      <w:r>
+        <w:rPr>
+          <w:rFonts w:ascii="Times New Roman" w:hAnsi="Times New Roman" w:cs="Times New Roman"/>
+        </w:rPr>
+        <w:t xml:space="preserve"> every 10 seconds:</w:t>
       </w:r>
     </w:p>
     <w:p>
@@ -5063,7 +5292,21 @@
         <w:rPr>
           <w:rFonts w:ascii="Times New Roman" w:hAnsi="Times New Roman" w:cs="Times New Roman"/>
         </w:rPr>
-        <w:t xml:space="preserve">        Set fall_status to "Fall Detected"</w:t>
+        <w:t xml:space="preserve">        Set </w:t>
+      </w:r>
+      <w:proofErr w:type="spellStart"/>
+      <w:r>
+        <w:rPr>
+          <w:rFonts w:ascii="Times New Roman" w:hAnsi="Times New Roman" w:cs="Times New Roman"/>
+        </w:rPr>
+        <w:t>fall_status</w:t>
+      </w:r>
+      <w:proofErr w:type="spellEnd"/>
+      <w:r>
+        <w:rPr>
+          <w:rFonts w:ascii="Times New Roman" w:hAnsi="Times New Roman" w:cs="Times New Roman"/>
+        </w:rPr>
+        <w:t xml:space="preserve"> to "Fall Detected"</w:t>
       </w:r>
     </w:p>
     <w:p>
@@ -5089,7 +5332,21 @@
         <w:rPr>
           <w:rFonts w:ascii="Times New Roman" w:hAnsi="Times New Roman" w:cs="Times New Roman"/>
         </w:rPr>
-        <w:t xml:space="preserve">        Set fall_status to "Stable"</w:t>
+        <w:t xml:space="preserve">        Set </w:t>
+      </w:r>
+      <w:proofErr w:type="spellStart"/>
+      <w:r>
+        <w:rPr>
+          <w:rFonts w:ascii="Times New Roman" w:hAnsi="Times New Roman" w:cs="Times New Roman"/>
+        </w:rPr>
+        <w:t>fall_status</w:t>
+      </w:r>
+      <w:proofErr w:type="spellEnd"/>
+      <w:r>
+        <w:rPr>
+          <w:rFonts w:ascii="Times New Roman" w:hAnsi="Times New Roman" w:cs="Times New Roman"/>
+        </w:rPr>
+        <w:t xml:space="preserve"> to "Stable"</w:t>
       </w:r>
     </w:p>
     <w:p>
@@ -5192,7 +5449,15 @@
         <w:t>Time Synchronization</w:t>
       </w:r>
       <w:r>
-        <w:t>: configTime with NTP ensures all data timestamps are accurate.</w:t>
+        <w:t xml:space="preserve">: </w:t>
+      </w:r>
+      <w:proofErr w:type="spellStart"/>
+      <w:r>
+        <w:t>configTime</w:t>
+      </w:r>
+      <w:proofErr w:type="spellEnd"/>
+      <w:r>
+        <w:t xml:space="preserve"> with NTP ensures all data timestamps are accurate.</w:t>
       </w:r>
     </w:p>
     <w:p>
@@ -5284,8 +5549,37 @@
         <w:t>Model Architecture</w:t>
       </w:r>
       <w:r>
-        <w:t>: 2D input → Dense(32) → Dropout → Dense(16) → Dropout → Dense(1, sigmoid)</w:t>
-      </w:r>
+        <w:t xml:space="preserve">: 2D input → </w:t>
+      </w:r>
+      <w:proofErr w:type="gramStart"/>
+      <w:r>
+        <w:t>Dense(</w:t>
+      </w:r>
+      <w:proofErr w:type="gramEnd"/>
+      <w:r>
+        <w:t xml:space="preserve">32) → Dropout → </w:t>
+      </w:r>
+      <w:proofErr w:type="gramStart"/>
+      <w:r>
+        <w:t>Dense(</w:t>
+      </w:r>
+      <w:proofErr w:type="gramEnd"/>
+      <w:r>
+        <w:t xml:space="preserve">16) → Dropout → </w:t>
+      </w:r>
+      <w:proofErr w:type="gramStart"/>
+      <w:r>
+        <w:t>Dense(</w:t>
+      </w:r>
+      <w:proofErr w:type="gramEnd"/>
+      <w:r>
+        <w:t>1, sigmoid</w:t>
+      </w:r>
+      <w:proofErr w:type="gramStart"/>
+      <w:r>
+        <w:t>)</w:t>
+      </w:r>
+      <w:proofErr w:type="gramEnd"/>
     </w:p>
     <w:p>
       <w:pPr>
@@ -5321,8 +5615,26 @@
         </w:rPr>
         <w:t>Deployment</w:t>
       </w:r>
-      <w:r>
-        <w:t>: .tflite → .h array using xxd tool.</w:t>
+      <w:proofErr w:type="gramStart"/>
+      <w:r>
+        <w:t>: .</w:t>
+      </w:r>
+      <w:proofErr w:type="spellStart"/>
+      <w:r>
+        <w:t>tflite</w:t>
+      </w:r>
+      <w:proofErr w:type="spellEnd"/>
+      <w:proofErr w:type="gramEnd"/>
+      <w:r>
+        <w:t xml:space="preserve"> → .h array using </w:t>
+      </w:r>
+      <w:proofErr w:type="spellStart"/>
+      <w:r>
+        <w:t>xxd</w:t>
+      </w:r>
+      <w:proofErr w:type="spellEnd"/>
+      <w:r>
+        <w:t xml:space="preserve"> tool.</w:t>
       </w:r>
     </w:p>
     <w:p>
@@ -5358,7 +5670,39 @@
         <w:t>Page Components</w:t>
       </w:r>
       <w:r>
-        <w:t>: HeroSection, FeaturesSection, LiveMonitoring, OrderPage, Dashboard, Profile.</w:t>
+        <w:t xml:space="preserve">: </w:t>
+      </w:r>
+      <w:proofErr w:type="spellStart"/>
+      <w:r>
+        <w:t>HeroSection</w:t>
+      </w:r>
+      <w:proofErr w:type="spellEnd"/>
+      <w:r>
+        <w:t xml:space="preserve">, </w:t>
+      </w:r>
+      <w:proofErr w:type="spellStart"/>
+      <w:r>
+        <w:t>FeaturesSection</w:t>
+      </w:r>
+      <w:proofErr w:type="spellEnd"/>
+      <w:r>
+        <w:t xml:space="preserve">, </w:t>
+      </w:r>
+      <w:proofErr w:type="spellStart"/>
+      <w:r>
+        <w:t>LiveMonitoring</w:t>
+      </w:r>
+      <w:proofErr w:type="spellEnd"/>
+      <w:r>
+        <w:t xml:space="preserve">, </w:t>
+      </w:r>
+      <w:proofErr w:type="spellStart"/>
+      <w:r>
+        <w:t>OrderPage</w:t>
+      </w:r>
+      <w:proofErr w:type="spellEnd"/>
+      <w:r>
+        <w:t>, Dashboard, Profile.</w:t>
       </w:r>
     </w:p>
     <w:p>
@@ -5388,6 +5732,7 @@
         </w:numPr>
         <w:jc w:val="both"/>
       </w:pPr>
+      <w:proofErr w:type="spellStart"/>
       <w:r>
         <w:rPr>
           <w:b/>
@@ -5395,6 +5740,7 @@
         </w:rPr>
         <w:t>DataContext</w:t>
       </w:r>
+      <w:proofErr w:type="spellEnd"/>
       <w:r>
         <w:t>: Handles Firebase DB subscriptions and updates to health metrics.</w:t>
       </w:r>
@@ -5439,7 +5785,23 @@
           <w:rFonts w:ascii="Times New Roman" w:hAnsi="Times New Roman" w:cs="Times New Roman"/>
           <w:lang w:val="en-PK"/>
         </w:rPr>
-        <w:t>#include &lt;WiFi.h&gt;</w:t>
+        <w:t>#include &lt;</w:t>
+      </w:r>
+      <w:proofErr w:type="spellStart"/>
+      <w:r>
+        <w:rPr>
+          <w:rFonts w:ascii="Times New Roman" w:hAnsi="Times New Roman" w:cs="Times New Roman"/>
+          <w:lang w:val="en-PK"/>
+        </w:rPr>
+        <w:t>WiFi.h</w:t>
+      </w:r>
+      <w:proofErr w:type="spellEnd"/>
+      <w:r>
+        <w:rPr>
+          <w:rFonts w:ascii="Times New Roman" w:hAnsi="Times New Roman" w:cs="Times New Roman"/>
+          <w:lang w:val="en-PK"/>
+        </w:rPr>
+        <w:t>&gt;</w:t>
       </w:r>
     </w:p>
     <w:p>
@@ -5455,7 +5817,23 @@
           <w:rFonts w:ascii="Times New Roman" w:hAnsi="Times New Roman" w:cs="Times New Roman"/>
           <w:lang w:val="en-PK"/>
         </w:rPr>
-        <w:t>#include &lt;HTTPClient.h&gt;</w:t>
+        <w:t>#include &lt;</w:t>
+      </w:r>
+      <w:proofErr w:type="spellStart"/>
+      <w:r>
+        <w:rPr>
+          <w:rFonts w:ascii="Times New Roman" w:hAnsi="Times New Roman" w:cs="Times New Roman"/>
+          <w:lang w:val="en-PK"/>
+        </w:rPr>
+        <w:t>HTTPClient.h</w:t>
+      </w:r>
+      <w:proofErr w:type="spellEnd"/>
+      <w:r>
+        <w:rPr>
+          <w:rFonts w:ascii="Times New Roman" w:hAnsi="Times New Roman" w:cs="Times New Roman"/>
+          <w:lang w:val="en-PK"/>
+        </w:rPr>
+        <w:t>&gt;</w:t>
       </w:r>
     </w:p>
     <w:p>
@@ -5471,7 +5849,23 @@
           <w:rFonts w:ascii="Times New Roman" w:hAnsi="Times New Roman" w:cs="Times New Roman"/>
           <w:lang w:val="en-PK"/>
         </w:rPr>
-        <w:t>#include &lt;Wire.h&gt;</w:t>
+        <w:t>#include &lt;</w:t>
+      </w:r>
+      <w:proofErr w:type="spellStart"/>
+      <w:r>
+        <w:rPr>
+          <w:rFonts w:ascii="Times New Roman" w:hAnsi="Times New Roman" w:cs="Times New Roman"/>
+          <w:lang w:val="en-PK"/>
+        </w:rPr>
+        <w:t>Wire.h</w:t>
+      </w:r>
+      <w:proofErr w:type="spellEnd"/>
+      <w:r>
+        <w:rPr>
+          <w:rFonts w:ascii="Times New Roman" w:hAnsi="Times New Roman" w:cs="Times New Roman"/>
+          <w:lang w:val="en-PK"/>
+        </w:rPr>
+        <w:t>&gt;</w:t>
       </w:r>
     </w:p>
     <w:p>
@@ -5551,7 +5945,39 @@
           <w:rFonts w:ascii="Times New Roman" w:hAnsi="Times New Roman" w:cs="Times New Roman"/>
           <w:lang w:val="en-PK"/>
         </w:rPr>
-        <w:t>#include "tensorflow/lite/micro/micro_interpreter.h"</w:t>
+        <w:t>#include "</w:t>
+      </w:r>
+      <w:proofErr w:type="spellStart"/>
+      <w:r>
+        <w:rPr>
+          <w:rFonts w:ascii="Times New Roman" w:hAnsi="Times New Roman" w:cs="Times New Roman"/>
+          <w:lang w:val="en-PK"/>
+        </w:rPr>
+        <w:t>tensorflow</w:t>
+      </w:r>
+      <w:proofErr w:type="spellEnd"/>
+      <w:r>
+        <w:rPr>
+          <w:rFonts w:ascii="Times New Roman" w:hAnsi="Times New Roman" w:cs="Times New Roman"/>
+          <w:lang w:val="en-PK"/>
+        </w:rPr>
+        <w:t>/lite/micro/</w:t>
+      </w:r>
+      <w:proofErr w:type="spellStart"/>
+      <w:r>
+        <w:rPr>
+          <w:rFonts w:ascii="Times New Roman" w:hAnsi="Times New Roman" w:cs="Times New Roman"/>
+          <w:lang w:val="en-PK"/>
+        </w:rPr>
+        <w:t>micro_interpreter.h</w:t>
+      </w:r>
+      <w:proofErr w:type="spellEnd"/>
+      <w:r>
+        <w:rPr>
+          <w:rFonts w:ascii="Times New Roman" w:hAnsi="Times New Roman" w:cs="Times New Roman"/>
+          <w:lang w:val="en-PK"/>
+        </w:rPr>
+        <w:t>"</w:t>
       </w:r>
     </w:p>
     <w:p>
@@ -5567,7 +5993,39 @@
           <w:rFonts w:ascii="Times New Roman" w:hAnsi="Times New Roman" w:cs="Times New Roman"/>
           <w:lang w:val="en-PK"/>
         </w:rPr>
-        <w:t>#include "tensorflow/lite/micro/micro_mutable_op_resolver.h"</w:t>
+        <w:t>#include "</w:t>
+      </w:r>
+      <w:proofErr w:type="spellStart"/>
+      <w:r>
+        <w:rPr>
+          <w:rFonts w:ascii="Times New Roman" w:hAnsi="Times New Roman" w:cs="Times New Roman"/>
+          <w:lang w:val="en-PK"/>
+        </w:rPr>
+        <w:t>tensorflow</w:t>
+      </w:r>
+      <w:proofErr w:type="spellEnd"/>
+      <w:r>
+        <w:rPr>
+          <w:rFonts w:ascii="Times New Roman" w:hAnsi="Times New Roman" w:cs="Times New Roman"/>
+          <w:lang w:val="en-PK"/>
+        </w:rPr>
+        <w:t>/lite/micro/</w:t>
+      </w:r>
+      <w:proofErr w:type="spellStart"/>
+      <w:r>
+        <w:rPr>
+          <w:rFonts w:ascii="Times New Roman" w:hAnsi="Times New Roman" w:cs="Times New Roman"/>
+          <w:lang w:val="en-PK"/>
+        </w:rPr>
+        <w:t>micro_mutable_op_resolver.h</w:t>
+      </w:r>
+      <w:proofErr w:type="spellEnd"/>
+      <w:r>
+        <w:rPr>
+          <w:rFonts w:ascii="Times New Roman" w:hAnsi="Times New Roman" w:cs="Times New Roman"/>
+          <w:lang w:val="en-PK"/>
+        </w:rPr>
+        <w:t>"</w:t>
       </w:r>
     </w:p>
     <w:p>
@@ -5583,7 +6041,39 @@
           <w:rFonts w:ascii="Times New Roman" w:hAnsi="Times New Roman" w:cs="Times New Roman"/>
           <w:lang w:val="en-PK"/>
         </w:rPr>
-        <w:t>#include "tensorflow/lite/schema/schema_generated.h"</w:t>
+        <w:t>#include "</w:t>
+      </w:r>
+      <w:proofErr w:type="spellStart"/>
+      <w:r>
+        <w:rPr>
+          <w:rFonts w:ascii="Times New Roman" w:hAnsi="Times New Roman" w:cs="Times New Roman"/>
+          <w:lang w:val="en-PK"/>
+        </w:rPr>
+        <w:t>tensorflow</w:t>
+      </w:r>
+      <w:proofErr w:type="spellEnd"/>
+      <w:r>
+        <w:rPr>
+          <w:rFonts w:ascii="Times New Roman" w:hAnsi="Times New Roman" w:cs="Times New Roman"/>
+          <w:lang w:val="en-PK"/>
+        </w:rPr>
+        <w:t>/lite/schema/</w:t>
+      </w:r>
+      <w:proofErr w:type="spellStart"/>
+      <w:r>
+        <w:rPr>
+          <w:rFonts w:ascii="Times New Roman" w:hAnsi="Times New Roman" w:cs="Times New Roman"/>
+          <w:lang w:val="en-PK"/>
+        </w:rPr>
+        <w:t>schema_generated.h</w:t>
+      </w:r>
+      <w:proofErr w:type="spellEnd"/>
+      <w:r>
+        <w:rPr>
+          <w:rFonts w:ascii="Times New Roman" w:hAnsi="Times New Roman" w:cs="Times New Roman"/>
+          <w:lang w:val="en-PK"/>
+        </w:rPr>
+        <w:t>"</w:t>
       </w:r>
     </w:p>
     <w:p>
@@ -5599,7 +6089,23 @@
           <w:rFonts w:ascii="Times New Roman" w:hAnsi="Times New Roman" w:cs="Times New Roman"/>
           <w:lang w:val="en-PK"/>
         </w:rPr>
-        <w:t>#include "model_data.h"</w:t>
+        <w:t>#include "</w:t>
+      </w:r>
+      <w:proofErr w:type="spellStart"/>
+      <w:r>
+        <w:rPr>
+          <w:rFonts w:ascii="Times New Roman" w:hAnsi="Times New Roman" w:cs="Times New Roman"/>
+          <w:lang w:val="en-PK"/>
+        </w:rPr>
+        <w:t>model_data.h</w:t>
+      </w:r>
+      <w:proofErr w:type="spellEnd"/>
+      <w:r>
+        <w:rPr>
+          <w:rFonts w:ascii="Times New Roman" w:hAnsi="Times New Roman" w:cs="Times New Roman"/>
+          <w:lang w:val="en-PK"/>
+        </w:rPr>
+        <w:t>"</w:t>
       </w:r>
     </w:p>
     <w:p>
@@ -5615,7 +6121,23 @@
           <w:rFonts w:ascii="Times New Roman" w:hAnsi="Times New Roman" w:cs="Times New Roman"/>
           <w:lang w:val="en-PK"/>
         </w:rPr>
-        <w:t>#include &lt;time.h&gt;</w:t>
+        <w:t>#include &lt;</w:t>
+      </w:r>
+      <w:proofErr w:type="spellStart"/>
+      <w:r>
+        <w:rPr>
+          <w:rFonts w:ascii="Times New Roman" w:hAnsi="Times New Roman" w:cs="Times New Roman"/>
+          <w:lang w:val="en-PK"/>
+        </w:rPr>
+        <w:t>time.h</w:t>
+      </w:r>
+      <w:proofErr w:type="spellEnd"/>
+      <w:r>
+        <w:rPr>
+          <w:rFonts w:ascii="Times New Roman" w:hAnsi="Times New Roman" w:cs="Times New Roman"/>
+          <w:lang w:val="en-PK"/>
+        </w:rPr>
+        <w:t>&gt;</w:t>
       </w:r>
     </w:p>
     <w:p>
@@ -5640,7 +6162,23 @@
           <w:rFonts w:ascii="Times New Roman" w:hAnsi="Times New Roman" w:cs="Times New Roman"/>
           <w:lang w:val="en-PK"/>
         </w:rPr>
-        <w:t>// WiFi credentials</w:t>
+        <w:t xml:space="preserve">// </w:t>
+      </w:r>
+      <w:proofErr w:type="spellStart"/>
+      <w:r>
+        <w:rPr>
+          <w:rFonts w:ascii="Times New Roman" w:hAnsi="Times New Roman" w:cs="Times New Roman"/>
+          <w:lang w:val="en-PK"/>
+        </w:rPr>
+        <w:t>WiFi</w:t>
+      </w:r>
+      <w:proofErr w:type="spellEnd"/>
+      <w:r>
+        <w:rPr>
+          <w:rFonts w:ascii="Times New Roman" w:hAnsi="Times New Roman" w:cs="Times New Roman"/>
+          <w:lang w:val="en-PK"/>
+        </w:rPr>
+        <w:t xml:space="preserve"> credentials</w:t>
       </w:r>
     </w:p>
     <w:p>
@@ -5656,8 +6194,33 @@
           <w:rFonts w:ascii="Times New Roman" w:hAnsi="Times New Roman" w:cs="Times New Roman"/>
           <w:lang w:val="en-PK"/>
         </w:rPr>
-        <w:t>const char* ssid = "NTU FSD";</w:t>
-      </w:r>
+        <w:t xml:space="preserve">const char* </w:t>
+      </w:r>
+      <w:proofErr w:type="spellStart"/>
+      <w:r>
+        <w:rPr>
+          <w:rFonts w:ascii="Times New Roman" w:hAnsi="Times New Roman" w:cs="Times New Roman"/>
+          <w:lang w:val="en-PK"/>
+        </w:rPr>
+        <w:t>ssid</w:t>
+      </w:r>
+      <w:proofErr w:type="spellEnd"/>
+      <w:r>
+        <w:rPr>
+          <w:rFonts w:ascii="Times New Roman" w:hAnsi="Times New Roman" w:cs="Times New Roman"/>
+          <w:lang w:val="en-PK"/>
+        </w:rPr>
+        <w:t xml:space="preserve"> = "NTU FSD</w:t>
+      </w:r>
+      <w:proofErr w:type="gramStart"/>
+      <w:r>
+        <w:rPr>
+          <w:rFonts w:ascii="Times New Roman" w:hAnsi="Times New Roman" w:cs="Times New Roman"/>
+          <w:lang w:val="en-PK"/>
+        </w:rPr>
+        <w:t>";</w:t>
+      </w:r>
+      <w:proofErr w:type="gramEnd"/>
     </w:p>
     <w:p>
       <w:pPr>
@@ -5672,8 +6235,17 @@
           <w:rFonts w:ascii="Times New Roman" w:hAnsi="Times New Roman" w:cs="Times New Roman"/>
           <w:lang w:val="en-PK"/>
         </w:rPr>
-        <w:t>const char* password = "";</w:t>
-      </w:r>
+        <w:t>const char* password = "</w:t>
+      </w:r>
+      <w:proofErr w:type="gramStart"/>
+      <w:r>
+        <w:rPr>
+          <w:rFonts w:ascii="Times New Roman" w:hAnsi="Times New Roman" w:cs="Times New Roman"/>
+          <w:lang w:val="en-PK"/>
+        </w:rPr>
+        <w:t>";</w:t>
+      </w:r>
+      <w:proofErr w:type="gramEnd"/>
     </w:p>
     <w:p>
       <w:pPr>
@@ -5688,8 +6260,17 @@
           <w:rFonts w:ascii="Times New Roman" w:hAnsi="Times New Roman" w:cs="Times New Roman"/>
           <w:lang w:val="en-PK"/>
         </w:rPr>
-        <w:t>const String USER_UID = "NN4WDAbitlXXPefpPi8BFmL0etV2";</w:t>
-      </w:r>
+        <w:t>const String USER_UID = "NN4WDAbitlXXPefpPi8BFmL0etV2</w:t>
+      </w:r>
+      <w:proofErr w:type="gramStart"/>
+      <w:r>
+        <w:rPr>
+          <w:rFonts w:ascii="Times New Roman" w:hAnsi="Times New Roman" w:cs="Times New Roman"/>
+          <w:lang w:val="en-PK"/>
+        </w:rPr>
+        <w:t>";</w:t>
+      </w:r>
+      <w:proofErr w:type="gramEnd"/>
     </w:p>
     <w:p>
       <w:pPr>
@@ -5729,8 +6310,17 @@
           <w:rFonts w:ascii="Times New Roman" w:hAnsi="Times New Roman" w:cs="Times New Roman"/>
           <w:lang w:val="en-PK"/>
         </w:rPr>
-        <w:t>const String FIREBASE_HOST = "senseai-db-a95b9-default-rtdb.firebaseio.com";</w:t>
-      </w:r>
+        <w:t>const String FIREBASE_HOST = "senseai-db-a95b9-default-rtdb.firebaseio.com</w:t>
+      </w:r>
+      <w:proofErr w:type="gramStart"/>
+      <w:r>
+        <w:rPr>
+          <w:rFonts w:ascii="Times New Roman" w:hAnsi="Times New Roman" w:cs="Times New Roman"/>
+          <w:lang w:val="en-PK"/>
+        </w:rPr>
+        <w:t>";</w:t>
+      </w:r>
+      <w:proofErr w:type="gramEnd"/>
     </w:p>
     <w:p>
       <w:pPr>
@@ -5745,8 +6335,17 @@
           <w:rFonts w:ascii="Times New Roman" w:hAnsi="Times New Roman" w:cs="Times New Roman"/>
           <w:lang w:val="en-PK"/>
         </w:rPr>
-        <w:t>const String FIREBASE_AUTH = "bpS289o5XH3TEcst0m4wIlaEbt4F95f6gRwxWIVI";</w:t>
-      </w:r>
+        <w:t>const String FIREBASE_AUTH = "bpS289o5XH3TEcst0m4wIlaEbt4F95f6gRwxWIVI</w:t>
+      </w:r>
+      <w:proofErr w:type="gramStart"/>
+      <w:r>
+        <w:rPr>
+          <w:rFonts w:ascii="Times New Roman" w:hAnsi="Times New Roman" w:cs="Times New Roman"/>
+          <w:lang w:val="en-PK"/>
+        </w:rPr>
+        <w:t>";</w:t>
+      </w:r>
+      <w:proofErr w:type="gramEnd"/>
     </w:p>
     <w:p>
       <w:pPr>
@@ -5761,8 +6360,26 @@
           <w:rFonts w:ascii="Times New Roman" w:hAnsi="Times New Roman" w:cs="Times New Roman"/>
           <w:lang w:val="en-PK"/>
         </w:rPr>
-        <w:t>const String FIREBASE_PATH = "/users/" + USER_UID + "/rawSensorData.json";</w:t>
-      </w:r>
+        <w:t>const String FIREBASE_PATH = "/users/" + USER_UID + "/</w:t>
+      </w:r>
+      <w:proofErr w:type="spellStart"/>
+      <w:r>
+        <w:rPr>
+          <w:rFonts w:ascii="Times New Roman" w:hAnsi="Times New Roman" w:cs="Times New Roman"/>
+          <w:lang w:val="en-PK"/>
+        </w:rPr>
+        <w:t>rawSensorData.json</w:t>
+      </w:r>
+      <w:proofErr w:type="spellEnd"/>
+      <w:proofErr w:type="gramStart"/>
+      <w:r>
+        <w:rPr>
+          <w:rFonts w:ascii="Times New Roman" w:hAnsi="Times New Roman" w:cs="Times New Roman"/>
+          <w:lang w:val="en-PK"/>
+        </w:rPr>
+        <w:t>";</w:t>
+      </w:r>
+      <w:proofErr w:type="gramEnd"/>
     </w:p>
     <w:p>
       <w:pPr>
@@ -5859,8 +6476,26 @@
           <w:rFonts w:ascii="Times New Roman" w:hAnsi="Times New Roman" w:cs="Times New Roman"/>
           <w:lang w:val="en-PK"/>
         </w:rPr>
-        <w:t>MAX30105 pulseSensor;</w:t>
-      </w:r>
+        <w:t xml:space="preserve">MAX30105 </w:t>
+      </w:r>
+      <w:proofErr w:type="spellStart"/>
+      <w:proofErr w:type="gramStart"/>
+      <w:r>
+        <w:rPr>
+          <w:rFonts w:ascii="Times New Roman" w:hAnsi="Times New Roman" w:cs="Times New Roman"/>
+          <w:lang w:val="en-PK"/>
+        </w:rPr>
+        <w:t>pulseSensor</w:t>
+      </w:r>
+      <w:proofErr w:type="spellEnd"/>
+      <w:r>
+        <w:rPr>
+          <w:rFonts w:ascii="Times New Roman" w:hAnsi="Times New Roman" w:cs="Times New Roman"/>
+          <w:lang w:val="en-PK"/>
+        </w:rPr>
+        <w:t>;</w:t>
+      </w:r>
+      <w:proofErr w:type="gramEnd"/>
     </w:p>
     <w:p>
       <w:pPr>
@@ -5875,8 +6510,33 @@
           <w:rFonts w:ascii="Times New Roman" w:hAnsi="Times New Roman" w:cs="Times New Roman"/>
           <w:lang w:val="en-PK"/>
         </w:rPr>
-        <w:t>Adafruit_ADXL345_Unified accel(12345);</w:t>
-      </w:r>
+        <w:t xml:space="preserve">Adafruit_ADXL345_Unified </w:t>
+      </w:r>
+      <w:proofErr w:type="gramStart"/>
+      <w:r>
+        <w:rPr>
+          <w:rFonts w:ascii="Times New Roman" w:hAnsi="Times New Roman" w:cs="Times New Roman"/>
+          <w:lang w:val="en-PK"/>
+        </w:rPr>
+        <w:t>accel(</w:t>
+      </w:r>
+      <w:proofErr w:type="gramEnd"/>
+      <w:r>
+        <w:rPr>
+          <w:rFonts w:ascii="Times New Roman" w:hAnsi="Times New Roman" w:cs="Times New Roman"/>
+          <w:lang w:val="en-PK"/>
+        </w:rPr>
+        <w:t>12345</w:t>
+      </w:r>
+      <w:proofErr w:type="gramStart"/>
+      <w:r>
+        <w:rPr>
+          <w:rFonts w:ascii="Times New Roman" w:hAnsi="Times New Roman" w:cs="Times New Roman"/>
+          <w:lang w:val="en-PK"/>
+        </w:rPr>
+        <w:t>);</w:t>
+      </w:r>
+      <w:proofErr w:type="gramEnd"/>
     </w:p>
     <w:p>
       <w:pPr>
@@ -5891,8 +6551,26 @@
           <w:rFonts w:ascii="Times New Roman" w:hAnsi="Times New Roman" w:cs="Times New Roman"/>
           <w:lang w:val="en-PK"/>
         </w:rPr>
-        <w:t>ClosedCube_MAX30205 tempSensor;</w:t>
-      </w:r>
+        <w:t xml:space="preserve">ClosedCube_MAX30205 </w:t>
+      </w:r>
+      <w:proofErr w:type="spellStart"/>
+      <w:proofErr w:type="gramStart"/>
+      <w:r>
+        <w:rPr>
+          <w:rFonts w:ascii="Times New Roman" w:hAnsi="Times New Roman" w:cs="Times New Roman"/>
+          <w:lang w:val="en-PK"/>
+        </w:rPr>
+        <w:t>tempSensor</w:t>
+      </w:r>
+      <w:proofErr w:type="spellEnd"/>
+      <w:r>
+        <w:rPr>
+          <w:rFonts w:ascii="Times New Roman" w:hAnsi="Times New Roman" w:cs="Times New Roman"/>
+          <w:lang w:val="en-PK"/>
+        </w:rPr>
+        <w:t>;</w:t>
+      </w:r>
+      <w:proofErr w:type="gramEnd"/>
     </w:p>
     <w:p>
       <w:pPr>
@@ -5916,8 +6594,67 @@
           <w:rFonts w:ascii="Times New Roman" w:hAnsi="Times New Roman" w:cs="Times New Roman"/>
           <w:lang w:val="en-PK"/>
         </w:rPr>
-        <w:t>uint32_t irBuf[BUFFER_SIZE], redBuf[BUFFER_SIZE];</w:t>
-      </w:r>
+        <w:t xml:space="preserve">uint32_t </w:t>
+      </w:r>
+      <w:proofErr w:type="spellStart"/>
+      <w:proofErr w:type="gramStart"/>
+      <w:r>
+        <w:rPr>
+          <w:rFonts w:ascii="Times New Roman" w:hAnsi="Times New Roman" w:cs="Times New Roman"/>
+          <w:lang w:val="en-PK"/>
+        </w:rPr>
+        <w:t>irBuf</w:t>
+      </w:r>
+      <w:proofErr w:type="spellEnd"/>
+      <w:r>
+        <w:rPr>
+          <w:rFonts w:ascii="Times New Roman" w:hAnsi="Times New Roman" w:cs="Times New Roman"/>
+          <w:lang w:val="en-PK"/>
+        </w:rPr>
+        <w:t>[</w:t>
+      </w:r>
+      <w:proofErr w:type="gramEnd"/>
+      <w:r>
+        <w:rPr>
+          <w:rFonts w:ascii="Times New Roman" w:hAnsi="Times New Roman" w:cs="Times New Roman"/>
+          <w:lang w:val="en-PK"/>
+        </w:rPr>
+        <w:t xml:space="preserve">BUFFER_SIZE], </w:t>
+      </w:r>
+      <w:proofErr w:type="spellStart"/>
+      <w:proofErr w:type="gramStart"/>
+      <w:r>
+        <w:rPr>
+          <w:rFonts w:ascii="Times New Roman" w:hAnsi="Times New Roman" w:cs="Times New Roman"/>
+          <w:lang w:val="en-PK"/>
+        </w:rPr>
+        <w:t>redBuf</w:t>
+      </w:r>
+      <w:proofErr w:type="spellEnd"/>
+      <w:r>
+        <w:rPr>
+          <w:rFonts w:ascii="Times New Roman" w:hAnsi="Times New Roman" w:cs="Times New Roman"/>
+          <w:lang w:val="en-PK"/>
+        </w:rPr>
+        <w:t>[</w:t>
+      </w:r>
+      <w:proofErr w:type="gramEnd"/>
+      <w:r>
+        <w:rPr>
+          <w:rFonts w:ascii="Times New Roman" w:hAnsi="Times New Roman" w:cs="Times New Roman"/>
+          <w:lang w:val="en-PK"/>
+        </w:rPr>
+        <w:t>BUFFER_SIZE</w:t>
+      </w:r>
+      <w:proofErr w:type="gramStart"/>
+      <w:r>
+        <w:rPr>
+          <w:rFonts w:ascii="Times New Roman" w:hAnsi="Times New Roman" w:cs="Times New Roman"/>
+          <w:lang w:val="en-PK"/>
+        </w:rPr>
+        <w:t>];</w:t>
+      </w:r>
+      <w:proofErr w:type="gramEnd"/>
     </w:p>
     <w:p>
       <w:pPr>
@@ -5952,13 +6689,47 @@
           <w:lang w:val="en-PK"/>
         </w:rPr>
       </w:pPr>
-      <w:r>
-        <w:rPr>
-          <w:rFonts w:ascii="Times New Roman" w:hAnsi="Times New Roman" w:cs="Times New Roman"/>
-          <w:lang w:val="en-PK"/>
-        </w:rPr>
-        <w:t>constexpr int kTensorArenaSize = 10 * 1024;</w:t>
-      </w:r>
+      <w:proofErr w:type="spellStart"/>
+      <w:r>
+        <w:rPr>
+          <w:rFonts w:ascii="Times New Roman" w:hAnsi="Times New Roman" w:cs="Times New Roman"/>
+          <w:lang w:val="en-PK"/>
+        </w:rPr>
+        <w:t>constexpr</w:t>
+      </w:r>
+      <w:proofErr w:type="spellEnd"/>
+      <w:r>
+        <w:rPr>
+          <w:rFonts w:ascii="Times New Roman" w:hAnsi="Times New Roman" w:cs="Times New Roman"/>
+          <w:lang w:val="en-PK"/>
+        </w:rPr>
+        <w:t xml:space="preserve"> int </w:t>
+      </w:r>
+      <w:proofErr w:type="spellStart"/>
+      <w:r>
+        <w:rPr>
+          <w:rFonts w:ascii="Times New Roman" w:hAnsi="Times New Roman" w:cs="Times New Roman"/>
+          <w:lang w:val="en-PK"/>
+        </w:rPr>
+        <w:t>kTensorArenaSize</w:t>
+      </w:r>
+      <w:proofErr w:type="spellEnd"/>
+      <w:r>
+        <w:rPr>
+          <w:rFonts w:ascii="Times New Roman" w:hAnsi="Times New Roman" w:cs="Times New Roman"/>
+          <w:lang w:val="en-PK"/>
+        </w:rPr>
+        <w:t xml:space="preserve"> = 10 * </w:t>
+      </w:r>
+      <w:proofErr w:type="gramStart"/>
+      <w:r>
+        <w:rPr>
+          <w:rFonts w:ascii="Times New Roman" w:hAnsi="Times New Roman" w:cs="Times New Roman"/>
+          <w:lang w:val="en-PK"/>
+        </w:rPr>
+        <w:t>1024;</w:t>
+      </w:r>
+      <w:proofErr w:type="gramEnd"/>
     </w:p>
     <w:p>
       <w:pPr>
@@ -5973,8 +6744,42 @@
           <w:rFonts w:ascii="Times New Roman" w:hAnsi="Times New Roman" w:cs="Times New Roman"/>
           <w:lang w:val="en-PK"/>
         </w:rPr>
-        <w:t>uint8_t tensor_arena[kTensorArenaSize];</w:t>
-      </w:r>
+        <w:t xml:space="preserve">uint8_t </w:t>
+      </w:r>
+      <w:proofErr w:type="spellStart"/>
+      <w:r>
+        <w:rPr>
+          <w:rFonts w:ascii="Times New Roman" w:hAnsi="Times New Roman" w:cs="Times New Roman"/>
+          <w:lang w:val="en-PK"/>
+        </w:rPr>
+        <w:t>tensor_arena</w:t>
+      </w:r>
+      <w:proofErr w:type="spellEnd"/>
+      <w:r>
+        <w:rPr>
+          <w:rFonts w:ascii="Times New Roman" w:hAnsi="Times New Roman" w:cs="Times New Roman"/>
+          <w:lang w:val="en-PK"/>
+        </w:rPr>
+        <w:t>[</w:t>
+      </w:r>
+      <w:proofErr w:type="spellStart"/>
+      <w:r>
+        <w:rPr>
+          <w:rFonts w:ascii="Times New Roman" w:hAnsi="Times New Roman" w:cs="Times New Roman"/>
+          <w:lang w:val="en-PK"/>
+        </w:rPr>
+        <w:t>kTensorArenaSize</w:t>
+      </w:r>
+      <w:proofErr w:type="spellEnd"/>
+      <w:proofErr w:type="gramStart"/>
+      <w:r>
+        <w:rPr>
+          <w:rFonts w:ascii="Times New Roman" w:hAnsi="Times New Roman" w:cs="Times New Roman"/>
+          <w:lang w:val="en-PK"/>
+        </w:rPr>
+        <w:t>];</w:t>
+      </w:r>
+      <w:proofErr w:type="gramEnd"/>
     </w:p>
     <w:p>
       <w:pPr>
@@ -5998,8 +6803,51 @@
           <w:rFonts w:ascii="Times New Roman" w:hAnsi="Times New Roman" w:cs="Times New Roman"/>
           <w:lang w:val="en-PK"/>
         </w:rPr>
-        <w:t>const tflite::Model* model = nullptr;</w:t>
-      </w:r>
+        <w:t xml:space="preserve">const </w:t>
+      </w:r>
+      <w:proofErr w:type="spellStart"/>
+      <w:proofErr w:type="gramStart"/>
+      <w:r>
+        <w:rPr>
+          <w:rFonts w:ascii="Times New Roman" w:hAnsi="Times New Roman" w:cs="Times New Roman"/>
+          <w:lang w:val="en-PK"/>
+        </w:rPr>
+        <w:t>tflite</w:t>
+      </w:r>
+      <w:proofErr w:type="spellEnd"/>
+      <w:r>
+        <w:rPr>
+          <w:rFonts w:ascii="Times New Roman" w:hAnsi="Times New Roman" w:cs="Times New Roman"/>
+          <w:lang w:val="en-PK"/>
+        </w:rPr>
+        <w:t>::</w:t>
+      </w:r>
+      <w:proofErr w:type="gramEnd"/>
+      <w:r>
+        <w:rPr>
+          <w:rFonts w:ascii="Times New Roman" w:hAnsi="Times New Roman" w:cs="Times New Roman"/>
+          <w:lang w:val="en-PK"/>
+        </w:rPr>
+        <w:t xml:space="preserve">Model* model = </w:t>
+      </w:r>
+      <w:proofErr w:type="spellStart"/>
+      <w:proofErr w:type="gramStart"/>
+      <w:r>
+        <w:rPr>
+          <w:rFonts w:ascii="Times New Roman" w:hAnsi="Times New Roman" w:cs="Times New Roman"/>
+          <w:lang w:val="en-PK"/>
+        </w:rPr>
+        <w:t>nullptr</w:t>
+      </w:r>
+      <w:proofErr w:type="spellEnd"/>
+      <w:r>
+        <w:rPr>
+          <w:rFonts w:ascii="Times New Roman" w:hAnsi="Times New Roman" w:cs="Times New Roman"/>
+          <w:lang w:val="en-PK"/>
+        </w:rPr>
+        <w:t>;</w:t>
+      </w:r>
+      <w:proofErr w:type="gramEnd"/>
     </w:p>
     <w:p>
       <w:pPr>
@@ -6009,13 +6857,58 @@
           <w:lang w:val="en-PK"/>
         </w:rPr>
       </w:pPr>
-      <w:r>
-        <w:rPr>
-          <w:rFonts w:ascii="Times New Roman" w:hAnsi="Times New Roman" w:cs="Times New Roman"/>
-          <w:lang w:val="en-PK"/>
-        </w:rPr>
-        <w:t>tflite::MicroInterpreter* interpreter = nullptr;</w:t>
-      </w:r>
+      <w:proofErr w:type="spellStart"/>
+      <w:proofErr w:type="gramStart"/>
+      <w:r>
+        <w:rPr>
+          <w:rFonts w:ascii="Times New Roman" w:hAnsi="Times New Roman" w:cs="Times New Roman"/>
+          <w:lang w:val="en-PK"/>
+        </w:rPr>
+        <w:t>tflite</w:t>
+      </w:r>
+      <w:proofErr w:type="spellEnd"/>
+      <w:r>
+        <w:rPr>
+          <w:rFonts w:ascii="Times New Roman" w:hAnsi="Times New Roman" w:cs="Times New Roman"/>
+          <w:lang w:val="en-PK"/>
+        </w:rPr>
+        <w:t>::</w:t>
+      </w:r>
+      <w:proofErr w:type="spellStart"/>
+      <w:proofErr w:type="gramEnd"/>
+      <w:r>
+        <w:rPr>
+          <w:rFonts w:ascii="Times New Roman" w:hAnsi="Times New Roman" w:cs="Times New Roman"/>
+          <w:lang w:val="en-PK"/>
+        </w:rPr>
+        <w:t>MicroInterpreter</w:t>
+      </w:r>
+      <w:proofErr w:type="spellEnd"/>
+      <w:r>
+        <w:rPr>
+          <w:rFonts w:ascii="Times New Roman" w:hAnsi="Times New Roman" w:cs="Times New Roman"/>
+          <w:lang w:val="en-PK"/>
+        </w:rPr>
+        <w:t xml:space="preserve">* interpreter = </w:t>
+      </w:r>
+      <w:proofErr w:type="spellStart"/>
+      <w:proofErr w:type="gramStart"/>
+      <w:r>
+        <w:rPr>
+          <w:rFonts w:ascii="Times New Roman" w:hAnsi="Times New Roman" w:cs="Times New Roman"/>
+          <w:lang w:val="en-PK"/>
+        </w:rPr>
+        <w:t>nullptr</w:t>
+      </w:r>
+      <w:proofErr w:type="spellEnd"/>
+      <w:r>
+        <w:rPr>
+          <w:rFonts w:ascii="Times New Roman" w:hAnsi="Times New Roman" w:cs="Times New Roman"/>
+          <w:lang w:val="en-PK"/>
+        </w:rPr>
+        <w:t>;</w:t>
+      </w:r>
+      <w:proofErr w:type="gramEnd"/>
     </w:p>
     <w:p>
       <w:pPr>
@@ -6025,13 +6918,49 @@
           <w:lang w:val="en-PK"/>
         </w:rPr>
       </w:pPr>
-      <w:r>
-        <w:rPr>
-          <w:rFonts w:ascii="Times New Roman" w:hAnsi="Times New Roman" w:cs="Times New Roman"/>
-          <w:lang w:val="en-PK"/>
-        </w:rPr>
-        <w:t>tflite::MicroMutableOpResolver&lt;3&gt; resolver;</w:t>
-      </w:r>
+      <w:proofErr w:type="spellStart"/>
+      <w:proofErr w:type="gramStart"/>
+      <w:r>
+        <w:rPr>
+          <w:rFonts w:ascii="Times New Roman" w:hAnsi="Times New Roman" w:cs="Times New Roman"/>
+          <w:lang w:val="en-PK"/>
+        </w:rPr>
+        <w:t>tflite</w:t>
+      </w:r>
+      <w:proofErr w:type="spellEnd"/>
+      <w:r>
+        <w:rPr>
+          <w:rFonts w:ascii="Times New Roman" w:hAnsi="Times New Roman" w:cs="Times New Roman"/>
+          <w:lang w:val="en-PK"/>
+        </w:rPr>
+        <w:t>::</w:t>
+      </w:r>
+      <w:proofErr w:type="spellStart"/>
+      <w:proofErr w:type="gramEnd"/>
+      <w:r>
+        <w:rPr>
+          <w:rFonts w:ascii="Times New Roman" w:hAnsi="Times New Roman" w:cs="Times New Roman"/>
+          <w:lang w:val="en-PK"/>
+        </w:rPr>
+        <w:t>MicroMutableOpResolver</w:t>
+      </w:r>
+      <w:proofErr w:type="spellEnd"/>
+      <w:r>
+        <w:rPr>
+          <w:rFonts w:ascii="Times New Roman" w:hAnsi="Times New Roman" w:cs="Times New Roman"/>
+          <w:lang w:val="en-PK"/>
+        </w:rPr>
+        <w:t xml:space="preserve">&lt;3&gt; </w:t>
+      </w:r>
+      <w:proofErr w:type="gramStart"/>
+      <w:r>
+        <w:rPr>
+          <w:rFonts w:ascii="Times New Roman" w:hAnsi="Times New Roman" w:cs="Times New Roman"/>
+          <w:lang w:val="en-PK"/>
+        </w:rPr>
+        <w:t>resolver;</w:t>
+      </w:r>
+      <w:proofErr w:type="gramEnd"/>
     </w:p>
     <w:p>
       <w:pPr>
@@ -6041,13 +6970,40 @@
           <w:lang w:val="en-PK"/>
         </w:rPr>
       </w:pPr>
-      <w:r>
-        <w:rPr>
-          <w:rFonts w:ascii="Times New Roman" w:hAnsi="Times New Roman" w:cs="Times New Roman"/>
-          <w:lang w:val="en-PK"/>
-        </w:rPr>
-        <w:t>TfLiteTensor* input = nullptr;</w:t>
-      </w:r>
+      <w:proofErr w:type="spellStart"/>
+      <w:r>
+        <w:rPr>
+          <w:rFonts w:ascii="Times New Roman" w:hAnsi="Times New Roman" w:cs="Times New Roman"/>
+          <w:lang w:val="en-PK"/>
+        </w:rPr>
+        <w:t>TfLiteTensor</w:t>
+      </w:r>
+      <w:proofErr w:type="spellEnd"/>
+      <w:r>
+        <w:rPr>
+          <w:rFonts w:ascii="Times New Roman" w:hAnsi="Times New Roman" w:cs="Times New Roman"/>
+          <w:lang w:val="en-PK"/>
+        </w:rPr>
+        <w:t xml:space="preserve">* input = </w:t>
+      </w:r>
+      <w:proofErr w:type="spellStart"/>
+      <w:proofErr w:type="gramStart"/>
+      <w:r>
+        <w:rPr>
+          <w:rFonts w:ascii="Times New Roman" w:hAnsi="Times New Roman" w:cs="Times New Roman"/>
+          <w:lang w:val="en-PK"/>
+        </w:rPr>
+        <w:t>nullptr</w:t>
+      </w:r>
+      <w:proofErr w:type="spellEnd"/>
+      <w:r>
+        <w:rPr>
+          <w:rFonts w:ascii="Times New Roman" w:hAnsi="Times New Roman" w:cs="Times New Roman"/>
+          <w:lang w:val="en-PK"/>
+        </w:rPr>
+        <w:t>;</w:t>
+      </w:r>
+      <w:proofErr w:type="gramEnd"/>
     </w:p>
     <w:p>
       <w:pPr>
@@ -6057,13 +7013,40 @@
           <w:lang w:val="en-PK"/>
         </w:rPr>
       </w:pPr>
-      <w:r>
-        <w:rPr>
-          <w:rFonts w:ascii="Times New Roman" w:hAnsi="Times New Roman" w:cs="Times New Roman"/>
-          <w:lang w:val="en-PK"/>
-        </w:rPr>
-        <w:t>TfLiteTensor* output = nullptr;</w:t>
-      </w:r>
+      <w:proofErr w:type="spellStart"/>
+      <w:r>
+        <w:rPr>
+          <w:rFonts w:ascii="Times New Roman" w:hAnsi="Times New Roman" w:cs="Times New Roman"/>
+          <w:lang w:val="en-PK"/>
+        </w:rPr>
+        <w:t>TfLiteTensor</w:t>
+      </w:r>
+      <w:proofErr w:type="spellEnd"/>
+      <w:r>
+        <w:rPr>
+          <w:rFonts w:ascii="Times New Roman" w:hAnsi="Times New Roman" w:cs="Times New Roman"/>
+          <w:lang w:val="en-PK"/>
+        </w:rPr>
+        <w:t xml:space="preserve">* output = </w:t>
+      </w:r>
+      <w:proofErr w:type="spellStart"/>
+      <w:proofErr w:type="gramStart"/>
+      <w:r>
+        <w:rPr>
+          <w:rFonts w:ascii="Times New Roman" w:hAnsi="Times New Roman" w:cs="Times New Roman"/>
+          <w:lang w:val="en-PK"/>
+        </w:rPr>
+        <w:t>nullptr</w:t>
+      </w:r>
+      <w:proofErr w:type="spellEnd"/>
+      <w:r>
+        <w:rPr>
+          <w:rFonts w:ascii="Times New Roman" w:hAnsi="Times New Roman" w:cs="Times New Roman"/>
+          <w:lang w:val="en-PK"/>
+        </w:rPr>
+        <w:t>;</w:t>
+      </w:r>
+      <w:proofErr w:type="gramEnd"/>
     </w:p>
     <w:p>
       <w:pPr>
@@ -6104,8 +7087,17 @@
           <w:rFonts w:ascii="Times New Roman" w:hAnsi="Times New Roman" w:cs="Times New Roman"/>
           <w:lang w:val="en-PK"/>
         </w:rPr>
-        <w:t>const unsigned long SEND_INTERVAL = 10000;</w:t>
-      </w:r>
+        <w:t xml:space="preserve">const unsigned long SEND_INTERVAL = </w:t>
+      </w:r>
+      <w:proofErr w:type="gramStart"/>
+      <w:r>
+        <w:rPr>
+          <w:rFonts w:ascii="Times New Roman" w:hAnsi="Times New Roman" w:cs="Times New Roman"/>
+          <w:lang w:val="en-PK"/>
+        </w:rPr>
+        <w:t>10000;</w:t>
+      </w:r>
+      <w:proofErr w:type="gramEnd"/>
     </w:p>
     <w:p>
       <w:pPr>
@@ -6120,8 +7112,33 @@
           <w:rFonts w:ascii="Times New Roman" w:hAnsi="Times New Roman" w:cs="Times New Roman"/>
           <w:lang w:val="en-PK"/>
         </w:rPr>
-        <w:t>unsigned long lastSendTime = 0;</w:t>
-      </w:r>
+        <w:t xml:space="preserve">unsigned long </w:t>
+      </w:r>
+      <w:proofErr w:type="spellStart"/>
+      <w:r>
+        <w:rPr>
+          <w:rFonts w:ascii="Times New Roman" w:hAnsi="Times New Roman" w:cs="Times New Roman"/>
+          <w:lang w:val="en-PK"/>
+        </w:rPr>
+        <w:t>lastSendTime</w:t>
+      </w:r>
+      <w:proofErr w:type="spellEnd"/>
+      <w:r>
+        <w:rPr>
+          <w:rFonts w:ascii="Times New Roman" w:hAnsi="Times New Roman" w:cs="Times New Roman"/>
+          <w:lang w:val="en-PK"/>
+        </w:rPr>
+        <w:t xml:space="preserve"> = </w:t>
+      </w:r>
+      <w:proofErr w:type="gramStart"/>
+      <w:r>
+        <w:rPr>
+          <w:rFonts w:ascii="Times New Roman" w:hAnsi="Times New Roman" w:cs="Times New Roman"/>
+          <w:lang w:val="en-PK"/>
+        </w:rPr>
+        <w:t>0;</w:t>
+      </w:r>
+      <w:proofErr w:type="gramEnd"/>
     </w:p>
     <w:p>
       <w:pPr>
@@ -6161,8 +7178,17 @@
           <w:rFonts w:ascii="Times New Roman" w:hAnsi="Times New Roman" w:cs="Times New Roman"/>
           <w:lang w:val="en-PK"/>
         </w:rPr>
-        <w:t>float X_MIN = -17.0, X_MAX = 17.0;</w:t>
-      </w:r>
+        <w:t xml:space="preserve">float X_MIN = -17.0, X_MAX = </w:t>
+      </w:r>
+      <w:proofErr w:type="gramStart"/>
+      <w:r>
+        <w:rPr>
+          <w:rFonts w:ascii="Times New Roman" w:hAnsi="Times New Roman" w:cs="Times New Roman"/>
+          <w:lang w:val="en-PK"/>
+        </w:rPr>
+        <w:t>17.0;</w:t>
+      </w:r>
+      <w:proofErr w:type="gramEnd"/>
     </w:p>
     <w:p>
       <w:pPr>
@@ -6177,8 +7203,17 @@
           <w:rFonts w:ascii="Times New Roman" w:hAnsi="Times New Roman" w:cs="Times New Roman"/>
           <w:lang w:val="en-PK"/>
         </w:rPr>
-        <w:t>float Y_MIN = -17.0, Y_MAX = 17.0;</w:t>
-      </w:r>
+        <w:t xml:space="preserve">float Y_MIN = -17.0, Y_MAX = </w:t>
+      </w:r>
+      <w:proofErr w:type="gramStart"/>
+      <w:r>
+        <w:rPr>
+          <w:rFonts w:ascii="Times New Roman" w:hAnsi="Times New Roman" w:cs="Times New Roman"/>
+          <w:lang w:val="en-PK"/>
+        </w:rPr>
+        <w:t>17.0;</w:t>
+      </w:r>
+      <w:proofErr w:type="gramEnd"/>
     </w:p>
     <w:p>
       <w:pPr>
@@ -6218,7 +7253,23 @@
           <w:rFonts w:ascii="Times New Roman" w:hAnsi="Times New Roman" w:cs="Times New Roman"/>
           <w:lang w:val="en-PK"/>
         </w:rPr>
-        <w:t>void setup() {</w:t>
+        <w:t xml:space="preserve">void </w:t>
+      </w:r>
+      <w:proofErr w:type="gramStart"/>
+      <w:r>
+        <w:rPr>
+          <w:rFonts w:ascii="Times New Roman" w:hAnsi="Times New Roman" w:cs="Times New Roman"/>
+          <w:lang w:val="en-PK"/>
+        </w:rPr>
+        <w:t>setup(</w:t>
+      </w:r>
+      <w:proofErr w:type="gramEnd"/>
+      <w:r>
+        <w:rPr>
+          <w:rFonts w:ascii="Times New Roman" w:hAnsi="Times New Roman" w:cs="Times New Roman"/>
+          <w:lang w:val="en-PK"/>
+        </w:rPr>
+        <w:t>) {</w:t>
       </w:r>
     </w:p>
     <w:p>
@@ -6234,8 +7285,33 @@
           <w:rFonts w:ascii="Times New Roman" w:hAnsi="Times New Roman" w:cs="Times New Roman"/>
           <w:lang w:val="en-PK"/>
         </w:rPr>
-        <w:t>  Serial.begin(115200);</w:t>
-      </w:r>
+        <w:t xml:space="preserve">  </w:t>
+      </w:r>
+      <w:proofErr w:type="spellStart"/>
+      <w:r>
+        <w:rPr>
+          <w:rFonts w:ascii="Times New Roman" w:hAnsi="Times New Roman" w:cs="Times New Roman"/>
+          <w:lang w:val="en-PK"/>
+        </w:rPr>
+        <w:t>Serial.begin</w:t>
+      </w:r>
+      <w:proofErr w:type="spellEnd"/>
+      <w:r>
+        <w:rPr>
+          <w:rFonts w:ascii="Times New Roman" w:hAnsi="Times New Roman" w:cs="Times New Roman"/>
+          <w:lang w:val="en-PK"/>
+        </w:rPr>
+        <w:t>(115200</w:t>
+      </w:r>
+      <w:proofErr w:type="gramStart"/>
+      <w:r>
+        <w:rPr>
+          <w:rFonts w:ascii="Times New Roman" w:hAnsi="Times New Roman" w:cs="Times New Roman"/>
+          <w:lang w:val="en-PK"/>
+        </w:rPr>
+        <w:t>);</w:t>
+      </w:r>
+      <w:proofErr w:type="gramEnd"/>
     </w:p>
     <w:p>
       <w:pPr>
@@ -6250,8 +7326,33 @@
           <w:rFonts w:ascii="Times New Roman" w:hAnsi="Times New Roman" w:cs="Times New Roman"/>
           <w:lang w:val="en-PK"/>
         </w:rPr>
-        <w:t>  Wire.begin(SDA_PIN, SCL_PIN);</w:t>
-      </w:r>
+        <w:t xml:space="preserve">  </w:t>
+      </w:r>
+      <w:proofErr w:type="spellStart"/>
+      <w:r>
+        <w:rPr>
+          <w:rFonts w:ascii="Times New Roman" w:hAnsi="Times New Roman" w:cs="Times New Roman"/>
+          <w:lang w:val="en-PK"/>
+        </w:rPr>
+        <w:t>Wire.begin</w:t>
+      </w:r>
+      <w:proofErr w:type="spellEnd"/>
+      <w:r>
+        <w:rPr>
+          <w:rFonts w:ascii="Times New Roman" w:hAnsi="Times New Roman" w:cs="Times New Roman"/>
+          <w:lang w:val="en-PK"/>
+        </w:rPr>
+        <w:t>(SDA_PIN, SCL_PIN</w:t>
+      </w:r>
+      <w:proofErr w:type="gramStart"/>
+      <w:r>
+        <w:rPr>
+          <w:rFonts w:ascii="Times New Roman" w:hAnsi="Times New Roman" w:cs="Times New Roman"/>
+          <w:lang w:val="en-PK"/>
+        </w:rPr>
+        <w:t>);</w:t>
+      </w:r>
+      <w:proofErr w:type="gramEnd"/>
     </w:p>
     <w:p>
       <w:pPr>
@@ -6266,8 +7367,33 @@
           <w:rFonts w:ascii="Times New Roman" w:hAnsi="Times New Roman" w:cs="Times New Roman"/>
           <w:lang w:val="en-PK"/>
         </w:rPr>
-        <w:t>  Wire.setClock(100000);</w:t>
-      </w:r>
+        <w:t xml:space="preserve">  </w:t>
+      </w:r>
+      <w:proofErr w:type="spellStart"/>
+      <w:r>
+        <w:rPr>
+          <w:rFonts w:ascii="Times New Roman" w:hAnsi="Times New Roman" w:cs="Times New Roman"/>
+          <w:lang w:val="en-PK"/>
+        </w:rPr>
+        <w:t>Wire.setClock</w:t>
+      </w:r>
+      <w:proofErr w:type="spellEnd"/>
+      <w:r>
+        <w:rPr>
+          <w:rFonts w:ascii="Times New Roman" w:hAnsi="Times New Roman" w:cs="Times New Roman"/>
+          <w:lang w:val="en-PK"/>
+        </w:rPr>
+        <w:t>(100000</w:t>
+      </w:r>
+      <w:proofErr w:type="gramStart"/>
+      <w:r>
+        <w:rPr>
+          <w:rFonts w:ascii="Times New Roman" w:hAnsi="Times New Roman" w:cs="Times New Roman"/>
+          <w:lang w:val="en-PK"/>
+        </w:rPr>
+        <w:t>);</w:t>
+      </w:r>
+      <w:proofErr w:type="gramEnd"/>
     </w:p>
     <w:p>
       <w:pPr>
@@ -6291,8 +7417,26 @@
           <w:rFonts w:ascii="Times New Roman" w:hAnsi="Times New Roman" w:cs="Times New Roman"/>
           <w:lang w:val="en-PK"/>
         </w:rPr>
-        <w:t>  connectWiFi();</w:t>
-      </w:r>
+        <w:t xml:space="preserve">  </w:t>
+      </w:r>
+      <w:proofErr w:type="spellStart"/>
+      <w:proofErr w:type="gramStart"/>
+      <w:r>
+        <w:rPr>
+          <w:rFonts w:ascii="Times New Roman" w:hAnsi="Times New Roman" w:cs="Times New Roman"/>
+          <w:lang w:val="en-PK"/>
+        </w:rPr>
+        <w:t>connectWiFi</w:t>
+      </w:r>
+      <w:proofErr w:type="spellEnd"/>
+      <w:r>
+        <w:rPr>
+          <w:rFonts w:ascii="Times New Roman" w:hAnsi="Times New Roman" w:cs="Times New Roman"/>
+          <w:lang w:val="en-PK"/>
+        </w:rPr>
+        <w:t>();</w:t>
+      </w:r>
+      <w:proofErr w:type="gramEnd"/>
     </w:p>
     <w:p>
       <w:pPr>
@@ -6307,7 +7451,48 @@
           <w:rFonts w:ascii="Times New Roman" w:hAnsi="Times New Roman" w:cs="Times New Roman"/>
           <w:lang w:val="en-PK"/>
         </w:rPr>
-        <w:t>  configTime(18000, 0, "pool.ntp.org", "time.nist.gov");  // GMT+5</w:t>
+        <w:t xml:space="preserve">  </w:t>
+      </w:r>
+      <w:proofErr w:type="spellStart"/>
+      <w:proofErr w:type="gramStart"/>
+      <w:r>
+        <w:rPr>
+          <w:rFonts w:ascii="Times New Roman" w:hAnsi="Times New Roman" w:cs="Times New Roman"/>
+          <w:lang w:val="en-PK"/>
+        </w:rPr>
+        <w:t>configTime</w:t>
+      </w:r>
+      <w:proofErr w:type="spellEnd"/>
+      <w:r>
+        <w:rPr>
+          <w:rFonts w:ascii="Times New Roman" w:hAnsi="Times New Roman" w:cs="Times New Roman"/>
+          <w:lang w:val="en-PK"/>
+        </w:rPr>
+        <w:t>(</w:t>
+      </w:r>
+      <w:proofErr w:type="gramEnd"/>
+      <w:r>
+        <w:rPr>
+          <w:rFonts w:ascii="Times New Roman" w:hAnsi="Times New Roman" w:cs="Times New Roman"/>
+          <w:lang w:val="en-PK"/>
+        </w:rPr>
+        <w:t>18000, 0, "pool.ntp.org", "time.nist.gov"</w:t>
+      </w:r>
+      <w:proofErr w:type="gramStart"/>
+      <w:r>
+        <w:rPr>
+          <w:rFonts w:ascii="Times New Roman" w:hAnsi="Times New Roman" w:cs="Times New Roman"/>
+          <w:lang w:val="en-PK"/>
+        </w:rPr>
+        <w:t>);  /</w:t>
+      </w:r>
+      <w:proofErr w:type="gramEnd"/>
+      <w:r>
+        <w:rPr>
+          <w:rFonts w:ascii="Times New Roman" w:hAnsi="Times New Roman" w:cs="Times New Roman"/>
+          <w:lang w:val="en-PK"/>
+        </w:rPr>
+        <w:t>/ GMT+5</w:t>
       </w:r>
     </w:p>
     <w:p>
@@ -6332,8 +7517,49 @@
           <w:rFonts w:ascii="Times New Roman" w:hAnsi="Times New Roman" w:cs="Times New Roman"/>
           <w:lang w:val="en-PK"/>
         </w:rPr>
-        <w:t>  while (time(nullptr) &lt; 100000) delay(500);</w:t>
-      </w:r>
+        <w:t>  while (time(</w:t>
+      </w:r>
+      <w:proofErr w:type="spellStart"/>
+      <w:r>
+        <w:rPr>
+          <w:rFonts w:ascii="Times New Roman" w:hAnsi="Times New Roman" w:cs="Times New Roman"/>
+          <w:lang w:val="en-PK"/>
+        </w:rPr>
+        <w:t>nullptr</w:t>
+      </w:r>
+      <w:proofErr w:type="spellEnd"/>
+      <w:r>
+        <w:rPr>
+          <w:rFonts w:ascii="Times New Roman" w:hAnsi="Times New Roman" w:cs="Times New Roman"/>
+          <w:lang w:val="en-PK"/>
+        </w:rPr>
+        <w:t xml:space="preserve">) &lt; 100000) </w:t>
+      </w:r>
+      <w:proofErr w:type="gramStart"/>
+      <w:r>
+        <w:rPr>
+          <w:rFonts w:ascii="Times New Roman" w:hAnsi="Times New Roman" w:cs="Times New Roman"/>
+          <w:lang w:val="en-PK"/>
+        </w:rPr>
+        <w:t>delay(</w:t>
+      </w:r>
+      <w:proofErr w:type="gramEnd"/>
+      <w:r>
+        <w:rPr>
+          <w:rFonts w:ascii="Times New Roman" w:hAnsi="Times New Roman" w:cs="Times New Roman"/>
+          <w:lang w:val="en-PK"/>
+        </w:rPr>
+        <w:t>500</w:t>
+      </w:r>
+      <w:proofErr w:type="gramStart"/>
+      <w:r>
+        <w:rPr>
+          <w:rFonts w:ascii="Times New Roman" w:hAnsi="Times New Roman" w:cs="Times New Roman"/>
+          <w:lang w:val="en-PK"/>
+        </w:rPr>
+        <w:t>);</w:t>
+      </w:r>
+      <w:proofErr w:type="gramEnd"/>
     </w:p>
     <w:p>
       <w:pPr>
@@ -6348,8 +7574,33 @@
           <w:rFonts w:ascii="Times New Roman" w:hAnsi="Times New Roman" w:cs="Times New Roman"/>
           <w:lang w:val="en-PK"/>
         </w:rPr>
-        <w:t>  Serial.println("Time synced!");</w:t>
-      </w:r>
+        <w:t xml:space="preserve">  </w:t>
+      </w:r>
+      <w:proofErr w:type="spellStart"/>
+      <w:r>
+        <w:rPr>
+          <w:rFonts w:ascii="Times New Roman" w:hAnsi="Times New Roman" w:cs="Times New Roman"/>
+          <w:lang w:val="en-PK"/>
+        </w:rPr>
+        <w:t>Serial.println</w:t>
+      </w:r>
+      <w:proofErr w:type="spellEnd"/>
+      <w:r>
+        <w:rPr>
+          <w:rFonts w:ascii="Times New Roman" w:hAnsi="Times New Roman" w:cs="Times New Roman"/>
+          <w:lang w:val="en-PK"/>
+        </w:rPr>
+        <w:t>("Time synced!"</w:t>
+      </w:r>
+      <w:proofErr w:type="gramStart"/>
+      <w:r>
+        <w:rPr>
+          <w:rFonts w:ascii="Times New Roman" w:hAnsi="Times New Roman" w:cs="Times New Roman"/>
+          <w:lang w:val="en-PK"/>
+        </w:rPr>
+        <w:t>);</w:t>
+      </w:r>
+      <w:proofErr w:type="gramEnd"/>
     </w:p>
     <w:p>
       <w:pPr>
@@ -6389,8 +7640,58 @@
           <w:rFonts w:ascii="Times New Roman" w:hAnsi="Times New Roman" w:cs="Times New Roman"/>
           <w:lang w:val="en-PK"/>
         </w:rPr>
-        <w:t>  if (!pulseSensor.begin(Wire, I2C_SPEED_FAST)) while (1) Serial.println("MAX30102 not found!");</w:t>
-      </w:r>
+        <w:t xml:space="preserve">  if </w:t>
+      </w:r>
+      <w:proofErr w:type="gramStart"/>
+      <w:r>
+        <w:rPr>
+          <w:rFonts w:ascii="Times New Roman" w:hAnsi="Times New Roman" w:cs="Times New Roman"/>
+          <w:lang w:val="en-PK"/>
+        </w:rPr>
+        <w:t>(!</w:t>
+      </w:r>
+      <w:proofErr w:type="spellStart"/>
+      <w:r>
+        <w:rPr>
+          <w:rFonts w:ascii="Times New Roman" w:hAnsi="Times New Roman" w:cs="Times New Roman"/>
+          <w:lang w:val="en-PK"/>
+        </w:rPr>
+        <w:t>pulseSensor.begin</w:t>
+      </w:r>
+      <w:proofErr w:type="spellEnd"/>
+      <w:proofErr w:type="gramEnd"/>
+      <w:r>
+        <w:rPr>
+          <w:rFonts w:ascii="Times New Roman" w:hAnsi="Times New Roman" w:cs="Times New Roman"/>
+          <w:lang w:val="en-PK"/>
+        </w:rPr>
+        <w:t xml:space="preserve">(Wire, I2C_SPEED_FAST)) while (1) </w:t>
+      </w:r>
+      <w:proofErr w:type="spellStart"/>
+      <w:r>
+        <w:rPr>
+          <w:rFonts w:ascii="Times New Roman" w:hAnsi="Times New Roman" w:cs="Times New Roman"/>
+          <w:lang w:val="en-PK"/>
+        </w:rPr>
+        <w:t>Serial.println</w:t>
+      </w:r>
+      <w:proofErr w:type="spellEnd"/>
+      <w:r>
+        <w:rPr>
+          <w:rFonts w:ascii="Times New Roman" w:hAnsi="Times New Roman" w:cs="Times New Roman"/>
+          <w:lang w:val="en-PK"/>
+        </w:rPr>
+        <w:t>("MAX30102 not found!"</w:t>
+      </w:r>
+      <w:proofErr w:type="gramStart"/>
+      <w:r>
+        <w:rPr>
+          <w:rFonts w:ascii="Times New Roman" w:hAnsi="Times New Roman" w:cs="Times New Roman"/>
+          <w:lang w:val="en-PK"/>
+        </w:rPr>
+        <w:t>);</w:t>
+      </w:r>
+      <w:proofErr w:type="gramEnd"/>
     </w:p>
     <w:p>
       <w:pPr>
@@ -6405,8 +7706,33 @@
           <w:rFonts w:ascii="Times New Roman" w:hAnsi="Times New Roman" w:cs="Times New Roman"/>
           <w:lang w:val="en-PK"/>
         </w:rPr>
-        <w:t>  pulseSensor.setup(0x1F, 1, 2, 100, 411, 4096);</w:t>
-      </w:r>
+        <w:t xml:space="preserve">  </w:t>
+      </w:r>
+      <w:proofErr w:type="spellStart"/>
+      <w:r>
+        <w:rPr>
+          <w:rFonts w:ascii="Times New Roman" w:hAnsi="Times New Roman" w:cs="Times New Roman"/>
+          <w:lang w:val="en-PK"/>
+        </w:rPr>
+        <w:t>pulseSensor.setup</w:t>
+      </w:r>
+      <w:proofErr w:type="spellEnd"/>
+      <w:r>
+        <w:rPr>
+          <w:rFonts w:ascii="Times New Roman" w:hAnsi="Times New Roman" w:cs="Times New Roman"/>
+          <w:lang w:val="en-PK"/>
+        </w:rPr>
+        <w:t>(0x1F, 1, 2, 100, 411, 4096</w:t>
+      </w:r>
+      <w:proofErr w:type="gramStart"/>
+      <w:r>
+        <w:rPr>
+          <w:rFonts w:ascii="Times New Roman" w:hAnsi="Times New Roman" w:cs="Times New Roman"/>
+          <w:lang w:val="en-PK"/>
+        </w:rPr>
+        <w:t>);</w:t>
+      </w:r>
+      <w:proofErr w:type="gramEnd"/>
     </w:p>
     <w:p>
       <w:pPr>
@@ -6421,8 +7747,33 @@
           <w:rFonts w:ascii="Times New Roman" w:hAnsi="Times New Roman" w:cs="Times New Roman"/>
           <w:lang w:val="en-PK"/>
         </w:rPr>
-        <w:t>  Serial.println("MAX30102 OK");</w:t>
-      </w:r>
+        <w:t xml:space="preserve">  </w:t>
+      </w:r>
+      <w:proofErr w:type="spellStart"/>
+      <w:r>
+        <w:rPr>
+          <w:rFonts w:ascii="Times New Roman" w:hAnsi="Times New Roman" w:cs="Times New Roman"/>
+          <w:lang w:val="en-PK"/>
+        </w:rPr>
+        <w:t>Serial.println</w:t>
+      </w:r>
+      <w:proofErr w:type="spellEnd"/>
+      <w:r>
+        <w:rPr>
+          <w:rFonts w:ascii="Times New Roman" w:hAnsi="Times New Roman" w:cs="Times New Roman"/>
+          <w:lang w:val="en-PK"/>
+        </w:rPr>
+        <w:t>("MAX30102 OK"</w:t>
+      </w:r>
+      <w:proofErr w:type="gramStart"/>
+      <w:r>
+        <w:rPr>
+          <w:rFonts w:ascii="Times New Roman" w:hAnsi="Times New Roman" w:cs="Times New Roman"/>
+          <w:lang w:val="en-PK"/>
+        </w:rPr>
+        <w:t>);</w:t>
+      </w:r>
+      <w:proofErr w:type="gramEnd"/>
     </w:p>
     <w:p>
       <w:pPr>
@@ -6446,8 +7797,81 @@
           <w:rFonts w:ascii="Times New Roman" w:hAnsi="Times New Roman" w:cs="Times New Roman"/>
           <w:lang w:val="en-PK"/>
         </w:rPr>
-        <w:t>  if (!accel.begin()) while (1) Serial.println("ADXL345 not found!");</w:t>
-      </w:r>
+        <w:t xml:space="preserve">  if </w:t>
+      </w:r>
+      <w:proofErr w:type="gramStart"/>
+      <w:r>
+        <w:rPr>
+          <w:rFonts w:ascii="Times New Roman" w:hAnsi="Times New Roman" w:cs="Times New Roman"/>
+          <w:lang w:val="en-PK"/>
+        </w:rPr>
+        <w:t>(!</w:t>
+      </w:r>
+      <w:proofErr w:type="spellStart"/>
+      <w:r>
+        <w:rPr>
+          <w:rFonts w:ascii="Times New Roman" w:hAnsi="Times New Roman" w:cs="Times New Roman"/>
+          <w:lang w:val="en-PK"/>
+        </w:rPr>
+        <w:t>accel</w:t>
+      </w:r>
+      <w:proofErr w:type="gramEnd"/>
+      <w:r>
+        <w:rPr>
+          <w:rFonts w:ascii="Times New Roman" w:hAnsi="Times New Roman" w:cs="Times New Roman"/>
+          <w:lang w:val="en-PK"/>
+        </w:rPr>
+        <w:t>.</w:t>
+      </w:r>
+      <w:proofErr w:type="gramStart"/>
+      <w:r>
+        <w:rPr>
+          <w:rFonts w:ascii="Times New Roman" w:hAnsi="Times New Roman" w:cs="Times New Roman"/>
+          <w:lang w:val="en-PK"/>
+        </w:rPr>
+        <w:t>begin</w:t>
+      </w:r>
+      <w:proofErr w:type="spellEnd"/>
+      <w:r>
+        <w:rPr>
+          <w:rFonts w:ascii="Times New Roman" w:hAnsi="Times New Roman" w:cs="Times New Roman"/>
+          <w:lang w:val="en-PK"/>
+        </w:rPr>
+        <w:t>(</w:t>
+      </w:r>
+      <w:proofErr w:type="gramEnd"/>
+      <w:r>
+        <w:rPr>
+          <w:rFonts w:ascii="Times New Roman" w:hAnsi="Times New Roman" w:cs="Times New Roman"/>
+          <w:lang w:val="en-PK"/>
+        </w:rPr>
+        <w:t xml:space="preserve">)) while (1) </w:t>
+      </w:r>
+      <w:proofErr w:type="spellStart"/>
+      <w:r>
+        <w:rPr>
+          <w:rFonts w:ascii="Times New Roman" w:hAnsi="Times New Roman" w:cs="Times New Roman"/>
+          <w:lang w:val="en-PK"/>
+        </w:rPr>
+        <w:t>Serial.println</w:t>
+      </w:r>
+      <w:proofErr w:type="spellEnd"/>
+      <w:r>
+        <w:rPr>
+          <w:rFonts w:ascii="Times New Roman" w:hAnsi="Times New Roman" w:cs="Times New Roman"/>
+          <w:lang w:val="en-PK"/>
+        </w:rPr>
+        <w:t>("ADXL345 not found!"</w:t>
+      </w:r>
+      <w:proofErr w:type="gramStart"/>
+      <w:r>
+        <w:rPr>
+          <w:rFonts w:ascii="Times New Roman" w:hAnsi="Times New Roman" w:cs="Times New Roman"/>
+          <w:lang w:val="en-PK"/>
+        </w:rPr>
+        <w:t>);</w:t>
+      </w:r>
+      <w:proofErr w:type="gramEnd"/>
     </w:p>
     <w:p>
       <w:pPr>
@@ -6462,8 +7886,35 @@
           <w:rFonts w:ascii="Times New Roman" w:hAnsi="Times New Roman" w:cs="Times New Roman"/>
           <w:lang w:val="en-PK"/>
         </w:rPr>
-        <w:t>  accel.setRange(ADXL345_RANGE_16_G);</w:t>
-      </w:r>
+        <w:t xml:space="preserve">  </w:t>
+      </w:r>
+      <w:proofErr w:type="spellStart"/>
+      <w:proofErr w:type="gramStart"/>
+      <w:r>
+        <w:rPr>
+          <w:rFonts w:ascii="Times New Roman" w:hAnsi="Times New Roman" w:cs="Times New Roman"/>
+          <w:lang w:val="en-PK"/>
+        </w:rPr>
+        <w:t>accel.setRange</w:t>
+      </w:r>
+      <w:proofErr w:type="spellEnd"/>
+      <w:proofErr w:type="gramEnd"/>
+      <w:r>
+        <w:rPr>
+          <w:rFonts w:ascii="Times New Roman" w:hAnsi="Times New Roman" w:cs="Times New Roman"/>
+          <w:lang w:val="en-PK"/>
+        </w:rPr>
+        <w:t>(ADXL345_RANGE_16_G</w:t>
+      </w:r>
+      <w:proofErr w:type="gramStart"/>
+      <w:r>
+        <w:rPr>
+          <w:rFonts w:ascii="Times New Roman" w:hAnsi="Times New Roman" w:cs="Times New Roman"/>
+          <w:lang w:val="en-PK"/>
+        </w:rPr>
+        <w:t>);</w:t>
+      </w:r>
+      <w:proofErr w:type="gramEnd"/>
     </w:p>
     <w:p>
       <w:pPr>
@@ -6478,8 +7929,33 @@
           <w:rFonts w:ascii="Times New Roman" w:hAnsi="Times New Roman" w:cs="Times New Roman"/>
           <w:lang w:val="en-PK"/>
         </w:rPr>
-        <w:t>  Serial.println("ADXL345 OK");</w:t>
-      </w:r>
+        <w:t xml:space="preserve">  </w:t>
+      </w:r>
+      <w:proofErr w:type="spellStart"/>
+      <w:r>
+        <w:rPr>
+          <w:rFonts w:ascii="Times New Roman" w:hAnsi="Times New Roman" w:cs="Times New Roman"/>
+          <w:lang w:val="en-PK"/>
+        </w:rPr>
+        <w:t>Serial.println</w:t>
+      </w:r>
+      <w:proofErr w:type="spellEnd"/>
+      <w:r>
+        <w:rPr>
+          <w:rFonts w:ascii="Times New Roman" w:hAnsi="Times New Roman" w:cs="Times New Roman"/>
+          <w:lang w:val="en-PK"/>
+        </w:rPr>
+        <w:t>("ADXL345 OK"</w:t>
+      </w:r>
+      <w:proofErr w:type="gramStart"/>
+      <w:r>
+        <w:rPr>
+          <w:rFonts w:ascii="Times New Roman" w:hAnsi="Times New Roman" w:cs="Times New Roman"/>
+          <w:lang w:val="en-PK"/>
+        </w:rPr>
+        <w:t>);</w:t>
+      </w:r>
+      <w:proofErr w:type="gramEnd"/>
     </w:p>
     <w:p>
       <w:pPr>
@@ -6503,8 +7979,33 @@
           <w:rFonts w:ascii="Times New Roman" w:hAnsi="Times New Roman" w:cs="Times New Roman"/>
           <w:lang w:val="en-PK"/>
         </w:rPr>
-        <w:t>  tempSensor.begin(0x48);</w:t>
-      </w:r>
+        <w:t xml:space="preserve">  </w:t>
+      </w:r>
+      <w:proofErr w:type="spellStart"/>
+      <w:r>
+        <w:rPr>
+          <w:rFonts w:ascii="Times New Roman" w:hAnsi="Times New Roman" w:cs="Times New Roman"/>
+          <w:lang w:val="en-PK"/>
+        </w:rPr>
+        <w:t>tempSensor.begin</w:t>
+      </w:r>
+      <w:proofErr w:type="spellEnd"/>
+      <w:r>
+        <w:rPr>
+          <w:rFonts w:ascii="Times New Roman" w:hAnsi="Times New Roman" w:cs="Times New Roman"/>
+          <w:lang w:val="en-PK"/>
+        </w:rPr>
+        <w:t>(0x48</w:t>
+      </w:r>
+      <w:proofErr w:type="gramStart"/>
+      <w:r>
+        <w:rPr>
+          <w:rFonts w:ascii="Times New Roman" w:hAnsi="Times New Roman" w:cs="Times New Roman"/>
+          <w:lang w:val="en-PK"/>
+        </w:rPr>
+        <w:t>);</w:t>
+      </w:r>
+      <w:proofErr w:type="gramEnd"/>
     </w:p>
     <w:p>
       <w:pPr>
@@ -6519,8 +8020,33 @@
           <w:rFonts w:ascii="Times New Roman" w:hAnsi="Times New Roman" w:cs="Times New Roman"/>
           <w:lang w:val="en-PK"/>
         </w:rPr>
-        <w:t>  Serial.println("MAX30205 OK");</w:t>
-      </w:r>
+        <w:t xml:space="preserve">  </w:t>
+      </w:r>
+      <w:proofErr w:type="spellStart"/>
+      <w:r>
+        <w:rPr>
+          <w:rFonts w:ascii="Times New Roman" w:hAnsi="Times New Roman" w:cs="Times New Roman"/>
+          <w:lang w:val="en-PK"/>
+        </w:rPr>
+        <w:t>Serial.println</w:t>
+      </w:r>
+      <w:proofErr w:type="spellEnd"/>
+      <w:r>
+        <w:rPr>
+          <w:rFonts w:ascii="Times New Roman" w:hAnsi="Times New Roman" w:cs="Times New Roman"/>
+          <w:lang w:val="en-PK"/>
+        </w:rPr>
+        <w:t>("MAX30205 OK"</w:t>
+      </w:r>
+      <w:proofErr w:type="gramStart"/>
+      <w:r>
+        <w:rPr>
+          <w:rFonts w:ascii="Times New Roman" w:hAnsi="Times New Roman" w:cs="Times New Roman"/>
+          <w:lang w:val="en-PK"/>
+        </w:rPr>
+        <w:t>);</w:t>
+      </w:r>
+      <w:proofErr w:type="gramEnd"/>
     </w:p>
     <w:p>
       <w:pPr>
@@ -6544,8 +8070,17 @@
           <w:rFonts w:ascii="Times New Roman" w:hAnsi="Times New Roman" w:cs="Times New Roman"/>
           <w:lang w:val="en-PK"/>
         </w:rPr>
-        <w:t>  resetMAX30205();</w:t>
-      </w:r>
+        <w:t>  resetMAX30205(</w:t>
+      </w:r>
+      <w:proofErr w:type="gramStart"/>
+      <w:r>
+        <w:rPr>
+          <w:rFonts w:ascii="Times New Roman" w:hAnsi="Times New Roman" w:cs="Times New Roman"/>
+          <w:lang w:val="en-PK"/>
+        </w:rPr>
+        <w:t>);</w:t>
+      </w:r>
+      <w:proofErr w:type="gramEnd"/>
     </w:p>
     <w:p>
       <w:pPr>
@@ -6585,8 +8120,60 @@
           <w:rFonts w:ascii="Times New Roman" w:hAnsi="Times New Roman" w:cs="Times New Roman"/>
           <w:lang w:val="en-PK"/>
         </w:rPr>
-        <w:t>  model = tflite::GetModel(model_tflite);</w:t>
-      </w:r>
+        <w:t xml:space="preserve">  model = </w:t>
+      </w:r>
+      <w:proofErr w:type="spellStart"/>
+      <w:proofErr w:type="gramStart"/>
+      <w:r>
+        <w:rPr>
+          <w:rFonts w:ascii="Times New Roman" w:hAnsi="Times New Roman" w:cs="Times New Roman"/>
+          <w:lang w:val="en-PK"/>
+        </w:rPr>
+        <w:t>tflite</w:t>
+      </w:r>
+      <w:proofErr w:type="spellEnd"/>
+      <w:r>
+        <w:rPr>
+          <w:rFonts w:ascii="Times New Roman" w:hAnsi="Times New Roman" w:cs="Times New Roman"/>
+          <w:lang w:val="en-PK"/>
+        </w:rPr>
+        <w:t>::</w:t>
+      </w:r>
+      <w:proofErr w:type="spellStart"/>
+      <w:proofErr w:type="gramEnd"/>
+      <w:r>
+        <w:rPr>
+          <w:rFonts w:ascii="Times New Roman" w:hAnsi="Times New Roman" w:cs="Times New Roman"/>
+          <w:lang w:val="en-PK"/>
+        </w:rPr>
+        <w:t>GetModel</w:t>
+      </w:r>
+      <w:proofErr w:type="spellEnd"/>
+      <w:r>
+        <w:rPr>
+          <w:rFonts w:ascii="Times New Roman" w:hAnsi="Times New Roman" w:cs="Times New Roman"/>
+          <w:lang w:val="en-PK"/>
+        </w:rPr>
+        <w:t>(</w:t>
+      </w:r>
+      <w:proofErr w:type="spellStart"/>
+      <w:r>
+        <w:rPr>
+          <w:rFonts w:ascii="Times New Roman" w:hAnsi="Times New Roman" w:cs="Times New Roman"/>
+          <w:lang w:val="en-PK"/>
+        </w:rPr>
+        <w:t>model_tflite</w:t>
+      </w:r>
+      <w:proofErr w:type="spellEnd"/>
+      <w:proofErr w:type="gramStart"/>
+      <w:r>
+        <w:rPr>
+          <w:rFonts w:ascii="Times New Roman" w:hAnsi="Times New Roman" w:cs="Times New Roman"/>
+          <w:lang w:val="en-PK"/>
+        </w:rPr>
+        <w:t>);</w:t>
+      </w:r>
+      <w:proofErr w:type="gramEnd"/>
     </w:p>
     <w:p>
       <w:pPr>
@@ -6601,8 +8188,35 @@
           <w:rFonts w:ascii="Times New Roman" w:hAnsi="Times New Roman" w:cs="Times New Roman"/>
           <w:lang w:val="en-PK"/>
         </w:rPr>
-        <w:t>  resolver.AddFullyConnected();</w:t>
-      </w:r>
+        <w:t xml:space="preserve">  </w:t>
+      </w:r>
+      <w:proofErr w:type="spellStart"/>
+      <w:proofErr w:type="gramStart"/>
+      <w:r>
+        <w:rPr>
+          <w:rFonts w:ascii="Times New Roman" w:hAnsi="Times New Roman" w:cs="Times New Roman"/>
+          <w:lang w:val="en-PK"/>
+        </w:rPr>
+        <w:t>resolver.AddFullyConnected</w:t>
+      </w:r>
+      <w:proofErr w:type="spellEnd"/>
+      <w:proofErr w:type="gramEnd"/>
+      <w:r>
+        <w:rPr>
+          <w:rFonts w:ascii="Times New Roman" w:hAnsi="Times New Roman" w:cs="Times New Roman"/>
+          <w:lang w:val="en-PK"/>
+        </w:rPr>
+        <w:t>(</w:t>
+      </w:r>
+      <w:proofErr w:type="gramStart"/>
+      <w:r>
+        <w:rPr>
+          <w:rFonts w:ascii="Times New Roman" w:hAnsi="Times New Roman" w:cs="Times New Roman"/>
+          <w:lang w:val="en-PK"/>
+        </w:rPr>
+        <w:t>);</w:t>
+      </w:r>
+      <w:proofErr w:type="gramEnd"/>
     </w:p>
     <w:p>
       <w:pPr>
@@ -6617,8 +8231,35 @@
           <w:rFonts w:ascii="Times New Roman" w:hAnsi="Times New Roman" w:cs="Times New Roman"/>
           <w:lang w:val="en-PK"/>
         </w:rPr>
-        <w:t>  resolver.AddRelu();</w:t>
-      </w:r>
+        <w:t xml:space="preserve">  </w:t>
+      </w:r>
+      <w:proofErr w:type="spellStart"/>
+      <w:proofErr w:type="gramStart"/>
+      <w:r>
+        <w:rPr>
+          <w:rFonts w:ascii="Times New Roman" w:hAnsi="Times New Roman" w:cs="Times New Roman"/>
+          <w:lang w:val="en-PK"/>
+        </w:rPr>
+        <w:t>resolver.AddRelu</w:t>
+      </w:r>
+      <w:proofErr w:type="spellEnd"/>
+      <w:proofErr w:type="gramEnd"/>
+      <w:r>
+        <w:rPr>
+          <w:rFonts w:ascii="Times New Roman" w:hAnsi="Times New Roman" w:cs="Times New Roman"/>
+          <w:lang w:val="en-PK"/>
+        </w:rPr>
+        <w:t>(</w:t>
+      </w:r>
+      <w:proofErr w:type="gramStart"/>
+      <w:r>
+        <w:rPr>
+          <w:rFonts w:ascii="Times New Roman" w:hAnsi="Times New Roman" w:cs="Times New Roman"/>
+          <w:lang w:val="en-PK"/>
+        </w:rPr>
+        <w:t>);</w:t>
+      </w:r>
+      <w:proofErr w:type="gramEnd"/>
     </w:p>
     <w:p>
       <w:pPr>
@@ -6633,8 +8274,35 @@
           <w:rFonts w:ascii="Times New Roman" w:hAnsi="Times New Roman" w:cs="Times New Roman"/>
           <w:lang w:val="en-PK"/>
         </w:rPr>
-        <w:t>  resolver.AddLogistic();</w:t>
-      </w:r>
+        <w:t xml:space="preserve">  </w:t>
+      </w:r>
+      <w:proofErr w:type="spellStart"/>
+      <w:proofErr w:type="gramStart"/>
+      <w:r>
+        <w:rPr>
+          <w:rFonts w:ascii="Times New Roman" w:hAnsi="Times New Roman" w:cs="Times New Roman"/>
+          <w:lang w:val="en-PK"/>
+        </w:rPr>
+        <w:t>resolver.AddLogistic</w:t>
+      </w:r>
+      <w:proofErr w:type="spellEnd"/>
+      <w:proofErr w:type="gramEnd"/>
+      <w:r>
+        <w:rPr>
+          <w:rFonts w:ascii="Times New Roman" w:hAnsi="Times New Roman" w:cs="Times New Roman"/>
+          <w:lang w:val="en-PK"/>
+        </w:rPr>
+        <w:t>(</w:t>
+      </w:r>
+      <w:proofErr w:type="gramStart"/>
+      <w:r>
+        <w:rPr>
+          <w:rFonts w:ascii="Times New Roman" w:hAnsi="Times New Roman" w:cs="Times New Roman"/>
+          <w:lang w:val="en-PK"/>
+        </w:rPr>
+        <w:t>);</w:t>
+      </w:r>
+      <w:proofErr w:type="gramEnd"/>
     </w:p>
     <w:p>
       <w:pPr>
@@ -6658,8 +8326,108 @@
           <w:rFonts w:ascii="Times New Roman" w:hAnsi="Times New Roman" w:cs="Times New Roman"/>
           <w:lang w:val="en-PK"/>
         </w:rPr>
-        <w:t>  static tflite::MicroInterpreter static_interpreter(model, resolver, tensor_arena, kTensorArenaSize);</w:t>
-      </w:r>
+        <w:t xml:space="preserve">  static </w:t>
+      </w:r>
+      <w:proofErr w:type="spellStart"/>
+      <w:proofErr w:type="gramStart"/>
+      <w:r>
+        <w:rPr>
+          <w:rFonts w:ascii="Times New Roman" w:hAnsi="Times New Roman" w:cs="Times New Roman"/>
+          <w:lang w:val="en-PK"/>
+        </w:rPr>
+        <w:t>tflite</w:t>
+      </w:r>
+      <w:proofErr w:type="spellEnd"/>
+      <w:r>
+        <w:rPr>
+          <w:rFonts w:ascii="Times New Roman" w:hAnsi="Times New Roman" w:cs="Times New Roman"/>
+          <w:lang w:val="en-PK"/>
+        </w:rPr>
+        <w:t>::</w:t>
+      </w:r>
+      <w:proofErr w:type="spellStart"/>
+      <w:proofErr w:type="gramEnd"/>
+      <w:r>
+        <w:rPr>
+          <w:rFonts w:ascii="Times New Roman" w:hAnsi="Times New Roman" w:cs="Times New Roman"/>
+          <w:lang w:val="en-PK"/>
+        </w:rPr>
+        <w:t>MicroInterpreter</w:t>
+      </w:r>
+      <w:proofErr w:type="spellEnd"/>
+      <w:r>
+        <w:rPr>
+          <w:rFonts w:ascii="Times New Roman" w:hAnsi="Times New Roman" w:cs="Times New Roman"/>
+          <w:lang w:val="en-PK"/>
+        </w:rPr>
+        <w:t xml:space="preserve"> </w:t>
+      </w:r>
+      <w:proofErr w:type="spellStart"/>
+      <w:r>
+        <w:rPr>
+          <w:rFonts w:ascii="Times New Roman" w:hAnsi="Times New Roman" w:cs="Times New Roman"/>
+          <w:lang w:val="en-PK"/>
+        </w:rPr>
+        <w:t>static_</w:t>
+      </w:r>
+      <w:proofErr w:type="gramStart"/>
+      <w:r>
+        <w:rPr>
+          <w:rFonts w:ascii="Times New Roman" w:hAnsi="Times New Roman" w:cs="Times New Roman"/>
+          <w:lang w:val="en-PK"/>
+        </w:rPr>
+        <w:t>interpreter</w:t>
+      </w:r>
+      <w:proofErr w:type="spellEnd"/>
+      <w:r>
+        <w:rPr>
+          <w:rFonts w:ascii="Times New Roman" w:hAnsi="Times New Roman" w:cs="Times New Roman"/>
+          <w:lang w:val="en-PK"/>
+        </w:rPr>
+        <w:t>(</w:t>
+      </w:r>
+      <w:proofErr w:type="gramEnd"/>
+      <w:r>
+        <w:rPr>
+          <w:rFonts w:ascii="Times New Roman" w:hAnsi="Times New Roman" w:cs="Times New Roman"/>
+          <w:lang w:val="en-PK"/>
+        </w:rPr>
+        <w:t xml:space="preserve">model, resolver, </w:t>
+      </w:r>
+      <w:proofErr w:type="spellStart"/>
+      <w:r>
+        <w:rPr>
+          <w:rFonts w:ascii="Times New Roman" w:hAnsi="Times New Roman" w:cs="Times New Roman"/>
+          <w:lang w:val="en-PK"/>
+        </w:rPr>
+        <w:t>tensor_arena</w:t>
+      </w:r>
+      <w:proofErr w:type="spellEnd"/>
+      <w:r>
+        <w:rPr>
+          <w:rFonts w:ascii="Times New Roman" w:hAnsi="Times New Roman" w:cs="Times New Roman"/>
+          <w:lang w:val="en-PK"/>
+        </w:rPr>
+        <w:t xml:space="preserve">, </w:t>
+      </w:r>
+      <w:proofErr w:type="spellStart"/>
+      <w:r>
+        <w:rPr>
+          <w:rFonts w:ascii="Times New Roman" w:hAnsi="Times New Roman" w:cs="Times New Roman"/>
+          <w:lang w:val="en-PK"/>
+        </w:rPr>
+        <w:t>kTensorArenaSize</w:t>
+      </w:r>
+      <w:proofErr w:type="spellEnd"/>
+      <w:proofErr w:type="gramStart"/>
+      <w:r>
+        <w:rPr>
+          <w:rFonts w:ascii="Times New Roman" w:hAnsi="Times New Roman" w:cs="Times New Roman"/>
+          <w:lang w:val="en-PK"/>
+        </w:rPr>
+        <w:t>);</w:t>
+      </w:r>
+      <w:proofErr w:type="gramEnd"/>
     </w:p>
     <w:p>
       <w:pPr>
@@ -6674,8 +8442,33 @@
           <w:rFonts w:ascii="Times New Roman" w:hAnsi="Times New Roman" w:cs="Times New Roman"/>
           <w:lang w:val="en-PK"/>
         </w:rPr>
-        <w:t>  interpreter = &amp;static_interpreter;</w:t>
-      </w:r>
+        <w:t>  interpreter = &amp;</w:t>
+      </w:r>
+      <w:proofErr w:type="spellStart"/>
+      <w:r>
+        <w:rPr>
+          <w:rFonts w:ascii="Times New Roman" w:hAnsi="Times New Roman" w:cs="Times New Roman"/>
+          <w:lang w:val="en-PK"/>
+        </w:rPr>
+        <w:t>static_</w:t>
+      </w:r>
+      <w:proofErr w:type="gramStart"/>
+      <w:r>
+        <w:rPr>
+          <w:rFonts w:ascii="Times New Roman" w:hAnsi="Times New Roman" w:cs="Times New Roman"/>
+          <w:lang w:val="en-PK"/>
+        </w:rPr>
+        <w:t>interpreter</w:t>
+      </w:r>
+      <w:proofErr w:type="spellEnd"/>
+      <w:r>
+        <w:rPr>
+          <w:rFonts w:ascii="Times New Roman" w:hAnsi="Times New Roman" w:cs="Times New Roman"/>
+          <w:lang w:val="en-PK"/>
+        </w:rPr>
+        <w:t>;</w:t>
+      </w:r>
+      <w:proofErr w:type="gramEnd"/>
     </w:p>
     <w:p>
       <w:pPr>
@@ -6699,7 +8492,48 @@
           <w:rFonts w:ascii="Times New Roman" w:hAnsi="Times New Roman" w:cs="Times New Roman"/>
           <w:lang w:val="en-PK"/>
         </w:rPr>
-        <w:t>  if (interpreter-&gt;AllocateTensors() != kTfLiteOk) {</w:t>
+        <w:t>  if (interpreter-&gt;</w:t>
+      </w:r>
+      <w:proofErr w:type="spellStart"/>
+      <w:proofErr w:type="gramStart"/>
+      <w:r>
+        <w:rPr>
+          <w:rFonts w:ascii="Times New Roman" w:hAnsi="Times New Roman" w:cs="Times New Roman"/>
+          <w:lang w:val="en-PK"/>
+        </w:rPr>
+        <w:t>AllocateTensors</w:t>
+      </w:r>
+      <w:proofErr w:type="spellEnd"/>
+      <w:r>
+        <w:rPr>
+          <w:rFonts w:ascii="Times New Roman" w:hAnsi="Times New Roman" w:cs="Times New Roman"/>
+          <w:lang w:val="en-PK"/>
+        </w:rPr>
+        <w:t>() !</w:t>
+      </w:r>
+      <w:proofErr w:type="gramEnd"/>
+      <w:r>
+        <w:rPr>
+          <w:rFonts w:ascii="Times New Roman" w:hAnsi="Times New Roman" w:cs="Times New Roman"/>
+          <w:lang w:val="en-PK"/>
+        </w:rPr>
+        <w:t xml:space="preserve">= </w:t>
+      </w:r>
+      <w:proofErr w:type="spellStart"/>
+      <w:r>
+        <w:rPr>
+          <w:rFonts w:ascii="Times New Roman" w:hAnsi="Times New Roman" w:cs="Times New Roman"/>
+          <w:lang w:val="en-PK"/>
+        </w:rPr>
+        <w:t>kTfLiteOk</w:t>
+      </w:r>
+      <w:proofErr w:type="spellEnd"/>
+      <w:r>
+        <w:rPr>
+          <w:rFonts w:ascii="Times New Roman" w:hAnsi="Times New Roman" w:cs="Times New Roman"/>
+          <w:lang w:val="en-PK"/>
+        </w:rPr>
+        <w:t>) {</w:t>
       </w:r>
     </w:p>
     <w:p>
@@ -6715,8 +8549,33 @@
           <w:rFonts w:ascii="Times New Roman" w:hAnsi="Times New Roman" w:cs="Times New Roman"/>
           <w:lang w:val="en-PK"/>
         </w:rPr>
-        <w:t>    Serial.println("Tensor allocation failed"); while (1);</w:t>
-      </w:r>
+        <w:t xml:space="preserve">    </w:t>
+      </w:r>
+      <w:proofErr w:type="spellStart"/>
+      <w:r>
+        <w:rPr>
+          <w:rFonts w:ascii="Times New Roman" w:hAnsi="Times New Roman" w:cs="Times New Roman"/>
+          <w:lang w:val="en-PK"/>
+        </w:rPr>
+        <w:t>Serial.println</w:t>
+      </w:r>
+      <w:proofErr w:type="spellEnd"/>
+      <w:r>
+        <w:rPr>
+          <w:rFonts w:ascii="Times New Roman" w:hAnsi="Times New Roman" w:cs="Times New Roman"/>
+          <w:lang w:val="en-PK"/>
+        </w:rPr>
+        <w:t>("Tensor allocation failed"); while (1</w:t>
+      </w:r>
+      <w:proofErr w:type="gramStart"/>
+      <w:r>
+        <w:rPr>
+          <w:rFonts w:ascii="Times New Roman" w:hAnsi="Times New Roman" w:cs="Times New Roman"/>
+          <w:lang w:val="en-PK"/>
+        </w:rPr>
+        <w:t>);</w:t>
+      </w:r>
+      <w:proofErr w:type="gramEnd"/>
     </w:p>
     <w:p>
       <w:pPr>
@@ -6747,8 +8606,33 @@
           <w:rFonts w:ascii="Times New Roman" w:hAnsi="Times New Roman" w:cs="Times New Roman"/>
           <w:lang w:val="en-PK"/>
         </w:rPr>
-        <w:t>  input = interpreter-&gt;input(0);</w:t>
-      </w:r>
+        <w:t>  input = interpreter-&gt;</w:t>
+      </w:r>
+      <w:proofErr w:type="gramStart"/>
+      <w:r>
+        <w:rPr>
+          <w:rFonts w:ascii="Times New Roman" w:hAnsi="Times New Roman" w:cs="Times New Roman"/>
+          <w:lang w:val="en-PK"/>
+        </w:rPr>
+        <w:t>input(</w:t>
+      </w:r>
+      <w:proofErr w:type="gramEnd"/>
+      <w:r>
+        <w:rPr>
+          <w:rFonts w:ascii="Times New Roman" w:hAnsi="Times New Roman" w:cs="Times New Roman"/>
+          <w:lang w:val="en-PK"/>
+        </w:rPr>
+        <w:t>0</w:t>
+      </w:r>
+      <w:proofErr w:type="gramStart"/>
+      <w:r>
+        <w:rPr>
+          <w:rFonts w:ascii="Times New Roman" w:hAnsi="Times New Roman" w:cs="Times New Roman"/>
+          <w:lang w:val="en-PK"/>
+        </w:rPr>
+        <w:t>);</w:t>
+      </w:r>
+      <w:proofErr w:type="gramEnd"/>
     </w:p>
     <w:p>
       <w:pPr>
@@ -6763,8 +8647,33 @@
           <w:rFonts w:ascii="Times New Roman" w:hAnsi="Times New Roman" w:cs="Times New Roman"/>
           <w:lang w:val="en-PK"/>
         </w:rPr>
-        <w:t>  output = interpreter-&gt;output(0);</w:t>
-      </w:r>
+        <w:t>  output = interpreter-&gt;</w:t>
+      </w:r>
+      <w:proofErr w:type="gramStart"/>
+      <w:r>
+        <w:rPr>
+          <w:rFonts w:ascii="Times New Roman" w:hAnsi="Times New Roman" w:cs="Times New Roman"/>
+          <w:lang w:val="en-PK"/>
+        </w:rPr>
+        <w:t>output(</w:t>
+      </w:r>
+      <w:proofErr w:type="gramEnd"/>
+      <w:r>
+        <w:rPr>
+          <w:rFonts w:ascii="Times New Roman" w:hAnsi="Times New Roman" w:cs="Times New Roman"/>
+          <w:lang w:val="en-PK"/>
+        </w:rPr>
+        <w:t>0</w:t>
+      </w:r>
+      <w:proofErr w:type="gramStart"/>
+      <w:r>
+        <w:rPr>
+          <w:rFonts w:ascii="Times New Roman" w:hAnsi="Times New Roman" w:cs="Times New Roman"/>
+          <w:lang w:val="en-PK"/>
+        </w:rPr>
+        <w:t>);</w:t>
+      </w:r>
+      <w:proofErr w:type="gramEnd"/>
     </w:p>
     <w:p>
       <w:pPr>
@@ -6788,8 +8697,33 @@
           <w:rFonts w:ascii="Times New Roman" w:hAnsi="Times New Roman" w:cs="Times New Roman"/>
           <w:lang w:val="en-PK"/>
         </w:rPr>
-        <w:t>  Serial.println("Setup complete.");</w:t>
-      </w:r>
+        <w:t xml:space="preserve">  </w:t>
+      </w:r>
+      <w:proofErr w:type="spellStart"/>
+      <w:r>
+        <w:rPr>
+          <w:rFonts w:ascii="Times New Roman" w:hAnsi="Times New Roman" w:cs="Times New Roman"/>
+          <w:lang w:val="en-PK"/>
+        </w:rPr>
+        <w:t>Serial.println</w:t>
+      </w:r>
+      <w:proofErr w:type="spellEnd"/>
+      <w:r>
+        <w:rPr>
+          <w:rFonts w:ascii="Times New Roman" w:hAnsi="Times New Roman" w:cs="Times New Roman"/>
+          <w:lang w:val="en-PK"/>
+        </w:rPr>
+        <w:t>("Setup complete."</w:t>
+      </w:r>
+      <w:proofErr w:type="gramStart"/>
+      <w:r>
+        <w:rPr>
+          <w:rFonts w:ascii="Times New Roman" w:hAnsi="Times New Roman" w:cs="Times New Roman"/>
+          <w:lang w:val="en-PK"/>
+        </w:rPr>
+        <w:t>);</w:t>
+      </w:r>
+      <w:proofErr w:type="gramEnd"/>
     </w:p>
     <w:p>
       <w:pPr>
@@ -6845,7 +8779,23 @@
           <w:rFonts w:ascii="Times New Roman" w:hAnsi="Times New Roman" w:cs="Times New Roman"/>
           <w:lang w:val="en-PK"/>
         </w:rPr>
-        <w:t>void loop() {</w:t>
+        <w:t xml:space="preserve">void </w:t>
+      </w:r>
+      <w:proofErr w:type="gramStart"/>
+      <w:r>
+        <w:rPr>
+          <w:rFonts w:ascii="Times New Roman" w:hAnsi="Times New Roman" w:cs="Times New Roman"/>
+          <w:lang w:val="en-PK"/>
+        </w:rPr>
+        <w:t>loop(</w:t>
+      </w:r>
+      <w:proofErr w:type="gramEnd"/>
+      <w:r>
+        <w:rPr>
+          <w:rFonts w:ascii="Times New Roman" w:hAnsi="Times New Roman" w:cs="Times New Roman"/>
+          <w:lang w:val="en-PK"/>
+        </w:rPr>
+        <w:t>) {</w:t>
       </w:r>
     </w:p>
     <w:p>
@@ -6861,7 +8811,48 @@
           <w:rFonts w:ascii="Times New Roman" w:hAnsi="Times New Roman" w:cs="Times New Roman"/>
           <w:lang w:val="en-PK"/>
         </w:rPr>
-        <w:t>  if (millis() - lastSendTime &gt;= SEND_INTERVAL) {</w:t>
+        <w:t>  if (</w:t>
+      </w:r>
+      <w:proofErr w:type="spellStart"/>
+      <w:proofErr w:type="gramStart"/>
+      <w:r>
+        <w:rPr>
+          <w:rFonts w:ascii="Times New Roman" w:hAnsi="Times New Roman" w:cs="Times New Roman"/>
+          <w:lang w:val="en-PK"/>
+        </w:rPr>
+        <w:t>millis</w:t>
+      </w:r>
+      <w:proofErr w:type="spellEnd"/>
+      <w:r>
+        <w:rPr>
+          <w:rFonts w:ascii="Times New Roman" w:hAnsi="Times New Roman" w:cs="Times New Roman"/>
+          <w:lang w:val="en-PK"/>
+        </w:rPr>
+        <w:t>(</w:t>
+      </w:r>
+      <w:proofErr w:type="gramEnd"/>
+      <w:r>
+        <w:rPr>
+          <w:rFonts w:ascii="Times New Roman" w:hAnsi="Times New Roman" w:cs="Times New Roman"/>
+          <w:lang w:val="en-PK"/>
+        </w:rPr>
+        <w:t xml:space="preserve">) - </w:t>
+      </w:r>
+      <w:proofErr w:type="spellStart"/>
+      <w:r>
+        <w:rPr>
+          <w:rFonts w:ascii="Times New Roman" w:hAnsi="Times New Roman" w:cs="Times New Roman"/>
+          <w:lang w:val="en-PK"/>
+        </w:rPr>
+        <w:t>lastSendTime</w:t>
+      </w:r>
+      <w:proofErr w:type="spellEnd"/>
+      <w:r>
+        <w:rPr>
+          <w:rFonts w:ascii="Times New Roman" w:hAnsi="Times New Roman" w:cs="Times New Roman"/>
+          <w:lang w:val="en-PK"/>
+        </w:rPr>
+        <w:t xml:space="preserve"> &gt;= SEND_INTERVAL) {</w:t>
       </w:r>
     </w:p>
     <w:p>
@@ -6877,8 +8868,26 @@
           <w:rFonts w:ascii="Times New Roman" w:hAnsi="Times New Roman" w:cs="Times New Roman"/>
           <w:lang w:val="en-PK"/>
         </w:rPr>
-        <w:t>    uploadDataToFirebase();</w:t>
-      </w:r>
+        <w:t xml:space="preserve">    </w:t>
+      </w:r>
+      <w:proofErr w:type="spellStart"/>
+      <w:proofErr w:type="gramStart"/>
+      <w:r>
+        <w:rPr>
+          <w:rFonts w:ascii="Times New Roman" w:hAnsi="Times New Roman" w:cs="Times New Roman"/>
+          <w:lang w:val="en-PK"/>
+        </w:rPr>
+        <w:t>uploadDataToFirebase</w:t>
+      </w:r>
+      <w:proofErr w:type="spellEnd"/>
+      <w:r>
+        <w:rPr>
+          <w:rFonts w:ascii="Times New Roman" w:hAnsi="Times New Roman" w:cs="Times New Roman"/>
+          <w:lang w:val="en-PK"/>
+        </w:rPr>
+        <w:t>();</w:t>
+      </w:r>
+      <w:proofErr w:type="gramEnd"/>
     </w:p>
     <w:p>
       <w:pPr>
@@ -6894,8 +8903,42 @@
           <w:lang w:val="en-PK"/>
         </w:rPr>
         <w:lastRenderedPageBreak/>
-        <w:t>    lastSendTime = millis();</w:t>
-      </w:r>
+        <w:t xml:space="preserve">    </w:t>
+      </w:r>
+      <w:proofErr w:type="spellStart"/>
+      <w:r>
+        <w:rPr>
+          <w:rFonts w:ascii="Times New Roman" w:hAnsi="Times New Roman" w:cs="Times New Roman"/>
+          <w:lang w:val="en-PK"/>
+        </w:rPr>
+        <w:t>lastSendTime</w:t>
+      </w:r>
+      <w:proofErr w:type="spellEnd"/>
+      <w:r>
+        <w:rPr>
+          <w:rFonts w:ascii="Times New Roman" w:hAnsi="Times New Roman" w:cs="Times New Roman"/>
+          <w:lang w:val="en-PK"/>
+        </w:rPr>
+        <w:t xml:space="preserve"> = </w:t>
+      </w:r>
+      <w:proofErr w:type="spellStart"/>
+      <w:proofErr w:type="gramStart"/>
+      <w:r>
+        <w:rPr>
+          <w:rFonts w:ascii="Times New Roman" w:hAnsi="Times New Roman" w:cs="Times New Roman"/>
+          <w:lang w:val="en-PK"/>
+        </w:rPr>
+        <w:t>millis</w:t>
+      </w:r>
+      <w:proofErr w:type="spellEnd"/>
+      <w:r>
+        <w:rPr>
+          <w:rFonts w:ascii="Times New Roman" w:hAnsi="Times New Roman" w:cs="Times New Roman"/>
+          <w:lang w:val="en-PK"/>
+        </w:rPr>
+        <w:t>();</w:t>
+      </w:r>
+      <w:proofErr w:type="gramEnd"/>
     </w:p>
     <w:p>
       <w:pPr>
@@ -6976,7 +9019,32 @@
           <w:rFonts w:ascii="Times New Roman" w:hAnsi="Times New Roman" w:cs="Times New Roman"/>
           <w:lang w:val="en-PK"/>
         </w:rPr>
-        <w:t>void connectWiFi() {</w:t>
+        <w:t xml:space="preserve">void </w:t>
+      </w:r>
+      <w:proofErr w:type="spellStart"/>
+      <w:proofErr w:type="gramStart"/>
+      <w:r>
+        <w:rPr>
+          <w:rFonts w:ascii="Times New Roman" w:hAnsi="Times New Roman" w:cs="Times New Roman"/>
+          <w:lang w:val="en-PK"/>
+        </w:rPr>
+        <w:t>connectWiFi</w:t>
+      </w:r>
+      <w:proofErr w:type="spellEnd"/>
+      <w:r>
+        <w:rPr>
+          <w:rFonts w:ascii="Times New Roman" w:hAnsi="Times New Roman" w:cs="Times New Roman"/>
+          <w:lang w:val="en-PK"/>
+        </w:rPr>
+        <w:t>(</w:t>
+      </w:r>
+      <w:proofErr w:type="gramEnd"/>
+      <w:r>
+        <w:rPr>
+          <w:rFonts w:ascii="Times New Roman" w:hAnsi="Times New Roman" w:cs="Times New Roman"/>
+          <w:lang w:val="en-PK"/>
+        </w:rPr>
+        <w:t>) {</w:t>
       </w:r>
     </w:p>
     <w:p>
@@ -6992,8 +9060,49 @@
           <w:rFonts w:ascii="Times New Roman" w:hAnsi="Times New Roman" w:cs="Times New Roman"/>
           <w:lang w:val="en-PK"/>
         </w:rPr>
-        <w:t>  WiFi.begin(ssid, password);</w:t>
-      </w:r>
+        <w:t xml:space="preserve">  </w:t>
+      </w:r>
+      <w:proofErr w:type="spellStart"/>
+      <w:r>
+        <w:rPr>
+          <w:rFonts w:ascii="Times New Roman" w:hAnsi="Times New Roman" w:cs="Times New Roman"/>
+          <w:lang w:val="en-PK"/>
+        </w:rPr>
+        <w:t>WiFi.begin</w:t>
+      </w:r>
+      <w:proofErr w:type="spellEnd"/>
+      <w:r>
+        <w:rPr>
+          <w:rFonts w:ascii="Times New Roman" w:hAnsi="Times New Roman" w:cs="Times New Roman"/>
+          <w:lang w:val="en-PK"/>
+        </w:rPr>
+        <w:t>(</w:t>
+      </w:r>
+      <w:proofErr w:type="spellStart"/>
+      <w:r>
+        <w:rPr>
+          <w:rFonts w:ascii="Times New Roman" w:hAnsi="Times New Roman" w:cs="Times New Roman"/>
+          <w:lang w:val="en-PK"/>
+        </w:rPr>
+        <w:t>ssid</w:t>
+      </w:r>
+      <w:proofErr w:type="spellEnd"/>
+      <w:r>
+        <w:rPr>
+          <w:rFonts w:ascii="Times New Roman" w:hAnsi="Times New Roman" w:cs="Times New Roman"/>
+          <w:lang w:val="en-PK"/>
+        </w:rPr>
+        <w:t>, password</w:t>
+      </w:r>
+      <w:proofErr w:type="gramStart"/>
+      <w:r>
+        <w:rPr>
+          <w:rFonts w:ascii="Times New Roman" w:hAnsi="Times New Roman" w:cs="Times New Roman"/>
+          <w:lang w:val="en-PK"/>
+        </w:rPr>
+        <w:t>);</w:t>
+      </w:r>
+      <w:proofErr w:type="gramEnd"/>
     </w:p>
     <w:p>
       <w:pPr>
@@ -7008,8 +9117,49 @@
           <w:rFonts w:ascii="Times New Roman" w:hAnsi="Times New Roman" w:cs="Times New Roman"/>
           <w:lang w:val="en-PK"/>
         </w:rPr>
-        <w:t>  Serial.print("Connecting to WiFi");</w:t>
-      </w:r>
+        <w:t xml:space="preserve">  </w:t>
+      </w:r>
+      <w:proofErr w:type="spellStart"/>
+      <w:r>
+        <w:rPr>
+          <w:rFonts w:ascii="Times New Roman" w:hAnsi="Times New Roman" w:cs="Times New Roman"/>
+          <w:lang w:val="en-PK"/>
+        </w:rPr>
+        <w:t>Serial.print</w:t>
+      </w:r>
+      <w:proofErr w:type="spellEnd"/>
+      <w:r>
+        <w:rPr>
+          <w:rFonts w:ascii="Times New Roman" w:hAnsi="Times New Roman" w:cs="Times New Roman"/>
+          <w:lang w:val="en-PK"/>
+        </w:rPr>
+        <w:t xml:space="preserve">("Connecting to </w:t>
+      </w:r>
+      <w:proofErr w:type="spellStart"/>
+      <w:r>
+        <w:rPr>
+          <w:rFonts w:ascii="Times New Roman" w:hAnsi="Times New Roman" w:cs="Times New Roman"/>
+          <w:lang w:val="en-PK"/>
+        </w:rPr>
+        <w:t>WiFi</w:t>
+      </w:r>
+      <w:proofErr w:type="spellEnd"/>
+      <w:r>
+        <w:rPr>
+          <w:rFonts w:ascii="Times New Roman" w:hAnsi="Times New Roman" w:cs="Times New Roman"/>
+          <w:lang w:val="en-PK"/>
+        </w:rPr>
+        <w:t>"</w:t>
+      </w:r>
+      <w:proofErr w:type="gramStart"/>
+      <w:r>
+        <w:rPr>
+          <w:rFonts w:ascii="Times New Roman" w:hAnsi="Times New Roman" w:cs="Times New Roman"/>
+          <w:lang w:val="en-PK"/>
+        </w:rPr>
+        <w:t>);</w:t>
+      </w:r>
+      <w:proofErr w:type="gramEnd"/>
     </w:p>
     <w:p>
       <w:pPr>
@@ -7024,7 +9174,39 @@
           <w:rFonts w:ascii="Times New Roman" w:hAnsi="Times New Roman" w:cs="Times New Roman"/>
           <w:lang w:val="en-PK"/>
         </w:rPr>
-        <w:t>  while (WiFi.status() != WL_CONNECTED) {</w:t>
+        <w:t>  while (</w:t>
+      </w:r>
+      <w:proofErr w:type="spellStart"/>
+      <w:r>
+        <w:rPr>
+          <w:rFonts w:ascii="Times New Roman" w:hAnsi="Times New Roman" w:cs="Times New Roman"/>
+          <w:lang w:val="en-PK"/>
+        </w:rPr>
+        <w:t>WiFi.status</w:t>
+      </w:r>
+      <w:proofErr w:type="spellEnd"/>
+      <w:r>
+        <w:rPr>
+          <w:rFonts w:ascii="Times New Roman" w:hAnsi="Times New Roman" w:cs="Times New Roman"/>
+          <w:lang w:val="en-PK"/>
+        </w:rPr>
+        <w:t>(</w:t>
+      </w:r>
+      <w:proofErr w:type="gramStart"/>
+      <w:r>
+        <w:rPr>
+          <w:rFonts w:ascii="Times New Roman" w:hAnsi="Times New Roman" w:cs="Times New Roman"/>
+          <w:lang w:val="en-PK"/>
+        </w:rPr>
+        <w:t>) !</w:t>
+      </w:r>
+      <w:proofErr w:type="gramEnd"/>
+      <w:r>
+        <w:rPr>
+          <w:rFonts w:ascii="Times New Roman" w:hAnsi="Times New Roman" w:cs="Times New Roman"/>
+          <w:lang w:val="en-PK"/>
+        </w:rPr>
+        <w:t>= WL_CONNECTED) {</w:t>
       </w:r>
     </w:p>
     <w:p>
@@ -7040,8 +9222,33 @@
           <w:rFonts w:ascii="Times New Roman" w:hAnsi="Times New Roman" w:cs="Times New Roman"/>
           <w:lang w:val="en-PK"/>
         </w:rPr>
-        <w:t>    delay(500);</w:t>
-      </w:r>
+        <w:t xml:space="preserve">    </w:t>
+      </w:r>
+      <w:proofErr w:type="gramStart"/>
+      <w:r>
+        <w:rPr>
+          <w:rFonts w:ascii="Times New Roman" w:hAnsi="Times New Roman" w:cs="Times New Roman"/>
+          <w:lang w:val="en-PK"/>
+        </w:rPr>
+        <w:t>delay(</w:t>
+      </w:r>
+      <w:proofErr w:type="gramEnd"/>
+      <w:r>
+        <w:rPr>
+          <w:rFonts w:ascii="Times New Roman" w:hAnsi="Times New Roman" w:cs="Times New Roman"/>
+          <w:lang w:val="en-PK"/>
+        </w:rPr>
+        <w:t>500</w:t>
+      </w:r>
+      <w:proofErr w:type="gramStart"/>
+      <w:r>
+        <w:rPr>
+          <w:rFonts w:ascii="Times New Roman" w:hAnsi="Times New Roman" w:cs="Times New Roman"/>
+          <w:lang w:val="en-PK"/>
+        </w:rPr>
+        <w:t>);</w:t>
+      </w:r>
+      <w:proofErr w:type="gramEnd"/>
     </w:p>
     <w:p>
       <w:pPr>
@@ -7056,8 +9263,33 @@
           <w:rFonts w:ascii="Times New Roman" w:hAnsi="Times New Roman" w:cs="Times New Roman"/>
           <w:lang w:val="en-PK"/>
         </w:rPr>
-        <w:t>    Serial.print(".");</w:t>
-      </w:r>
+        <w:t xml:space="preserve">    </w:t>
+      </w:r>
+      <w:proofErr w:type="spellStart"/>
+      <w:r>
+        <w:rPr>
+          <w:rFonts w:ascii="Times New Roman" w:hAnsi="Times New Roman" w:cs="Times New Roman"/>
+          <w:lang w:val="en-PK"/>
+        </w:rPr>
+        <w:t>Serial.print</w:t>
+      </w:r>
+      <w:proofErr w:type="spellEnd"/>
+      <w:r>
+        <w:rPr>
+          <w:rFonts w:ascii="Times New Roman" w:hAnsi="Times New Roman" w:cs="Times New Roman"/>
+          <w:lang w:val="en-PK"/>
+        </w:rPr>
+        <w:t>("."</w:t>
+      </w:r>
+      <w:proofErr w:type="gramStart"/>
+      <w:r>
+        <w:rPr>
+          <w:rFonts w:ascii="Times New Roman" w:hAnsi="Times New Roman" w:cs="Times New Roman"/>
+          <w:lang w:val="en-PK"/>
+        </w:rPr>
+        <w:t>);</w:t>
+      </w:r>
+      <w:proofErr w:type="gramEnd"/>
     </w:p>
     <w:p>
       <w:pPr>
@@ -7088,8 +9320,49 @@
           <w:rFonts w:ascii="Times New Roman" w:hAnsi="Times New Roman" w:cs="Times New Roman"/>
           <w:lang w:val="en-PK"/>
         </w:rPr>
-        <w:t>  Serial.println("\nWiFi connected.");</w:t>
-      </w:r>
+        <w:t xml:space="preserve">  </w:t>
+      </w:r>
+      <w:proofErr w:type="spellStart"/>
+      <w:r>
+        <w:rPr>
+          <w:rFonts w:ascii="Times New Roman" w:hAnsi="Times New Roman" w:cs="Times New Roman"/>
+          <w:lang w:val="en-PK"/>
+        </w:rPr>
+        <w:t>Serial.println</w:t>
+      </w:r>
+      <w:proofErr w:type="spellEnd"/>
+      <w:r>
+        <w:rPr>
+          <w:rFonts w:ascii="Times New Roman" w:hAnsi="Times New Roman" w:cs="Times New Roman"/>
+          <w:lang w:val="en-PK"/>
+        </w:rPr>
+        <w:t>("\</w:t>
+      </w:r>
+      <w:proofErr w:type="spellStart"/>
+      <w:r>
+        <w:rPr>
+          <w:rFonts w:ascii="Times New Roman" w:hAnsi="Times New Roman" w:cs="Times New Roman"/>
+          <w:lang w:val="en-PK"/>
+        </w:rPr>
+        <w:t>nWiFi</w:t>
+      </w:r>
+      <w:proofErr w:type="spellEnd"/>
+      <w:r>
+        <w:rPr>
+          <w:rFonts w:ascii="Times New Roman" w:hAnsi="Times New Roman" w:cs="Times New Roman"/>
+          <w:lang w:val="en-PK"/>
+        </w:rPr>
+        <w:t xml:space="preserve"> connected."</w:t>
+      </w:r>
+      <w:proofErr w:type="gramStart"/>
+      <w:r>
+        <w:rPr>
+          <w:rFonts w:ascii="Times New Roman" w:hAnsi="Times New Roman" w:cs="Times New Roman"/>
+          <w:lang w:val="en-PK"/>
+        </w:rPr>
+        <w:t>);</w:t>
+      </w:r>
+      <w:proofErr w:type="gramEnd"/>
     </w:p>
     <w:p>
       <w:pPr>
@@ -7145,8 +9418,33 @@
           <w:rFonts w:ascii="Times New Roman" w:hAnsi="Times New Roman" w:cs="Times New Roman"/>
           <w:lang w:val="en-PK"/>
         </w:rPr>
-        <w:t>  Wire.beginTransmission(0x48);</w:t>
-      </w:r>
+        <w:t xml:space="preserve">  </w:t>
+      </w:r>
+      <w:proofErr w:type="spellStart"/>
+      <w:r>
+        <w:rPr>
+          <w:rFonts w:ascii="Times New Roman" w:hAnsi="Times New Roman" w:cs="Times New Roman"/>
+          <w:lang w:val="en-PK"/>
+        </w:rPr>
+        <w:t>Wire.beginTransmission</w:t>
+      </w:r>
+      <w:proofErr w:type="spellEnd"/>
+      <w:r>
+        <w:rPr>
+          <w:rFonts w:ascii="Times New Roman" w:hAnsi="Times New Roman" w:cs="Times New Roman"/>
+          <w:lang w:val="en-PK"/>
+        </w:rPr>
+        <w:t>(0x48</w:t>
+      </w:r>
+      <w:proofErr w:type="gramStart"/>
+      <w:r>
+        <w:rPr>
+          <w:rFonts w:ascii="Times New Roman" w:hAnsi="Times New Roman" w:cs="Times New Roman"/>
+          <w:lang w:val="en-PK"/>
+        </w:rPr>
+        <w:t>);</w:t>
+      </w:r>
+      <w:proofErr w:type="gramEnd"/>
     </w:p>
     <w:p>
       <w:pPr>
@@ -7161,8 +9459,33 @@
           <w:rFonts w:ascii="Times New Roman" w:hAnsi="Times New Roman" w:cs="Times New Roman"/>
           <w:lang w:val="en-PK"/>
         </w:rPr>
-        <w:t>  Wire.write(0x01);</w:t>
-      </w:r>
+        <w:t xml:space="preserve">  </w:t>
+      </w:r>
+      <w:proofErr w:type="spellStart"/>
+      <w:r>
+        <w:rPr>
+          <w:rFonts w:ascii="Times New Roman" w:hAnsi="Times New Roman" w:cs="Times New Roman"/>
+          <w:lang w:val="en-PK"/>
+        </w:rPr>
+        <w:t>Wire.write</w:t>
+      </w:r>
+      <w:proofErr w:type="spellEnd"/>
+      <w:r>
+        <w:rPr>
+          <w:rFonts w:ascii="Times New Roman" w:hAnsi="Times New Roman" w:cs="Times New Roman"/>
+          <w:lang w:val="en-PK"/>
+        </w:rPr>
+        <w:t>(0x01</w:t>
+      </w:r>
+      <w:proofErr w:type="gramStart"/>
+      <w:r>
+        <w:rPr>
+          <w:rFonts w:ascii="Times New Roman" w:hAnsi="Times New Roman" w:cs="Times New Roman"/>
+          <w:lang w:val="en-PK"/>
+        </w:rPr>
+        <w:t>);</w:t>
+      </w:r>
+      <w:proofErr w:type="gramEnd"/>
     </w:p>
     <w:p>
       <w:pPr>
@@ -7177,8 +9500,33 @@
           <w:rFonts w:ascii="Times New Roman" w:hAnsi="Times New Roman" w:cs="Times New Roman"/>
           <w:lang w:val="en-PK"/>
         </w:rPr>
-        <w:t>  Wire.write(0x80);</w:t>
-      </w:r>
+        <w:t xml:space="preserve">  </w:t>
+      </w:r>
+      <w:proofErr w:type="spellStart"/>
+      <w:r>
+        <w:rPr>
+          <w:rFonts w:ascii="Times New Roman" w:hAnsi="Times New Roman" w:cs="Times New Roman"/>
+          <w:lang w:val="en-PK"/>
+        </w:rPr>
+        <w:t>Wire.write</w:t>
+      </w:r>
+      <w:proofErr w:type="spellEnd"/>
+      <w:r>
+        <w:rPr>
+          <w:rFonts w:ascii="Times New Roman" w:hAnsi="Times New Roman" w:cs="Times New Roman"/>
+          <w:lang w:val="en-PK"/>
+        </w:rPr>
+        <w:t>(0x80</w:t>
+      </w:r>
+      <w:proofErr w:type="gramStart"/>
+      <w:r>
+        <w:rPr>
+          <w:rFonts w:ascii="Times New Roman" w:hAnsi="Times New Roman" w:cs="Times New Roman"/>
+          <w:lang w:val="en-PK"/>
+        </w:rPr>
+        <w:t>);</w:t>
+      </w:r>
+      <w:proofErr w:type="gramEnd"/>
     </w:p>
     <w:p>
       <w:pPr>
@@ -7193,8 +9541,33 @@
           <w:rFonts w:ascii="Times New Roman" w:hAnsi="Times New Roman" w:cs="Times New Roman"/>
           <w:lang w:val="en-PK"/>
         </w:rPr>
-        <w:t>  Wire.endTransmission();</w:t>
-      </w:r>
+        <w:t xml:space="preserve">  </w:t>
+      </w:r>
+      <w:proofErr w:type="spellStart"/>
+      <w:r>
+        <w:rPr>
+          <w:rFonts w:ascii="Times New Roman" w:hAnsi="Times New Roman" w:cs="Times New Roman"/>
+          <w:lang w:val="en-PK"/>
+        </w:rPr>
+        <w:t>Wire.endTransmission</w:t>
+      </w:r>
+      <w:proofErr w:type="spellEnd"/>
+      <w:r>
+        <w:rPr>
+          <w:rFonts w:ascii="Times New Roman" w:hAnsi="Times New Roman" w:cs="Times New Roman"/>
+          <w:lang w:val="en-PK"/>
+        </w:rPr>
+        <w:t>(</w:t>
+      </w:r>
+      <w:proofErr w:type="gramStart"/>
+      <w:r>
+        <w:rPr>
+          <w:rFonts w:ascii="Times New Roman" w:hAnsi="Times New Roman" w:cs="Times New Roman"/>
+          <w:lang w:val="en-PK"/>
+        </w:rPr>
+        <w:t>);</w:t>
+      </w:r>
+      <w:proofErr w:type="gramEnd"/>
     </w:p>
     <w:p>
       <w:pPr>
@@ -7209,8 +9582,33 @@
           <w:rFonts w:ascii="Times New Roman" w:hAnsi="Times New Roman" w:cs="Times New Roman"/>
           <w:lang w:val="en-PK"/>
         </w:rPr>
-        <w:t>  delay(100);</w:t>
-      </w:r>
+        <w:t xml:space="preserve">  </w:t>
+      </w:r>
+      <w:proofErr w:type="gramStart"/>
+      <w:r>
+        <w:rPr>
+          <w:rFonts w:ascii="Times New Roman" w:hAnsi="Times New Roman" w:cs="Times New Roman"/>
+          <w:lang w:val="en-PK"/>
+        </w:rPr>
+        <w:t>delay(</w:t>
+      </w:r>
+      <w:proofErr w:type="gramEnd"/>
+      <w:r>
+        <w:rPr>
+          <w:rFonts w:ascii="Times New Roman" w:hAnsi="Times New Roman" w:cs="Times New Roman"/>
+          <w:lang w:val="en-PK"/>
+        </w:rPr>
+        <w:t>100</w:t>
+      </w:r>
+      <w:proofErr w:type="gramStart"/>
+      <w:r>
+        <w:rPr>
+          <w:rFonts w:ascii="Times New Roman" w:hAnsi="Times New Roman" w:cs="Times New Roman"/>
+          <w:lang w:val="en-PK"/>
+        </w:rPr>
+        <w:t>);</w:t>
+      </w:r>
+      <w:proofErr w:type="gramEnd"/>
     </w:p>
     <w:p>
       <w:pPr>
@@ -7250,7 +9648,32 @@
           <w:rFonts w:ascii="Times New Roman" w:hAnsi="Times New Roman" w:cs="Times New Roman"/>
           <w:lang w:val="en-PK"/>
         </w:rPr>
-        <w:t>String getFormattedTime() {</w:t>
+        <w:t xml:space="preserve">String </w:t>
+      </w:r>
+      <w:proofErr w:type="spellStart"/>
+      <w:proofErr w:type="gramStart"/>
+      <w:r>
+        <w:rPr>
+          <w:rFonts w:ascii="Times New Roman" w:hAnsi="Times New Roman" w:cs="Times New Roman"/>
+          <w:lang w:val="en-PK"/>
+        </w:rPr>
+        <w:t>getFormattedTime</w:t>
+      </w:r>
+      <w:proofErr w:type="spellEnd"/>
+      <w:r>
+        <w:rPr>
+          <w:rFonts w:ascii="Times New Roman" w:hAnsi="Times New Roman" w:cs="Times New Roman"/>
+          <w:lang w:val="en-PK"/>
+        </w:rPr>
+        <w:t>(</w:t>
+      </w:r>
+      <w:proofErr w:type="gramEnd"/>
+      <w:r>
+        <w:rPr>
+          <w:rFonts w:ascii="Times New Roman" w:hAnsi="Times New Roman" w:cs="Times New Roman"/>
+          <w:lang w:val="en-PK"/>
+        </w:rPr>
+        <w:t>) {</w:t>
       </w:r>
     </w:p>
     <w:p>
@@ -7266,8 +9689,42 @@
           <w:rFonts w:ascii="Times New Roman" w:hAnsi="Times New Roman" w:cs="Times New Roman"/>
           <w:lang w:val="en-PK"/>
         </w:rPr>
-        <w:t>  time_t now = time(nullptr);</w:t>
-      </w:r>
+        <w:t xml:space="preserve">  </w:t>
+      </w:r>
+      <w:proofErr w:type="spellStart"/>
+      <w:r>
+        <w:rPr>
+          <w:rFonts w:ascii="Times New Roman" w:hAnsi="Times New Roman" w:cs="Times New Roman"/>
+          <w:lang w:val="en-PK"/>
+        </w:rPr>
+        <w:t>time_t</w:t>
+      </w:r>
+      <w:proofErr w:type="spellEnd"/>
+      <w:r>
+        <w:rPr>
+          <w:rFonts w:ascii="Times New Roman" w:hAnsi="Times New Roman" w:cs="Times New Roman"/>
+          <w:lang w:val="en-PK"/>
+        </w:rPr>
+        <w:t xml:space="preserve"> now = time(</w:t>
+      </w:r>
+      <w:proofErr w:type="spellStart"/>
+      <w:r>
+        <w:rPr>
+          <w:rFonts w:ascii="Times New Roman" w:hAnsi="Times New Roman" w:cs="Times New Roman"/>
+          <w:lang w:val="en-PK"/>
+        </w:rPr>
+        <w:t>nullptr</w:t>
+      </w:r>
+      <w:proofErr w:type="spellEnd"/>
+      <w:proofErr w:type="gramStart"/>
+      <w:r>
+        <w:rPr>
+          <w:rFonts w:ascii="Times New Roman" w:hAnsi="Times New Roman" w:cs="Times New Roman"/>
+          <w:lang w:val="en-PK"/>
+        </w:rPr>
+        <w:t>);</w:t>
+      </w:r>
+      <w:proofErr w:type="gramEnd"/>
     </w:p>
     <w:p>
       <w:pPr>
@@ -7282,8 +9739,49 @@
           <w:rFonts w:ascii="Times New Roman" w:hAnsi="Times New Roman" w:cs="Times New Roman"/>
           <w:lang w:val="en-PK"/>
         </w:rPr>
-        <w:t>  struct tm* timeinfo = localtime(&amp;now);</w:t>
-      </w:r>
+        <w:t xml:space="preserve">  struct tm* </w:t>
+      </w:r>
+      <w:proofErr w:type="spellStart"/>
+      <w:r>
+        <w:rPr>
+          <w:rFonts w:ascii="Times New Roman" w:hAnsi="Times New Roman" w:cs="Times New Roman"/>
+          <w:lang w:val="en-PK"/>
+        </w:rPr>
+        <w:t>timeinfo</w:t>
+      </w:r>
+      <w:proofErr w:type="spellEnd"/>
+      <w:r>
+        <w:rPr>
+          <w:rFonts w:ascii="Times New Roman" w:hAnsi="Times New Roman" w:cs="Times New Roman"/>
+          <w:lang w:val="en-PK"/>
+        </w:rPr>
+        <w:t xml:space="preserve"> = </w:t>
+      </w:r>
+      <w:proofErr w:type="spellStart"/>
+      <w:r>
+        <w:rPr>
+          <w:rFonts w:ascii="Times New Roman" w:hAnsi="Times New Roman" w:cs="Times New Roman"/>
+          <w:lang w:val="en-PK"/>
+        </w:rPr>
+        <w:t>localtime</w:t>
+      </w:r>
+      <w:proofErr w:type="spellEnd"/>
+      <w:r>
+        <w:rPr>
+          <w:rFonts w:ascii="Times New Roman" w:hAnsi="Times New Roman" w:cs="Times New Roman"/>
+          <w:lang w:val="en-PK"/>
+        </w:rPr>
+        <w:t>(&amp;now</w:t>
+      </w:r>
+      <w:proofErr w:type="gramStart"/>
+      <w:r>
+        <w:rPr>
+          <w:rFonts w:ascii="Times New Roman" w:hAnsi="Times New Roman" w:cs="Times New Roman"/>
+          <w:lang w:val="en-PK"/>
+        </w:rPr>
+        <w:t>);</w:t>
+      </w:r>
+      <w:proofErr w:type="gramEnd"/>
     </w:p>
     <w:p>
       <w:pPr>
@@ -7298,8 +9796,33 @@
           <w:rFonts w:ascii="Times New Roman" w:hAnsi="Times New Roman" w:cs="Times New Roman"/>
           <w:lang w:val="en-PK"/>
         </w:rPr>
-        <w:t>  char buffer[30];</w:t>
-      </w:r>
+        <w:t xml:space="preserve">  char </w:t>
+      </w:r>
+      <w:proofErr w:type="gramStart"/>
+      <w:r>
+        <w:rPr>
+          <w:rFonts w:ascii="Times New Roman" w:hAnsi="Times New Roman" w:cs="Times New Roman"/>
+          <w:lang w:val="en-PK"/>
+        </w:rPr>
+        <w:t>buffer[</w:t>
+      </w:r>
+      <w:proofErr w:type="gramEnd"/>
+      <w:r>
+        <w:rPr>
+          <w:rFonts w:ascii="Times New Roman" w:hAnsi="Times New Roman" w:cs="Times New Roman"/>
+          <w:lang w:val="en-PK"/>
+        </w:rPr>
+        <w:t>30</w:t>
+      </w:r>
+      <w:proofErr w:type="gramStart"/>
+      <w:r>
+        <w:rPr>
+          <w:rFonts w:ascii="Times New Roman" w:hAnsi="Times New Roman" w:cs="Times New Roman"/>
+          <w:lang w:val="en-PK"/>
+        </w:rPr>
+        <w:t>];</w:t>
+      </w:r>
+      <w:proofErr w:type="gramEnd"/>
     </w:p>
     <w:p>
       <w:pPr>
@@ -7314,8 +9837,83 @@
           <w:rFonts w:ascii="Times New Roman" w:hAnsi="Times New Roman" w:cs="Times New Roman"/>
           <w:lang w:val="en-PK"/>
         </w:rPr>
-        <w:t>  strftime(buffer, sizeof(buffer), "%Y-%m-%d %H:%M:%S", timeinfo);</w:t>
-      </w:r>
+        <w:t xml:space="preserve">  </w:t>
+      </w:r>
+      <w:proofErr w:type="spellStart"/>
+      <w:proofErr w:type="gramStart"/>
+      <w:r>
+        <w:rPr>
+          <w:rFonts w:ascii="Times New Roman" w:hAnsi="Times New Roman" w:cs="Times New Roman"/>
+          <w:lang w:val="en-PK"/>
+        </w:rPr>
+        <w:t>strftime</w:t>
+      </w:r>
+      <w:proofErr w:type="spellEnd"/>
+      <w:r>
+        <w:rPr>
+          <w:rFonts w:ascii="Times New Roman" w:hAnsi="Times New Roman" w:cs="Times New Roman"/>
+          <w:lang w:val="en-PK"/>
+        </w:rPr>
+        <w:t>(</w:t>
+      </w:r>
+      <w:proofErr w:type="gramEnd"/>
+      <w:r>
+        <w:rPr>
+          <w:rFonts w:ascii="Times New Roman" w:hAnsi="Times New Roman" w:cs="Times New Roman"/>
+          <w:lang w:val="en-PK"/>
+        </w:rPr>
+        <w:t xml:space="preserve">buffer, </w:t>
+      </w:r>
+      <w:proofErr w:type="spellStart"/>
+      <w:r>
+        <w:rPr>
+          <w:rFonts w:ascii="Times New Roman" w:hAnsi="Times New Roman" w:cs="Times New Roman"/>
+          <w:lang w:val="en-PK"/>
+        </w:rPr>
+        <w:t>sizeof</w:t>
+      </w:r>
+      <w:proofErr w:type="spellEnd"/>
+      <w:r>
+        <w:rPr>
+          <w:rFonts w:ascii="Times New Roman" w:hAnsi="Times New Roman" w:cs="Times New Roman"/>
+          <w:lang w:val="en-PK"/>
+        </w:rPr>
+        <w:t>(buffer), "%Y-%m-%d %</w:t>
+      </w:r>
+      <w:proofErr w:type="gramStart"/>
+      <w:r>
+        <w:rPr>
+          <w:rFonts w:ascii="Times New Roman" w:hAnsi="Times New Roman" w:cs="Times New Roman"/>
+          <w:lang w:val="en-PK"/>
+        </w:rPr>
+        <w:t>H:%M:%</w:t>
+      </w:r>
+      <w:proofErr w:type="gramEnd"/>
+      <w:r>
+        <w:rPr>
+          <w:rFonts w:ascii="Times New Roman" w:hAnsi="Times New Roman" w:cs="Times New Roman"/>
+          <w:lang w:val="en-PK"/>
+        </w:rPr>
+        <w:t xml:space="preserve">S", </w:t>
+      </w:r>
+      <w:proofErr w:type="spellStart"/>
+      <w:r>
+        <w:rPr>
+          <w:rFonts w:ascii="Times New Roman" w:hAnsi="Times New Roman" w:cs="Times New Roman"/>
+          <w:lang w:val="en-PK"/>
+        </w:rPr>
+        <w:t>timeinfo</w:t>
+      </w:r>
+      <w:proofErr w:type="spellEnd"/>
+      <w:proofErr w:type="gramStart"/>
+      <w:r>
+        <w:rPr>
+          <w:rFonts w:ascii="Times New Roman" w:hAnsi="Times New Roman" w:cs="Times New Roman"/>
+          <w:lang w:val="en-PK"/>
+        </w:rPr>
+        <w:t>);</w:t>
+      </w:r>
+      <w:proofErr w:type="gramEnd"/>
     </w:p>
     <w:p>
       <w:pPr>
@@ -7330,8 +9928,17 @@
           <w:rFonts w:ascii="Times New Roman" w:hAnsi="Times New Roman" w:cs="Times New Roman"/>
           <w:lang w:val="en-PK"/>
         </w:rPr>
-        <w:t>  return String(buffer);</w:t>
-      </w:r>
+        <w:t>  return String(buffer</w:t>
+      </w:r>
+      <w:proofErr w:type="gramStart"/>
+      <w:r>
+        <w:rPr>
+          <w:rFonts w:ascii="Times New Roman" w:hAnsi="Times New Roman" w:cs="Times New Roman"/>
+          <w:lang w:val="en-PK"/>
+        </w:rPr>
+        <w:t>);</w:t>
+      </w:r>
+      <w:proofErr w:type="gramEnd"/>
     </w:p>
     <w:p>
       <w:pPr>
@@ -7371,7 +9978,32 @@
           <w:rFonts w:ascii="Times New Roman" w:hAnsi="Times New Roman" w:cs="Times New Roman"/>
           <w:lang w:val="en-PK"/>
         </w:rPr>
-        <w:t>void uploadDataToFirebase() {</w:t>
+        <w:t xml:space="preserve">void </w:t>
+      </w:r>
+      <w:proofErr w:type="spellStart"/>
+      <w:proofErr w:type="gramStart"/>
+      <w:r>
+        <w:rPr>
+          <w:rFonts w:ascii="Times New Roman" w:hAnsi="Times New Roman" w:cs="Times New Roman"/>
+          <w:lang w:val="en-PK"/>
+        </w:rPr>
+        <w:t>uploadDataToFirebase</w:t>
+      </w:r>
+      <w:proofErr w:type="spellEnd"/>
+      <w:r>
+        <w:rPr>
+          <w:rFonts w:ascii="Times New Roman" w:hAnsi="Times New Roman" w:cs="Times New Roman"/>
+          <w:lang w:val="en-PK"/>
+        </w:rPr>
+        <w:t>(</w:t>
+      </w:r>
+      <w:proofErr w:type="gramEnd"/>
+      <w:r>
+        <w:rPr>
+          <w:rFonts w:ascii="Times New Roman" w:hAnsi="Times New Roman" w:cs="Times New Roman"/>
+          <w:lang w:val="en-PK"/>
+        </w:rPr>
+        <w:t>) {</w:t>
       </w:r>
     </w:p>
     <w:p>
@@ -7387,7 +10019,39 @@
           <w:rFonts w:ascii="Times New Roman" w:hAnsi="Times New Roman" w:cs="Times New Roman"/>
           <w:lang w:val="en-PK"/>
         </w:rPr>
-        <w:t>  if (WiFi.status() != WL_CONNECTED) {</w:t>
+        <w:t>  if (</w:t>
+      </w:r>
+      <w:proofErr w:type="spellStart"/>
+      <w:r>
+        <w:rPr>
+          <w:rFonts w:ascii="Times New Roman" w:hAnsi="Times New Roman" w:cs="Times New Roman"/>
+          <w:lang w:val="en-PK"/>
+        </w:rPr>
+        <w:t>WiFi.status</w:t>
+      </w:r>
+      <w:proofErr w:type="spellEnd"/>
+      <w:r>
+        <w:rPr>
+          <w:rFonts w:ascii="Times New Roman" w:hAnsi="Times New Roman" w:cs="Times New Roman"/>
+          <w:lang w:val="en-PK"/>
+        </w:rPr>
+        <w:t>(</w:t>
+      </w:r>
+      <w:proofErr w:type="gramStart"/>
+      <w:r>
+        <w:rPr>
+          <w:rFonts w:ascii="Times New Roman" w:hAnsi="Times New Roman" w:cs="Times New Roman"/>
+          <w:lang w:val="en-PK"/>
+        </w:rPr>
+        <w:t>) !</w:t>
+      </w:r>
+      <w:proofErr w:type="gramEnd"/>
+      <w:r>
+        <w:rPr>
+          <w:rFonts w:ascii="Times New Roman" w:hAnsi="Times New Roman" w:cs="Times New Roman"/>
+          <w:lang w:val="en-PK"/>
+        </w:rPr>
+        <w:t>= WL_CONNECTED) {</w:t>
       </w:r>
     </w:p>
     <w:p>
@@ -7403,8 +10067,49 @@
           <w:rFonts w:ascii="Times New Roman" w:hAnsi="Times New Roman" w:cs="Times New Roman"/>
           <w:lang w:val="en-PK"/>
         </w:rPr>
-        <w:t>    Serial.println("WiFi not connected!");</w:t>
-      </w:r>
+        <w:t xml:space="preserve">    </w:t>
+      </w:r>
+      <w:proofErr w:type="spellStart"/>
+      <w:r>
+        <w:rPr>
+          <w:rFonts w:ascii="Times New Roman" w:hAnsi="Times New Roman" w:cs="Times New Roman"/>
+          <w:lang w:val="en-PK"/>
+        </w:rPr>
+        <w:t>Serial.println</w:t>
+      </w:r>
+      <w:proofErr w:type="spellEnd"/>
+      <w:r>
+        <w:rPr>
+          <w:rFonts w:ascii="Times New Roman" w:hAnsi="Times New Roman" w:cs="Times New Roman"/>
+          <w:lang w:val="en-PK"/>
+        </w:rPr>
+        <w:t>("</w:t>
+      </w:r>
+      <w:proofErr w:type="spellStart"/>
+      <w:r>
+        <w:rPr>
+          <w:rFonts w:ascii="Times New Roman" w:hAnsi="Times New Roman" w:cs="Times New Roman"/>
+          <w:lang w:val="en-PK"/>
+        </w:rPr>
+        <w:t>WiFi</w:t>
+      </w:r>
+      <w:proofErr w:type="spellEnd"/>
+      <w:r>
+        <w:rPr>
+          <w:rFonts w:ascii="Times New Roman" w:hAnsi="Times New Roman" w:cs="Times New Roman"/>
+          <w:lang w:val="en-PK"/>
+        </w:rPr>
+        <w:t xml:space="preserve"> not connected!"</w:t>
+      </w:r>
+      <w:proofErr w:type="gramStart"/>
+      <w:r>
+        <w:rPr>
+          <w:rFonts w:ascii="Times New Roman" w:hAnsi="Times New Roman" w:cs="Times New Roman"/>
+          <w:lang w:val="en-PK"/>
+        </w:rPr>
+        <w:t>);</w:t>
+      </w:r>
+      <w:proofErr w:type="gramEnd"/>
     </w:p>
     <w:p>
       <w:pPr>
@@ -7419,8 +10124,26 @@
           <w:rFonts w:ascii="Times New Roman" w:hAnsi="Times New Roman" w:cs="Times New Roman"/>
           <w:lang w:val="en-PK"/>
         </w:rPr>
-        <w:t>    connectWiFi();</w:t>
-      </w:r>
+        <w:t xml:space="preserve">    </w:t>
+      </w:r>
+      <w:proofErr w:type="spellStart"/>
+      <w:proofErr w:type="gramStart"/>
+      <w:r>
+        <w:rPr>
+          <w:rFonts w:ascii="Times New Roman" w:hAnsi="Times New Roman" w:cs="Times New Roman"/>
+          <w:lang w:val="en-PK"/>
+        </w:rPr>
+        <w:t>connectWiFi</w:t>
+      </w:r>
+      <w:proofErr w:type="spellEnd"/>
+      <w:r>
+        <w:rPr>
+          <w:rFonts w:ascii="Times New Roman" w:hAnsi="Times New Roman" w:cs="Times New Roman"/>
+          <w:lang w:val="en-PK"/>
+        </w:rPr>
+        <w:t>();</w:t>
+      </w:r>
+      <w:proofErr w:type="gramEnd"/>
     </w:p>
     <w:p>
       <w:pPr>
@@ -7435,8 +10158,17 @@
           <w:rFonts w:ascii="Times New Roman" w:hAnsi="Times New Roman" w:cs="Times New Roman"/>
           <w:lang w:val="en-PK"/>
         </w:rPr>
-        <w:t>    return;</w:t>
-      </w:r>
+        <w:t xml:space="preserve">    </w:t>
+      </w:r>
+      <w:proofErr w:type="gramStart"/>
+      <w:r>
+        <w:rPr>
+          <w:rFonts w:ascii="Times New Roman" w:hAnsi="Times New Roman" w:cs="Times New Roman"/>
+          <w:lang w:val="en-PK"/>
+        </w:rPr>
+        <w:t>return;</w:t>
+      </w:r>
+      <w:proofErr w:type="gramEnd"/>
     </w:p>
     <w:p>
       <w:pPr>
@@ -7492,8 +10224,33 @@
           <w:rFonts w:ascii="Times New Roman" w:hAnsi="Times New Roman" w:cs="Times New Roman"/>
           <w:lang w:val="en-PK"/>
         </w:rPr>
-        <w:t>  float temperature = tempSensor.readTemperature();</w:t>
-      </w:r>
+        <w:t xml:space="preserve">  float temperature = </w:t>
+      </w:r>
+      <w:proofErr w:type="spellStart"/>
+      <w:r>
+        <w:rPr>
+          <w:rFonts w:ascii="Times New Roman" w:hAnsi="Times New Roman" w:cs="Times New Roman"/>
+          <w:lang w:val="en-PK"/>
+        </w:rPr>
+        <w:t>tempSensor.readTemperature</w:t>
+      </w:r>
+      <w:proofErr w:type="spellEnd"/>
+      <w:r>
+        <w:rPr>
+          <w:rFonts w:ascii="Times New Roman" w:hAnsi="Times New Roman" w:cs="Times New Roman"/>
+          <w:lang w:val="en-PK"/>
+        </w:rPr>
+        <w:t>(</w:t>
+      </w:r>
+      <w:proofErr w:type="gramStart"/>
+      <w:r>
+        <w:rPr>
+          <w:rFonts w:ascii="Times New Roman" w:hAnsi="Times New Roman" w:cs="Times New Roman"/>
+          <w:lang w:val="en-PK"/>
+        </w:rPr>
+        <w:t>);</w:t>
+      </w:r>
+      <w:proofErr w:type="gramEnd"/>
     </w:p>
     <w:p>
       <w:pPr>
@@ -7524,8 +10281,33 @@
           <w:rFonts w:ascii="Times New Roman" w:hAnsi="Times New Roman" w:cs="Times New Roman"/>
           <w:lang w:val="en-PK"/>
         </w:rPr>
-        <w:t>    Serial.println("MAX30205 error! Retrying...");</w:t>
-      </w:r>
+        <w:t xml:space="preserve">    </w:t>
+      </w:r>
+      <w:proofErr w:type="spellStart"/>
+      <w:r>
+        <w:rPr>
+          <w:rFonts w:ascii="Times New Roman" w:hAnsi="Times New Roman" w:cs="Times New Roman"/>
+          <w:lang w:val="en-PK"/>
+        </w:rPr>
+        <w:t>Serial.println</w:t>
+      </w:r>
+      <w:proofErr w:type="spellEnd"/>
+      <w:r>
+        <w:rPr>
+          <w:rFonts w:ascii="Times New Roman" w:hAnsi="Times New Roman" w:cs="Times New Roman"/>
+          <w:lang w:val="en-PK"/>
+        </w:rPr>
+        <w:t>("MAX30205 error! Retrying..."</w:t>
+      </w:r>
+      <w:proofErr w:type="gramStart"/>
+      <w:r>
+        <w:rPr>
+          <w:rFonts w:ascii="Times New Roman" w:hAnsi="Times New Roman" w:cs="Times New Roman"/>
+          <w:lang w:val="en-PK"/>
+        </w:rPr>
+        <w:t>);</w:t>
+      </w:r>
+      <w:proofErr w:type="gramEnd"/>
     </w:p>
     <w:p>
       <w:pPr>
@@ -7556,8 +10338,33 @@
           <w:rFonts w:ascii="Times New Roman" w:hAnsi="Times New Roman" w:cs="Times New Roman"/>
           <w:lang w:val="en-PK"/>
         </w:rPr>
-        <w:t>    delay(100);</w:t>
-      </w:r>
+        <w:t xml:space="preserve">    </w:t>
+      </w:r>
+      <w:proofErr w:type="gramStart"/>
+      <w:r>
+        <w:rPr>
+          <w:rFonts w:ascii="Times New Roman" w:hAnsi="Times New Roman" w:cs="Times New Roman"/>
+          <w:lang w:val="en-PK"/>
+        </w:rPr>
+        <w:t>delay(</w:t>
+      </w:r>
+      <w:proofErr w:type="gramEnd"/>
+      <w:r>
+        <w:rPr>
+          <w:rFonts w:ascii="Times New Roman" w:hAnsi="Times New Roman" w:cs="Times New Roman"/>
+          <w:lang w:val="en-PK"/>
+        </w:rPr>
+        <w:t>100</w:t>
+      </w:r>
+      <w:proofErr w:type="gramStart"/>
+      <w:r>
+        <w:rPr>
+          <w:rFonts w:ascii="Times New Roman" w:hAnsi="Times New Roman" w:cs="Times New Roman"/>
+          <w:lang w:val="en-PK"/>
+        </w:rPr>
+        <w:t>);</w:t>
+      </w:r>
+      <w:proofErr w:type="gramEnd"/>
     </w:p>
     <w:p>
       <w:pPr>
@@ -7572,8 +10379,33 @@
           <w:rFonts w:ascii="Times New Roman" w:hAnsi="Times New Roman" w:cs="Times New Roman"/>
           <w:lang w:val="en-PK"/>
         </w:rPr>
-        <w:t>    resetMAX30205();  // Reset sensor before retry</w:t>
-      </w:r>
+        <w:t>    resetMAX30205(</w:t>
+      </w:r>
+      <w:proofErr w:type="gramStart"/>
+      <w:r>
+        <w:rPr>
+          <w:rFonts w:ascii="Times New Roman" w:hAnsi="Times New Roman" w:cs="Times New Roman"/>
+          <w:lang w:val="en-PK"/>
+        </w:rPr>
+        <w:t>);  /</w:t>
+      </w:r>
+      <w:proofErr w:type="gramEnd"/>
+      <w:r>
+        <w:rPr>
+          <w:rFonts w:ascii="Times New Roman" w:hAnsi="Times New Roman" w:cs="Times New Roman"/>
+          <w:lang w:val="en-PK"/>
+        </w:rPr>
+        <w:t xml:space="preserve">/ Reset sensor before </w:t>
+      </w:r>
+      <w:proofErr w:type="gramStart"/>
+      <w:r>
+        <w:rPr>
+          <w:rFonts w:ascii="Times New Roman" w:hAnsi="Times New Roman" w:cs="Times New Roman"/>
+          <w:lang w:val="en-PK"/>
+        </w:rPr>
+        <w:t>retry</w:t>
+      </w:r>
+      <w:proofErr w:type="gramEnd"/>
     </w:p>
     <w:p>
       <w:pPr>
@@ -7588,8 +10420,33 @@
           <w:rFonts w:ascii="Times New Roman" w:hAnsi="Times New Roman" w:cs="Times New Roman"/>
           <w:lang w:val="en-PK"/>
         </w:rPr>
-        <w:t>    temperature = tempSensor.readTemperature();</w:t>
-      </w:r>
+        <w:t xml:space="preserve">    temperature = </w:t>
+      </w:r>
+      <w:proofErr w:type="spellStart"/>
+      <w:r>
+        <w:rPr>
+          <w:rFonts w:ascii="Times New Roman" w:hAnsi="Times New Roman" w:cs="Times New Roman"/>
+          <w:lang w:val="en-PK"/>
+        </w:rPr>
+        <w:t>tempSensor.readTemperature</w:t>
+      </w:r>
+      <w:proofErr w:type="spellEnd"/>
+      <w:r>
+        <w:rPr>
+          <w:rFonts w:ascii="Times New Roman" w:hAnsi="Times New Roman" w:cs="Times New Roman"/>
+          <w:lang w:val="en-PK"/>
+        </w:rPr>
+        <w:t>(</w:t>
+      </w:r>
+      <w:proofErr w:type="gramStart"/>
+      <w:r>
+        <w:rPr>
+          <w:rFonts w:ascii="Times New Roman" w:hAnsi="Times New Roman" w:cs="Times New Roman"/>
+          <w:lang w:val="en-PK"/>
+        </w:rPr>
+        <w:t>);</w:t>
+      </w:r>
+      <w:proofErr w:type="gramEnd"/>
     </w:p>
     <w:p>
       <w:pPr>
@@ -7636,8 +10493,49 @@
           <w:rFonts w:ascii="Times New Roman" w:hAnsi="Times New Roman" w:cs="Times New Roman"/>
           <w:lang w:val="en-PK"/>
         </w:rPr>
-        <w:t>      Serial.println("MAX30205 failed after retry. Setting temperature=null.");</w:t>
-      </w:r>
+        <w:t xml:space="preserve">      </w:t>
+      </w:r>
+      <w:proofErr w:type="spellStart"/>
+      <w:r>
+        <w:rPr>
+          <w:rFonts w:ascii="Times New Roman" w:hAnsi="Times New Roman" w:cs="Times New Roman"/>
+          <w:lang w:val="en-PK"/>
+        </w:rPr>
+        <w:t>Serial.println</w:t>
+      </w:r>
+      <w:proofErr w:type="spellEnd"/>
+      <w:r>
+        <w:rPr>
+          <w:rFonts w:ascii="Times New Roman" w:hAnsi="Times New Roman" w:cs="Times New Roman"/>
+          <w:lang w:val="en-PK"/>
+        </w:rPr>
+        <w:t xml:space="preserve">("MAX30205 failed after </w:t>
+      </w:r>
+      <w:proofErr w:type="gramStart"/>
+      <w:r>
+        <w:rPr>
+          <w:rFonts w:ascii="Times New Roman" w:hAnsi="Times New Roman" w:cs="Times New Roman"/>
+          <w:lang w:val="en-PK"/>
+        </w:rPr>
+        <w:t>retry</w:t>
+      </w:r>
+      <w:proofErr w:type="gramEnd"/>
+      <w:r>
+        <w:rPr>
+          <w:rFonts w:ascii="Times New Roman" w:hAnsi="Times New Roman" w:cs="Times New Roman"/>
+          <w:lang w:val="en-PK"/>
+        </w:rPr>
+        <w:t>. Setting temperature=null."</w:t>
+      </w:r>
+      <w:proofErr w:type="gramStart"/>
+      <w:r>
+        <w:rPr>
+          <w:rFonts w:ascii="Times New Roman" w:hAnsi="Times New Roman" w:cs="Times New Roman"/>
+          <w:lang w:val="en-PK"/>
+        </w:rPr>
+        <w:t>);</w:t>
+      </w:r>
+      <w:proofErr w:type="gramEnd"/>
     </w:p>
     <w:p>
       <w:pPr>
@@ -7652,7 +10550,23 @@
           <w:rFonts w:ascii="Times New Roman" w:hAnsi="Times New Roman" w:cs="Times New Roman"/>
           <w:lang w:val="en-PK"/>
         </w:rPr>
-        <w:t>      temperature = NAN;  // Mark as invalid</w:t>
+        <w:t xml:space="preserve">      temperature = </w:t>
+      </w:r>
+      <w:proofErr w:type="gramStart"/>
+      <w:r>
+        <w:rPr>
+          <w:rFonts w:ascii="Times New Roman" w:hAnsi="Times New Roman" w:cs="Times New Roman"/>
+          <w:lang w:val="en-PK"/>
+        </w:rPr>
+        <w:t>NAN;  /</w:t>
+      </w:r>
+      <w:proofErr w:type="gramEnd"/>
+      <w:r>
+        <w:rPr>
+          <w:rFonts w:ascii="Times New Roman" w:hAnsi="Times New Roman" w:cs="Times New Roman"/>
+          <w:lang w:val="en-PK"/>
+        </w:rPr>
+        <w:t>/ Mark as invalid</w:t>
       </w:r>
     </w:p>
     <w:p>
@@ -7725,8 +10639,33 @@
           <w:rFonts w:ascii="Times New Roman" w:hAnsi="Times New Roman" w:cs="Times New Roman"/>
           <w:lang w:val="en-PK"/>
         </w:rPr>
-        <w:t>  sensors_event_t event;</w:t>
-      </w:r>
+        <w:t xml:space="preserve">  </w:t>
+      </w:r>
+      <w:proofErr w:type="spellStart"/>
+      <w:r>
+        <w:rPr>
+          <w:rFonts w:ascii="Times New Roman" w:hAnsi="Times New Roman" w:cs="Times New Roman"/>
+          <w:lang w:val="en-PK"/>
+        </w:rPr>
+        <w:t>sensors_event_t</w:t>
+      </w:r>
+      <w:proofErr w:type="spellEnd"/>
+      <w:r>
+        <w:rPr>
+          <w:rFonts w:ascii="Times New Roman" w:hAnsi="Times New Roman" w:cs="Times New Roman"/>
+          <w:lang w:val="en-PK"/>
+        </w:rPr>
+        <w:t xml:space="preserve"> </w:t>
+      </w:r>
+      <w:proofErr w:type="gramStart"/>
+      <w:r>
+        <w:rPr>
+          <w:rFonts w:ascii="Times New Roman" w:hAnsi="Times New Roman" w:cs="Times New Roman"/>
+          <w:lang w:val="en-PK"/>
+        </w:rPr>
+        <w:t>event;</w:t>
+      </w:r>
+      <w:proofErr w:type="gramEnd"/>
     </w:p>
     <w:p>
       <w:pPr>
@@ -7742,8 +10681,35 @@
           <w:lang w:val="en-PK"/>
         </w:rPr>
         <w:lastRenderedPageBreak/>
-        <w:t>  accel.getEvent(&amp;event);</w:t>
-      </w:r>
+        <w:t xml:space="preserve">  </w:t>
+      </w:r>
+      <w:proofErr w:type="spellStart"/>
+      <w:proofErr w:type="gramStart"/>
+      <w:r>
+        <w:rPr>
+          <w:rFonts w:ascii="Times New Roman" w:hAnsi="Times New Roman" w:cs="Times New Roman"/>
+          <w:lang w:val="en-PK"/>
+        </w:rPr>
+        <w:t>accel.getEvent</w:t>
+      </w:r>
+      <w:proofErr w:type="spellEnd"/>
+      <w:proofErr w:type="gramEnd"/>
+      <w:r>
+        <w:rPr>
+          <w:rFonts w:ascii="Times New Roman" w:hAnsi="Times New Roman" w:cs="Times New Roman"/>
+          <w:lang w:val="en-PK"/>
+        </w:rPr>
+        <w:t>(&amp;event</w:t>
+      </w:r>
+      <w:proofErr w:type="gramStart"/>
+      <w:r>
+        <w:rPr>
+          <w:rFonts w:ascii="Times New Roman" w:hAnsi="Times New Roman" w:cs="Times New Roman"/>
+          <w:lang w:val="en-PK"/>
+        </w:rPr>
+        <w:t>);</w:t>
+      </w:r>
+      <w:proofErr w:type="gramEnd"/>
     </w:p>
     <w:p>
       <w:pPr>
@@ -7758,8 +10724,58 @@
           <w:rFonts w:ascii="Times New Roman" w:hAnsi="Times New Roman" w:cs="Times New Roman"/>
           <w:lang w:val="en-PK"/>
         </w:rPr>
-        <w:t>  float accel_x = event.acceleration.x;</w:t>
-      </w:r>
+        <w:t xml:space="preserve">  float </w:t>
+      </w:r>
+      <w:proofErr w:type="spellStart"/>
+      <w:r>
+        <w:rPr>
+          <w:rFonts w:ascii="Times New Roman" w:hAnsi="Times New Roman" w:cs="Times New Roman"/>
+          <w:lang w:val="en-PK"/>
+        </w:rPr>
+        <w:t>accel_x</w:t>
+      </w:r>
+      <w:proofErr w:type="spellEnd"/>
+      <w:r>
+        <w:rPr>
+          <w:rFonts w:ascii="Times New Roman" w:hAnsi="Times New Roman" w:cs="Times New Roman"/>
+          <w:lang w:val="en-PK"/>
+        </w:rPr>
+        <w:t xml:space="preserve"> = </w:t>
+      </w:r>
+      <w:proofErr w:type="spellStart"/>
+      <w:proofErr w:type="gramStart"/>
+      <w:r>
+        <w:rPr>
+          <w:rFonts w:ascii="Times New Roman" w:hAnsi="Times New Roman" w:cs="Times New Roman"/>
+          <w:lang w:val="en-PK"/>
+        </w:rPr>
+        <w:t>event.acceleration</w:t>
+      </w:r>
+      <w:proofErr w:type="gramEnd"/>
+      <w:r>
+        <w:rPr>
+          <w:rFonts w:ascii="Times New Roman" w:hAnsi="Times New Roman" w:cs="Times New Roman"/>
+          <w:lang w:val="en-PK"/>
+        </w:rPr>
+        <w:t>.</w:t>
+      </w:r>
+      <w:proofErr w:type="gramStart"/>
+      <w:r>
+        <w:rPr>
+          <w:rFonts w:ascii="Times New Roman" w:hAnsi="Times New Roman" w:cs="Times New Roman"/>
+          <w:lang w:val="en-PK"/>
+        </w:rPr>
+        <w:t>x</w:t>
+      </w:r>
+      <w:proofErr w:type="spellEnd"/>
+      <w:r>
+        <w:rPr>
+          <w:rFonts w:ascii="Times New Roman" w:hAnsi="Times New Roman" w:cs="Times New Roman"/>
+          <w:lang w:val="en-PK"/>
+        </w:rPr>
+        <w:t>;</w:t>
+      </w:r>
+      <w:proofErr w:type="gramEnd"/>
     </w:p>
     <w:p>
       <w:pPr>
@@ -7774,8 +10790,58 @@
           <w:rFonts w:ascii="Times New Roman" w:hAnsi="Times New Roman" w:cs="Times New Roman"/>
           <w:lang w:val="en-PK"/>
         </w:rPr>
-        <w:t>  float accel_y = event.acceleration.y;</w:t>
-      </w:r>
+        <w:t xml:space="preserve">  float </w:t>
+      </w:r>
+      <w:proofErr w:type="spellStart"/>
+      <w:r>
+        <w:rPr>
+          <w:rFonts w:ascii="Times New Roman" w:hAnsi="Times New Roman" w:cs="Times New Roman"/>
+          <w:lang w:val="en-PK"/>
+        </w:rPr>
+        <w:t>accel_y</w:t>
+      </w:r>
+      <w:proofErr w:type="spellEnd"/>
+      <w:r>
+        <w:rPr>
+          <w:rFonts w:ascii="Times New Roman" w:hAnsi="Times New Roman" w:cs="Times New Roman"/>
+          <w:lang w:val="en-PK"/>
+        </w:rPr>
+        <w:t xml:space="preserve"> = </w:t>
+      </w:r>
+      <w:proofErr w:type="spellStart"/>
+      <w:proofErr w:type="gramStart"/>
+      <w:r>
+        <w:rPr>
+          <w:rFonts w:ascii="Times New Roman" w:hAnsi="Times New Roman" w:cs="Times New Roman"/>
+          <w:lang w:val="en-PK"/>
+        </w:rPr>
+        <w:t>event.acceleration</w:t>
+      </w:r>
+      <w:proofErr w:type="gramEnd"/>
+      <w:r>
+        <w:rPr>
+          <w:rFonts w:ascii="Times New Roman" w:hAnsi="Times New Roman" w:cs="Times New Roman"/>
+          <w:lang w:val="en-PK"/>
+        </w:rPr>
+        <w:t>.</w:t>
+      </w:r>
+      <w:proofErr w:type="gramStart"/>
+      <w:r>
+        <w:rPr>
+          <w:rFonts w:ascii="Times New Roman" w:hAnsi="Times New Roman" w:cs="Times New Roman"/>
+          <w:lang w:val="en-PK"/>
+        </w:rPr>
+        <w:t>y</w:t>
+      </w:r>
+      <w:proofErr w:type="spellEnd"/>
+      <w:r>
+        <w:rPr>
+          <w:rFonts w:ascii="Times New Roman" w:hAnsi="Times New Roman" w:cs="Times New Roman"/>
+          <w:lang w:val="en-PK"/>
+        </w:rPr>
+        <w:t>;</w:t>
+      </w:r>
+      <w:proofErr w:type="gramEnd"/>
     </w:p>
     <w:p>
       <w:pPr>
@@ -7815,8 +10881,51 @@
           <w:rFonts w:ascii="Times New Roman" w:hAnsi="Times New Roman" w:cs="Times New Roman"/>
           <w:lang w:val="en-PK"/>
         </w:rPr>
-        <w:t>  input-&gt;data.f[0] = (accel_x - X_MIN) / (X_MAX - X_MIN);</w:t>
-      </w:r>
+        <w:t>  input-&gt;</w:t>
+      </w:r>
+      <w:proofErr w:type="spellStart"/>
+      <w:proofErr w:type="gramStart"/>
+      <w:r>
+        <w:rPr>
+          <w:rFonts w:ascii="Times New Roman" w:hAnsi="Times New Roman" w:cs="Times New Roman"/>
+          <w:lang w:val="en-PK"/>
+        </w:rPr>
+        <w:t>data.f</w:t>
+      </w:r>
+      <w:proofErr w:type="spellEnd"/>
+      <w:proofErr w:type="gramEnd"/>
+      <w:r>
+        <w:rPr>
+          <w:rFonts w:ascii="Times New Roman" w:hAnsi="Times New Roman" w:cs="Times New Roman"/>
+          <w:lang w:val="en-PK"/>
+        </w:rPr>
+        <w:t>[0] = (</w:t>
+      </w:r>
+      <w:proofErr w:type="spellStart"/>
+      <w:r>
+        <w:rPr>
+          <w:rFonts w:ascii="Times New Roman" w:hAnsi="Times New Roman" w:cs="Times New Roman"/>
+          <w:lang w:val="en-PK"/>
+        </w:rPr>
+        <w:t>accel_x</w:t>
+      </w:r>
+      <w:proofErr w:type="spellEnd"/>
+      <w:r>
+        <w:rPr>
+          <w:rFonts w:ascii="Times New Roman" w:hAnsi="Times New Roman" w:cs="Times New Roman"/>
+          <w:lang w:val="en-PK"/>
+        </w:rPr>
+        <w:t xml:space="preserve"> - X_MIN) / (X_MAX - X_MIN</w:t>
+      </w:r>
+      <w:proofErr w:type="gramStart"/>
+      <w:r>
+        <w:rPr>
+          <w:rFonts w:ascii="Times New Roman" w:hAnsi="Times New Roman" w:cs="Times New Roman"/>
+          <w:lang w:val="en-PK"/>
+        </w:rPr>
+        <w:t>);</w:t>
+      </w:r>
+      <w:proofErr w:type="gramEnd"/>
     </w:p>
     <w:p>
       <w:pPr>
@@ -7831,8 +10940,51 @@
           <w:rFonts w:ascii="Times New Roman" w:hAnsi="Times New Roman" w:cs="Times New Roman"/>
           <w:lang w:val="en-PK"/>
         </w:rPr>
-        <w:t>  input-&gt;data.f[1] = (accel_y - Y_MIN) / (Y_MAX - Y_MIN);</w:t>
-      </w:r>
+        <w:t>  input-&gt;</w:t>
+      </w:r>
+      <w:proofErr w:type="spellStart"/>
+      <w:proofErr w:type="gramStart"/>
+      <w:r>
+        <w:rPr>
+          <w:rFonts w:ascii="Times New Roman" w:hAnsi="Times New Roman" w:cs="Times New Roman"/>
+          <w:lang w:val="en-PK"/>
+        </w:rPr>
+        <w:t>data.f</w:t>
+      </w:r>
+      <w:proofErr w:type="spellEnd"/>
+      <w:proofErr w:type="gramEnd"/>
+      <w:r>
+        <w:rPr>
+          <w:rFonts w:ascii="Times New Roman" w:hAnsi="Times New Roman" w:cs="Times New Roman"/>
+          <w:lang w:val="en-PK"/>
+        </w:rPr>
+        <w:t>[1] = (</w:t>
+      </w:r>
+      <w:proofErr w:type="spellStart"/>
+      <w:r>
+        <w:rPr>
+          <w:rFonts w:ascii="Times New Roman" w:hAnsi="Times New Roman" w:cs="Times New Roman"/>
+          <w:lang w:val="en-PK"/>
+        </w:rPr>
+        <w:t>accel_y</w:t>
+      </w:r>
+      <w:proofErr w:type="spellEnd"/>
+      <w:r>
+        <w:rPr>
+          <w:rFonts w:ascii="Times New Roman" w:hAnsi="Times New Roman" w:cs="Times New Roman"/>
+          <w:lang w:val="en-PK"/>
+        </w:rPr>
+        <w:t xml:space="preserve"> - Y_MIN) / (Y_MAX - Y_MIN</w:t>
+      </w:r>
+      <w:proofErr w:type="gramStart"/>
+      <w:r>
+        <w:rPr>
+          <w:rFonts w:ascii="Times New Roman" w:hAnsi="Times New Roman" w:cs="Times New Roman"/>
+          <w:lang w:val="en-PK"/>
+        </w:rPr>
+        <w:t>);</w:t>
+      </w:r>
+      <w:proofErr w:type="gramEnd"/>
     </w:p>
     <w:p>
       <w:pPr>
@@ -7856,8 +11008,17 @@
           <w:rFonts w:ascii="Times New Roman" w:hAnsi="Times New Roman" w:cs="Times New Roman"/>
           <w:lang w:val="en-PK"/>
         </w:rPr>
-        <w:t>  interpreter-&gt;Invoke();</w:t>
-      </w:r>
+        <w:t>  interpreter-&gt;</w:t>
+      </w:r>
+      <w:proofErr w:type="gramStart"/>
+      <w:r>
+        <w:rPr>
+          <w:rFonts w:ascii="Times New Roman" w:hAnsi="Times New Roman" w:cs="Times New Roman"/>
+          <w:lang w:val="en-PK"/>
+        </w:rPr>
+        <w:t>Invoke();</w:t>
+      </w:r>
+      <w:proofErr w:type="gramEnd"/>
     </w:p>
     <w:p>
       <w:pPr>
@@ -7872,8 +11033,51 @@
           <w:rFonts w:ascii="Times New Roman" w:hAnsi="Times New Roman" w:cs="Times New Roman"/>
           <w:lang w:val="en-PK"/>
         </w:rPr>
-        <w:t>  float fall_probability = output-&gt;data.f[0];</w:t>
-      </w:r>
+        <w:t xml:space="preserve">  float </w:t>
+      </w:r>
+      <w:proofErr w:type="spellStart"/>
+      <w:r>
+        <w:rPr>
+          <w:rFonts w:ascii="Times New Roman" w:hAnsi="Times New Roman" w:cs="Times New Roman"/>
+          <w:lang w:val="en-PK"/>
+        </w:rPr>
+        <w:t>fall_probability</w:t>
+      </w:r>
+      <w:proofErr w:type="spellEnd"/>
+      <w:r>
+        <w:rPr>
+          <w:rFonts w:ascii="Times New Roman" w:hAnsi="Times New Roman" w:cs="Times New Roman"/>
+          <w:lang w:val="en-PK"/>
+        </w:rPr>
+        <w:t xml:space="preserve"> = output-&gt;</w:t>
+      </w:r>
+      <w:proofErr w:type="spellStart"/>
+      <w:proofErr w:type="gramStart"/>
+      <w:r>
+        <w:rPr>
+          <w:rFonts w:ascii="Times New Roman" w:hAnsi="Times New Roman" w:cs="Times New Roman"/>
+          <w:lang w:val="en-PK"/>
+        </w:rPr>
+        <w:t>data.f</w:t>
+      </w:r>
+      <w:proofErr w:type="spellEnd"/>
+      <w:proofErr w:type="gramEnd"/>
+      <w:r>
+        <w:rPr>
+          <w:rFonts w:ascii="Times New Roman" w:hAnsi="Times New Roman" w:cs="Times New Roman"/>
+          <w:lang w:val="en-PK"/>
+        </w:rPr>
+        <w:t>[0</w:t>
+      </w:r>
+      <w:proofErr w:type="gramStart"/>
+      <w:r>
+        <w:rPr>
+          <w:rFonts w:ascii="Times New Roman" w:hAnsi="Times New Roman" w:cs="Times New Roman"/>
+          <w:lang w:val="en-PK"/>
+        </w:rPr>
+        <w:t>];</w:t>
+      </w:r>
+      <w:proofErr w:type="gramEnd"/>
     </w:p>
     <w:p>
       <w:pPr>
@@ -7888,8 +11092,81 @@
           <w:rFonts w:ascii="Times New Roman" w:hAnsi="Times New Roman" w:cs="Times New Roman"/>
           <w:lang w:val="en-PK"/>
         </w:rPr>
-        <w:t>  String fall_status = (fall_probability &gt; 0.5) ? "Fall Detected" : "Stable";</w:t>
-      </w:r>
+        <w:t xml:space="preserve">  String </w:t>
+      </w:r>
+      <w:proofErr w:type="spellStart"/>
+      <w:r>
+        <w:rPr>
+          <w:rFonts w:ascii="Times New Roman" w:hAnsi="Times New Roman" w:cs="Times New Roman"/>
+          <w:lang w:val="en-PK"/>
+        </w:rPr>
+        <w:t>fall_status</w:t>
+      </w:r>
+      <w:proofErr w:type="spellEnd"/>
+      <w:r>
+        <w:rPr>
+          <w:rFonts w:ascii="Times New Roman" w:hAnsi="Times New Roman" w:cs="Times New Roman"/>
+          <w:lang w:val="en-PK"/>
+        </w:rPr>
+        <w:t xml:space="preserve"> = (</w:t>
+      </w:r>
+      <w:proofErr w:type="spellStart"/>
+      <w:r>
+        <w:rPr>
+          <w:rFonts w:ascii="Times New Roman" w:hAnsi="Times New Roman" w:cs="Times New Roman"/>
+          <w:lang w:val="en-PK"/>
+        </w:rPr>
+        <w:t>fall_probability</w:t>
+      </w:r>
+      <w:proofErr w:type="spellEnd"/>
+      <w:r>
+        <w:rPr>
+          <w:rFonts w:ascii="Times New Roman" w:hAnsi="Times New Roman" w:cs="Times New Roman"/>
+          <w:lang w:val="en-PK"/>
+        </w:rPr>
+        <w:t xml:space="preserve"> &gt; 0.5</w:t>
+      </w:r>
+      <w:proofErr w:type="gramStart"/>
+      <w:r>
+        <w:rPr>
+          <w:rFonts w:ascii="Times New Roman" w:hAnsi="Times New Roman" w:cs="Times New Roman"/>
+          <w:lang w:val="en-PK"/>
+        </w:rPr>
+        <w:t>) ?</w:t>
+      </w:r>
+      <w:proofErr w:type="gramEnd"/>
+      <w:r>
+        <w:rPr>
+          <w:rFonts w:ascii="Times New Roman" w:hAnsi="Times New Roman" w:cs="Times New Roman"/>
+          <w:lang w:val="en-PK"/>
+        </w:rPr>
+        <w:t xml:space="preserve"> "Fall Detected</w:t>
+      </w:r>
+      <w:proofErr w:type="gramStart"/>
+      <w:r>
+        <w:rPr>
+          <w:rFonts w:ascii="Times New Roman" w:hAnsi="Times New Roman" w:cs="Times New Roman"/>
+          <w:lang w:val="en-PK"/>
+        </w:rPr>
+        <w:t>" :</w:t>
+      </w:r>
+      <w:proofErr w:type="gramEnd"/>
+      <w:r>
+        <w:rPr>
+          <w:rFonts w:ascii="Times New Roman" w:hAnsi="Times New Roman" w:cs="Times New Roman"/>
+          <w:lang w:val="en-PK"/>
+        </w:rPr>
+        <w:t xml:space="preserve"> "Stable</w:t>
+      </w:r>
+      <w:proofErr w:type="gramStart"/>
+      <w:r>
+        <w:rPr>
+          <w:rFonts w:ascii="Times New Roman" w:hAnsi="Times New Roman" w:cs="Times New Roman"/>
+          <w:lang w:val="en-PK"/>
+        </w:rPr>
+        <w:t>";</w:t>
+      </w:r>
+      <w:proofErr w:type="gramEnd"/>
     </w:p>
     <w:p>
       <w:pPr>
@@ -7929,7 +11206,55 @@
           <w:rFonts w:ascii="Times New Roman" w:hAnsi="Times New Roman" w:cs="Times New Roman"/>
           <w:lang w:val="en-PK"/>
         </w:rPr>
-        <w:t>  for (int i = 0; i &lt; BUFFER_SIZE; i++) {</w:t>
+        <w:t xml:space="preserve">  for (int </w:t>
+      </w:r>
+      <w:proofErr w:type="spellStart"/>
+      <w:r>
+        <w:rPr>
+          <w:rFonts w:ascii="Times New Roman" w:hAnsi="Times New Roman" w:cs="Times New Roman"/>
+          <w:lang w:val="en-PK"/>
+        </w:rPr>
+        <w:t>i</w:t>
+      </w:r>
+      <w:proofErr w:type="spellEnd"/>
+      <w:r>
+        <w:rPr>
+          <w:rFonts w:ascii="Times New Roman" w:hAnsi="Times New Roman" w:cs="Times New Roman"/>
+          <w:lang w:val="en-PK"/>
+        </w:rPr>
+        <w:t xml:space="preserve"> = 0; </w:t>
+      </w:r>
+      <w:proofErr w:type="spellStart"/>
+      <w:r>
+        <w:rPr>
+          <w:rFonts w:ascii="Times New Roman" w:hAnsi="Times New Roman" w:cs="Times New Roman"/>
+          <w:lang w:val="en-PK"/>
+        </w:rPr>
+        <w:t>i</w:t>
+      </w:r>
+      <w:proofErr w:type="spellEnd"/>
+      <w:r>
+        <w:rPr>
+          <w:rFonts w:ascii="Times New Roman" w:hAnsi="Times New Roman" w:cs="Times New Roman"/>
+          <w:lang w:val="en-PK"/>
+        </w:rPr>
+        <w:t xml:space="preserve"> &lt; BUFFER_SIZE; </w:t>
+      </w:r>
+      <w:proofErr w:type="spellStart"/>
+      <w:r>
+        <w:rPr>
+          <w:rFonts w:ascii="Times New Roman" w:hAnsi="Times New Roman" w:cs="Times New Roman"/>
+          <w:lang w:val="en-PK"/>
+        </w:rPr>
+        <w:t>i</w:t>
+      </w:r>
+      <w:proofErr w:type="spellEnd"/>
+      <w:r>
+        <w:rPr>
+          <w:rFonts w:ascii="Times New Roman" w:hAnsi="Times New Roman" w:cs="Times New Roman"/>
+          <w:lang w:val="en-PK"/>
+        </w:rPr>
+        <w:t>++) {</w:t>
       </w:r>
     </w:p>
     <w:p>
@@ -7945,8 +11270,58 @@
           <w:rFonts w:ascii="Times New Roman" w:hAnsi="Times New Roman" w:cs="Times New Roman"/>
           <w:lang w:val="en-PK"/>
         </w:rPr>
-        <w:t>    while (!pulseSensor.available()) pulseSensor.check();</w:t>
-      </w:r>
+        <w:t xml:space="preserve">    while </w:t>
+      </w:r>
+      <w:proofErr w:type="gramStart"/>
+      <w:r>
+        <w:rPr>
+          <w:rFonts w:ascii="Times New Roman" w:hAnsi="Times New Roman" w:cs="Times New Roman"/>
+          <w:lang w:val="en-PK"/>
+        </w:rPr>
+        <w:t>(!</w:t>
+      </w:r>
+      <w:proofErr w:type="spellStart"/>
+      <w:r>
+        <w:rPr>
+          <w:rFonts w:ascii="Times New Roman" w:hAnsi="Times New Roman" w:cs="Times New Roman"/>
+          <w:lang w:val="en-PK"/>
+        </w:rPr>
+        <w:t>pulseSensor.available</w:t>
+      </w:r>
+      <w:proofErr w:type="spellEnd"/>
+      <w:proofErr w:type="gramEnd"/>
+      <w:r>
+        <w:rPr>
+          <w:rFonts w:ascii="Times New Roman" w:hAnsi="Times New Roman" w:cs="Times New Roman"/>
+          <w:lang w:val="en-PK"/>
+        </w:rPr>
+        <w:t xml:space="preserve">()) </w:t>
+      </w:r>
+      <w:proofErr w:type="spellStart"/>
+      <w:r>
+        <w:rPr>
+          <w:rFonts w:ascii="Times New Roman" w:hAnsi="Times New Roman" w:cs="Times New Roman"/>
+          <w:lang w:val="en-PK"/>
+        </w:rPr>
+        <w:t>pulseSensor.check</w:t>
+      </w:r>
+      <w:proofErr w:type="spellEnd"/>
+      <w:r>
+        <w:rPr>
+          <w:rFonts w:ascii="Times New Roman" w:hAnsi="Times New Roman" w:cs="Times New Roman"/>
+          <w:lang w:val="en-PK"/>
+        </w:rPr>
+        <w:t>(</w:t>
+      </w:r>
+      <w:proofErr w:type="gramStart"/>
+      <w:r>
+        <w:rPr>
+          <w:rFonts w:ascii="Times New Roman" w:hAnsi="Times New Roman" w:cs="Times New Roman"/>
+          <w:lang w:val="en-PK"/>
+        </w:rPr>
+        <w:t>);</w:t>
+      </w:r>
+      <w:proofErr w:type="gramEnd"/>
     </w:p>
     <w:p>
       <w:pPr>
@@ -7961,8 +11336,65 @@
           <w:rFonts w:ascii="Times New Roman" w:hAnsi="Times New Roman" w:cs="Times New Roman"/>
           <w:lang w:val="en-PK"/>
         </w:rPr>
-        <w:t>    redBuf[i] = pulseSensor.getRed();</w:t>
-      </w:r>
+        <w:t xml:space="preserve">    </w:t>
+      </w:r>
+      <w:proofErr w:type="spellStart"/>
+      <w:r>
+        <w:rPr>
+          <w:rFonts w:ascii="Times New Roman" w:hAnsi="Times New Roman" w:cs="Times New Roman"/>
+          <w:lang w:val="en-PK"/>
+        </w:rPr>
+        <w:t>redBuf</w:t>
+      </w:r>
+      <w:proofErr w:type="spellEnd"/>
+      <w:r>
+        <w:rPr>
+          <w:rFonts w:ascii="Times New Roman" w:hAnsi="Times New Roman" w:cs="Times New Roman"/>
+          <w:lang w:val="en-PK"/>
+        </w:rPr>
+        <w:t>[</w:t>
+      </w:r>
+      <w:proofErr w:type="spellStart"/>
+      <w:r>
+        <w:rPr>
+          <w:rFonts w:ascii="Times New Roman" w:hAnsi="Times New Roman" w:cs="Times New Roman"/>
+          <w:lang w:val="en-PK"/>
+        </w:rPr>
+        <w:t>i</w:t>
+      </w:r>
+      <w:proofErr w:type="spellEnd"/>
+      <w:r>
+        <w:rPr>
+          <w:rFonts w:ascii="Times New Roman" w:hAnsi="Times New Roman" w:cs="Times New Roman"/>
+          <w:lang w:val="en-PK"/>
+        </w:rPr>
+        <w:t xml:space="preserve">] = </w:t>
+      </w:r>
+      <w:proofErr w:type="spellStart"/>
+      <w:r>
+        <w:rPr>
+          <w:rFonts w:ascii="Times New Roman" w:hAnsi="Times New Roman" w:cs="Times New Roman"/>
+          <w:lang w:val="en-PK"/>
+        </w:rPr>
+        <w:t>pulseSensor.getRed</w:t>
+      </w:r>
+      <w:proofErr w:type="spellEnd"/>
+      <w:r>
+        <w:rPr>
+          <w:rFonts w:ascii="Times New Roman" w:hAnsi="Times New Roman" w:cs="Times New Roman"/>
+          <w:lang w:val="en-PK"/>
+        </w:rPr>
+        <w:t>(</w:t>
+      </w:r>
+      <w:proofErr w:type="gramStart"/>
+      <w:r>
+        <w:rPr>
+          <w:rFonts w:ascii="Times New Roman" w:hAnsi="Times New Roman" w:cs="Times New Roman"/>
+          <w:lang w:val="en-PK"/>
+        </w:rPr>
+        <w:t>);</w:t>
+      </w:r>
+      <w:proofErr w:type="gramEnd"/>
     </w:p>
     <w:p>
       <w:pPr>
@@ -7977,8 +11409,65 @@
           <w:rFonts w:ascii="Times New Roman" w:hAnsi="Times New Roman" w:cs="Times New Roman"/>
           <w:lang w:val="en-PK"/>
         </w:rPr>
-        <w:t>    irBuf[i] = pulseSensor.getIR();</w:t>
-      </w:r>
+        <w:t xml:space="preserve">    </w:t>
+      </w:r>
+      <w:proofErr w:type="spellStart"/>
+      <w:r>
+        <w:rPr>
+          <w:rFonts w:ascii="Times New Roman" w:hAnsi="Times New Roman" w:cs="Times New Roman"/>
+          <w:lang w:val="en-PK"/>
+        </w:rPr>
+        <w:t>irBuf</w:t>
+      </w:r>
+      <w:proofErr w:type="spellEnd"/>
+      <w:r>
+        <w:rPr>
+          <w:rFonts w:ascii="Times New Roman" w:hAnsi="Times New Roman" w:cs="Times New Roman"/>
+          <w:lang w:val="en-PK"/>
+        </w:rPr>
+        <w:t>[</w:t>
+      </w:r>
+      <w:proofErr w:type="spellStart"/>
+      <w:r>
+        <w:rPr>
+          <w:rFonts w:ascii="Times New Roman" w:hAnsi="Times New Roman" w:cs="Times New Roman"/>
+          <w:lang w:val="en-PK"/>
+        </w:rPr>
+        <w:t>i</w:t>
+      </w:r>
+      <w:proofErr w:type="spellEnd"/>
+      <w:r>
+        <w:rPr>
+          <w:rFonts w:ascii="Times New Roman" w:hAnsi="Times New Roman" w:cs="Times New Roman"/>
+          <w:lang w:val="en-PK"/>
+        </w:rPr>
+        <w:t xml:space="preserve">] = </w:t>
+      </w:r>
+      <w:proofErr w:type="spellStart"/>
+      <w:r>
+        <w:rPr>
+          <w:rFonts w:ascii="Times New Roman" w:hAnsi="Times New Roman" w:cs="Times New Roman"/>
+          <w:lang w:val="en-PK"/>
+        </w:rPr>
+        <w:t>pulseSensor.getIR</w:t>
+      </w:r>
+      <w:proofErr w:type="spellEnd"/>
+      <w:r>
+        <w:rPr>
+          <w:rFonts w:ascii="Times New Roman" w:hAnsi="Times New Roman" w:cs="Times New Roman"/>
+          <w:lang w:val="en-PK"/>
+        </w:rPr>
+        <w:t>(</w:t>
+      </w:r>
+      <w:proofErr w:type="gramStart"/>
+      <w:r>
+        <w:rPr>
+          <w:rFonts w:ascii="Times New Roman" w:hAnsi="Times New Roman" w:cs="Times New Roman"/>
+          <w:lang w:val="en-PK"/>
+        </w:rPr>
+        <w:t>);</w:t>
+      </w:r>
+      <w:proofErr w:type="gramEnd"/>
     </w:p>
     <w:p>
       <w:pPr>
@@ -7993,8 +11482,33 @@
           <w:rFonts w:ascii="Times New Roman" w:hAnsi="Times New Roman" w:cs="Times New Roman"/>
           <w:lang w:val="en-PK"/>
         </w:rPr>
-        <w:t>    pulseSensor.nextSample();</w:t>
-      </w:r>
+        <w:t xml:space="preserve">    </w:t>
+      </w:r>
+      <w:proofErr w:type="spellStart"/>
+      <w:r>
+        <w:rPr>
+          <w:rFonts w:ascii="Times New Roman" w:hAnsi="Times New Roman" w:cs="Times New Roman"/>
+          <w:lang w:val="en-PK"/>
+        </w:rPr>
+        <w:t>pulseSensor.nextSample</w:t>
+      </w:r>
+      <w:proofErr w:type="spellEnd"/>
+      <w:r>
+        <w:rPr>
+          <w:rFonts w:ascii="Times New Roman" w:hAnsi="Times New Roman" w:cs="Times New Roman"/>
+          <w:lang w:val="en-PK"/>
+        </w:rPr>
+        <w:t>(</w:t>
+      </w:r>
+      <w:proofErr w:type="gramStart"/>
+      <w:r>
+        <w:rPr>
+          <w:rFonts w:ascii="Times New Roman" w:hAnsi="Times New Roman" w:cs="Times New Roman"/>
+          <w:lang w:val="en-PK"/>
+        </w:rPr>
+        <w:t>);</w:t>
+      </w:r>
+      <w:proofErr w:type="gramEnd"/>
     </w:p>
     <w:p>
       <w:pPr>
@@ -8034,8 +11548,17 @@
           <w:rFonts w:ascii="Times New Roman" w:hAnsi="Times New Roman" w:cs="Times New Roman"/>
           <w:lang w:val="en-PK"/>
         </w:rPr>
-        <w:t>  int32_t spo2, hr;</w:t>
-      </w:r>
+        <w:t xml:space="preserve">  int32_t spo2, </w:t>
+      </w:r>
+      <w:proofErr w:type="gramStart"/>
+      <w:r>
+        <w:rPr>
+          <w:rFonts w:ascii="Times New Roman" w:hAnsi="Times New Roman" w:cs="Times New Roman"/>
+          <w:lang w:val="en-PK"/>
+        </w:rPr>
+        <w:t>hr;</w:t>
+      </w:r>
+      <w:proofErr w:type="gramEnd"/>
     </w:p>
     <w:p>
       <w:pPr>
@@ -8050,8 +11573,26 @@
           <w:rFonts w:ascii="Times New Roman" w:hAnsi="Times New Roman" w:cs="Times New Roman"/>
           <w:lang w:val="en-PK"/>
         </w:rPr>
-        <w:t>  int8_t spo2Valid, hrValid;</w:t>
-      </w:r>
+        <w:t xml:space="preserve">  int8_t spo2Valid, </w:t>
+      </w:r>
+      <w:proofErr w:type="spellStart"/>
+      <w:proofErr w:type="gramStart"/>
+      <w:r>
+        <w:rPr>
+          <w:rFonts w:ascii="Times New Roman" w:hAnsi="Times New Roman" w:cs="Times New Roman"/>
+          <w:lang w:val="en-PK"/>
+        </w:rPr>
+        <w:t>hrValid</w:t>
+      </w:r>
+      <w:proofErr w:type="spellEnd"/>
+      <w:r>
+        <w:rPr>
+          <w:rFonts w:ascii="Times New Roman" w:hAnsi="Times New Roman" w:cs="Times New Roman"/>
+          <w:lang w:val="en-PK"/>
+        </w:rPr>
+        <w:t>;</w:t>
+      </w:r>
+      <w:proofErr w:type="gramEnd"/>
     </w:p>
     <w:p>
       <w:pPr>
@@ -8066,8 +11607,83 @@
           <w:rFonts w:ascii="Times New Roman" w:hAnsi="Times New Roman" w:cs="Times New Roman"/>
           <w:lang w:val="en-PK"/>
         </w:rPr>
-        <w:t>  maxim_heart_rate_and_oxygen_saturation(irBuf, BUFFER_SIZE, redBuf, &amp;spo2, &amp;spo2Valid, &amp;hr, &amp;hrValid);</w:t>
-      </w:r>
+        <w:t xml:space="preserve">  </w:t>
+      </w:r>
+      <w:proofErr w:type="spellStart"/>
+      <w:r>
+        <w:rPr>
+          <w:rFonts w:ascii="Times New Roman" w:hAnsi="Times New Roman" w:cs="Times New Roman"/>
+          <w:lang w:val="en-PK"/>
+        </w:rPr>
+        <w:t>maxim_heart_rate_and_oxygen_</w:t>
+      </w:r>
+      <w:proofErr w:type="gramStart"/>
+      <w:r>
+        <w:rPr>
+          <w:rFonts w:ascii="Times New Roman" w:hAnsi="Times New Roman" w:cs="Times New Roman"/>
+          <w:lang w:val="en-PK"/>
+        </w:rPr>
+        <w:t>saturation</w:t>
+      </w:r>
+      <w:proofErr w:type="spellEnd"/>
+      <w:r>
+        <w:rPr>
+          <w:rFonts w:ascii="Times New Roman" w:hAnsi="Times New Roman" w:cs="Times New Roman"/>
+          <w:lang w:val="en-PK"/>
+        </w:rPr>
+        <w:t>(</w:t>
+      </w:r>
+      <w:proofErr w:type="spellStart"/>
+      <w:proofErr w:type="gramEnd"/>
+      <w:r>
+        <w:rPr>
+          <w:rFonts w:ascii="Times New Roman" w:hAnsi="Times New Roman" w:cs="Times New Roman"/>
+          <w:lang w:val="en-PK"/>
+        </w:rPr>
+        <w:t>irBuf</w:t>
+      </w:r>
+      <w:proofErr w:type="spellEnd"/>
+      <w:r>
+        <w:rPr>
+          <w:rFonts w:ascii="Times New Roman" w:hAnsi="Times New Roman" w:cs="Times New Roman"/>
+          <w:lang w:val="en-PK"/>
+        </w:rPr>
+        <w:t xml:space="preserve">, BUFFER_SIZE, </w:t>
+      </w:r>
+      <w:proofErr w:type="spellStart"/>
+      <w:r>
+        <w:rPr>
+          <w:rFonts w:ascii="Times New Roman" w:hAnsi="Times New Roman" w:cs="Times New Roman"/>
+          <w:lang w:val="en-PK"/>
+        </w:rPr>
+        <w:t>redBuf</w:t>
+      </w:r>
+      <w:proofErr w:type="spellEnd"/>
+      <w:r>
+        <w:rPr>
+          <w:rFonts w:ascii="Times New Roman" w:hAnsi="Times New Roman" w:cs="Times New Roman"/>
+          <w:lang w:val="en-PK"/>
+        </w:rPr>
+        <w:t>, &amp;spo2, &amp;spo2Valid, &amp;hr, &amp;</w:t>
+      </w:r>
+      <w:proofErr w:type="spellStart"/>
+      <w:r>
+        <w:rPr>
+          <w:rFonts w:ascii="Times New Roman" w:hAnsi="Times New Roman" w:cs="Times New Roman"/>
+          <w:lang w:val="en-PK"/>
+        </w:rPr>
+        <w:t>hrValid</w:t>
+      </w:r>
+      <w:proofErr w:type="spellEnd"/>
+      <w:proofErr w:type="gramStart"/>
+      <w:r>
+        <w:rPr>
+          <w:rFonts w:ascii="Times New Roman" w:hAnsi="Times New Roman" w:cs="Times New Roman"/>
+          <w:lang w:val="en-PK"/>
+        </w:rPr>
+        <w:t>);</w:t>
+      </w:r>
+      <w:proofErr w:type="gramEnd"/>
     </w:p>
     <w:p>
       <w:pPr>
@@ -8091,8 +11707,26 @@
           <w:rFonts w:ascii="Times New Roman" w:hAnsi="Times New Roman" w:cs="Times New Roman"/>
           <w:lang w:val="en-PK"/>
         </w:rPr>
-        <w:t>  String timestamp = getFormattedTime();</w:t>
-      </w:r>
+        <w:t xml:space="preserve">  String timestamp = </w:t>
+      </w:r>
+      <w:proofErr w:type="spellStart"/>
+      <w:proofErr w:type="gramStart"/>
+      <w:r>
+        <w:rPr>
+          <w:rFonts w:ascii="Times New Roman" w:hAnsi="Times New Roman" w:cs="Times New Roman"/>
+          <w:lang w:val="en-PK"/>
+        </w:rPr>
+        <w:t>getFormattedTime</w:t>
+      </w:r>
+      <w:proofErr w:type="spellEnd"/>
+      <w:r>
+        <w:rPr>
+          <w:rFonts w:ascii="Times New Roman" w:hAnsi="Times New Roman" w:cs="Times New Roman"/>
+          <w:lang w:val="en-PK"/>
+        </w:rPr>
+        <w:t>();</w:t>
+      </w:r>
+      <w:proofErr w:type="gramEnd"/>
     </w:p>
     <w:p>
       <w:pPr>
@@ -8132,8 +11766,33 @@
           <w:rFonts w:ascii="Times New Roman" w:hAnsi="Times New Roman" w:cs="Times New Roman"/>
           <w:lang w:val="en-PK"/>
         </w:rPr>
-        <w:t>  String json = "{";</w:t>
-      </w:r>
+        <w:t xml:space="preserve">  String </w:t>
+      </w:r>
+      <w:proofErr w:type="spellStart"/>
+      <w:r>
+        <w:rPr>
+          <w:rFonts w:ascii="Times New Roman" w:hAnsi="Times New Roman" w:cs="Times New Roman"/>
+          <w:lang w:val="en-PK"/>
+        </w:rPr>
+        <w:t>json</w:t>
+      </w:r>
+      <w:proofErr w:type="spellEnd"/>
+      <w:r>
+        <w:rPr>
+          <w:rFonts w:ascii="Times New Roman" w:hAnsi="Times New Roman" w:cs="Times New Roman"/>
+          <w:lang w:val="en-PK"/>
+        </w:rPr>
+        <w:t xml:space="preserve"> = "{</w:t>
+      </w:r>
+      <w:proofErr w:type="gramStart"/>
+      <w:r>
+        <w:rPr>
+          <w:rFonts w:ascii="Times New Roman" w:hAnsi="Times New Roman" w:cs="Times New Roman"/>
+          <w:lang w:val="en-PK"/>
+        </w:rPr>
+        <w:t>";</w:t>
+      </w:r>
+      <w:proofErr w:type="gramEnd"/>
     </w:p>
     <w:p>
       <w:pPr>
@@ -8148,8 +11807,33 @@
           <w:rFonts w:ascii="Times New Roman" w:hAnsi="Times New Roman" w:cs="Times New Roman"/>
           <w:lang w:val="en-PK"/>
         </w:rPr>
-        <w:t>  json += "\"temperature\":";</w:t>
-      </w:r>
+        <w:t xml:space="preserve">  </w:t>
+      </w:r>
+      <w:proofErr w:type="spellStart"/>
+      <w:r>
+        <w:rPr>
+          <w:rFonts w:ascii="Times New Roman" w:hAnsi="Times New Roman" w:cs="Times New Roman"/>
+          <w:lang w:val="en-PK"/>
+        </w:rPr>
+        <w:t>json</w:t>
+      </w:r>
+      <w:proofErr w:type="spellEnd"/>
+      <w:r>
+        <w:rPr>
+          <w:rFonts w:ascii="Times New Roman" w:hAnsi="Times New Roman" w:cs="Times New Roman"/>
+          <w:lang w:val="en-PK"/>
+        </w:rPr>
+        <w:t xml:space="preserve"> += "\"temperature\":</w:t>
+      </w:r>
+      <w:proofErr w:type="gramStart"/>
+      <w:r>
+        <w:rPr>
+          <w:rFonts w:ascii="Times New Roman" w:hAnsi="Times New Roman" w:cs="Times New Roman"/>
+          <w:lang w:val="en-PK"/>
+        </w:rPr>
+        <w:t>";</w:t>
+      </w:r>
+      <w:proofErr w:type="gramEnd"/>
     </w:p>
     <w:p>
       <w:pPr>
@@ -8164,8 +11848,97 @@
           <w:rFonts w:ascii="Times New Roman" w:hAnsi="Times New Roman" w:cs="Times New Roman"/>
           <w:lang w:val="en-PK"/>
         </w:rPr>
-        <w:t>  json += isnan(temperature) ? "null" : String(temperature, 2);</w:t>
-      </w:r>
+        <w:t xml:space="preserve">  </w:t>
+      </w:r>
+      <w:proofErr w:type="spellStart"/>
+      <w:r>
+        <w:rPr>
+          <w:rFonts w:ascii="Times New Roman" w:hAnsi="Times New Roman" w:cs="Times New Roman"/>
+          <w:lang w:val="en-PK"/>
+        </w:rPr>
+        <w:t>json</w:t>
+      </w:r>
+      <w:proofErr w:type="spellEnd"/>
+      <w:r>
+        <w:rPr>
+          <w:rFonts w:ascii="Times New Roman" w:hAnsi="Times New Roman" w:cs="Times New Roman"/>
+          <w:lang w:val="en-PK"/>
+        </w:rPr>
+        <w:t xml:space="preserve"> += </w:t>
+      </w:r>
+      <w:proofErr w:type="spellStart"/>
+      <w:r>
+        <w:rPr>
+          <w:rFonts w:ascii="Times New Roman" w:hAnsi="Times New Roman" w:cs="Times New Roman"/>
+          <w:lang w:val="en-PK"/>
+        </w:rPr>
+        <w:t>isnan</w:t>
+      </w:r>
+      <w:proofErr w:type="spellEnd"/>
+      <w:r>
+        <w:rPr>
+          <w:rFonts w:ascii="Times New Roman" w:hAnsi="Times New Roman" w:cs="Times New Roman"/>
+          <w:lang w:val="en-PK"/>
+        </w:rPr>
+        <w:t>(temperature</w:t>
+      </w:r>
+      <w:proofErr w:type="gramStart"/>
+      <w:r>
+        <w:rPr>
+          <w:rFonts w:ascii="Times New Roman" w:hAnsi="Times New Roman" w:cs="Times New Roman"/>
+          <w:lang w:val="en-PK"/>
+        </w:rPr>
+        <w:t>) ?</w:t>
+      </w:r>
+      <w:proofErr w:type="gramEnd"/>
+      <w:r>
+        <w:rPr>
+          <w:rFonts w:ascii="Times New Roman" w:hAnsi="Times New Roman" w:cs="Times New Roman"/>
+          <w:lang w:val="en-PK"/>
+        </w:rPr>
+        <w:t xml:space="preserve"> "null</w:t>
+      </w:r>
+      <w:proofErr w:type="gramStart"/>
+      <w:r>
+        <w:rPr>
+          <w:rFonts w:ascii="Times New Roman" w:hAnsi="Times New Roman" w:cs="Times New Roman"/>
+          <w:lang w:val="en-PK"/>
+        </w:rPr>
+        <w:t>" :</w:t>
+      </w:r>
+      <w:proofErr w:type="gramEnd"/>
+      <w:r>
+        <w:rPr>
+          <w:rFonts w:ascii="Times New Roman" w:hAnsi="Times New Roman" w:cs="Times New Roman"/>
+          <w:lang w:val="en-PK"/>
+        </w:rPr>
+        <w:t xml:space="preserve"> </w:t>
+      </w:r>
+      <w:proofErr w:type="gramStart"/>
+      <w:r>
+        <w:rPr>
+          <w:rFonts w:ascii="Times New Roman" w:hAnsi="Times New Roman" w:cs="Times New Roman"/>
+          <w:lang w:val="en-PK"/>
+        </w:rPr>
+        <w:t>String(</w:t>
+      </w:r>
+      <w:proofErr w:type="gramEnd"/>
+      <w:r>
+        <w:rPr>
+          <w:rFonts w:ascii="Times New Roman" w:hAnsi="Times New Roman" w:cs="Times New Roman"/>
+          <w:lang w:val="en-PK"/>
+        </w:rPr>
+        <w:t>temperature, 2</w:t>
+      </w:r>
+      <w:proofErr w:type="gramStart"/>
+      <w:r>
+        <w:rPr>
+          <w:rFonts w:ascii="Times New Roman" w:hAnsi="Times New Roman" w:cs="Times New Roman"/>
+          <w:lang w:val="en-PK"/>
+        </w:rPr>
+        <w:t>);</w:t>
+      </w:r>
+      <w:proofErr w:type="gramEnd"/>
     </w:p>
     <w:p>
       <w:pPr>
@@ -8180,8 +11953,33 @@
           <w:rFonts w:ascii="Times New Roman" w:hAnsi="Times New Roman" w:cs="Times New Roman"/>
           <w:lang w:val="en-PK"/>
         </w:rPr>
-        <w:t>  json += ",";</w:t>
-      </w:r>
+        <w:t xml:space="preserve">  </w:t>
+      </w:r>
+      <w:proofErr w:type="spellStart"/>
+      <w:r>
+        <w:rPr>
+          <w:rFonts w:ascii="Times New Roman" w:hAnsi="Times New Roman" w:cs="Times New Roman"/>
+          <w:lang w:val="en-PK"/>
+        </w:rPr>
+        <w:t>json</w:t>
+      </w:r>
+      <w:proofErr w:type="spellEnd"/>
+      <w:r>
+        <w:rPr>
+          <w:rFonts w:ascii="Times New Roman" w:hAnsi="Times New Roman" w:cs="Times New Roman"/>
+          <w:lang w:val="en-PK"/>
+        </w:rPr>
+        <w:t xml:space="preserve"> += ",</w:t>
+      </w:r>
+      <w:proofErr w:type="gramStart"/>
+      <w:r>
+        <w:rPr>
+          <w:rFonts w:ascii="Times New Roman" w:hAnsi="Times New Roman" w:cs="Times New Roman"/>
+          <w:lang w:val="en-PK"/>
+        </w:rPr>
+        <w:t>";</w:t>
+      </w:r>
+      <w:proofErr w:type="gramEnd"/>
     </w:p>
     <w:p>
       <w:pPr>
@@ -8196,8 +11994,74 @@
           <w:rFonts w:ascii="Times New Roman" w:hAnsi="Times New Roman" w:cs="Times New Roman"/>
           <w:lang w:val="en-PK"/>
         </w:rPr>
-        <w:t>  json += "\"accel_x\":" + String(accel_x, 2) + ",";</w:t>
-      </w:r>
+        <w:t xml:space="preserve">  </w:t>
+      </w:r>
+      <w:proofErr w:type="spellStart"/>
+      <w:r>
+        <w:rPr>
+          <w:rFonts w:ascii="Times New Roman" w:hAnsi="Times New Roman" w:cs="Times New Roman"/>
+          <w:lang w:val="en-PK"/>
+        </w:rPr>
+        <w:t>json</w:t>
+      </w:r>
+      <w:proofErr w:type="spellEnd"/>
+      <w:r>
+        <w:rPr>
+          <w:rFonts w:ascii="Times New Roman" w:hAnsi="Times New Roman" w:cs="Times New Roman"/>
+          <w:lang w:val="en-PK"/>
+        </w:rPr>
+        <w:t xml:space="preserve"> += "\"</w:t>
+      </w:r>
+      <w:proofErr w:type="spellStart"/>
+      <w:r>
+        <w:rPr>
+          <w:rFonts w:ascii="Times New Roman" w:hAnsi="Times New Roman" w:cs="Times New Roman"/>
+          <w:lang w:val="en-PK"/>
+        </w:rPr>
+        <w:t>accel_x</w:t>
+      </w:r>
+      <w:proofErr w:type="spellEnd"/>
+      <w:r>
+        <w:rPr>
+          <w:rFonts w:ascii="Times New Roman" w:hAnsi="Times New Roman" w:cs="Times New Roman"/>
+          <w:lang w:val="en-PK"/>
+        </w:rPr>
+        <w:t xml:space="preserve">\":" + </w:t>
+      </w:r>
+      <w:proofErr w:type="gramStart"/>
+      <w:r>
+        <w:rPr>
+          <w:rFonts w:ascii="Times New Roman" w:hAnsi="Times New Roman" w:cs="Times New Roman"/>
+          <w:lang w:val="en-PK"/>
+        </w:rPr>
+        <w:t>String(</w:t>
+      </w:r>
+      <w:proofErr w:type="spellStart"/>
+      <w:proofErr w:type="gramEnd"/>
+      <w:r>
+        <w:rPr>
+          <w:rFonts w:ascii="Times New Roman" w:hAnsi="Times New Roman" w:cs="Times New Roman"/>
+          <w:lang w:val="en-PK"/>
+        </w:rPr>
+        <w:t>accel_x</w:t>
+      </w:r>
+      <w:proofErr w:type="spellEnd"/>
+      <w:r>
+        <w:rPr>
+          <w:rFonts w:ascii="Times New Roman" w:hAnsi="Times New Roman" w:cs="Times New Roman"/>
+          <w:lang w:val="en-PK"/>
+        </w:rPr>
+        <w:t>, 2) + ",</w:t>
+      </w:r>
+      <w:proofErr w:type="gramStart"/>
+      <w:r>
+        <w:rPr>
+          <w:rFonts w:ascii="Times New Roman" w:hAnsi="Times New Roman" w:cs="Times New Roman"/>
+          <w:lang w:val="en-PK"/>
+        </w:rPr>
+        <w:t>";</w:t>
+      </w:r>
+      <w:proofErr w:type="gramEnd"/>
     </w:p>
     <w:p>
       <w:pPr>
@@ -8212,8 +12076,74 @@
           <w:rFonts w:ascii="Times New Roman" w:hAnsi="Times New Roman" w:cs="Times New Roman"/>
           <w:lang w:val="en-PK"/>
         </w:rPr>
-        <w:t>  json += "\"accel_y\":" + String(accel_y, 2) + ",";</w:t>
-      </w:r>
+        <w:t xml:space="preserve">  </w:t>
+      </w:r>
+      <w:proofErr w:type="spellStart"/>
+      <w:r>
+        <w:rPr>
+          <w:rFonts w:ascii="Times New Roman" w:hAnsi="Times New Roman" w:cs="Times New Roman"/>
+          <w:lang w:val="en-PK"/>
+        </w:rPr>
+        <w:t>json</w:t>
+      </w:r>
+      <w:proofErr w:type="spellEnd"/>
+      <w:r>
+        <w:rPr>
+          <w:rFonts w:ascii="Times New Roman" w:hAnsi="Times New Roman" w:cs="Times New Roman"/>
+          <w:lang w:val="en-PK"/>
+        </w:rPr>
+        <w:t xml:space="preserve"> += "\"</w:t>
+      </w:r>
+      <w:proofErr w:type="spellStart"/>
+      <w:r>
+        <w:rPr>
+          <w:rFonts w:ascii="Times New Roman" w:hAnsi="Times New Roman" w:cs="Times New Roman"/>
+          <w:lang w:val="en-PK"/>
+        </w:rPr>
+        <w:t>accel_y</w:t>
+      </w:r>
+      <w:proofErr w:type="spellEnd"/>
+      <w:r>
+        <w:rPr>
+          <w:rFonts w:ascii="Times New Roman" w:hAnsi="Times New Roman" w:cs="Times New Roman"/>
+          <w:lang w:val="en-PK"/>
+        </w:rPr>
+        <w:t xml:space="preserve">\":" + </w:t>
+      </w:r>
+      <w:proofErr w:type="gramStart"/>
+      <w:r>
+        <w:rPr>
+          <w:rFonts w:ascii="Times New Roman" w:hAnsi="Times New Roman" w:cs="Times New Roman"/>
+          <w:lang w:val="en-PK"/>
+        </w:rPr>
+        <w:t>String(</w:t>
+      </w:r>
+      <w:proofErr w:type="spellStart"/>
+      <w:proofErr w:type="gramEnd"/>
+      <w:r>
+        <w:rPr>
+          <w:rFonts w:ascii="Times New Roman" w:hAnsi="Times New Roman" w:cs="Times New Roman"/>
+          <w:lang w:val="en-PK"/>
+        </w:rPr>
+        <w:t>accel_y</w:t>
+      </w:r>
+      <w:proofErr w:type="spellEnd"/>
+      <w:r>
+        <w:rPr>
+          <w:rFonts w:ascii="Times New Roman" w:hAnsi="Times New Roman" w:cs="Times New Roman"/>
+          <w:lang w:val="en-PK"/>
+        </w:rPr>
+        <w:t>, 2) + ",</w:t>
+      </w:r>
+      <w:proofErr w:type="gramStart"/>
+      <w:r>
+        <w:rPr>
+          <w:rFonts w:ascii="Times New Roman" w:hAnsi="Times New Roman" w:cs="Times New Roman"/>
+          <w:lang w:val="en-PK"/>
+        </w:rPr>
+        <w:t>";</w:t>
+      </w:r>
+      <w:proofErr w:type="gramEnd"/>
     </w:p>
     <w:p>
       <w:pPr>
@@ -8228,8 +12158,74 @@
           <w:rFonts w:ascii="Times New Roman" w:hAnsi="Times New Roman" w:cs="Times New Roman"/>
           <w:lang w:val="en-PK"/>
         </w:rPr>
-        <w:t>  json += "\"fall_probability\":" + String(fall_probability, 4) + ",";</w:t>
-      </w:r>
+        <w:t xml:space="preserve">  </w:t>
+      </w:r>
+      <w:proofErr w:type="spellStart"/>
+      <w:r>
+        <w:rPr>
+          <w:rFonts w:ascii="Times New Roman" w:hAnsi="Times New Roman" w:cs="Times New Roman"/>
+          <w:lang w:val="en-PK"/>
+        </w:rPr>
+        <w:t>json</w:t>
+      </w:r>
+      <w:proofErr w:type="spellEnd"/>
+      <w:r>
+        <w:rPr>
+          <w:rFonts w:ascii="Times New Roman" w:hAnsi="Times New Roman" w:cs="Times New Roman"/>
+          <w:lang w:val="en-PK"/>
+        </w:rPr>
+        <w:t xml:space="preserve"> += "\"</w:t>
+      </w:r>
+      <w:proofErr w:type="spellStart"/>
+      <w:r>
+        <w:rPr>
+          <w:rFonts w:ascii="Times New Roman" w:hAnsi="Times New Roman" w:cs="Times New Roman"/>
+          <w:lang w:val="en-PK"/>
+        </w:rPr>
+        <w:t>fall_probability</w:t>
+      </w:r>
+      <w:proofErr w:type="spellEnd"/>
+      <w:r>
+        <w:rPr>
+          <w:rFonts w:ascii="Times New Roman" w:hAnsi="Times New Roman" w:cs="Times New Roman"/>
+          <w:lang w:val="en-PK"/>
+        </w:rPr>
+        <w:t xml:space="preserve">\":" + </w:t>
+      </w:r>
+      <w:proofErr w:type="gramStart"/>
+      <w:r>
+        <w:rPr>
+          <w:rFonts w:ascii="Times New Roman" w:hAnsi="Times New Roman" w:cs="Times New Roman"/>
+          <w:lang w:val="en-PK"/>
+        </w:rPr>
+        <w:t>String(</w:t>
+      </w:r>
+      <w:proofErr w:type="spellStart"/>
+      <w:proofErr w:type="gramEnd"/>
+      <w:r>
+        <w:rPr>
+          <w:rFonts w:ascii="Times New Roman" w:hAnsi="Times New Roman" w:cs="Times New Roman"/>
+          <w:lang w:val="en-PK"/>
+        </w:rPr>
+        <w:t>fall_probability</w:t>
+      </w:r>
+      <w:proofErr w:type="spellEnd"/>
+      <w:r>
+        <w:rPr>
+          <w:rFonts w:ascii="Times New Roman" w:hAnsi="Times New Roman" w:cs="Times New Roman"/>
+          <w:lang w:val="en-PK"/>
+        </w:rPr>
+        <w:t>, 4) + ",</w:t>
+      </w:r>
+      <w:proofErr w:type="gramStart"/>
+      <w:r>
+        <w:rPr>
+          <w:rFonts w:ascii="Times New Roman" w:hAnsi="Times New Roman" w:cs="Times New Roman"/>
+          <w:lang w:val="en-PK"/>
+        </w:rPr>
+        <w:t>";</w:t>
+      </w:r>
+      <w:proofErr w:type="gramEnd"/>
     </w:p>
     <w:p>
       <w:pPr>
@@ -8244,8 +12240,81 @@
           <w:rFonts w:ascii="Times New Roman" w:hAnsi="Times New Roman" w:cs="Times New Roman"/>
           <w:lang w:val="en-PK"/>
         </w:rPr>
-        <w:t>  json += "\"fall_status\":\"" + fall_status + "\",";</w:t>
-      </w:r>
+        <w:t xml:space="preserve">  </w:t>
+      </w:r>
+      <w:proofErr w:type="spellStart"/>
+      <w:r>
+        <w:rPr>
+          <w:rFonts w:ascii="Times New Roman" w:hAnsi="Times New Roman" w:cs="Times New Roman"/>
+          <w:lang w:val="en-PK"/>
+        </w:rPr>
+        <w:t>json</w:t>
+      </w:r>
+      <w:proofErr w:type="spellEnd"/>
+      <w:r>
+        <w:rPr>
+          <w:rFonts w:ascii="Times New Roman" w:hAnsi="Times New Roman" w:cs="Times New Roman"/>
+          <w:lang w:val="en-PK"/>
+        </w:rPr>
+        <w:t xml:space="preserve"> += "\"</w:t>
+      </w:r>
+      <w:proofErr w:type="spellStart"/>
+      <w:r>
+        <w:rPr>
+          <w:rFonts w:ascii="Times New Roman" w:hAnsi="Times New Roman" w:cs="Times New Roman"/>
+          <w:lang w:val="en-PK"/>
+        </w:rPr>
+        <w:t>fall_status</w:t>
+      </w:r>
+      <w:proofErr w:type="spellEnd"/>
+      <w:r>
+        <w:rPr>
+          <w:rFonts w:ascii="Times New Roman" w:hAnsi="Times New Roman" w:cs="Times New Roman"/>
+          <w:lang w:val="en-PK"/>
+        </w:rPr>
+        <w:t>\</w:t>
+      </w:r>
+      <w:proofErr w:type="gramStart"/>
+      <w:r>
+        <w:rPr>
+          <w:rFonts w:ascii="Times New Roman" w:hAnsi="Times New Roman" w:cs="Times New Roman"/>
+          <w:lang w:val="en-PK"/>
+        </w:rPr>
+        <w:t>":\</w:t>
+      </w:r>
+      <w:proofErr w:type="gramEnd"/>
+      <w:r>
+        <w:rPr>
+          <w:rFonts w:ascii="Times New Roman" w:hAnsi="Times New Roman" w:cs="Times New Roman"/>
+          <w:lang w:val="en-PK"/>
+        </w:rPr>
+        <w:t xml:space="preserve">"" + </w:t>
+      </w:r>
+      <w:proofErr w:type="spellStart"/>
+      <w:r>
+        <w:rPr>
+          <w:rFonts w:ascii="Times New Roman" w:hAnsi="Times New Roman" w:cs="Times New Roman"/>
+          <w:lang w:val="en-PK"/>
+        </w:rPr>
+        <w:t>fall_status</w:t>
+      </w:r>
+      <w:proofErr w:type="spellEnd"/>
+      <w:r>
+        <w:rPr>
+          <w:rFonts w:ascii="Times New Roman" w:hAnsi="Times New Roman" w:cs="Times New Roman"/>
+          <w:lang w:val="en-PK"/>
+        </w:rPr>
+        <w:t xml:space="preserve"> + "\",</w:t>
+      </w:r>
+      <w:proofErr w:type="gramStart"/>
+      <w:r>
+        <w:rPr>
+          <w:rFonts w:ascii="Times New Roman" w:hAnsi="Times New Roman" w:cs="Times New Roman"/>
+          <w:lang w:val="en-PK"/>
+        </w:rPr>
+        <w:t>";</w:t>
+      </w:r>
+      <w:proofErr w:type="gramEnd"/>
     </w:p>
     <w:p>
       <w:pPr>
@@ -8260,8 +12329,33 @@
           <w:rFonts w:ascii="Times New Roman" w:hAnsi="Times New Roman" w:cs="Times New Roman"/>
           <w:lang w:val="en-PK"/>
         </w:rPr>
-        <w:t>  json += "\"heartrate\":";</w:t>
-      </w:r>
+        <w:t xml:space="preserve">  </w:t>
+      </w:r>
+      <w:proofErr w:type="spellStart"/>
+      <w:r>
+        <w:rPr>
+          <w:rFonts w:ascii="Times New Roman" w:hAnsi="Times New Roman" w:cs="Times New Roman"/>
+          <w:lang w:val="en-PK"/>
+        </w:rPr>
+        <w:t>json</w:t>
+      </w:r>
+      <w:proofErr w:type="spellEnd"/>
+      <w:r>
+        <w:rPr>
+          <w:rFonts w:ascii="Times New Roman" w:hAnsi="Times New Roman" w:cs="Times New Roman"/>
+          <w:lang w:val="en-PK"/>
+        </w:rPr>
+        <w:t xml:space="preserve"> += "\"heartrate\":</w:t>
+      </w:r>
+      <w:proofErr w:type="gramStart"/>
+      <w:r>
+        <w:rPr>
+          <w:rFonts w:ascii="Times New Roman" w:hAnsi="Times New Roman" w:cs="Times New Roman"/>
+          <w:lang w:val="en-PK"/>
+        </w:rPr>
+        <w:t>";</w:t>
+      </w:r>
+      <w:proofErr w:type="gramEnd"/>
     </w:p>
     <w:p>
       <w:pPr>
@@ -8276,8 +12370,74 @@
           <w:rFonts w:ascii="Times New Roman" w:hAnsi="Times New Roman" w:cs="Times New Roman"/>
           <w:lang w:val="en-PK"/>
         </w:rPr>
-        <w:t>  json += (hrValid) ? String(hr) : "null";</w:t>
-      </w:r>
+        <w:t xml:space="preserve">  </w:t>
+      </w:r>
+      <w:proofErr w:type="spellStart"/>
+      <w:r>
+        <w:rPr>
+          <w:rFonts w:ascii="Times New Roman" w:hAnsi="Times New Roman" w:cs="Times New Roman"/>
+          <w:lang w:val="en-PK"/>
+        </w:rPr>
+        <w:t>json</w:t>
+      </w:r>
+      <w:proofErr w:type="spellEnd"/>
+      <w:r>
+        <w:rPr>
+          <w:rFonts w:ascii="Times New Roman" w:hAnsi="Times New Roman" w:cs="Times New Roman"/>
+          <w:lang w:val="en-PK"/>
+        </w:rPr>
+        <w:t xml:space="preserve"> += (</w:t>
+      </w:r>
+      <w:proofErr w:type="spellStart"/>
+      <w:r>
+        <w:rPr>
+          <w:rFonts w:ascii="Times New Roman" w:hAnsi="Times New Roman" w:cs="Times New Roman"/>
+          <w:lang w:val="en-PK"/>
+        </w:rPr>
+        <w:t>hrValid</w:t>
+      </w:r>
+      <w:proofErr w:type="spellEnd"/>
+      <w:proofErr w:type="gramStart"/>
+      <w:r>
+        <w:rPr>
+          <w:rFonts w:ascii="Times New Roman" w:hAnsi="Times New Roman" w:cs="Times New Roman"/>
+          <w:lang w:val="en-PK"/>
+        </w:rPr>
+        <w:t>) ?</w:t>
+      </w:r>
+      <w:proofErr w:type="gramEnd"/>
+      <w:r>
+        <w:rPr>
+          <w:rFonts w:ascii="Times New Roman" w:hAnsi="Times New Roman" w:cs="Times New Roman"/>
+          <w:lang w:val="en-PK"/>
+        </w:rPr>
+        <w:t xml:space="preserve"> String(hr</w:t>
+      </w:r>
+      <w:proofErr w:type="gramStart"/>
+      <w:r>
+        <w:rPr>
+          <w:rFonts w:ascii="Times New Roman" w:hAnsi="Times New Roman" w:cs="Times New Roman"/>
+          <w:lang w:val="en-PK"/>
+        </w:rPr>
+        <w:t>) :</w:t>
+      </w:r>
+      <w:proofErr w:type="gramEnd"/>
+      <w:r>
+        <w:rPr>
+          <w:rFonts w:ascii="Times New Roman" w:hAnsi="Times New Roman" w:cs="Times New Roman"/>
+          <w:lang w:val="en-PK"/>
+        </w:rPr>
+        <w:t xml:space="preserve"> "null</w:t>
+      </w:r>
+      <w:proofErr w:type="gramStart"/>
+      <w:r>
+        <w:rPr>
+          <w:rFonts w:ascii="Times New Roman" w:hAnsi="Times New Roman" w:cs="Times New Roman"/>
+          <w:lang w:val="en-PK"/>
+        </w:rPr>
+        <w:t>";</w:t>
+      </w:r>
+      <w:proofErr w:type="gramEnd"/>
     </w:p>
     <w:p>
       <w:pPr>
@@ -8292,8 +12452,33 @@
           <w:rFonts w:ascii="Times New Roman" w:hAnsi="Times New Roman" w:cs="Times New Roman"/>
           <w:lang w:val="en-PK"/>
         </w:rPr>
-        <w:t>  json += ",";</w:t>
-      </w:r>
+        <w:t xml:space="preserve">  </w:t>
+      </w:r>
+      <w:proofErr w:type="spellStart"/>
+      <w:r>
+        <w:rPr>
+          <w:rFonts w:ascii="Times New Roman" w:hAnsi="Times New Roman" w:cs="Times New Roman"/>
+          <w:lang w:val="en-PK"/>
+        </w:rPr>
+        <w:t>json</w:t>
+      </w:r>
+      <w:proofErr w:type="spellEnd"/>
+      <w:r>
+        <w:rPr>
+          <w:rFonts w:ascii="Times New Roman" w:hAnsi="Times New Roman" w:cs="Times New Roman"/>
+          <w:lang w:val="en-PK"/>
+        </w:rPr>
+        <w:t xml:space="preserve"> += ",</w:t>
+      </w:r>
+      <w:proofErr w:type="gramStart"/>
+      <w:r>
+        <w:rPr>
+          <w:rFonts w:ascii="Times New Roman" w:hAnsi="Times New Roman" w:cs="Times New Roman"/>
+          <w:lang w:val="en-PK"/>
+        </w:rPr>
+        <w:t>";</w:t>
+      </w:r>
+      <w:proofErr w:type="gramEnd"/>
     </w:p>
     <w:p>
       <w:pPr>
@@ -8308,8 +12493,33 @@
           <w:rFonts w:ascii="Times New Roman" w:hAnsi="Times New Roman" w:cs="Times New Roman"/>
           <w:lang w:val="en-PK"/>
         </w:rPr>
-        <w:t>  json += "\"spo2\":";</w:t>
-      </w:r>
+        <w:t xml:space="preserve">  </w:t>
+      </w:r>
+      <w:proofErr w:type="spellStart"/>
+      <w:r>
+        <w:rPr>
+          <w:rFonts w:ascii="Times New Roman" w:hAnsi="Times New Roman" w:cs="Times New Roman"/>
+          <w:lang w:val="en-PK"/>
+        </w:rPr>
+        <w:t>json</w:t>
+      </w:r>
+      <w:proofErr w:type="spellEnd"/>
+      <w:r>
+        <w:rPr>
+          <w:rFonts w:ascii="Times New Roman" w:hAnsi="Times New Roman" w:cs="Times New Roman"/>
+          <w:lang w:val="en-PK"/>
+        </w:rPr>
+        <w:t xml:space="preserve"> += "\"spo2\":</w:t>
+      </w:r>
+      <w:proofErr w:type="gramStart"/>
+      <w:r>
+        <w:rPr>
+          <w:rFonts w:ascii="Times New Roman" w:hAnsi="Times New Roman" w:cs="Times New Roman"/>
+          <w:lang w:val="en-PK"/>
+        </w:rPr>
+        <w:t>";</w:t>
+      </w:r>
+      <w:proofErr w:type="gramEnd"/>
     </w:p>
     <w:p>
       <w:pPr>
@@ -8324,8 +12534,65 @@
           <w:rFonts w:ascii="Times New Roman" w:hAnsi="Times New Roman" w:cs="Times New Roman"/>
           <w:lang w:val="en-PK"/>
         </w:rPr>
-        <w:t>  json += (spo2Valid) ? String(spo2) : "null";</w:t>
-      </w:r>
+        <w:t xml:space="preserve">  </w:t>
+      </w:r>
+      <w:proofErr w:type="spellStart"/>
+      <w:r>
+        <w:rPr>
+          <w:rFonts w:ascii="Times New Roman" w:hAnsi="Times New Roman" w:cs="Times New Roman"/>
+          <w:lang w:val="en-PK"/>
+        </w:rPr>
+        <w:t>json</w:t>
+      </w:r>
+      <w:proofErr w:type="spellEnd"/>
+      <w:r>
+        <w:rPr>
+          <w:rFonts w:ascii="Times New Roman" w:hAnsi="Times New Roman" w:cs="Times New Roman"/>
+          <w:lang w:val="en-PK"/>
+        </w:rPr>
+        <w:t xml:space="preserve"> += (spo2Valid</w:t>
+      </w:r>
+      <w:proofErr w:type="gramStart"/>
+      <w:r>
+        <w:rPr>
+          <w:rFonts w:ascii="Times New Roman" w:hAnsi="Times New Roman" w:cs="Times New Roman"/>
+          <w:lang w:val="en-PK"/>
+        </w:rPr>
+        <w:t>) ?</w:t>
+      </w:r>
+      <w:proofErr w:type="gramEnd"/>
+      <w:r>
+        <w:rPr>
+          <w:rFonts w:ascii="Times New Roman" w:hAnsi="Times New Roman" w:cs="Times New Roman"/>
+          <w:lang w:val="en-PK"/>
+        </w:rPr>
+        <w:t xml:space="preserve"> String(spo2</w:t>
+      </w:r>
+      <w:proofErr w:type="gramStart"/>
+      <w:r>
+        <w:rPr>
+          <w:rFonts w:ascii="Times New Roman" w:hAnsi="Times New Roman" w:cs="Times New Roman"/>
+          <w:lang w:val="en-PK"/>
+        </w:rPr>
+        <w:t>) :</w:t>
+      </w:r>
+      <w:proofErr w:type="gramEnd"/>
+      <w:r>
+        <w:rPr>
+          <w:rFonts w:ascii="Times New Roman" w:hAnsi="Times New Roman" w:cs="Times New Roman"/>
+          <w:lang w:val="en-PK"/>
+        </w:rPr>
+        <w:t xml:space="preserve"> "null</w:t>
+      </w:r>
+      <w:proofErr w:type="gramStart"/>
+      <w:r>
+        <w:rPr>
+          <w:rFonts w:ascii="Times New Roman" w:hAnsi="Times New Roman" w:cs="Times New Roman"/>
+          <w:lang w:val="en-PK"/>
+        </w:rPr>
+        <w:t>";</w:t>
+      </w:r>
+      <w:proofErr w:type="gramEnd"/>
     </w:p>
     <w:p>
       <w:pPr>
@@ -8340,8 +12607,33 @@
           <w:rFonts w:ascii="Times New Roman" w:hAnsi="Times New Roman" w:cs="Times New Roman"/>
           <w:lang w:val="en-PK"/>
         </w:rPr>
-        <w:t>  json += ",";</w:t>
-      </w:r>
+        <w:t xml:space="preserve">  </w:t>
+      </w:r>
+      <w:proofErr w:type="spellStart"/>
+      <w:r>
+        <w:rPr>
+          <w:rFonts w:ascii="Times New Roman" w:hAnsi="Times New Roman" w:cs="Times New Roman"/>
+          <w:lang w:val="en-PK"/>
+        </w:rPr>
+        <w:t>json</w:t>
+      </w:r>
+      <w:proofErr w:type="spellEnd"/>
+      <w:r>
+        <w:rPr>
+          <w:rFonts w:ascii="Times New Roman" w:hAnsi="Times New Roman" w:cs="Times New Roman"/>
+          <w:lang w:val="en-PK"/>
+        </w:rPr>
+        <w:t xml:space="preserve"> += ",</w:t>
+      </w:r>
+      <w:proofErr w:type="gramStart"/>
+      <w:r>
+        <w:rPr>
+          <w:rFonts w:ascii="Times New Roman" w:hAnsi="Times New Roman" w:cs="Times New Roman"/>
+          <w:lang w:val="en-PK"/>
+        </w:rPr>
+        <w:t>";</w:t>
+      </w:r>
+      <w:proofErr w:type="gramEnd"/>
     </w:p>
     <w:p>
       <w:pPr>
@@ -8356,8 +12648,49 @@
           <w:rFonts w:ascii="Times New Roman" w:hAnsi="Times New Roman" w:cs="Times New Roman"/>
           <w:lang w:val="en-PK"/>
         </w:rPr>
-        <w:t>  json += "\"timestamp\":\"" + timestamp + "\"";</w:t>
-      </w:r>
+        <w:t xml:space="preserve">  </w:t>
+      </w:r>
+      <w:proofErr w:type="spellStart"/>
+      <w:r>
+        <w:rPr>
+          <w:rFonts w:ascii="Times New Roman" w:hAnsi="Times New Roman" w:cs="Times New Roman"/>
+          <w:lang w:val="en-PK"/>
+        </w:rPr>
+        <w:t>json</w:t>
+      </w:r>
+      <w:proofErr w:type="spellEnd"/>
+      <w:r>
+        <w:rPr>
+          <w:rFonts w:ascii="Times New Roman" w:hAnsi="Times New Roman" w:cs="Times New Roman"/>
+          <w:lang w:val="en-PK"/>
+        </w:rPr>
+        <w:t xml:space="preserve"> += "\"timestamp\</w:t>
+      </w:r>
+      <w:proofErr w:type="gramStart"/>
+      <w:r>
+        <w:rPr>
+          <w:rFonts w:ascii="Times New Roman" w:hAnsi="Times New Roman" w:cs="Times New Roman"/>
+          <w:lang w:val="en-PK"/>
+        </w:rPr>
+        <w:t>":\</w:t>
+      </w:r>
+      <w:proofErr w:type="gramEnd"/>
+      <w:r>
+        <w:rPr>
+          <w:rFonts w:ascii="Times New Roman" w:hAnsi="Times New Roman" w:cs="Times New Roman"/>
+          <w:lang w:val="en-PK"/>
+        </w:rPr>
+        <w:t>"" + timestamp + "\"</w:t>
+      </w:r>
+      <w:proofErr w:type="gramStart"/>
+      <w:r>
+        <w:rPr>
+          <w:rFonts w:ascii="Times New Roman" w:hAnsi="Times New Roman" w:cs="Times New Roman"/>
+          <w:lang w:val="en-PK"/>
+        </w:rPr>
+        <w:t>";</w:t>
+      </w:r>
+      <w:proofErr w:type="gramEnd"/>
     </w:p>
     <w:p>
       <w:pPr>
@@ -8372,8 +12705,81 @@
           <w:rFonts w:ascii="Times New Roman" w:hAnsi="Times New Roman" w:cs="Times New Roman"/>
           <w:lang w:val="en-PK"/>
         </w:rPr>
-        <w:t>  json += ",\"user_id\":\"" + USER_UID + "\"}";</w:t>
-      </w:r>
+        <w:t xml:space="preserve">  </w:t>
+      </w:r>
+      <w:proofErr w:type="spellStart"/>
+      <w:r>
+        <w:rPr>
+          <w:rFonts w:ascii="Times New Roman" w:hAnsi="Times New Roman" w:cs="Times New Roman"/>
+          <w:lang w:val="en-PK"/>
+        </w:rPr>
+        <w:t>json</w:t>
+      </w:r>
+      <w:proofErr w:type="spellEnd"/>
+      <w:r>
+        <w:rPr>
+          <w:rFonts w:ascii="Times New Roman" w:hAnsi="Times New Roman" w:cs="Times New Roman"/>
+          <w:lang w:val="en-PK"/>
+        </w:rPr>
+        <w:t xml:space="preserve"> += </w:t>
+      </w:r>
+      <w:proofErr w:type="gramStart"/>
+      <w:r>
+        <w:rPr>
+          <w:rFonts w:ascii="Times New Roman" w:hAnsi="Times New Roman" w:cs="Times New Roman"/>
+          <w:lang w:val="en-PK"/>
+        </w:rPr>
+        <w:t>",\</w:t>
+      </w:r>
+      <w:proofErr w:type="gramEnd"/>
+      <w:r>
+        <w:rPr>
+          <w:rFonts w:ascii="Times New Roman" w:hAnsi="Times New Roman" w:cs="Times New Roman"/>
+          <w:lang w:val="en-PK"/>
+        </w:rPr>
+        <w:t>"</w:t>
+      </w:r>
+      <w:proofErr w:type="spellStart"/>
+      <w:r>
+        <w:rPr>
+          <w:rFonts w:ascii="Times New Roman" w:hAnsi="Times New Roman" w:cs="Times New Roman"/>
+          <w:lang w:val="en-PK"/>
+        </w:rPr>
+        <w:t>user_id</w:t>
+      </w:r>
+      <w:proofErr w:type="spellEnd"/>
+      <w:r>
+        <w:rPr>
+          <w:rFonts w:ascii="Times New Roman" w:hAnsi="Times New Roman" w:cs="Times New Roman"/>
+          <w:lang w:val="en-PK"/>
+        </w:rPr>
+        <w:t>\</w:t>
+      </w:r>
+      <w:proofErr w:type="gramStart"/>
+      <w:r>
+        <w:rPr>
+          <w:rFonts w:ascii="Times New Roman" w:hAnsi="Times New Roman" w:cs="Times New Roman"/>
+          <w:lang w:val="en-PK"/>
+        </w:rPr>
+        <w:t>":\</w:t>
+      </w:r>
+      <w:proofErr w:type="gramEnd"/>
+      <w:r>
+        <w:rPr>
+          <w:rFonts w:ascii="Times New Roman" w:hAnsi="Times New Roman" w:cs="Times New Roman"/>
+          <w:lang w:val="en-PK"/>
+        </w:rPr>
+        <w:t>"" + USER_UID + "\"}</w:t>
+      </w:r>
+      <w:proofErr w:type="gramStart"/>
+      <w:r>
+        <w:rPr>
+          <w:rFonts w:ascii="Times New Roman" w:hAnsi="Times New Roman" w:cs="Times New Roman"/>
+          <w:lang w:val="en-PK"/>
+        </w:rPr>
+        <w:t>";</w:t>
+      </w:r>
+      <w:proofErr w:type="gramEnd"/>
     </w:p>
     <w:p>
       <w:pPr>
@@ -8404,8 +12810,33 @@
           <w:rFonts w:ascii="Times New Roman" w:hAnsi="Times New Roman" w:cs="Times New Roman"/>
           <w:lang w:val="en-PK"/>
         </w:rPr>
-        <w:t>  Serial.println("Sending JSON:");</w:t>
-      </w:r>
+        <w:t xml:space="preserve">  </w:t>
+      </w:r>
+      <w:proofErr w:type="spellStart"/>
+      <w:r>
+        <w:rPr>
+          <w:rFonts w:ascii="Times New Roman" w:hAnsi="Times New Roman" w:cs="Times New Roman"/>
+          <w:lang w:val="en-PK"/>
+        </w:rPr>
+        <w:t>Serial.println</w:t>
+      </w:r>
+      <w:proofErr w:type="spellEnd"/>
+      <w:r>
+        <w:rPr>
+          <w:rFonts w:ascii="Times New Roman" w:hAnsi="Times New Roman" w:cs="Times New Roman"/>
+          <w:lang w:val="en-PK"/>
+        </w:rPr>
+        <w:t>("Sending JSON:"</w:t>
+      </w:r>
+      <w:proofErr w:type="gramStart"/>
+      <w:r>
+        <w:rPr>
+          <w:rFonts w:ascii="Times New Roman" w:hAnsi="Times New Roman" w:cs="Times New Roman"/>
+          <w:lang w:val="en-PK"/>
+        </w:rPr>
+        <w:t>);</w:t>
+      </w:r>
+      <w:proofErr w:type="gramEnd"/>
     </w:p>
     <w:p>
       <w:pPr>
@@ -8420,8 +12851,42 @@
           <w:rFonts w:ascii="Times New Roman" w:hAnsi="Times New Roman" w:cs="Times New Roman"/>
           <w:lang w:val="en-PK"/>
         </w:rPr>
-        <w:t>  Serial.println(json);</w:t>
-      </w:r>
+        <w:t xml:space="preserve">  </w:t>
+      </w:r>
+      <w:proofErr w:type="spellStart"/>
+      <w:r>
+        <w:rPr>
+          <w:rFonts w:ascii="Times New Roman" w:hAnsi="Times New Roman" w:cs="Times New Roman"/>
+          <w:lang w:val="en-PK"/>
+        </w:rPr>
+        <w:t>Serial.println</w:t>
+      </w:r>
+      <w:proofErr w:type="spellEnd"/>
+      <w:r>
+        <w:rPr>
+          <w:rFonts w:ascii="Times New Roman" w:hAnsi="Times New Roman" w:cs="Times New Roman"/>
+          <w:lang w:val="en-PK"/>
+        </w:rPr>
+        <w:t>(</w:t>
+      </w:r>
+      <w:proofErr w:type="spellStart"/>
+      <w:r>
+        <w:rPr>
+          <w:rFonts w:ascii="Times New Roman" w:hAnsi="Times New Roman" w:cs="Times New Roman"/>
+          <w:lang w:val="en-PK"/>
+        </w:rPr>
+        <w:t>json</w:t>
+      </w:r>
+      <w:proofErr w:type="spellEnd"/>
+      <w:proofErr w:type="gramStart"/>
+      <w:r>
+        <w:rPr>
+          <w:rFonts w:ascii="Times New Roman" w:hAnsi="Times New Roman" w:cs="Times New Roman"/>
+          <w:lang w:val="en-PK"/>
+        </w:rPr>
+        <w:t>);</w:t>
+      </w:r>
+      <w:proofErr w:type="gramEnd"/>
     </w:p>
     <w:p>
       <w:pPr>
@@ -8461,8 +12926,33 @@
           <w:rFonts w:ascii="Times New Roman" w:hAnsi="Times New Roman" w:cs="Times New Roman"/>
           <w:lang w:val="en-PK"/>
         </w:rPr>
-        <w:t>  HTTPClient http;</w:t>
-      </w:r>
+        <w:t xml:space="preserve">  </w:t>
+      </w:r>
+      <w:proofErr w:type="spellStart"/>
+      <w:r>
+        <w:rPr>
+          <w:rFonts w:ascii="Times New Roman" w:hAnsi="Times New Roman" w:cs="Times New Roman"/>
+          <w:lang w:val="en-PK"/>
+        </w:rPr>
+        <w:t>HTTPClient</w:t>
+      </w:r>
+      <w:proofErr w:type="spellEnd"/>
+      <w:r>
+        <w:rPr>
+          <w:rFonts w:ascii="Times New Roman" w:hAnsi="Times New Roman" w:cs="Times New Roman"/>
+          <w:lang w:val="en-PK"/>
+        </w:rPr>
+        <w:t xml:space="preserve"> </w:t>
+      </w:r>
+      <w:proofErr w:type="gramStart"/>
+      <w:r>
+        <w:rPr>
+          <w:rFonts w:ascii="Times New Roman" w:hAnsi="Times New Roman" w:cs="Times New Roman"/>
+          <w:lang w:val="en-PK"/>
+        </w:rPr>
+        <w:t>http;</w:t>
+      </w:r>
+      <w:proofErr w:type="gramEnd"/>
     </w:p>
     <w:p>
       <w:pPr>
@@ -8477,8 +12967,33 @@
           <w:rFonts w:ascii="Times New Roman" w:hAnsi="Times New Roman" w:cs="Times New Roman"/>
           <w:lang w:val="en-PK"/>
         </w:rPr>
-        <w:t>  String url = "https://" + FIREBASE_HOST + FIREBASE_PATH + "?auth=" + FIREBASE_AUTH;</w:t>
-      </w:r>
+        <w:t xml:space="preserve">  String </w:t>
+      </w:r>
+      <w:proofErr w:type="spellStart"/>
+      <w:r>
+        <w:rPr>
+          <w:rFonts w:ascii="Times New Roman" w:hAnsi="Times New Roman" w:cs="Times New Roman"/>
+          <w:lang w:val="en-PK"/>
+        </w:rPr>
+        <w:t>url</w:t>
+      </w:r>
+      <w:proofErr w:type="spellEnd"/>
+      <w:r>
+        <w:rPr>
+          <w:rFonts w:ascii="Times New Roman" w:hAnsi="Times New Roman" w:cs="Times New Roman"/>
+          <w:lang w:val="en-PK"/>
+        </w:rPr>
+        <w:t xml:space="preserve"> = "https://" + FIREBASE_HOST + FIREBASE_PATH + "?auth=" + FIREBASE_</w:t>
+      </w:r>
+      <w:proofErr w:type="gramStart"/>
+      <w:r>
+        <w:rPr>
+          <w:rFonts w:ascii="Times New Roman" w:hAnsi="Times New Roman" w:cs="Times New Roman"/>
+          <w:lang w:val="en-PK"/>
+        </w:rPr>
+        <w:t>AUTH;</w:t>
+      </w:r>
+      <w:proofErr w:type="gramEnd"/>
     </w:p>
     <w:p>
       <w:pPr>
@@ -8493,8 +13008,44 @@
           <w:rFonts w:ascii="Times New Roman" w:hAnsi="Times New Roman" w:cs="Times New Roman"/>
           <w:lang w:val="en-PK"/>
         </w:rPr>
-        <w:t>  http.begin(url);</w:t>
-      </w:r>
+        <w:t xml:space="preserve">  </w:t>
+      </w:r>
+      <w:proofErr w:type="spellStart"/>
+      <w:proofErr w:type="gramStart"/>
+      <w:r>
+        <w:rPr>
+          <w:rFonts w:ascii="Times New Roman" w:hAnsi="Times New Roman" w:cs="Times New Roman"/>
+          <w:lang w:val="en-PK"/>
+        </w:rPr>
+        <w:t>http.begin</w:t>
+      </w:r>
+      <w:proofErr w:type="spellEnd"/>
+      <w:proofErr w:type="gramEnd"/>
+      <w:r>
+        <w:rPr>
+          <w:rFonts w:ascii="Times New Roman" w:hAnsi="Times New Roman" w:cs="Times New Roman"/>
+          <w:lang w:val="en-PK"/>
+        </w:rPr>
+        <w:t>(</w:t>
+      </w:r>
+      <w:proofErr w:type="spellStart"/>
+      <w:r>
+        <w:rPr>
+          <w:rFonts w:ascii="Times New Roman" w:hAnsi="Times New Roman" w:cs="Times New Roman"/>
+          <w:lang w:val="en-PK"/>
+        </w:rPr>
+        <w:t>url</w:t>
+      </w:r>
+      <w:proofErr w:type="spellEnd"/>
+      <w:proofErr w:type="gramStart"/>
+      <w:r>
+        <w:rPr>
+          <w:rFonts w:ascii="Times New Roman" w:hAnsi="Times New Roman" w:cs="Times New Roman"/>
+          <w:lang w:val="en-PK"/>
+        </w:rPr>
+        <w:t>);</w:t>
+      </w:r>
+      <w:proofErr w:type="gramEnd"/>
     </w:p>
     <w:p>
       <w:pPr>
@@ -8509,8 +13060,51 @@
           <w:rFonts w:ascii="Times New Roman" w:hAnsi="Times New Roman" w:cs="Times New Roman"/>
           <w:lang w:val="en-PK"/>
         </w:rPr>
-        <w:t>  http.addHeader("Content-Type", "application/json");</w:t>
-      </w:r>
+        <w:t xml:space="preserve">  </w:t>
+      </w:r>
+      <w:proofErr w:type="spellStart"/>
+      <w:proofErr w:type="gramStart"/>
+      <w:r>
+        <w:rPr>
+          <w:rFonts w:ascii="Times New Roman" w:hAnsi="Times New Roman" w:cs="Times New Roman"/>
+          <w:lang w:val="en-PK"/>
+        </w:rPr>
+        <w:t>http.addHeader</w:t>
+      </w:r>
+      <w:proofErr w:type="spellEnd"/>
+      <w:proofErr w:type="gramEnd"/>
+      <w:r>
+        <w:rPr>
+          <w:rFonts w:ascii="Times New Roman" w:hAnsi="Times New Roman" w:cs="Times New Roman"/>
+          <w:lang w:val="en-PK"/>
+        </w:rPr>
+        <w:t>("Content-Type", "application/</w:t>
+      </w:r>
+      <w:proofErr w:type="spellStart"/>
+      <w:r>
+        <w:rPr>
+          <w:rFonts w:ascii="Times New Roman" w:hAnsi="Times New Roman" w:cs="Times New Roman"/>
+          <w:lang w:val="en-PK"/>
+        </w:rPr>
+        <w:t>json</w:t>
+      </w:r>
+      <w:proofErr w:type="spellEnd"/>
+      <w:r>
+        <w:rPr>
+          <w:rFonts w:ascii="Times New Roman" w:hAnsi="Times New Roman" w:cs="Times New Roman"/>
+          <w:lang w:val="en-PK"/>
+        </w:rPr>
+        <w:t>"</w:t>
+      </w:r>
+      <w:proofErr w:type="gramStart"/>
+      <w:r>
+        <w:rPr>
+          <w:rFonts w:ascii="Times New Roman" w:hAnsi="Times New Roman" w:cs="Times New Roman"/>
+          <w:lang w:val="en-PK"/>
+        </w:rPr>
+        <w:t>);</w:t>
+      </w:r>
+      <w:proofErr w:type="gramEnd"/>
     </w:p>
     <w:p>
       <w:pPr>
@@ -8534,8 +13128,58 @@
           <w:rFonts w:ascii="Times New Roman" w:hAnsi="Times New Roman" w:cs="Times New Roman"/>
           <w:lang w:val="en-PK"/>
         </w:rPr>
-        <w:t>  int httpCode = http.POST(json);</w:t>
-      </w:r>
+        <w:t xml:space="preserve">  int </w:t>
+      </w:r>
+      <w:proofErr w:type="spellStart"/>
+      <w:r>
+        <w:rPr>
+          <w:rFonts w:ascii="Times New Roman" w:hAnsi="Times New Roman" w:cs="Times New Roman"/>
+          <w:lang w:val="en-PK"/>
+        </w:rPr>
+        <w:t>httpCode</w:t>
+      </w:r>
+      <w:proofErr w:type="spellEnd"/>
+      <w:r>
+        <w:rPr>
+          <w:rFonts w:ascii="Times New Roman" w:hAnsi="Times New Roman" w:cs="Times New Roman"/>
+          <w:lang w:val="en-PK"/>
+        </w:rPr>
+        <w:t xml:space="preserve"> = </w:t>
+      </w:r>
+      <w:proofErr w:type="spellStart"/>
+      <w:r>
+        <w:rPr>
+          <w:rFonts w:ascii="Times New Roman" w:hAnsi="Times New Roman" w:cs="Times New Roman"/>
+          <w:lang w:val="en-PK"/>
+        </w:rPr>
+        <w:t>http.POST</w:t>
+      </w:r>
+      <w:proofErr w:type="spellEnd"/>
+      <w:r>
+        <w:rPr>
+          <w:rFonts w:ascii="Times New Roman" w:hAnsi="Times New Roman" w:cs="Times New Roman"/>
+          <w:lang w:val="en-PK"/>
+        </w:rPr>
+        <w:t>(</w:t>
+      </w:r>
+      <w:proofErr w:type="spellStart"/>
+      <w:r>
+        <w:rPr>
+          <w:rFonts w:ascii="Times New Roman" w:hAnsi="Times New Roman" w:cs="Times New Roman"/>
+          <w:lang w:val="en-PK"/>
+        </w:rPr>
+        <w:t>json</w:t>
+      </w:r>
+      <w:proofErr w:type="spellEnd"/>
+      <w:proofErr w:type="gramStart"/>
+      <w:r>
+        <w:rPr>
+          <w:rFonts w:ascii="Times New Roman" w:hAnsi="Times New Roman" w:cs="Times New Roman"/>
+          <w:lang w:val="en-PK"/>
+        </w:rPr>
+        <w:t>);</w:t>
+      </w:r>
+      <w:proofErr w:type="gramEnd"/>
     </w:p>
     <w:p>
       <w:pPr>
@@ -8550,7 +13194,39 @@
           <w:rFonts w:ascii="Times New Roman" w:hAnsi="Times New Roman" w:cs="Times New Roman"/>
           <w:lang w:val="en-PK"/>
         </w:rPr>
-        <w:t>  if (httpCode == HTTP_CODE_OK || httpCode == HTTP_CODE_CREATED) {</w:t>
+        <w:t>  if (</w:t>
+      </w:r>
+      <w:proofErr w:type="spellStart"/>
+      <w:r>
+        <w:rPr>
+          <w:rFonts w:ascii="Times New Roman" w:hAnsi="Times New Roman" w:cs="Times New Roman"/>
+          <w:lang w:val="en-PK"/>
+        </w:rPr>
+        <w:t>httpCode</w:t>
+      </w:r>
+      <w:proofErr w:type="spellEnd"/>
+      <w:r>
+        <w:rPr>
+          <w:rFonts w:ascii="Times New Roman" w:hAnsi="Times New Roman" w:cs="Times New Roman"/>
+          <w:lang w:val="en-PK"/>
+        </w:rPr>
+        <w:t xml:space="preserve"> == HTTP_CODE_OK || </w:t>
+      </w:r>
+      <w:proofErr w:type="spellStart"/>
+      <w:r>
+        <w:rPr>
+          <w:rFonts w:ascii="Times New Roman" w:hAnsi="Times New Roman" w:cs="Times New Roman"/>
+          <w:lang w:val="en-PK"/>
+        </w:rPr>
+        <w:t>httpCode</w:t>
+      </w:r>
+      <w:proofErr w:type="spellEnd"/>
+      <w:r>
+        <w:rPr>
+          <w:rFonts w:ascii="Times New Roman" w:hAnsi="Times New Roman" w:cs="Times New Roman"/>
+          <w:lang w:val="en-PK"/>
+        </w:rPr>
+        <w:t xml:space="preserve"> == HTTP_CODE_CREATED) {</w:t>
       </w:r>
     </w:p>
     <w:p>
@@ -8566,8 +13242,33 @@
           <w:rFonts w:ascii="Times New Roman" w:hAnsi="Times New Roman" w:cs="Times New Roman"/>
           <w:lang w:val="en-PK"/>
         </w:rPr>
-        <w:t>    Serial.println("Data sent to Firebase successfully.");</w:t>
-      </w:r>
+        <w:t xml:space="preserve">    </w:t>
+      </w:r>
+      <w:proofErr w:type="spellStart"/>
+      <w:r>
+        <w:rPr>
+          <w:rFonts w:ascii="Times New Roman" w:hAnsi="Times New Roman" w:cs="Times New Roman"/>
+          <w:lang w:val="en-PK"/>
+        </w:rPr>
+        <w:t>Serial.println</w:t>
+      </w:r>
+      <w:proofErr w:type="spellEnd"/>
+      <w:r>
+        <w:rPr>
+          <w:rFonts w:ascii="Times New Roman" w:hAnsi="Times New Roman" w:cs="Times New Roman"/>
+          <w:lang w:val="en-PK"/>
+        </w:rPr>
+        <w:t>("Data sent to Firebase successfully."</w:t>
+      </w:r>
+      <w:proofErr w:type="gramStart"/>
+      <w:r>
+        <w:rPr>
+          <w:rFonts w:ascii="Times New Roman" w:hAnsi="Times New Roman" w:cs="Times New Roman"/>
+          <w:lang w:val="en-PK"/>
+        </w:rPr>
+        <w:t>);</w:t>
+      </w:r>
+      <w:proofErr w:type="gramEnd"/>
     </w:p>
     <w:p>
       <w:pPr>
@@ -8599,8 +13300,42 @@
           <w:rFonts w:ascii="Times New Roman" w:hAnsi="Times New Roman" w:cs="Times New Roman"/>
           <w:lang w:val="en-PK"/>
         </w:rPr>
-        <w:t>    Serial.printf("Firebase Error. Code: %d\n", httpCode);</w:t>
-      </w:r>
+        <w:t xml:space="preserve">    </w:t>
+      </w:r>
+      <w:proofErr w:type="spellStart"/>
+      <w:r>
+        <w:rPr>
+          <w:rFonts w:ascii="Times New Roman" w:hAnsi="Times New Roman" w:cs="Times New Roman"/>
+          <w:lang w:val="en-PK"/>
+        </w:rPr>
+        <w:t>Serial.printf</w:t>
+      </w:r>
+      <w:proofErr w:type="spellEnd"/>
+      <w:r>
+        <w:rPr>
+          <w:rFonts w:ascii="Times New Roman" w:hAnsi="Times New Roman" w:cs="Times New Roman"/>
+          <w:lang w:val="en-PK"/>
+        </w:rPr>
+        <w:t xml:space="preserve">("Firebase Error. Code: %d\n", </w:t>
+      </w:r>
+      <w:proofErr w:type="spellStart"/>
+      <w:r>
+        <w:rPr>
+          <w:rFonts w:ascii="Times New Roman" w:hAnsi="Times New Roman" w:cs="Times New Roman"/>
+          <w:lang w:val="en-PK"/>
+        </w:rPr>
+        <w:t>httpCode</w:t>
+      </w:r>
+      <w:proofErr w:type="spellEnd"/>
+      <w:proofErr w:type="gramStart"/>
+      <w:r>
+        <w:rPr>
+          <w:rFonts w:ascii="Times New Roman" w:hAnsi="Times New Roman" w:cs="Times New Roman"/>
+          <w:lang w:val="en-PK"/>
+        </w:rPr>
+        <w:t>);</w:t>
+      </w:r>
+      <w:proofErr w:type="gramEnd"/>
     </w:p>
     <w:p>
       <w:pPr>
@@ -8631,8 +13366,26 @@
           <w:rFonts w:ascii="Times New Roman" w:hAnsi="Times New Roman" w:cs="Times New Roman"/>
           <w:lang w:val="en-PK"/>
         </w:rPr>
-        <w:t>  http.end();</w:t>
-      </w:r>
+        <w:t xml:space="preserve">  </w:t>
+      </w:r>
+      <w:proofErr w:type="spellStart"/>
+      <w:proofErr w:type="gramStart"/>
+      <w:r>
+        <w:rPr>
+          <w:rFonts w:ascii="Times New Roman" w:hAnsi="Times New Roman" w:cs="Times New Roman"/>
+          <w:lang w:val="en-PK"/>
+        </w:rPr>
+        <w:t>http.end</w:t>
+      </w:r>
+      <w:proofErr w:type="spellEnd"/>
+      <w:r>
+        <w:rPr>
+          <w:rFonts w:ascii="Times New Roman" w:hAnsi="Times New Roman" w:cs="Times New Roman"/>
+          <w:lang w:val="en-PK"/>
+        </w:rPr>
+        <w:t>();</w:t>
+      </w:r>
+      <w:proofErr w:type="gramEnd"/>
     </w:p>
     <w:p>
       <w:pPr>
@@ -8792,7 +13545,21 @@
           <w:rFonts w:ascii="Times New Roman" w:hAnsi="Times New Roman" w:cs="Times New Roman"/>
         </w:rPr>
         <w:br/>
-        <w:t>Solution: Ensured accurate tracking and construction of the Firebase database path using the authenticated user_id, allowing successful data writes.</w:t>
+        <w:t xml:space="preserve">Solution: Ensured accurate tracking and construction of the Firebase database path using the authenticated </w:t>
+      </w:r>
+      <w:proofErr w:type="spellStart"/>
+      <w:r>
+        <w:rPr>
+          <w:rFonts w:ascii="Times New Roman" w:hAnsi="Times New Roman" w:cs="Times New Roman"/>
+        </w:rPr>
+        <w:t>user_id</w:t>
+      </w:r>
+      <w:proofErr w:type="spellEnd"/>
+      <w:r>
+        <w:rPr>
+          <w:rFonts w:ascii="Times New Roman" w:hAnsi="Times New Roman" w:cs="Times New Roman"/>
+        </w:rPr>
+        <w:t>, allowing successful data writes.</w:t>
       </w:r>
     </w:p>
     <w:p>
@@ -8960,7 +13727,23 @@
         <w:jc w:val="both"/>
       </w:pPr>
       <w:r>
-        <w:t>Real-time status "Fall Detected" or "Stable" displayed.</w:t>
+        <w:t xml:space="preserve">Real-time </w:t>
+      </w:r>
+      <w:proofErr w:type="gramStart"/>
+      <w:r>
+        <w:t>status</w:t>
+      </w:r>
+      <w:proofErr w:type="gramEnd"/>
+      <w:r>
+        <w:t xml:space="preserve"> "Fall Detected" or "Stable</w:t>
+      </w:r>
+      <w:proofErr w:type="gramStart"/>
+      <w:r>
+        <w:t>" displayed</w:t>
+      </w:r>
+      <w:proofErr w:type="gramEnd"/>
+      <w:r>
+        <w:t>.</w:t>
       </w:r>
     </w:p>
     <w:p>
@@ -9477,8 +14260,13 @@
         </w:numPr>
         <w:jc w:val="both"/>
       </w:pPr>
-      <w:r>
-        <w:t>LiveMonitoring chart refresh behavior</w:t>
+      <w:proofErr w:type="spellStart"/>
+      <w:r>
+        <w:t>LiveMonitoring</w:t>
+      </w:r>
+      <w:proofErr w:type="spellEnd"/>
+      <w:r>
+        <w:t xml:space="preserve"> chart refresh behavior</w:t>
       </w:r>
     </w:p>
     <w:p>
@@ -9603,8 +14391,29 @@
       <w:pPr>
         <w:jc w:val="both"/>
       </w:pPr>
-      <w:r>
-        <w:t>SenseAI SmartFit demonstrates the potential of combining embedded health sensors, edge computing, cloud data infrastructure, and a responsive frontend in one unified system. The successful integration of all project modules showcases a practical and customizable solution for personal health monitoring.</w:t>
+      <w:proofErr w:type="spellStart"/>
+      <w:r>
+        <w:t>SenseAI</w:t>
+      </w:r>
+      <w:proofErr w:type="spellEnd"/>
+      <w:r>
+        <w:t xml:space="preserve"> </w:t>
+      </w:r>
+      <w:proofErr w:type="spellStart"/>
+      <w:r>
+        <w:t>SmartFit</w:t>
+      </w:r>
+      <w:proofErr w:type="spellEnd"/>
+      <w:r>
+        <w:t xml:space="preserve"> demonstrates the potential of combining embedded health sensors, edge computing, cloud data infrastructure, and a responsive frontend in one unified system. The successful integration of all project modules </w:t>
+      </w:r>
+      <w:proofErr w:type="gramStart"/>
+      <w:r>
+        <w:t>showcases</w:t>
+      </w:r>
+      <w:proofErr w:type="gramEnd"/>
+      <w:r>
+        <w:t xml:space="preserve"> a practical and customizable solution for personal health monitoring.</w:t>
       </w:r>
     </w:p>
     <w:p>
@@ -9873,8 +14682,28 @@
       <w:r>
         <w:t xml:space="preserve"> </w:t>
       </w:r>
-      <w:r>
-        <w:t>https://github.com/HassaanRazaX/IoT_Labs/tree/main/Project</w:t>
+      <w:hyperlink r:id="rId26" w:history="1">
+        <w:r>
+          <w:rPr>
+            <w:rStyle w:val="Hyperlink"/>
+          </w:rPr>
+          <w:t>https://github.com/HassaanRa</w:t>
+        </w:r>
+        <w:r>
+          <w:rPr>
+            <w:rStyle w:val="Hyperlink"/>
+          </w:rPr>
+          <w:t>z</w:t>
+        </w:r>
+        <w:r>
+          <w:rPr>
+            <w:rStyle w:val="Hyperlink"/>
+          </w:rPr>
+          <w:t>aX/IoT_Labs/tree/main/Project</w:t>
+        </w:r>
+      </w:hyperlink>
+      <w:r>
+        <w:t xml:space="preserve"> </w:t>
       </w:r>
     </w:p>
     <w:p>
@@ -9897,8 +14726,16 @@
         </w:numPr>
         <w:jc w:val="both"/>
       </w:pPr>
-      <w:r>
-        <w:t>https://github.com/KanzaKashaf/IOT-Labs-1350</w:t>
+      <w:hyperlink r:id="rId27" w:history="1">
+        <w:r>
+          <w:rPr>
+            <w:rStyle w:val="Hyperlink"/>
+          </w:rPr>
+          <w:t>https://github.com/KanzaKashaf/IOT-Labs-1350</w:t>
+        </w:r>
+      </w:hyperlink>
+      <w:r>
+        <w:t xml:space="preserve"> </w:t>
       </w:r>
     </w:p>
     <w:p>
@@ -9921,8 +14758,16 @@
         </w:numPr>
         <w:jc w:val="both"/>
       </w:pPr>
-      <w:r>
-        <w:t>https://github.com/mfaaizi/Project_final_6th</w:t>
+      <w:hyperlink r:id="rId28" w:history="1">
+        <w:r>
+          <w:rPr>
+            <w:rStyle w:val="Hyperlink"/>
+          </w:rPr>
+          <w:t>https://github.com/mfaaizi/Project_final_6th</w:t>
+        </w:r>
+      </w:hyperlink>
+      <w:r>
+        <w:t xml:space="preserve"> </w:t>
       </w:r>
     </w:p>
     <w:p>
@@ -9947,9 +14792,21 @@
         <w:t>:</w:t>
       </w:r>
     </w:p>
-    <w:p/>
+    <w:p>
+      <w:hyperlink r:id="rId29" w:history="1">
+        <w:r>
+          <w:rPr>
+            <w:rStyle w:val="Hyperlink"/>
+          </w:rPr>
+          <w:t>https://drive.google.com/file/d/12LW_ArNfJZc3zNxwpGK0QpqyHTzfsJXZ/view?usp=sharing</w:t>
+        </w:r>
+      </w:hyperlink>
+      <w:r>
+        <w:t xml:space="preserve"> </w:t>
+      </w:r>
+    </w:p>
     <w:sectPr>
-      <w:footerReference w:type="default" r:id="rId26"/>
+      <w:footerReference w:type="default" r:id="rId30"/>
       <w:pgSz w:w="12240" w:h="15840"/>
       <w:pgMar w:top="360" w:right="990" w:bottom="540" w:left="630" w:header="720" w:footer="114" w:gutter="0"/>
       <w:cols w:space="720"/>
@@ -25165,6 +30022,18 @@
       <w:lang w:val="en-PK" w:eastAsia="en-PK"/>
     </w:rPr>
   </w:style>
+  <w:style w:type="character" w:styleId="FollowedHyperlink">
+    <w:name w:val="FollowedHyperlink"/>
+    <w:basedOn w:val="DefaultParagraphFont"/>
+    <w:uiPriority w:val="99"/>
+    <w:semiHidden/>
+    <w:unhideWhenUsed/>
+    <w:rsid w:val="00902737"/>
+    <w:rPr>
+      <w:color w:val="800080" w:themeColor="followedHyperlink"/>
+      <w:u w:val="single"/>
+    </w:rPr>
+  </w:style>
 </w:styles>
 </file>
 
@@ -25489,10 +30358,6 @@
 </file>
 
 <file path=customXml/item1.xml><?xml version="1.0" encoding="utf-8"?>
-<b:Sources xmlns:b="http://schemas.openxmlformats.org/officeDocument/2006/bibliography" xmlns="http://schemas.openxmlformats.org/officeDocument/2006/bibliography" SelectedStyle="/APA.XSL" StyleName="APA"/>
-</file>
-
-<file path=customXml/item2.xml><?xml version="1.0" encoding="utf-8"?>
 <ct:contentTypeSchema xmlns:ct="http://schemas.microsoft.com/office/2006/metadata/contentType" xmlns:ma="http://schemas.microsoft.com/office/2006/metadata/properties/metaAttributes" ct:_="" ma:_="" ma:contentTypeName="Document" ma:contentTypeID="0x01010054AE07F49185494C91D5B3F5465B0C28" ma:contentTypeVersion="9" ma:contentTypeDescription="Create a new document." ma:contentTypeScope="" ma:versionID="8a9012d496cb4b92671709e0e38b0432">
   <xsd:schema xmlns:xsd="http://www.w3.org/2001/XMLSchema" xmlns:xs="http://www.w3.org/2001/XMLSchema" xmlns:p="http://schemas.microsoft.com/office/2006/metadata/properties" xmlns:ns2="bbb09517-a8cb-4935-bf01-172afc5f6427" targetNamespace="http://schemas.microsoft.com/office/2006/metadata/properties" ma:root="true" ma:fieldsID="5195f3e6d44d7d5f5cd261a6925fbad1" ns2:_="">
     <xsd:import namespace="bbb09517-a8cb-4935-bf01-172afc5f6427"/>
@@ -25666,7 +30531,19 @@
 </ct:contentTypeSchema>
 </file>
 
+<file path=customXml/item2.xml><?xml version="1.0" encoding="utf-8"?>
+<b:Sources xmlns:b="http://schemas.openxmlformats.org/officeDocument/2006/bibliography" xmlns="http://schemas.openxmlformats.org/officeDocument/2006/bibliography" SelectedStyle="/APA.XSL" StyleName="APA"/>
+</file>
+
 <file path=customXml/item3.xml><?xml version="1.0" encoding="utf-8"?>
+<p:properties xmlns:p="http://schemas.microsoft.com/office/2006/metadata/properties" xmlns:xsi="http://www.w3.org/2001/XMLSchema-instance" xmlns:pc="http://schemas.microsoft.com/office/infopath/2007/PartnerControls">
+  <documentManagement>
+    <ReferenceId xmlns="bbb09517-a8cb-4935-bf01-172afc5f6427" xsi:nil="true"/>
+  </documentManagement>
+</p:properties>
+</file>
+
+<file path=customXml/item4.xml><?xml version="1.0" encoding="utf-8"?>
 <?mso-contentType ?>
 <FormTemplates xmlns="http://schemas.microsoft.com/sharepoint/v3/contenttype/forms">
   <Display>DocumentLibraryForm</Display>
@@ -25675,23 +30552,7 @@
 </FormTemplates>
 </file>
 
-<file path=customXml/item4.xml><?xml version="1.0" encoding="utf-8"?>
-<p:properties xmlns:p="http://schemas.microsoft.com/office/2006/metadata/properties" xmlns:xsi="http://www.w3.org/2001/XMLSchema-instance" xmlns:pc="http://schemas.microsoft.com/office/infopath/2007/PartnerControls">
-  <documentManagement>
-    <ReferenceId xmlns="bbb09517-a8cb-4935-bf01-172afc5f6427" xsi:nil="true"/>
-  </documentManagement>
-</p:properties>
-</file>
-
 <file path=customXml/itemProps1.xml><?xml version="1.0" encoding="utf-8"?>
-<ds:datastoreItem xmlns:ds="http://schemas.openxmlformats.org/officeDocument/2006/customXml" ds:itemID="{EF278816-EC6F-A645-907D-7F25AECB1D4A}">
-  <ds:schemaRefs>
-    <ds:schemaRef ds:uri="http://schemas.openxmlformats.org/officeDocument/2006/bibliography"/>
-  </ds:schemaRefs>
-</ds:datastoreItem>
-</file>
-
-<file path=customXml/itemProps2.xml><?xml version="1.0" encoding="utf-8"?>
 <ds:datastoreItem xmlns:ds="http://schemas.openxmlformats.org/officeDocument/2006/customXml" ds:itemID="{C7463807-C30C-4F58-98FE-1F0B63973C24}">
   <ds:schemaRefs>
     <ds:schemaRef ds:uri="http://schemas.microsoft.com/office/2006/metadata/contentType"/>
@@ -25709,15 +30570,15 @@
 </ds:datastoreItem>
 </file>
 
-<file path=customXml/itemProps3.xml><?xml version="1.0" encoding="utf-8"?>
-<ds:datastoreItem xmlns:ds="http://schemas.openxmlformats.org/officeDocument/2006/customXml" ds:itemID="{18145709-D581-4939-A230-A849E7150C7B}">
+<file path=customXml/itemProps2.xml><?xml version="1.0" encoding="utf-8"?>
+<ds:datastoreItem xmlns:ds="http://schemas.openxmlformats.org/officeDocument/2006/customXml" ds:itemID="{EF278816-EC6F-A645-907D-7F25AECB1D4A}">
   <ds:schemaRefs>
-    <ds:schemaRef ds:uri="http://schemas.microsoft.com/sharepoint/v3/contenttype/forms"/>
+    <ds:schemaRef ds:uri="http://schemas.openxmlformats.org/officeDocument/2006/bibliography"/>
   </ds:schemaRefs>
 </ds:datastoreItem>
 </file>
 
-<file path=customXml/itemProps4.xml><?xml version="1.0" encoding="utf-8"?>
+<file path=customXml/itemProps3.xml><?xml version="1.0" encoding="utf-8"?>
 <ds:datastoreItem xmlns:ds="http://schemas.openxmlformats.org/officeDocument/2006/customXml" ds:itemID="{BBD6143E-D518-4A22-A97A-D2D72D219A30}">
   <ds:schemaRefs>
     <ds:schemaRef ds:uri="http://schemas.microsoft.com/office/2006/metadata/properties"/>
@@ -25725,4 +30586,12 @@
     <ds:schemaRef ds:uri="bbb09517-a8cb-4935-bf01-172afc5f6427"/>
   </ds:schemaRefs>
 </ds:datastoreItem>
+</file>
+
+<file path=customXml/itemProps4.xml><?xml version="1.0" encoding="utf-8"?>
+<ds:datastoreItem xmlns:ds="http://schemas.openxmlformats.org/officeDocument/2006/customXml" ds:itemID="{18145709-D581-4939-A230-A849E7150C7B}">
+  <ds:schemaRefs>
+    <ds:schemaRef ds:uri="http://schemas.microsoft.com/sharepoint/v3/contenttype/forms"/>
+  </ds:schemaRefs>
+</ds:datastoreItem>
 </file>